--- a/py - torch.docx
+++ b/py - torch.docx
@@ -445,6 +445,12 @@
             <w:insideH w:val="single" w:color="auto" w:sz="4" w:space="0"/>
             <w:insideV w:val="single" w:color="auto" w:sz="4" w:space="0"/>
           </w:tblBorders>
+          <w:tblCellMar>
+            <w:top w:w="0" w:type="dxa"/>
+            <w:left w:w="108" w:type="dxa"/>
+            <w:bottom w:w="0" w:type="dxa"/>
+            <w:right w:w="108" w:type="dxa"/>
+          </w:tblCellMar>
         </w:tblPrEx>
         <w:tc>
           <w:tcPr>
@@ -1863,938 +1869,6 @@
       <w:pPr>
         <w:rPr>
           <w:color w:val="00B0F0"/>
-        </w:rPr>
-      </w:pPr>
-    </w:p>
-    <w:p>
-      <w:pPr>
-        <w:outlineLvl w:val="0"/>
-        <w:rPr>
-          <w:color w:val="70AD47" w:themeColor="accent6"/>
-          <w14:textFill>
-            <w14:solidFill>
-              <w14:schemeClr w14:val="accent6"/>
-            </w14:solidFill>
-          </w14:textFill>
-        </w:rPr>
-      </w:pPr>
-      <w:r>
-        <w:rPr>
-          <w:rFonts w:hint="eastAsia"/>
-          <w:color w:val="70AD47" w:themeColor="accent6"/>
-          <w:lang w:val="en-US" w:eastAsia="zh-CN"/>
-          <w14:textFill>
-            <w14:solidFill>
-              <w14:schemeClr w14:val="accent6"/>
-            </w14:solidFill>
-          </w14:textFill>
-        </w:rPr>
-        <w:t>微调peft</w:t>
-      </w:r>
-      <w:r>
-        <w:rPr>
-          <w:rFonts w:hint="eastAsia"/>
-          <w:color w:val="70AD47" w:themeColor="accent6"/>
-          <w14:textFill>
-            <w14:solidFill>
-              <w14:schemeClr w14:val="accent6"/>
-            </w14:solidFill>
-          </w14:textFill>
-        </w:rPr>
-        <w:t>：</w:t>
-      </w:r>
-    </w:p>
-    <w:tbl>
-      <w:tblPr>
-        <w:tblStyle w:val="12"/>
-        <w:tblW w:w="0" w:type="auto"/>
-        <w:tblInd w:w="0" w:type="dxa"/>
-        <w:tblBorders>
-          <w:top w:val="single" w:color="auto" w:sz="4" w:space="0"/>
-          <w:left w:val="single" w:color="auto" w:sz="4" w:space="0"/>
-          <w:bottom w:val="single" w:color="auto" w:sz="4" w:space="0"/>
-          <w:right w:val="single" w:color="auto" w:sz="4" w:space="0"/>
-          <w:insideH w:val="single" w:color="auto" w:sz="4" w:space="0"/>
-          <w:insideV w:val="single" w:color="auto" w:sz="4" w:space="0"/>
-        </w:tblBorders>
-        <w:tblLayout w:type="autofit"/>
-        <w:tblCellMar>
-          <w:top w:w="0" w:type="dxa"/>
-          <w:left w:w="108" w:type="dxa"/>
-          <w:bottom w:w="0" w:type="dxa"/>
-          <w:right w:w="108" w:type="dxa"/>
-        </w:tblCellMar>
-      </w:tblPr>
-      <w:tblGrid>
-        <w:gridCol w:w="7707"/>
-        <w:gridCol w:w="1057"/>
-      </w:tblGrid>
-      <w:tr>
-        <w:tblPrEx>
-          <w:tblBorders>
-            <w:top w:val="single" w:color="auto" w:sz="4" w:space="0"/>
-            <w:left w:val="single" w:color="auto" w:sz="4" w:space="0"/>
-            <w:bottom w:val="single" w:color="auto" w:sz="4" w:space="0"/>
-            <w:right w:val="single" w:color="auto" w:sz="4" w:space="0"/>
-            <w:insideH w:val="single" w:color="auto" w:sz="4" w:space="0"/>
-            <w:insideV w:val="single" w:color="auto" w:sz="4" w:space="0"/>
-          </w:tblBorders>
-          <w:tblCellMar>
-            <w:top w:w="0" w:type="dxa"/>
-            <w:left w:w="108" w:type="dxa"/>
-            <w:bottom w:w="0" w:type="dxa"/>
-            <w:right w:w="108" w:type="dxa"/>
-          </w:tblCellMar>
-        </w:tblPrEx>
-        <w:trPr>
-          <w:trHeight w:val="90" w:hRule="atLeast"/>
-        </w:trPr>
-        <w:tc>
-          <w:tcPr>
-            <w:tcW w:w="0" w:type="auto"/>
-            <w:vAlign w:val="center"/>
-          </w:tcPr>
-          <w:p>
-            <w:pPr>
-              <w:jc w:val="both"/>
-              <w:rPr>
-                <w:rFonts w:hint="default"/>
-                <w:color w:val="FF0000"/>
-                <w:spacing w:val="7"/>
-                <w:lang w:val="en-US" w:eastAsia="zh-CN"/>
-              </w:rPr>
-            </w:pPr>
-            <w:r>
-              <w:rPr>
-                <w:rFonts w:hint="eastAsia"/>
-                <w:color w:val="FF0000"/>
-                <w:spacing w:val="7"/>
-                <w:lang w:val="en-US" w:eastAsia="zh-CN"/>
-              </w:rPr>
-              <w:t xml:space="preserve">PerfConfig(tasktype: </w:t>
-            </w:r>
-            <w:r>
-              <w:rPr>
-                <w:rFonts w:hint="eastAsia"/>
-                <w:color w:val="ED7D31" w:themeColor="accent2"/>
-                <w:spacing w:val="7"/>
-                <w:lang w:val="en-US" w:eastAsia="zh-CN"/>
-                <w14:textFill>
-                  <w14:solidFill>
-                    <w14:schemeClr w14:val="accent2"/>
-                  </w14:solidFill>
-                </w14:textFill>
-              </w:rPr>
-              <w:t>TaskType</w:t>
-            </w:r>
-            <w:r>
-              <w:rPr>
-                <w:rFonts w:hint="eastAsia"/>
-                <w:color w:val="FF0000"/>
-                <w:spacing w:val="7"/>
-                <w:lang w:val="en-US" w:eastAsia="zh-CN"/>
-              </w:rPr>
-              <w:t>)</w:t>
-            </w:r>
-          </w:p>
-        </w:tc>
-        <w:tc>
-          <w:tcPr>
-            <w:tcW w:w="0" w:type="auto"/>
-            <w:vAlign w:val="center"/>
-          </w:tcPr>
-          <w:p>
-            <w:pPr>
-              <w:jc w:val="both"/>
-              <w:rPr>
-                <w:rFonts w:hint="eastAsia"/>
-                <w:color w:val="EA82F1"/>
-                <w:szCs w:val="24"/>
-                <w:lang w:val="en-US" w:eastAsia="zh-CN"/>
-              </w:rPr>
-            </w:pPr>
-            <w:r>
-              <w:rPr>
-                <w:rFonts w:hint="eastAsia"/>
-                <w:color w:val="EA82F1"/>
-                <w:szCs w:val="24"/>
-                <w:lang w:val="en-US" w:eastAsia="zh-CN"/>
-              </w:rPr>
-              <w:t>配置基类</w:t>
-            </w:r>
-          </w:p>
-        </w:tc>
-      </w:tr>
-      <w:tr>
-        <w:tblPrEx>
-          <w:tblBorders>
-            <w:top w:val="single" w:color="auto" w:sz="4" w:space="0"/>
-            <w:left w:val="single" w:color="auto" w:sz="4" w:space="0"/>
-            <w:bottom w:val="single" w:color="auto" w:sz="4" w:space="0"/>
-            <w:right w:val="single" w:color="auto" w:sz="4" w:space="0"/>
-            <w:insideH w:val="single" w:color="auto" w:sz="4" w:space="0"/>
-            <w:insideV w:val="single" w:color="auto" w:sz="4" w:space="0"/>
-          </w:tblBorders>
-          <w:tblCellMar>
-            <w:top w:w="0" w:type="dxa"/>
-            <w:left w:w="108" w:type="dxa"/>
-            <w:bottom w:w="0" w:type="dxa"/>
-            <w:right w:w="108" w:type="dxa"/>
-          </w:tblCellMar>
-        </w:tblPrEx>
-        <w:tc>
-          <w:tcPr>
-            <w:tcW w:w="0" w:type="auto"/>
-            <w:vAlign w:val="center"/>
-          </w:tcPr>
-          <w:p>
-            <w:pPr>
-              <w:jc w:val="both"/>
-              <w:rPr>
-                <w:rFonts w:hint="default"/>
-                <w:color w:val="FF0000"/>
-                <w:spacing w:val="7"/>
-                <w:lang w:val="en-US" w:eastAsia="zh-CN"/>
-              </w:rPr>
-            </w:pPr>
-            <w:r>
-              <w:rPr>
-                <w:rFonts w:hint="eastAsia"/>
-                <w:color w:val="FF0000"/>
-                <w:spacing w:val="7"/>
-                <w:lang w:val="en-US" w:eastAsia="zh-CN"/>
-              </w:rPr>
-              <w:t>LoraConfig(r, lora_alpha, lora_dropout, target_modules)</w:t>
-            </w:r>
-            <w:r>
-              <w:rPr>
-                <w:rFonts w:hint="eastAsia" w:cs="华文中宋"/>
-                <w:b/>
-                <w:bCs/>
-                <w:color w:val="FF0000"/>
-                <w:kern w:val="2"/>
-                <w:sz w:val="21"/>
-                <w:szCs w:val="21"/>
-                <w:lang w:val="en-US" w:eastAsia="zh-CN" w:bidi="ar-SA"/>
-              </w:rPr>
-              <w:t xml:space="preserve"> </w:t>
-            </w:r>
-            <w:r>
-              <w:rPr>
-                <w:rFonts w:hint="eastAsia" w:cs="华文中宋"/>
-                <w:b/>
-                <w:bCs/>
-                <w:color w:val="ED7D31" w:themeColor="accent2"/>
-                <w:kern w:val="2"/>
-                <w:sz w:val="21"/>
-                <w:szCs w:val="21"/>
-                <w:lang w:val="en-US" w:eastAsia="zh-CN" w:bidi="ar-SA"/>
-                <w14:textFill>
-                  <w14:solidFill>
-                    <w14:schemeClr w14:val="accent2"/>
-                  </w14:solidFill>
-                </w14:textFill>
-              </w:rPr>
-              <w:t xml:space="preserve">&lt;- </w:t>
-            </w:r>
-            <w:r>
-              <w:rPr>
-                <w:rFonts w:hint="eastAsia" w:cs="华文中宋"/>
-                <w:b/>
-                <w:bCs/>
-                <w:color w:val="ED7D31" w:themeColor="accent2"/>
-                <w:kern w:val="2"/>
-                <w:sz w:val="21"/>
-                <w:szCs w:val="21"/>
-                <w:vertAlign w:val="baseline"/>
-                <w:lang w:val="en-US" w:eastAsia="zh-CN" w:bidi="ar-SA"/>
-                <w14:textFill>
-                  <w14:solidFill>
-                    <w14:schemeClr w14:val="accent2"/>
-                  </w14:solidFill>
-                </w14:textFill>
-              </w:rPr>
-              <w:t>PerfConfig</w:t>
-            </w:r>
-          </w:p>
-        </w:tc>
-        <w:tc>
-          <w:tcPr>
-            <w:tcW w:w="0" w:type="auto"/>
-            <w:vAlign w:val="center"/>
-          </w:tcPr>
-          <w:p>
-            <w:pPr>
-              <w:jc w:val="both"/>
-              <w:rPr>
-                <w:rFonts w:hint="eastAsia"/>
-                <w:color w:val="EA82F1"/>
-                <w:szCs w:val="24"/>
-                <w:lang w:val="en-US" w:eastAsia="zh-CN"/>
-              </w:rPr>
-            </w:pPr>
-            <w:r>
-              <w:rPr>
-                <w:rFonts w:hint="eastAsia"/>
-                <w:color w:val="EA82F1"/>
-                <w:szCs w:val="24"/>
-                <w:lang w:val="en-US" w:eastAsia="zh-CN"/>
-              </w:rPr>
-              <w:t>低秩微调</w:t>
-            </w:r>
-          </w:p>
-        </w:tc>
-      </w:tr>
-    </w:tbl>
-    <w:p/>
-    <w:tbl>
-      <w:tblPr>
-        <w:tblStyle w:val="12"/>
-        <w:tblW w:w="0" w:type="auto"/>
-        <w:tblInd w:w="0" w:type="dxa"/>
-        <w:tblBorders>
-          <w:top w:val="single" w:color="auto" w:sz="4" w:space="0"/>
-          <w:left w:val="single" w:color="auto" w:sz="4" w:space="0"/>
-          <w:bottom w:val="single" w:color="auto" w:sz="4" w:space="0"/>
-          <w:right w:val="single" w:color="auto" w:sz="4" w:space="0"/>
-          <w:insideH w:val="single" w:color="auto" w:sz="4" w:space="0"/>
-          <w:insideV w:val="single" w:color="auto" w:sz="4" w:space="0"/>
-        </w:tblBorders>
-        <w:tblLayout w:type="autofit"/>
-        <w:tblCellMar>
-          <w:top w:w="0" w:type="dxa"/>
-          <w:left w:w="108" w:type="dxa"/>
-          <w:bottom w:w="0" w:type="dxa"/>
-          <w:right w:w="108" w:type="dxa"/>
-        </w:tblCellMar>
-      </w:tblPr>
-      <w:tblGrid>
-        <w:gridCol w:w="1113"/>
-        <w:gridCol w:w="3887"/>
-        <w:gridCol w:w="1688"/>
-      </w:tblGrid>
-      <w:tr>
-        <w:tblPrEx>
-          <w:tblBorders>
-            <w:top w:val="single" w:color="auto" w:sz="4" w:space="0"/>
-            <w:left w:val="single" w:color="auto" w:sz="4" w:space="0"/>
-            <w:bottom w:val="single" w:color="auto" w:sz="4" w:space="0"/>
-            <w:right w:val="single" w:color="auto" w:sz="4" w:space="0"/>
-            <w:insideH w:val="single" w:color="auto" w:sz="4" w:space="0"/>
-            <w:insideV w:val="single" w:color="auto" w:sz="4" w:space="0"/>
-          </w:tblBorders>
-          <w:tblCellMar>
-            <w:top w:w="0" w:type="dxa"/>
-            <w:left w:w="108" w:type="dxa"/>
-            <w:bottom w:w="0" w:type="dxa"/>
-            <w:right w:w="108" w:type="dxa"/>
-          </w:tblCellMar>
-        </w:tblPrEx>
-        <w:tc>
-          <w:tcPr>
-            <w:tcW w:w="0" w:type="auto"/>
-            <w:gridSpan w:val="2"/>
-            <w:shd w:val="clear" w:color="auto" w:fill="auto"/>
-            <w:vAlign w:val="center"/>
-          </w:tcPr>
-          <w:p>
-            <w:pPr>
-              <w:jc w:val="both"/>
-              <w:rPr>
-                <w:rFonts w:hint="eastAsia" w:ascii="华文中宋" w:hAnsi="华文中宋" w:eastAsia="华文中宋" w:cs="华文中宋"/>
-                <w:b/>
-                <w:bCs/>
-                <w:color w:val="FF0000"/>
-                <w:spacing w:val="7"/>
-                <w:kern w:val="2"/>
-                <w:sz w:val="21"/>
-                <w:szCs w:val="21"/>
-                <w:lang w:val="en-US" w:eastAsia="zh-CN" w:bidi="ar-SA"/>
-              </w:rPr>
-            </w:pPr>
-            <w:r>
-              <w:rPr>
-                <w:rFonts w:hint="eastAsia"/>
-                <w:color w:val="FF0000"/>
-                <w:spacing w:val="7"/>
-                <w:lang w:val="en-US" w:eastAsia="zh-CN"/>
-              </w:rPr>
-              <w:t>PeftModel</w:t>
-            </w:r>
-          </w:p>
-        </w:tc>
-        <w:tc>
-          <w:tcPr>
-            <w:tcW w:w="0" w:type="auto"/>
-            <w:shd w:val="clear" w:color="auto" w:fill="auto"/>
-            <w:vAlign w:val="center"/>
-          </w:tcPr>
-          <w:p>
-            <w:pPr>
-              <w:jc w:val="both"/>
-              <w:rPr>
-                <w:rFonts w:hint="eastAsia" w:ascii="华文中宋" w:hAnsi="华文中宋" w:eastAsia="华文中宋" w:cs="华文中宋"/>
-                <w:b/>
-                <w:bCs/>
-                <w:color w:val="EA82F1"/>
-                <w:kern w:val="2"/>
-                <w:sz w:val="21"/>
-                <w:szCs w:val="24"/>
-                <w:lang w:val="en-US" w:eastAsia="zh-CN" w:bidi="ar-SA"/>
-              </w:rPr>
-            </w:pPr>
-            <w:r>
-              <w:rPr>
-                <w:rFonts w:hint="eastAsia" w:cs="华文中宋"/>
-                <w:b/>
-                <w:bCs/>
-                <w:color w:val="EA82F1"/>
-                <w:kern w:val="2"/>
-                <w:sz w:val="21"/>
-                <w:szCs w:val="24"/>
-                <w:lang w:val="en-US" w:eastAsia="zh-CN" w:bidi="ar-SA"/>
-              </w:rPr>
-              <w:t>微调模型</w:t>
-            </w:r>
-          </w:p>
-        </w:tc>
-      </w:tr>
-      <w:tr>
-        <w:tblPrEx>
-          <w:tblBorders>
-            <w:top w:val="single" w:color="auto" w:sz="4" w:space="0"/>
-            <w:left w:val="single" w:color="auto" w:sz="4" w:space="0"/>
-            <w:bottom w:val="single" w:color="auto" w:sz="4" w:space="0"/>
-            <w:right w:val="single" w:color="auto" w:sz="4" w:space="0"/>
-            <w:insideH w:val="single" w:color="auto" w:sz="4" w:space="0"/>
-            <w:insideV w:val="single" w:color="auto" w:sz="4" w:space="0"/>
-          </w:tblBorders>
-          <w:tblCellMar>
-            <w:top w:w="0" w:type="dxa"/>
-            <w:left w:w="108" w:type="dxa"/>
-            <w:bottom w:w="0" w:type="dxa"/>
-            <w:right w:w="108" w:type="dxa"/>
-          </w:tblCellMar>
-        </w:tblPrEx>
-        <w:tc>
-          <w:tcPr>
-            <w:tcW w:w="0" w:type="auto"/>
-            <w:gridSpan w:val="2"/>
-            <w:vAlign w:val="center"/>
-          </w:tcPr>
-          <w:p>
-            <w:pPr>
-              <w:jc w:val="both"/>
-              <w:rPr>
-                <w:rFonts w:hint="default" w:eastAsia="华文中宋"/>
-                <w:color w:val="70AD47" w:themeColor="accent6"/>
-                <w:lang w:val="en-US" w:eastAsia="zh-CN"/>
-                <w14:textFill>
-                  <w14:solidFill>
-                    <w14:schemeClr w14:val="accent6"/>
-                  </w14:solidFill>
-                </w14:textFill>
-              </w:rPr>
-            </w:pPr>
-            <w:r>
-              <w:rPr>
-                <w:rFonts w:hint="eastAsia"/>
-                <w:color w:val="FF0000"/>
-                <w:spacing w:val="7"/>
-                <w:lang w:val="en-US" w:eastAsia="zh-CN"/>
-              </w:rPr>
-              <w:t xml:space="preserve">get_peft_model(model, </w:t>
-            </w:r>
-            <w:r>
-              <w:rPr>
-                <w:rFonts w:hint="eastAsia"/>
-                <w:color w:val="ED7D31" w:themeColor="accent2"/>
-                <w:spacing w:val="7"/>
-                <w:lang w:val="en-US" w:eastAsia="zh-CN"/>
-                <w14:textFill>
-                  <w14:solidFill>
-                    <w14:schemeClr w14:val="accent2"/>
-                  </w14:solidFill>
-                </w14:textFill>
-              </w:rPr>
-              <w:t>LoraConfig</w:t>
-            </w:r>
-            <w:r>
-              <w:rPr>
-                <w:rFonts w:hint="eastAsia"/>
-                <w:color w:val="FF0000"/>
-                <w:spacing w:val="7"/>
-                <w:lang w:val="en-US" w:eastAsia="zh-CN"/>
-              </w:rPr>
-              <w:t>)</w:t>
-            </w:r>
-          </w:p>
-        </w:tc>
-        <w:tc>
-          <w:tcPr>
-            <w:tcW w:w="0" w:type="auto"/>
-            <w:vAlign w:val="center"/>
-          </w:tcPr>
-          <w:p>
-            <w:pPr>
-              <w:jc w:val="both"/>
-              <w:rPr>
-                <w:rFonts w:hint="default" w:eastAsia="华文中宋"/>
-                <w:color w:val="70AD47" w:themeColor="accent6"/>
-                <w:lang w:val="en-US" w:eastAsia="zh-CN"/>
-                <w14:textFill>
-                  <w14:solidFill>
-                    <w14:schemeClr w14:val="accent6"/>
-                  </w14:solidFill>
-                </w14:textFill>
-              </w:rPr>
-            </w:pPr>
-            <w:r>
-              <w:rPr>
-                <w:rFonts w:hint="eastAsia"/>
-                <w:color w:val="EA82F1"/>
-                <w:szCs w:val="24"/>
-                <w:lang w:val="en-US" w:eastAsia="zh-CN"/>
-              </w:rPr>
-              <w:t>初始化</w:t>
-            </w:r>
-            <w:r>
-              <w:rPr>
-                <w:rFonts w:hint="eastAsia" w:cs="华文中宋"/>
-                <w:b/>
-                <w:bCs/>
-                <w:color w:val="ED7D31" w:themeColor="accent2"/>
-                <w:kern w:val="2"/>
-                <w:sz w:val="21"/>
-                <w:szCs w:val="21"/>
-                <w:vertAlign w:val="baseline"/>
-                <w:lang w:val="en-US" w:eastAsia="zh-CN" w:bidi="ar-SA"/>
-                <w14:textFill>
-                  <w14:solidFill>
-                    <w14:schemeClr w14:val="accent2"/>
-                  </w14:solidFill>
-                </w14:textFill>
-              </w:rPr>
-              <w:t>模型</w:t>
-            </w:r>
-          </w:p>
-        </w:tc>
-      </w:tr>
-      <w:tr>
-        <w:tblPrEx>
-          <w:tblBorders>
-            <w:top w:val="single" w:color="auto" w:sz="4" w:space="0"/>
-            <w:left w:val="single" w:color="auto" w:sz="4" w:space="0"/>
-            <w:bottom w:val="single" w:color="auto" w:sz="4" w:space="0"/>
-            <w:right w:val="single" w:color="auto" w:sz="4" w:space="0"/>
-            <w:insideH w:val="single" w:color="auto" w:sz="4" w:space="0"/>
-            <w:insideV w:val="single" w:color="auto" w:sz="4" w:space="0"/>
-          </w:tblBorders>
-          <w:tblCellMar>
-            <w:top w:w="0" w:type="dxa"/>
-            <w:left w:w="108" w:type="dxa"/>
-            <w:bottom w:w="0" w:type="dxa"/>
-            <w:right w:w="108" w:type="dxa"/>
-          </w:tblCellMar>
-        </w:tblPrEx>
-        <w:tc>
-          <w:tcPr>
-            <w:tcW w:w="0" w:type="auto"/>
-            <w:shd w:val="clear"/>
-            <w:vAlign w:val="center"/>
-          </w:tcPr>
-          <w:p>
-            <w:pPr>
-              <w:jc w:val="both"/>
-              <w:rPr>
-                <w:rFonts w:hint="eastAsia" w:ascii="华文中宋" w:hAnsi="华文中宋" w:eastAsia="华文中宋" w:cs="华文中宋"/>
-                <w:b/>
-                <w:bCs/>
-                <w:color w:val="FF0000"/>
-                <w:spacing w:val="7"/>
-                <w:kern w:val="2"/>
-                <w:sz w:val="21"/>
-                <w:szCs w:val="21"/>
-                <w:lang w:val="en-US" w:eastAsia="zh-CN" w:bidi="ar-SA"/>
-              </w:rPr>
-            </w:pPr>
-            <w:r>
-              <w:rPr>
-                <w:rFonts w:hint="eastAsia"/>
-                <w:color w:val="ED7D31" w:themeColor="accent2"/>
-                <w:spacing w:val="7"/>
-                <w:lang w:val="en-US" w:eastAsia="zh-CN"/>
-                <w14:textFill>
-                  <w14:solidFill>
-                    <w14:schemeClr w14:val="accent2"/>
-                  </w14:solidFill>
-                </w14:textFill>
-              </w:rPr>
-              <w:t>类方法</w:t>
-            </w:r>
-          </w:p>
-        </w:tc>
-        <w:tc>
-          <w:tcPr>
-            <w:tcW w:w="0" w:type="auto"/>
-            <w:shd w:val="clear"/>
-            <w:vAlign w:val="center"/>
-          </w:tcPr>
-          <w:p>
-            <w:pPr>
-              <w:jc w:val="both"/>
-              <w:rPr>
-                <w:rFonts w:hint="default" w:ascii="华文中宋" w:hAnsi="华文中宋" w:eastAsia="华文中宋" w:cs="华文中宋"/>
-                <w:b/>
-                <w:bCs/>
-                <w:color w:val="FF0000"/>
-                <w:spacing w:val="7"/>
-                <w:kern w:val="2"/>
-                <w:sz w:val="21"/>
-                <w:szCs w:val="21"/>
-                <w:lang w:val="en-US" w:eastAsia="zh-CN" w:bidi="ar-SA"/>
-              </w:rPr>
-            </w:pPr>
-            <w:r>
-              <w:rPr>
-                <w:rFonts w:hint="eastAsia" w:cs="华文中宋"/>
-                <w:b/>
-                <w:bCs/>
-                <w:color w:val="FF0000"/>
-                <w:spacing w:val="7"/>
-                <w:kern w:val="2"/>
-                <w:sz w:val="21"/>
-                <w:szCs w:val="21"/>
-                <w:lang w:val="en-US" w:eastAsia="zh-CN" w:bidi="ar-SA"/>
-              </w:rPr>
-              <w:t>from_pretrained(model, model_id)</w:t>
-            </w:r>
-          </w:p>
-        </w:tc>
-        <w:tc>
-          <w:tcPr>
-            <w:tcW w:w="0" w:type="auto"/>
-            <w:shd w:val="clear"/>
-            <w:vAlign w:val="center"/>
-          </w:tcPr>
-          <w:p>
-            <w:pPr>
-              <w:jc w:val="both"/>
-              <w:rPr>
-                <w:rFonts w:hint="eastAsia" w:ascii="华文中宋" w:hAnsi="华文中宋" w:eastAsia="华文中宋" w:cs="华文中宋"/>
-                <w:b/>
-                <w:bCs/>
-                <w:color w:val="EA82F1"/>
-                <w:kern w:val="2"/>
-                <w:sz w:val="21"/>
-                <w:szCs w:val="24"/>
-                <w:lang w:val="en-US" w:eastAsia="zh-CN" w:bidi="ar-SA"/>
-              </w:rPr>
-            </w:pPr>
-            <w:r>
-              <w:rPr>
-                <w:rFonts w:hint="eastAsia" w:cs="华文中宋"/>
-                <w:b/>
-                <w:bCs/>
-                <w:color w:val="EA82F1"/>
-                <w:kern w:val="2"/>
-                <w:sz w:val="21"/>
-                <w:szCs w:val="24"/>
-                <w:lang w:val="en-US" w:eastAsia="zh-CN" w:bidi="ar-SA"/>
-              </w:rPr>
-              <w:t>加载</w:t>
-            </w:r>
-            <w:r>
-              <w:rPr>
-                <w:rFonts w:hint="eastAsia" w:cs="华文中宋"/>
-                <w:b/>
-                <w:bCs/>
-                <w:color w:val="ED7D31" w:themeColor="accent2"/>
-                <w:kern w:val="2"/>
-                <w:sz w:val="21"/>
-                <w:szCs w:val="21"/>
-                <w:vertAlign w:val="baseline"/>
-                <w:lang w:val="en-US" w:eastAsia="zh-CN" w:bidi="ar-SA"/>
-                <w14:textFill>
-                  <w14:solidFill>
-                    <w14:schemeClr w14:val="accent2"/>
-                  </w14:solidFill>
-                </w14:textFill>
-              </w:rPr>
-              <w:t>模型</w:t>
-            </w:r>
-          </w:p>
-        </w:tc>
-      </w:tr>
-      <w:tr>
-        <w:tblPrEx>
-          <w:tblBorders>
-            <w:top w:val="single" w:color="auto" w:sz="4" w:space="0"/>
-            <w:left w:val="single" w:color="auto" w:sz="4" w:space="0"/>
-            <w:bottom w:val="single" w:color="auto" w:sz="4" w:space="0"/>
-            <w:right w:val="single" w:color="auto" w:sz="4" w:space="0"/>
-            <w:insideH w:val="single" w:color="auto" w:sz="4" w:space="0"/>
-            <w:insideV w:val="single" w:color="auto" w:sz="4" w:space="0"/>
-          </w:tblBorders>
-        </w:tblPrEx>
-        <w:tc>
-          <w:tcPr>
-            <w:tcW w:w="0" w:type="auto"/>
-            <w:vMerge w:val="restart"/>
-            <w:vAlign w:val="center"/>
-          </w:tcPr>
-          <w:p>
-            <w:pPr>
-              <w:jc w:val="both"/>
-              <w:rPr>
-                <w:rFonts w:hint="eastAsia"/>
-                <w:color w:val="FF0000"/>
-                <w:spacing w:val="7"/>
-                <w:lang w:val="en-US" w:eastAsia="zh-CN"/>
-              </w:rPr>
-            </w:pPr>
-            <w:r>
-              <w:rPr>
-                <w:rFonts w:hint="eastAsia"/>
-                <w:color w:val="ED7D31" w:themeColor="accent2"/>
-                <w:spacing w:val="7"/>
-                <w:lang w:val="en-US" w:eastAsia="zh-CN"/>
-                <w14:textFill>
-                  <w14:solidFill>
-                    <w14:schemeClr w14:val="accent2"/>
-                  </w14:solidFill>
-                </w14:textFill>
-              </w:rPr>
-              <w:t>实例方法</w:t>
-            </w:r>
-          </w:p>
-        </w:tc>
-        <w:tc>
-          <w:tcPr>
-            <w:tcW w:w="0" w:type="auto"/>
-            <w:vAlign w:val="center"/>
-          </w:tcPr>
-          <w:p>
-            <w:pPr>
-              <w:jc w:val="both"/>
-              <w:rPr>
-                <w:rFonts w:hint="eastAsia"/>
-                <w:color w:val="FF0000"/>
-                <w:spacing w:val="7"/>
-                <w:lang w:val="en-US" w:eastAsia="zh-CN"/>
-              </w:rPr>
-            </w:pPr>
-            <w:r>
-              <w:rPr>
-                <w:rFonts w:hint="eastAsia"/>
-                <w:color w:val="FF0000"/>
-                <w:spacing w:val="7"/>
-                <w:lang w:val="en-US" w:eastAsia="zh-CN"/>
-              </w:rPr>
-              <w:t>print_trainable_parameters()</w:t>
-            </w:r>
-          </w:p>
-        </w:tc>
-        <w:tc>
-          <w:tcPr>
-            <w:tcW w:w="0" w:type="auto"/>
-            <w:vAlign w:val="center"/>
-          </w:tcPr>
-          <w:p>
-            <w:pPr>
-              <w:jc w:val="both"/>
-              <w:rPr>
-                <w:rFonts w:hint="eastAsia"/>
-                <w:color w:val="FF0000"/>
-                <w:spacing w:val="7"/>
-                <w:lang w:val="en-US" w:eastAsia="zh-CN"/>
-              </w:rPr>
-            </w:pPr>
-            <w:r>
-              <w:rPr>
-                <w:rFonts w:hint="eastAsia" w:cs="华文中宋"/>
-                <w:b/>
-                <w:bCs/>
-                <w:color w:val="ED7D31" w:themeColor="accent2"/>
-                <w:kern w:val="2"/>
-                <w:sz w:val="21"/>
-                <w:szCs w:val="21"/>
-                <w:vertAlign w:val="baseline"/>
-                <w:lang w:val="en-US" w:eastAsia="zh-CN" w:bidi="ar-SA"/>
-                <w14:textFill>
-                  <w14:solidFill>
-                    <w14:schemeClr w14:val="accent2"/>
-                  </w14:solidFill>
-                </w14:textFill>
-              </w:rPr>
-              <w:t>输出</w:t>
-            </w:r>
-            <w:r>
-              <w:rPr>
-                <w:rFonts w:hint="eastAsia"/>
-                <w:color w:val="EA82F1"/>
-                <w:szCs w:val="24"/>
-                <w:lang w:val="en-US" w:eastAsia="zh-CN"/>
-              </w:rPr>
-              <w:t>参数量</w:t>
-            </w:r>
-          </w:p>
-        </w:tc>
-      </w:tr>
-      <w:tr>
-        <w:tblPrEx>
-          <w:tblBorders>
-            <w:top w:val="single" w:color="auto" w:sz="4" w:space="0"/>
-            <w:left w:val="single" w:color="auto" w:sz="4" w:space="0"/>
-            <w:bottom w:val="single" w:color="auto" w:sz="4" w:space="0"/>
-            <w:right w:val="single" w:color="auto" w:sz="4" w:space="0"/>
-            <w:insideH w:val="single" w:color="auto" w:sz="4" w:space="0"/>
-            <w:insideV w:val="single" w:color="auto" w:sz="4" w:space="0"/>
-          </w:tblBorders>
-          <w:tblCellMar>
-            <w:top w:w="0" w:type="dxa"/>
-            <w:left w:w="108" w:type="dxa"/>
-            <w:bottom w:w="0" w:type="dxa"/>
-            <w:right w:w="108" w:type="dxa"/>
-          </w:tblCellMar>
-        </w:tblPrEx>
-        <w:tc>
-          <w:tcPr>
-            <w:tcW w:w="0" w:type="auto"/>
-            <w:vMerge w:val="continue"/>
-            <w:tcBorders/>
-            <w:vAlign w:val="center"/>
-          </w:tcPr>
-          <w:p>
-            <w:pPr>
-              <w:jc w:val="both"/>
-              <w:rPr>
-                <w:rFonts w:hint="eastAsia"/>
-                <w:color w:val="ED7D31" w:themeColor="accent2"/>
-                <w:spacing w:val="7"/>
-                <w:lang w:val="en-US" w:eastAsia="zh-CN"/>
-                <w14:textFill>
-                  <w14:solidFill>
-                    <w14:schemeClr w14:val="accent2"/>
-                  </w14:solidFill>
-                </w14:textFill>
-              </w:rPr>
-            </w:pPr>
-          </w:p>
-        </w:tc>
-        <w:tc>
-          <w:tcPr>
-            <w:tcW w:w="0" w:type="auto"/>
-            <w:vAlign w:val="center"/>
-          </w:tcPr>
-          <w:p>
-            <w:pPr>
-              <w:jc w:val="both"/>
-              <w:rPr>
-                <w:rFonts w:hint="default"/>
-                <w:color w:val="FF0000"/>
-                <w:spacing w:val="7"/>
-                <w:lang w:val="en-US" w:eastAsia="zh-CN"/>
-              </w:rPr>
-            </w:pPr>
-            <w:r>
-              <w:rPr>
-                <w:rFonts w:hint="eastAsia"/>
-                <w:color w:val="FF0000"/>
-                <w:spacing w:val="7"/>
-                <w:lang w:val="en-US" w:eastAsia="zh-CN"/>
-              </w:rPr>
-              <w:t>save_pretrained(dir)</w:t>
-            </w:r>
-          </w:p>
-        </w:tc>
-        <w:tc>
-          <w:tcPr>
-            <w:tcW w:w="0" w:type="auto"/>
-            <w:vAlign w:val="center"/>
-          </w:tcPr>
-          <w:p>
-            <w:pPr>
-              <w:jc w:val="both"/>
-              <w:rPr>
-                <w:rFonts w:hint="eastAsia" w:cs="华文中宋"/>
-                <w:b/>
-                <w:bCs/>
-                <w:color w:val="ED7D31" w:themeColor="accent2"/>
-                <w:kern w:val="2"/>
-                <w:sz w:val="21"/>
-                <w:szCs w:val="21"/>
-                <w:vertAlign w:val="baseline"/>
-                <w:lang w:val="en-US" w:eastAsia="zh-CN" w:bidi="ar-SA"/>
-                <w14:textFill>
-                  <w14:solidFill>
-                    <w14:schemeClr w14:val="accent2"/>
-                  </w14:solidFill>
-                </w14:textFill>
-              </w:rPr>
-            </w:pPr>
-            <w:r>
-              <w:rPr>
-                <w:rFonts w:hint="eastAsia"/>
-                <w:color w:val="EA82F1"/>
-                <w:szCs w:val="24"/>
-                <w:lang w:val="en-US" w:eastAsia="zh-CN"/>
-              </w:rPr>
-              <w:t>保存</w:t>
-            </w:r>
-            <w:r>
-              <w:rPr>
-                <w:rFonts w:hint="eastAsia" w:cs="华文中宋"/>
-                <w:b/>
-                <w:bCs/>
-                <w:color w:val="ED7D31" w:themeColor="accent2"/>
-                <w:kern w:val="2"/>
-                <w:sz w:val="21"/>
-                <w:szCs w:val="21"/>
-                <w:vertAlign w:val="baseline"/>
-                <w:lang w:val="en-US" w:eastAsia="zh-CN" w:bidi="ar-SA"/>
-                <w14:textFill>
-                  <w14:solidFill>
-                    <w14:schemeClr w14:val="accent2"/>
-                  </w14:solidFill>
-                </w14:textFill>
-              </w:rPr>
-              <w:t>适配器权重</w:t>
-            </w:r>
-          </w:p>
-        </w:tc>
-      </w:tr>
-    </w:tbl>
-    <w:p>
-      <w:pPr>
-        <w:jc w:val="both"/>
-        <w:rPr>
-          <w:rFonts w:hint="eastAsia"/>
-          <w:color w:val="FF0000"/>
-          <w:spacing w:val="7"/>
-          <w:lang w:val="en-US" w:eastAsia="zh-CN"/>
-        </w:rPr>
-      </w:pPr>
-    </w:p>
-    <w:p>
-      <w:pPr>
-        <w:jc w:val="both"/>
-        <w:rPr>
-          <w:rFonts w:hint="eastAsia"/>
-          <w:color w:val="FF0000"/>
-          <w:spacing w:val="7"/>
-          <w:lang w:val="en-US" w:eastAsia="zh-CN"/>
-        </w:rPr>
-      </w:pPr>
-    </w:p>
-    <w:p>
-      <w:pPr>
-        <w:jc w:val="both"/>
-        <w:rPr>
-          <w:rFonts w:hint="eastAsia"/>
-          <w:color w:val="FF0000"/>
-          <w:spacing w:val="7"/>
-          <w:lang w:val="en-US" w:eastAsia="zh-CN"/>
         </w:rPr>
       </w:pPr>
     </w:p>
@@ -8231,6 +7305,7 @@
           <w:tcPr>
             <w:tcW w:w="0" w:type="auto"/>
             <w:vMerge w:val="continue"/>
+            <w:tcBorders/>
             <w:vAlign w:val="center"/>
           </w:tcPr>
           <w:p>
@@ -8325,6 +7400,218 @@
             <w:insideH w:val="single" w:color="auto" w:sz="4" w:space="0"/>
             <w:insideV w:val="single" w:color="auto" w:sz="4" w:space="0"/>
           </w:tblBorders>
+        </w:tblPrEx>
+        <w:tc>
+          <w:tcPr>
+            <w:tcW w:w="0" w:type="auto"/>
+            <w:vMerge w:val="continue"/>
+            <w:tcBorders/>
+            <w:vAlign w:val="center"/>
+          </w:tcPr>
+          <w:p>
+            <w:pPr>
+              <w:pStyle w:val="26"/>
+              <w:bidi w:val="0"/>
+              <w:jc w:val="both"/>
+              <w:rPr>
+                <w:rFonts w:hint="eastAsia" w:cs="华文中宋"/>
+                <w:b/>
+                <w:bCs/>
+                <w:color w:val="ED7D31"/>
+                <w:kern w:val="2"/>
+                <w:sz w:val="21"/>
+                <w:szCs w:val="21"/>
+                <w:vertAlign w:val="baseline"/>
+                <w:lang w:val="en-US" w:eastAsia="zh-CN" w:bidi="ar-SA"/>
+              </w:rPr>
+            </w:pPr>
+          </w:p>
+        </w:tc>
+        <w:tc>
+          <w:tcPr>
+            <w:tcW w:w="0" w:type="auto"/>
+            <w:vAlign w:val="center"/>
+          </w:tcPr>
+          <w:p>
+            <w:pPr>
+              <w:pStyle w:val="26"/>
+              <w:bidi w:val="0"/>
+              <w:jc w:val="both"/>
+              <w:rPr>
+                <w:rFonts w:hint="default" w:cs="华文中宋"/>
+                <w:b/>
+                <w:bCs/>
+                <w:color w:val="FF0000"/>
+                <w:kern w:val="2"/>
+                <w:sz w:val="21"/>
+                <w:szCs w:val="21"/>
+                <w:lang w:val="en-US" w:eastAsia="zh-CN" w:bidi="ar-SA"/>
+              </w:rPr>
+            </w:pPr>
+            <w:r>
+              <w:rPr>
+                <w:rFonts w:hint="eastAsia" w:cs="华文中宋"/>
+                <w:b/>
+                <w:bCs/>
+                <w:color w:val="FF0000"/>
+                <w:kern w:val="2"/>
+                <w:sz w:val="21"/>
+                <w:szCs w:val="21"/>
+                <w:lang w:val="en-US" w:eastAsia="zh-CN" w:bidi="ar-SA"/>
+              </w:rPr>
+              <w:t>is_global_zero</w:t>
+            </w:r>
+          </w:p>
+        </w:tc>
+        <w:tc>
+          <w:tcPr>
+            <w:tcW w:w="0" w:type="auto"/>
+            <w:vAlign w:val="center"/>
+          </w:tcPr>
+          <w:p>
+            <w:pPr>
+              <w:pStyle w:val="27"/>
+              <w:bidi w:val="0"/>
+              <w:jc w:val="both"/>
+              <w:rPr>
+                <w:rFonts w:hint="eastAsia"/>
+                <w:vertAlign w:val="baseline"/>
+                <w:lang w:val="en-US" w:eastAsia="zh-CN"/>
+              </w:rPr>
+            </w:pPr>
+            <w:r>
+              <w:rPr>
+                <w:rFonts w:hint="eastAsia"/>
+                <w:vertAlign w:val="baseline"/>
+                <w:lang w:val="en-US" w:eastAsia="zh-CN"/>
+              </w:rPr>
+              <w:t>主线程标志</w:t>
+            </w:r>
+          </w:p>
+        </w:tc>
+      </w:tr>
+      <w:tr>
+        <w:tblPrEx>
+          <w:tblBorders>
+            <w:top w:val="single" w:color="auto" w:sz="4" w:space="0"/>
+            <w:left w:val="single" w:color="auto" w:sz="4" w:space="0"/>
+            <w:bottom w:val="single" w:color="auto" w:sz="4" w:space="0"/>
+            <w:right w:val="single" w:color="auto" w:sz="4" w:space="0"/>
+            <w:insideH w:val="single" w:color="auto" w:sz="4" w:space="0"/>
+            <w:insideV w:val="single" w:color="auto" w:sz="4" w:space="0"/>
+          </w:tblBorders>
+          <w:tblCellMar>
+            <w:top w:w="0" w:type="dxa"/>
+            <w:left w:w="108" w:type="dxa"/>
+            <w:bottom w:w="0" w:type="dxa"/>
+            <w:right w:w="108" w:type="dxa"/>
+          </w:tblCellMar>
+        </w:tblPrEx>
+        <w:tc>
+          <w:tcPr>
+            <w:tcW w:w="0" w:type="auto"/>
+            <w:vMerge w:val="continue"/>
+            <w:tcBorders/>
+            <w:vAlign w:val="center"/>
+          </w:tcPr>
+          <w:p>
+            <w:pPr>
+              <w:pStyle w:val="26"/>
+              <w:bidi w:val="0"/>
+              <w:jc w:val="both"/>
+              <w:rPr>
+                <w:rFonts w:hint="eastAsia" w:cs="华文中宋"/>
+                <w:b/>
+                <w:bCs/>
+                <w:color w:val="ED7D31"/>
+                <w:kern w:val="2"/>
+                <w:sz w:val="21"/>
+                <w:szCs w:val="21"/>
+                <w:vertAlign w:val="baseline"/>
+                <w:lang w:val="en-US" w:eastAsia="zh-CN" w:bidi="ar-SA"/>
+              </w:rPr>
+            </w:pPr>
+          </w:p>
+        </w:tc>
+        <w:tc>
+          <w:tcPr>
+            <w:tcW w:w="0" w:type="auto"/>
+            <w:vAlign w:val="center"/>
+          </w:tcPr>
+          <w:p>
+            <w:pPr>
+              <w:pStyle w:val="26"/>
+              <w:bidi w:val="0"/>
+              <w:jc w:val="both"/>
+              <w:rPr>
+                <w:rFonts w:hint="default" w:cs="华文中宋"/>
+                <w:b/>
+                <w:bCs/>
+                <w:color w:val="FF0000"/>
+                <w:kern w:val="2"/>
+                <w:sz w:val="21"/>
+                <w:szCs w:val="21"/>
+                <w:lang w:val="en-US" w:eastAsia="zh-CN" w:bidi="ar-SA"/>
+              </w:rPr>
+            </w:pPr>
+            <w:r>
+              <w:rPr>
+                <w:rFonts w:hint="eastAsia" w:cs="华文中宋"/>
+                <w:b/>
+                <w:bCs/>
+                <w:color w:val="FF0000"/>
+                <w:kern w:val="2"/>
+                <w:sz w:val="21"/>
+                <w:szCs w:val="21"/>
+                <w:lang w:val="en-US" w:eastAsia="zh-CN" w:bidi="ar-SA"/>
+              </w:rPr>
+              <w:t>current_epoch</w:t>
+            </w:r>
+          </w:p>
+        </w:tc>
+        <w:tc>
+          <w:tcPr>
+            <w:tcW w:w="0" w:type="auto"/>
+            <w:vAlign w:val="center"/>
+          </w:tcPr>
+          <w:p>
+            <w:pPr>
+              <w:pStyle w:val="27"/>
+              <w:bidi w:val="0"/>
+              <w:jc w:val="both"/>
+              <w:rPr>
+                <w:rFonts w:hint="eastAsia"/>
+                <w:vertAlign w:val="baseline"/>
+                <w:lang w:val="en-US" w:eastAsia="zh-CN"/>
+              </w:rPr>
+            </w:pPr>
+            <w:r>
+              <w:rPr>
+                <w:rFonts w:hint="eastAsia"/>
+                <w:vertAlign w:val="baseline"/>
+                <w:lang w:val="en-US" w:eastAsia="zh-CN"/>
+              </w:rPr>
+              <w:t>进度</w:t>
+            </w:r>
+          </w:p>
+        </w:tc>
+      </w:tr>
+      <w:tr>
+        <w:tblPrEx>
+          <w:tblBorders>
+            <w:top w:val="single" w:color="auto" w:sz="4" w:space="0"/>
+            <w:left w:val="single" w:color="auto" w:sz="4" w:space="0"/>
+            <w:bottom w:val="single" w:color="auto" w:sz="4" w:space="0"/>
+            <w:right w:val="single" w:color="auto" w:sz="4" w:space="0"/>
+            <w:insideH w:val="single" w:color="auto" w:sz="4" w:space="0"/>
+            <w:insideV w:val="single" w:color="auto" w:sz="4" w:space="0"/>
+          </w:tblBorders>
+          <w:tblCellMar>
+            <w:top w:w="0" w:type="dxa"/>
+            <w:left w:w="108" w:type="dxa"/>
+            <w:bottom w:w="0" w:type="dxa"/>
+            <w:right w:w="108" w:type="dxa"/>
+          </w:tblCellMar>
         </w:tblPrEx>
         <w:tc>
           <w:tcPr>
@@ -32267,12 +31554,6 @@
             <w:insideH w:val="single" w:color="auto" w:sz="4" w:space="0"/>
             <w:insideV w:val="single" w:color="auto" w:sz="4" w:space="0"/>
           </w:tblBorders>
-          <w:tblCellMar>
-            <w:top w:w="0" w:type="dxa"/>
-            <w:left w:w="108" w:type="dxa"/>
-            <w:bottom w:w="0" w:type="dxa"/>
-            <w:right w:w="108" w:type="dxa"/>
-          </w:tblCellMar>
         </w:tblPrEx>
         <w:tc>
           <w:tcPr>
@@ -32758,12 +32039,6 @@
             <w:insideH w:val="single" w:color="auto" w:sz="4" w:space="0"/>
             <w:insideV w:val="single" w:color="auto" w:sz="4" w:space="0"/>
           </w:tblBorders>
-          <w:tblCellMar>
-            <w:top w:w="0" w:type="dxa"/>
-            <w:left w:w="108" w:type="dxa"/>
-            <w:bottom w:w="0" w:type="dxa"/>
-            <w:right w:w="108" w:type="dxa"/>
-          </w:tblCellMar>
         </w:tblPrEx>
         <w:tc>
           <w:tcPr>
@@ -36911,6 +36186,931 @@
     <w:p/>
     <w:p>
       <w:pPr>
+        <w:outlineLvl w:val="1"/>
+        <w:rPr>
+          <w:rFonts w:hint="eastAsia" w:ascii="华文中宋" w:hAnsi="华文中宋" w:eastAsia="华文中宋" w:cs="华文中宋"/>
+          <w:b/>
+          <w:bCs/>
+          <w:color w:val="00B0F0"/>
+          <w:spacing w:val="7"/>
+          <w:kern w:val="2"/>
+          <w:sz w:val="21"/>
+          <w:szCs w:val="21"/>
+          <w:lang w:val="en-US" w:eastAsia="zh-CN" w:bidi="ar-SA"/>
+        </w:rPr>
+      </w:pPr>
+      <w:bookmarkStart w:id="28" w:name="_GoBack"/>
+      <w:bookmarkEnd w:id="28"/>
+      <w:r>
+        <w:rPr>
+          <w:rFonts w:hint="eastAsia" w:ascii="华文中宋" w:hAnsi="华文中宋" w:eastAsia="华文中宋" w:cs="华文中宋"/>
+          <w:b/>
+          <w:bCs/>
+          <w:color w:val="00B0F0"/>
+          <w:spacing w:val="7"/>
+          <w:kern w:val="2"/>
+          <w:sz w:val="21"/>
+          <w:szCs w:val="21"/>
+          <w:lang w:val="en-US" w:eastAsia="zh-CN" w:bidi="ar-SA"/>
+        </w:rPr>
+        <w:t>微调peft：</w:t>
+      </w:r>
+    </w:p>
+    <w:tbl>
+      <w:tblPr>
+        <w:tblStyle w:val="12"/>
+        <w:tblW w:w="0" w:type="auto"/>
+        <w:tblInd w:w="0" w:type="dxa"/>
+        <w:tblBorders>
+          <w:top w:val="single" w:color="auto" w:sz="4" w:space="0"/>
+          <w:left w:val="single" w:color="auto" w:sz="4" w:space="0"/>
+          <w:bottom w:val="single" w:color="auto" w:sz="4" w:space="0"/>
+          <w:right w:val="single" w:color="auto" w:sz="4" w:space="0"/>
+          <w:insideH w:val="single" w:color="auto" w:sz="4" w:space="0"/>
+          <w:insideV w:val="single" w:color="auto" w:sz="4" w:space="0"/>
+        </w:tblBorders>
+        <w:tblLayout w:type="autofit"/>
+        <w:tblCellMar>
+          <w:top w:w="0" w:type="dxa"/>
+          <w:left w:w="108" w:type="dxa"/>
+          <w:bottom w:w="0" w:type="dxa"/>
+          <w:right w:w="108" w:type="dxa"/>
+        </w:tblCellMar>
+      </w:tblPr>
+      <w:tblGrid>
+        <w:gridCol w:w="7707"/>
+        <w:gridCol w:w="1057"/>
+      </w:tblGrid>
+      <w:tr>
+        <w:tblPrEx>
+          <w:tblBorders>
+            <w:top w:val="single" w:color="auto" w:sz="4" w:space="0"/>
+            <w:left w:val="single" w:color="auto" w:sz="4" w:space="0"/>
+            <w:bottom w:val="single" w:color="auto" w:sz="4" w:space="0"/>
+            <w:right w:val="single" w:color="auto" w:sz="4" w:space="0"/>
+            <w:insideH w:val="single" w:color="auto" w:sz="4" w:space="0"/>
+            <w:insideV w:val="single" w:color="auto" w:sz="4" w:space="0"/>
+          </w:tblBorders>
+          <w:tblCellMar>
+            <w:top w:w="0" w:type="dxa"/>
+            <w:left w:w="108" w:type="dxa"/>
+            <w:bottom w:w="0" w:type="dxa"/>
+            <w:right w:w="108" w:type="dxa"/>
+          </w:tblCellMar>
+        </w:tblPrEx>
+        <w:trPr>
+          <w:trHeight w:val="90" w:hRule="atLeast"/>
+        </w:trPr>
+        <w:tc>
+          <w:tcPr>
+            <w:tcW w:w="0" w:type="auto"/>
+            <w:vAlign w:val="center"/>
+          </w:tcPr>
+          <w:p>
+            <w:pPr>
+              <w:jc w:val="both"/>
+              <w:rPr>
+                <w:rFonts w:hint="default"/>
+                <w:color w:val="FF0000"/>
+                <w:spacing w:val="7"/>
+                <w:lang w:val="en-US" w:eastAsia="zh-CN"/>
+              </w:rPr>
+            </w:pPr>
+            <w:r>
+              <w:rPr>
+                <w:rFonts w:hint="eastAsia"/>
+                <w:color w:val="FF0000"/>
+                <w:spacing w:val="7"/>
+                <w:lang w:val="en-US" w:eastAsia="zh-CN"/>
+              </w:rPr>
+              <w:t xml:space="preserve">PerfConfig(tasktype: </w:t>
+            </w:r>
+            <w:r>
+              <w:rPr>
+                <w:rFonts w:hint="eastAsia"/>
+                <w:color w:val="ED7D31" w:themeColor="accent2"/>
+                <w:spacing w:val="7"/>
+                <w:lang w:val="en-US" w:eastAsia="zh-CN"/>
+                <w14:textFill>
+                  <w14:solidFill>
+                    <w14:schemeClr w14:val="accent2"/>
+                  </w14:solidFill>
+                </w14:textFill>
+              </w:rPr>
+              <w:t>TaskType</w:t>
+            </w:r>
+            <w:r>
+              <w:rPr>
+                <w:rFonts w:hint="eastAsia"/>
+                <w:color w:val="FF0000"/>
+                <w:spacing w:val="7"/>
+                <w:lang w:val="en-US" w:eastAsia="zh-CN"/>
+              </w:rPr>
+              <w:t>)</w:t>
+            </w:r>
+          </w:p>
+        </w:tc>
+        <w:tc>
+          <w:tcPr>
+            <w:tcW w:w="0" w:type="auto"/>
+            <w:vAlign w:val="center"/>
+          </w:tcPr>
+          <w:p>
+            <w:pPr>
+              <w:jc w:val="both"/>
+              <w:rPr>
+                <w:rFonts w:hint="eastAsia"/>
+                <w:color w:val="EA82F1"/>
+                <w:szCs w:val="24"/>
+                <w:lang w:val="en-US" w:eastAsia="zh-CN"/>
+              </w:rPr>
+            </w:pPr>
+            <w:r>
+              <w:rPr>
+                <w:rFonts w:hint="eastAsia"/>
+                <w:color w:val="EA82F1"/>
+                <w:szCs w:val="24"/>
+                <w:lang w:val="en-US" w:eastAsia="zh-CN"/>
+              </w:rPr>
+              <w:t>配置基类</w:t>
+            </w:r>
+          </w:p>
+        </w:tc>
+      </w:tr>
+      <w:tr>
+        <w:tblPrEx>
+          <w:tblBorders>
+            <w:top w:val="single" w:color="auto" w:sz="4" w:space="0"/>
+            <w:left w:val="single" w:color="auto" w:sz="4" w:space="0"/>
+            <w:bottom w:val="single" w:color="auto" w:sz="4" w:space="0"/>
+            <w:right w:val="single" w:color="auto" w:sz="4" w:space="0"/>
+            <w:insideH w:val="single" w:color="auto" w:sz="4" w:space="0"/>
+            <w:insideV w:val="single" w:color="auto" w:sz="4" w:space="0"/>
+          </w:tblBorders>
+          <w:tblCellMar>
+            <w:top w:w="0" w:type="dxa"/>
+            <w:left w:w="108" w:type="dxa"/>
+            <w:bottom w:w="0" w:type="dxa"/>
+            <w:right w:w="108" w:type="dxa"/>
+          </w:tblCellMar>
+        </w:tblPrEx>
+        <w:tc>
+          <w:tcPr>
+            <w:tcW w:w="0" w:type="auto"/>
+            <w:vAlign w:val="center"/>
+          </w:tcPr>
+          <w:p>
+            <w:pPr>
+              <w:jc w:val="both"/>
+              <w:rPr>
+                <w:rFonts w:hint="default"/>
+                <w:color w:val="FF0000"/>
+                <w:spacing w:val="7"/>
+                <w:lang w:val="en-US" w:eastAsia="zh-CN"/>
+              </w:rPr>
+            </w:pPr>
+            <w:r>
+              <w:rPr>
+                <w:rFonts w:hint="eastAsia"/>
+                <w:color w:val="FF0000"/>
+                <w:spacing w:val="7"/>
+                <w:lang w:val="en-US" w:eastAsia="zh-CN"/>
+              </w:rPr>
+              <w:t>LoraConfig(r, lora_alpha, lora_dropout, target_modules)</w:t>
+            </w:r>
+            <w:r>
+              <w:rPr>
+                <w:rFonts w:hint="eastAsia" w:cs="华文中宋"/>
+                <w:b/>
+                <w:bCs/>
+                <w:color w:val="FF0000"/>
+                <w:kern w:val="2"/>
+                <w:sz w:val="21"/>
+                <w:szCs w:val="21"/>
+                <w:lang w:val="en-US" w:eastAsia="zh-CN" w:bidi="ar-SA"/>
+              </w:rPr>
+              <w:t xml:space="preserve"> </w:t>
+            </w:r>
+            <w:r>
+              <w:rPr>
+                <w:rFonts w:hint="eastAsia" w:cs="华文中宋"/>
+                <w:b/>
+                <w:bCs/>
+                <w:color w:val="ED7D31" w:themeColor="accent2"/>
+                <w:kern w:val="2"/>
+                <w:sz w:val="21"/>
+                <w:szCs w:val="21"/>
+                <w:lang w:val="en-US" w:eastAsia="zh-CN" w:bidi="ar-SA"/>
+                <w14:textFill>
+                  <w14:solidFill>
+                    <w14:schemeClr w14:val="accent2"/>
+                  </w14:solidFill>
+                </w14:textFill>
+              </w:rPr>
+              <w:t xml:space="preserve">&lt;- </w:t>
+            </w:r>
+            <w:r>
+              <w:rPr>
+                <w:rFonts w:hint="eastAsia" w:cs="华文中宋"/>
+                <w:b/>
+                <w:bCs/>
+                <w:color w:val="ED7D31" w:themeColor="accent2"/>
+                <w:kern w:val="2"/>
+                <w:sz w:val="21"/>
+                <w:szCs w:val="21"/>
+                <w:vertAlign w:val="baseline"/>
+                <w:lang w:val="en-US" w:eastAsia="zh-CN" w:bidi="ar-SA"/>
+                <w14:textFill>
+                  <w14:solidFill>
+                    <w14:schemeClr w14:val="accent2"/>
+                  </w14:solidFill>
+                </w14:textFill>
+              </w:rPr>
+              <w:t>PerfConfig</w:t>
+            </w:r>
+          </w:p>
+        </w:tc>
+        <w:tc>
+          <w:tcPr>
+            <w:tcW w:w="0" w:type="auto"/>
+            <w:vAlign w:val="center"/>
+          </w:tcPr>
+          <w:p>
+            <w:pPr>
+              <w:jc w:val="both"/>
+              <w:rPr>
+                <w:rFonts w:hint="eastAsia"/>
+                <w:color w:val="EA82F1"/>
+                <w:szCs w:val="24"/>
+                <w:lang w:val="en-US" w:eastAsia="zh-CN"/>
+              </w:rPr>
+            </w:pPr>
+            <w:r>
+              <w:rPr>
+                <w:rFonts w:hint="eastAsia"/>
+                <w:color w:val="EA82F1"/>
+                <w:szCs w:val="24"/>
+                <w:lang w:val="en-US" w:eastAsia="zh-CN"/>
+              </w:rPr>
+              <w:t>低秩微调</w:t>
+            </w:r>
+          </w:p>
+        </w:tc>
+      </w:tr>
+    </w:tbl>
+    <w:p/>
+    <w:tbl>
+      <w:tblPr>
+        <w:tblStyle w:val="12"/>
+        <w:tblW w:w="0" w:type="auto"/>
+        <w:tblInd w:w="0" w:type="dxa"/>
+        <w:tblBorders>
+          <w:top w:val="single" w:color="auto" w:sz="4" w:space="0"/>
+          <w:left w:val="single" w:color="auto" w:sz="4" w:space="0"/>
+          <w:bottom w:val="single" w:color="auto" w:sz="4" w:space="0"/>
+          <w:right w:val="single" w:color="auto" w:sz="4" w:space="0"/>
+          <w:insideH w:val="single" w:color="auto" w:sz="4" w:space="0"/>
+          <w:insideV w:val="single" w:color="auto" w:sz="4" w:space="0"/>
+        </w:tblBorders>
+        <w:tblLayout w:type="autofit"/>
+        <w:tblCellMar>
+          <w:top w:w="0" w:type="dxa"/>
+          <w:left w:w="108" w:type="dxa"/>
+          <w:bottom w:w="0" w:type="dxa"/>
+          <w:right w:w="108" w:type="dxa"/>
+        </w:tblCellMar>
+      </w:tblPr>
+      <w:tblGrid>
+        <w:gridCol w:w="1113"/>
+        <w:gridCol w:w="3887"/>
+        <w:gridCol w:w="1688"/>
+      </w:tblGrid>
+      <w:tr>
+        <w:tblPrEx>
+          <w:tblBorders>
+            <w:top w:val="single" w:color="auto" w:sz="4" w:space="0"/>
+            <w:left w:val="single" w:color="auto" w:sz="4" w:space="0"/>
+            <w:bottom w:val="single" w:color="auto" w:sz="4" w:space="0"/>
+            <w:right w:val="single" w:color="auto" w:sz="4" w:space="0"/>
+            <w:insideH w:val="single" w:color="auto" w:sz="4" w:space="0"/>
+            <w:insideV w:val="single" w:color="auto" w:sz="4" w:space="0"/>
+          </w:tblBorders>
+          <w:tblCellMar>
+            <w:top w:w="0" w:type="dxa"/>
+            <w:left w:w="108" w:type="dxa"/>
+            <w:bottom w:w="0" w:type="dxa"/>
+            <w:right w:w="108" w:type="dxa"/>
+          </w:tblCellMar>
+        </w:tblPrEx>
+        <w:tc>
+          <w:tcPr>
+            <w:tcW w:w="0" w:type="auto"/>
+            <w:gridSpan w:val="2"/>
+            <w:shd w:val="clear" w:color="auto" w:fill="auto"/>
+            <w:vAlign w:val="center"/>
+          </w:tcPr>
+          <w:p>
+            <w:pPr>
+              <w:jc w:val="both"/>
+              <w:rPr>
+                <w:rFonts w:hint="eastAsia" w:ascii="华文中宋" w:hAnsi="华文中宋" w:eastAsia="华文中宋" w:cs="华文中宋"/>
+                <w:b/>
+                <w:bCs/>
+                <w:color w:val="FF0000"/>
+                <w:spacing w:val="7"/>
+                <w:kern w:val="2"/>
+                <w:sz w:val="21"/>
+                <w:szCs w:val="21"/>
+                <w:lang w:val="en-US" w:eastAsia="zh-CN" w:bidi="ar-SA"/>
+              </w:rPr>
+            </w:pPr>
+            <w:r>
+              <w:rPr>
+                <w:rFonts w:hint="eastAsia"/>
+                <w:color w:val="FF0000"/>
+                <w:spacing w:val="7"/>
+                <w:lang w:val="en-US" w:eastAsia="zh-CN"/>
+              </w:rPr>
+              <w:t>PeftModel</w:t>
+            </w:r>
+          </w:p>
+        </w:tc>
+        <w:tc>
+          <w:tcPr>
+            <w:tcW w:w="0" w:type="auto"/>
+            <w:shd w:val="clear" w:color="auto" w:fill="auto"/>
+            <w:vAlign w:val="center"/>
+          </w:tcPr>
+          <w:p>
+            <w:pPr>
+              <w:jc w:val="both"/>
+              <w:rPr>
+                <w:rFonts w:hint="eastAsia" w:ascii="华文中宋" w:hAnsi="华文中宋" w:eastAsia="华文中宋" w:cs="华文中宋"/>
+                <w:b/>
+                <w:bCs/>
+                <w:color w:val="EA82F1"/>
+                <w:kern w:val="2"/>
+                <w:sz w:val="21"/>
+                <w:szCs w:val="24"/>
+                <w:lang w:val="en-US" w:eastAsia="zh-CN" w:bidi="ar-SA"/>
+              </w:rPr>
+            </w:pPr>
+            <w:r>
+              <w:rPr>
+                <w:rFonts w:hint="eastAsia" w:cs="华文中宋"/>
+                <w:b/>
+                <w:bCs/>
+                <w:color w:val="EA82F1"/>
+                <w:kern w:val="2"/>
+                <w:sz w:val="21"/>
+                <w:szCs w:val="24"/>
+                <w:lang w:val="en-US" w:eastAsia="zh-CN" w:bidi="ar-SA"/>
+              </w:rPr>
+              <w:t>微调模型</w:t>
+            </w:r>
+          </w:p>
+        </w:tc>
+      </w:tr>
+      <w:tr>
+        <w:tblPrEx>
+          <w:tblBorders>
+            <w:top w:val="single" w:color="auto" w:sz="4" w:space="0"/>
+            <w:left w:val="single" w:color="auto" w:sz="4" w:space="0"/>
+            <w:bottom w:val="single" w:color="auto" w:sz="4" w:space="0"/>
+            <w:right w:val="single" w:color="auto" w:sz="4" w:space="0"/>
+            <w:insideH w:val="single" w:color="auto" w:sz="4" w:space="0"/>
+            <w:insideV w:val="single" w:color="auto" w:sz="4" w:space="0"/>
+          </w:tblBorders>
+          <w:tblCellMar>
+            <w:top w:w="0" w:type="dxa"/>
+            <w:left w:w="108" w:type="dxa"/>
+            <w:bottom w:w="0" w:type="dxa"/>
+            <w:right w:w="108" w:type="dxa"/>
+          </w:tblCellMar>
+        </w:tblPrEx>
+        <w:tc>
+          <w:tcPr>
+            <w:tcW w:w="0" w:type="auto"/>
+            <w:gridSpan w:val="2"/>
+            <w:vAlign w:val="center"/>
+          </w:tcPr>
+          <w:p>
+            <w:pPr>
+              <w:jc w:val="both"/>
+              <w:rPr>
+                <w:rFonts w:hint="default" w:eastAsia="华文中宋"/>
+                <w:color w:val="70AD47" w:themeColor="accent6"/>
+                <w:lang w:val="en-US" w:eastAsia="zh-CN"/>
+                <w14:textFill>
+                  <w14:solidFill>
+                    <w14:schemeClr w14:val="accent6"/>
+                  </w14:solidFill>
+                </w14:textFill>
+              </w:rPr>
+            </w:pPr>
+            <w:r>
+              <w:rPr>
+                <w:rFonts w:hint="eastAsia"/>
+                <w:color w:val="FF0000"/>
+                <w:spacing w:val="7"/>
+                <w:lang w:val="en-US" w:eastAsia="zh-CN"/>
+              </w:rPr>
+              <w:t xml:space="preserve">get_peft_model(model, </w:t>
+            </w:r>
+            <w:r>
+              <w:rPr>
+                <w:rFonts w:hint="eastAsia"/>
+                <w:color w:val="ED7D31" w:themeColor="accent2"/>
+                <w:spacing w:val="7"/>
+                <w:lang w:val="en-US" w:eastAsia="zh-CN"/>
+                <w14:textFill>
+                  <w14:solidFill>
+                    <w14:schemeClr w14:val="accent2"/>
+                  </w14:solidFill>
+                </w14:textFill>
+              </w:rPr>
+              <w:t>LoraConfig</w:t>
+            </w:r>
+            <w:r>
+              <w:rPr>
+                <w:rFonts w:hint="eastAsia"/>
+                <w:color w:val="FF0000"/>
+                <w:spacing w:val="7"/>
+                <w:lang w:val="en-US" w:eastAsia="zh-CN"/>
+              </w:rPr>
+              <w:t>)</w:t>
+            </w:r>
+          </w:p>
+        </w:tc>
+        <w:tc>
+          <w:tcPr>
+            <w:tcW w:w="0" w:type="auto"/>
+            <w:vAlign w:val="center"/>
+          </w:tcPr>
+          <w:p>
+            <w:pPr>
+              <w:jc w:val="both"/>
+              <w:rPr>
+                <w:rFonts w:hint="default" w:eastAsia="华文中宋"/>
+                <w:color w:val="70AD47" w:themeColor="accent6"/>
+                <w:lang w:val="en-US" w:eastAsia="zh-CN"/>
+                <w14:textFill>
+                  <w14:solidFill>
+                    <w14:schemeClr w14:val="accent6"/>
+                  </w14:solidFill>
+                </w14:textFill>
+              </w:rPr>
+            </w:pPr>
+            <w:r>
+              <w:rPr>
+                <w:rFonts w:hint="eastAsia"/>
+                <w:color w:val="EA82F1"/>
+                <w:szCs w:val="24"/>
+                <w:lang w:val="en-US" w:eastAsia="zh-CN"/>
+              </w:rPr>
+              <w:t>初始化</w:t>
+            </w:r>
+            <w:r>
+              <w:rPr>
+                <w:rFonts w:hint="eastAsia" w:cs="华文中宋"/>
+                <w:b/>
+                <w:bCs/>
+                <w:color w:val="ED7D31" w:themeColor="accent2"/>
+                <w:kern w:val="2"/>
+                <w:sz w:val="21"/>
+                <w:szCs w:val="21"/>
+                <w:vertAlign w:val="baseline"/>
+                <w:lang w:val="en-US" w:eastAsia="zh-CN" w:bidi="ar-SA"/>
+                <w14:textFill>
+                  <w14:solidFill>
+                    <w14:schemeClr w14:val="accent2"/>
+                  </w14:solidFill>
+                </w14:textFill>
+              </w:rPr>
+              <w:t>模型</w:t>
+            </w:r>
+          </w:p>
+        </w:tc>
+      </w:tr>
+      <w:tr>
+        <w:tblPrEx>
+          <w:tblBorders>
+            <w:top w:val="single" w:color="auto" w:sz="4" w:space="0"/>
+            <w:left w:val="single" w:color="auto" w:sz="4" w:space="0"/>
+            <w:bottom w:val="single" w:color="auto" w:sz="4" w:space="0"/>
+            <w:right w:val="single" w:color="auto" w:sz="4" w:space="0"/>
+            <w:insideH w:val="single" w:color="auto" w:sz="4" w:space="0"/>
+            <w:insideV w:val="single" w:color="auto" w:sz="4" w:space="0"/>
+          </w:tblBorders>
+          <w:tblCellMar>
+            <w:top w:w="0" w:type="dxa"/>
+            <w:left w:w="108" w:type="dxa"/>
+            <w:bottom w:w="0" w:type="dxa"/>
+            <w:right w:w="108" w:type="dxa"/>
+          </w:tblCellMar>
+        </w:tblPrEx>
+        <w:tc>
+          <w:tcPr>
+            <w:tcW w:w="0" w:type="auto"/>
+            <w:shd w:val="clear" w:color="auto" w:fill="auto"/>
+            <w:vAlign w:val="center"/>
+          </w:tcPr>
+          <w:p>
+            <w:pPr>
+              <w:jc w:val="both"/>
+              <w:rPr>
+                <w:rFonts w:hint="eastAsia" w:ascii="华文中宋" w:hAnsi="华文中宋" w:eastAsia="华文中宋" w:cs="华文中宋"/>
+                <w:b/>
+                <w:bCs/>
+                <w:color w:val="FF0000"/>
+                <w:spacing w:val="7"/>
+                <w:kern w:val="2"/>
+                <w:sz w:val="21"/>
+                <w:szCs w:val="21"/>
+                <w:lang w:val="en-US" w:eastAsia="zh-CN" w:bidi="ar-SA"/>
+              </w:rPr>
+            </w:pPr>
+            <w:r>
+              <w:rPr>
+                <w:rFonts w:hint="eastAsia"/>
+                <w:color w:val="ED7D31" w:themeColor="accent2"/>
+                <w:spacing w:val="7"/>
+                <w:lang w:val="en-US" w:eastAsia="zh-CN"/>
+                <w14:textFill>
+                  <w14:solidFill>
+                    <w14:schemeClr w14:val="accent2"/>
+                  </w14:solidFill>
+                </w14:textFill>
+              </w:rPr>
+              <w:t>类方法</w:t>
+            </w:r>
+          </w:p>
+        </w:tc>
+        <w:tc>
+          <w:tcPr>
+            <w:tcW w:w="0" w:type="auto"/>
+            <w:shd w:val="clear" w:color="auto" w:fill="auto"/>
+            <w:vAlign w:val="center"/>
+          </w:tcPr>
+          <w:p>
+            <w:pPr>
+              <w:jc w:val="both"/>
+              <w:rPr>
+                <w:rFonts w:hint="default" w:ascii="华文中宋" w:hAnsi="华文中宋" w:eastAsia="华文中宋" w:cs="华文中宋"/>
+                <w:b/>
+                <w:bCs/>
+                <w:color w:val="FF0000"/>
+                <w:spacing w:val="7"/>
+                <w:kern w:val="2"/>
+                <w:sz w:val="21"/>
+                <w:szCs w:val="21"/>
+                <w:lang w:val="en-US" w:eastAsia="zh-CN" w:bidi="ar-SA"/>
+              </w:rPr>
+            </w:pPr>
+            <w:r>
+              <w:rPr>
+                <w:rFonts w:hint="eastAsia" w:cs="华文中宋"/>
+                <w:b/>
+                <w:bCs/>
+                <w:color w:val="FF0000"/>
+                <w:spacing w:val="7"/>
+                <w:kern w:val="2"/>
+                <w:sz w:val="21"/>
+                <w:szCs w:val="21"/>
+                <w:lang w:val="en-US" w:eastAsia="zh-CN" w:bidi="ar-SA"/>
+              </w:rPr>
+              <w:t>from_pretrained(model, model_id)</w:t>
+            </w:r>
+          </w:p>
+        </w:tc>
+        <w:tc>
+          <w:tcPr>
+            <w:tcW w:w="0" w:type="auto"/>
+            <w:shd w:val="clear" w:color="auto" w:fill="auto"/>
+            <w:vAlign w:val="center"/>
+          </w:tcPr>
+          <w:p>
+            <w:pPr>
+              <w:jc w:val="both"/>
+              <w:rPr>
+                <w:rFonts w:hint="eastAsia" w:ascii="华文中宋" w:hAnsi="华文中宋" w:eastAsia="华文中宋" w:cs="华文中宋"/>
+                <w:b/>
+                <w:bCs/>
+                <w:color w:val="EA82F1"/>
+                <w:kern w:val="2"/>
+                <w:sz w:val="21"/>
+                <w:szCs w:val="24"/>
+                <w:lang w:val="en-US" w:eastAsia="zh-CN" w:bidi="ar-SA"/>
+              </w:rPr>
+            </w:pPr>
+            <w:r>
+              <w:rPr>
+                <w:rFonts w:hint="eastAsia" w:cs="华文中宋"/>
+                <w:b/>
+                <w:bCs/>
+                <w:color w:val="EA82F1"/>
+                <w:kern w:val="2"/>
+                <w:sz w:val="21"/>
+                <w:szCs w:val="24"/>
+                <w:lang w:val="en-US" w:eastAsia="zh-CN" w:bidi="ar-SA"/>
+              </w:rPr>
+              <w:t>加载</w:t>
+            </w:r>
+            <w:r>
+              <w:rPr>
+                <w:rFonts w:hint="eastAsia" w:cs="华文中宋"/>
+                <w:b/>
+                <w:bCs/>
+                <w:color w:val="ED7D31" w:themeColor="accent2"/>
+                <w:kern w:val="2"/>
+                <w:sz w:val="21"/>
+                <w:szCs w:val="21"/>
+                <w:vertAlign w:val="baseline"/>
+                <w:lang w:val="en-US" w:eastAsia="zh-CN" w:bidi="ar-SA"/>
+                <w14:textFill>
+                  <w14:solidFill>
+                    <w14:schemeClr w14:val="accent2"/>
+                  </w14:solidFill>
+                </w14:textFill>
+              </w:rPr>
+              <w:t>模型</w:t>
+            </w:r>
+          </w:p>
+        </w:tc>
+      </w:tr>
+      <w:tr>
+        <w:tblPrEx>
+          <w:tblBorders>
+            <w:top w:val="single" w:color="auto" w:sz="4" w:space="0"/>
+            <w:left w:val="single" w:color="auto" w:sz="4" w:space="0"/>
+            <w:bottom w:val="single" w:color="auto" w:sz="4" w:space="0"/>
+            <w:right w:val="single" w:color="auto" w:sz="4" w:space="0"/>
+            <w:insideH w:val="single" w:color="auto" w:sz="4" w:space="0"/>
+            <w:insideV w:val="single" w:color="auto" w:sz="4" w:space="0"/>
+          </w:tblBorders>
+        </w:tblPrEx>
+        <w:tc>
+          <w:tcPr>
+            <w:tcW w:w="0" w:type="auto"/>
+            <w:vMerge w:val="restart"/>
+            <w:vAlign w:val="center"/>
+          </w:tcPr>
+          <w:p>
+            <w:pPr>
+              <w:jc w:val="both"/>
+              <w:rPr>
+                <w:rFonts w:hint="eastAsia"/>
+                <w:color w:val="FF0000"/>
+                <w:spacing w:val="7"/>
+                <w:lang w:val="en-US" w:eastAsia="zh-CN"/>
+              </w:rPr>
+            </w:pPr>
+            <w:r>
+              <w:rPr>
+                <w:rFonts w:hint="eastAsia"/>
+                <w:color w:val="ED7D31" w:themeColor="accent2"/>
+                <w:spacing w:val="7"/>
+                <w:lang w:val="en-US" w:eastAsia="zh-CN"/>
+                <w14:textFill>
+                  <w14:solidFill>
+                    <w14:schemeClr w14:val="accent2"/>
+                  </w14:solidFill>
+                </w14:textFill>
+              </w:rPr>
+              <w:t>实例方法</w:t>
+            </w:r>
+          </w:p>
+        </w:tc>
+        <w:tc>
+          <w:tcPr>
+            <w:tcW w:w="0" w:type="auto"/>
+            <w:vAlign w:val="center"/>
+          </w:tcPr>
+          <w:p>
+            <w:pPr>
+              <w:jc w:val="both"/>
+              <w:rPr>
+                <w:rFonts w:hint="eastAsia"/>
+                <w:color w:val="FF0000"/>
+                <w:spacing w:val="7"/>
+                <w:lang w:val="en-US" w:eastAsia="zh-CN"/>
+              </w:rPr>
+            </w:pPr>
+            <w:r>
+              <w:rPr>
+                <w:rFonts w:hint="eastAsia"/>
+                <w:color w:val="FF0000"/>
+                <w:spacing w:val="7"/>
+                <w:lang w:val="en-US" w:eastAsia="zh-CN"/>
+              </w:rPr>
+              <w:t>print_trainable_parameters()</w:t>
+            </w:r>
+          </w:p>
+        </w:tc>
+        <w:tc>
+          <w:tcPr>
+            <w:tcW w:w="0" w:type="auto"/>
+            <w:vAlign w:val="center"/>
+          </w:tcPr>
+          <w:p>
+            <w:pPr>
+              <w:jc w:val="both"/>
+              <w:rPr>
+                <w:rFonts w:hint="eastAsia"/>
+                <w:color w:val="FF0000"/>
+                <w:spacing w:val="7"/>
+                <w:lang w:val="en-US" w:eastAsia="zh-CN"/>
+              </w:rPr>
+            </w:pPr>
+            <w:r>
+              <w:rPr>
+                <w:rFonts w:hint="eastAsia" w:cs="华文中宋"/>
+                <w:b/>
+                <w:bCs/>
+                <w:color w:val="ED7D31" w:themeColor="accent2"/>
+                <w:kern w:val="2"/>
+                <w:sz w:val="21"/>
+                <w:szCs w:val="21"/>
+                <w:vertAlign w:val="baseline"/>
+                <w:lang w:val="en-US" w:eastAsia="zh-CN" w:bidi="ar-SA"/>
+                <w14:textFill>
+                  <w14:solidFill>
+                    <w14:schemeClr w14:val="accent2"/>
+                  </w14:solidFill>
+                </w14:textFill>
+              </w:rPr>
+              <w:t>输出</w:t>
+            </w:r>
+            <w:r>
+              <w:rPr>
+                <w:rFonts w:hint="eastAsia"/>
+                <w:color w:val="EA82F1"/>
+                <w:szCs w:val="24"/>
+                <w:lang w:val="en-US" w:eastAsia="zh-CN"/>
+              </w:rPr>
+              <w:t>参数量</w:t>
+            </w:r>
+          </w:p>
+        </w:tc>
+      </w:tr>
+      <w:tr>
+        <w:tblPrEx>
+          <w:tblBorders>
+            <w:top w:val="single" w:color="auto" w:sz="4" w:space="0"/>
+            <w:left w:val="single" w:color="auto" w:sz="4" w:space="0"/>
+            <w:bottom w:val="single" w:color="auto" w:sz="4" w:space="0"/>
+            <w:right w:val="single" w:color="auto" w:sz="4" w:space="0"/>
+            <w:insideH w:val="single" w:color="auto" w:sz="4" w:space="0"/>
+            <w:insideV w:val="single" w:color="auto" w:sz="4" w:space="0"/>
+          </w:tblBorders>
+          <w:tblCellMar>
+            <w:top w:w="0" w:type="dxa"/>
+            <w:left w:w="108" w:type="dxa"/>
+            <w:bottom w:w="0" w:type="dxa"/>
+            <w:right w:w="108" w:type="dxa"/>
+          </w:tblCellMar>
+        </w:tblPrEx>
+        <w:tc>
+          <w:tcPr>
+            <w:tcW w:w="0" w:type="auto"/>
+            <w:vMerge w:val="continue"/>
+            <w:vAlign w:val="center"/>
+          </w:tcPr>
+          <w:p>
+            <w:pPr>
+              <w:jc w:val="both"/>
+              <w:rPr>
+                <w:rFonts w:hint="eastAsia"/>
+                <w:color w:val="ED7D31" w:themeColor="accent2"/>
+                <w:spacing w:val="7"/>
+                <w:lang w:val="en-US" w:eastAsia="zh-CN"/>
+                <w14:textFill>
+                  <w14:solidFill>
+                    <w14:schemeClr w14:val="accent2"/>
+                  </w14:solidFill>
+                </w14:textFill>
+              </w:rPr>
+            </w:pPr>
+          </w:p>
+        </w:tc>
+        <w:tc>
+          <w:tcPr>
+            <w:tcW w:w="0" w:type="auto"/>
+            <w:vAlign w:val="center"/>
+          </w:tcPr>
+          <w:p>
+            <w:pPr>
+              <w:jc w:val="both"/>
+              <w:rPr>
+                <w:rFonts w:hint="default"/>
+                <w:color w:val="FF0000"/>
+                <w:spacing w:val="7"/>
+                <w:lang w:val="en-US" w:eastAsia="zh-CN"/>
+              </w:rPr>
+            </w:pPr>
+            <w:r>
+              <w:rPr>
+                <w:rFonts w:hint="eastAsia"/>
+                <w:color w:val="FF0000"/>
+                <w:spacing w:val="7"/>
+                <w:lang w:val="en-US" w:eastAsia="zh-CN"/>
+              </w:rPr>
+              <w:t>save_pretrained(dir)</w:t>
+            </w:r>
+          </w:p>
+        </w:tc>
+        <w:tc>
+          <w:tcPr>
+            <w:tcW w:w="0" w:type="auto"/>
+            <w:vAlign w:val="center"/>
+          </w:tcPr>
+          <w:p>
+            <w:pPr>
+              <w:jc w:val="both"/>
+              <w:rPr>
+                <w:rFonts w:hint="eastAsia" w:cs="华文中宋"/>
+                <w:b/>
+                <w:bCs/>
+                <w:color w:val="ED7D31" w:themeColor="accent2"/>
+                <w:kern w:val="2"/>
+                <w:sz w:val="21"/>
+                <w:szCs w:val="21"/>
+                <w:vertAlign w:val="baseline"/>
+                <w:lang w:val="en-US" w:eastAsia="zh-CN" w:bidi="ar-SA"/>
+                <w14:textFill>
+                  <w14:solidFill>
+                    <w14:schemeClr w14:val="accent2"/>
+                  </w14:solidFill>
+                </w14:textFill>
+              </w:rPr>
+            </w:pPr>
+            <w:r>
+              <w:rPr>
+                <w:rFonts w:hint="eastAsia"/>
+                <w:color w:val="EA82F1"/>
+                <w:szCs w:val="24"/>
+                <w:lang w:val="en-US" w:eastAsia="zh-CN"/>
+              </w:rPr>
+              <w:t>保存</w:t>
+            </w:r>
+            <w:r>
+              <w:rPr>
+                <w:rFonts w:hint="eastAsia" w:cs="华文中宋"/>
+                <w:b/>
+                <w:bCs/>
+                <w:color w:val="ED7D31" w:themeColor="accent2"/>
+                <w:kern w:val="2"/>
+                <w:sz w:val="21"/>
+                <w:szCs w:val="21"/>
+                <w:vertAlign w:val="baseline"/>
+                <w:lang w:val="en-US" w:eastAsia="zh-CN" w:bidi="ar-SA"/>
+                <w14:textFill>
+                  <w14:solidFill>
+                    <w14:schemeClr w14:val="accent2"/>
+                  </w14:solidFill>
+                </w14:textFill>
+              </w:rPr>
+              <w:t>适配器权重</w:t>
+            </w:r>
+          </w:p>
+        </w:tc>
+      </w:tr>
+    </w:tbl>
+    <w:p>
+      <w:pPr>
+        <w:jc w:val="both"/>
+        <w:rPr>
+          <w:rFonts w:hint="eastAsia"/>
+          <w:color w:val="FF0000"/>
+          <w:spacing w:val="7"/>
+          <w:lang w:val="en-US" w:eastAsia="zh-CN"/>
+        </w:rPr>
+      </w:pPr>
+    </w:p>
+    <w:p>
+      <w:pPr>
+        <w:jc w:val="both"/>
+        <w:rPr>
+          <w:rFonts w:hint="eastAsia"/>
+          <w:color w:val="FF0000"/>
+          <w:spacing w:val="7"/>
+          <w:lang w:val="en-US" w:eastAsia="zh-CN"/>
+        </w:rPr>
+      </w:pPr>
+    </w:p>
+    <w:p>
+      <w:pPr>
+        <w:jc w:val="both"/>
+        <w:rPr>
+          <w:rFonts w:hint="eastAsia"/>
+          <w:color w:val="FF0000"/>
+          <w:spacing w:val="7"/>
+          <w:lang w:val="en-US" w:eastAsia="zh-CN"/>
+        </w:rPr>
+      </w:pPr>
+    </w:p>
+    <w:p>
+      <w:pPr>
         <w:pStyle w:val="18"/>
         <w:bidi w:val="0"/>
         <w:rPr>
@@ -37634,7 +37834,7 @@
       </w:tblPr>
       <w:tblGrid>
         <w:gridCol w:w="1057"/>
-        <w:gridCol w:w="6754"/>
+        <w:gridCol w:w="6070"/>
         <w:gridCol w:w="1688"/>
       </w:tblGrid>
       <w:tr>
@@ -37681,7 +37881,7 @@
                 <w:spacing w:val="7"/>
                 <w:lang w:val="en-US" w:eastAsia="zh-CN"/>
               </w:rPr>
-              <w:t>PreTrainedModel</w:t>
+              <w:t>AutoTokenizer</w:t>
             </w:r>
           </w:p>
         </w:tc>
@@ -37711,7 +37911,7 @@
                 <w:szCs w:val="24"/>
                 <w:lang w:val="en-US" w:eastAsia="zh-CN"/>
               </w:rPr>
-              <w:t>预训练模型</w:t>
+              <w:t>分词器</w:t>
             </w:r>
           </w:p>
         </w:tc>
@@ -37797,7 +37997,7 @@
                 <w:spacing w:val="7"/>
                 <w:lang w:val="en-US" w:eastAsia="zh-CN"/>
               </w:rPr>
-              <w:t>from_pretrained(name_or_path, torch_dtype, device_map)</w:t>
+              <w:t>from_pretrained(name_or_path, extra_special_tokens)</w:t>
             </w:r>
           </w:p>
         </w:tc>
@@ -37867,12 +38067,48 @@
         <w:tc>
           <w:tcPr>
             <w:tcW w:w="0" w:type="auto"/>
+            <w:shd w:val="clear" w:color="auto" w:fill="auto"/>
             <w:vAlign w:val="center"/>
           </w:tcPr>
           <w:p>
             <w:pPr>
               <w:jc w:val="both"/>
               <w:rPr>
+                <w:rFonts w:hint="eastAsia"/>
+                <w:color w:val="ED7D31" w:themeColor="accent2"/>
+                <w:lang w:val="en-US" w:eastAsia="zh-CN"/>
+                <w14:textFill>
+                  <w14:solidFill>
+                    <w14:schemeClr w14:val="accent2"/>
+                  </w14:solidFill>
+                </w14:textFill>
+              </w:rPr>
+            </w:pPr>
+            <w:r>
+              <w:rPr>
+                <w:rFonts w:hint="eastAsia"/>
+                <w:color w:val="ED7D31" w:themeColor="accent2"/>
+                <w:lang w:val="en-US" w:eastAsia="zh-CN"/>
+                <w14:textFill>
+                  <w14:solidFill>
+                    <w14:schemeClr w14:val="accent2"/>
+                  </w14:solidFill>
+                </w14:textFill>
+              </w:rPr>
+              <w:t>实例属性</w:t>
+            </w:r>
+          </w:p>
+        </w:tc>
+        <w:tc>
+          <w:tcPr>
+            <w:tcW w:w="0" w:type="auto"/>
+            <w:shd w:val="clear" w:color="auto" w:fill="auto"/>
+            <w:vAlign w:val="center"/>
+          </w:tcPr>
+          <w:p>
+            <w:pPr>
+              <w:jc w:val="both"/>
+              <w:rPr>
                 <w:rFonts w:hint="default"/>
                 <w:color w:val="FF0000"/>
                 <w:spacing w:val="7"/>
@@ -37882,57 +38118,33 @@
             <w:r>
               <w:rPr>
                 <w:rFonts w:hint="eastAsia"/>
-                <w:color w:val="ED7D31" w:themeColor="accent2"/>
-                <w:lang w:val="en-US" w:eastAsia="zh-CN"/>
-                <w14:textFill>
-                  <w14:solidFill>
-                    <w14:schemeClr w14:val="accent2"/>
-                  </w14:solidFill>
-                </w14:textFill>
-              </w:rPr>
-              <w:t>实例属性</w:t>
-            </w:r>
-          </w:p>
-        </w:tc>
-        <w:tc>
-          <w:tcPr>
-            <w:tcW w:w="0" w:type="auto"/>
+                <w:color w:val="FF0000"/>
+                <w:spacing w:val="7"/>
+                <w:lang w:val="en-US" w:eastAsia="zh-CN"/>
+              </w:rPr>
+              <w:t>vocab_size</w:t>
+            </w:r>
+          </w:p>
+        </w:tc>
+        <w:tc>
+          <w:tcPr>
+            <w:tcW w:w="0" w:type="auto"/>
+            <w:shd w:val="clear" w:color="auto" w:fill="auto"/>
             <w:vAlign w:val="center"/>
           </w:tcPr>
           <w:p>
             <w:pPr>
               <w:jc w:val="both"/>
               <w:rPr>
-                <w:rFonts w:hint="default"/>
-                <w:color w:val="FF0000"/>
-                <w:spacing w:val="7"/>
-                <w:lang w:val="en-US" w:eastAsia="zh-CN"/>
-              </w:rPr>
-            </w:pPr>
-            <w:r>
-              <w:rPr>
-                <w:rFonts w:hint="eastAsia"/>
-                <w:color w:val="FF0000"/>
-                <w:spacing w:val="7"/>
-                <w:lang w:val="en-US" w:eastAsia="zh-CN"/>
-              </w:rPr>
-              <w:t>base_model</w:t>
-            </w:r>
-          </w:p>
-        </w:tc>
-        <w:tc>
-          <w:tcPr>
-            <w:tcW w:w="0" w:type="auto"/>
-            <w:vAlign w:val="center"/>
-          </w:tcPr>
-          <w:p>
-            <w:pPr>
-              <w:jc w:val="both"/>
-              <w:rPr>
-                <w:rFonts w:hint="default"/>
-                <w:color w:val="EA82F1"/>
+                <w:rFonts w:hint="eastAsia"/>
+                <w:color w:val="ED7D31" w:themeColor="accent2"/>
                 <w:szCs w:val="24"/>
                 <w:lang w:val="en-US" w:eastAsia="zh-CN"/>
+                <w14:textFill>
+                  <w14:solidFill>
+                    <w14:schemeClr w14:val="accent2"/>
+                  </w14:solidFill>
+                </w14:textFill>
               </w:rPr>
             </w:pPr>
             <w:r>
@@ -37947,7 +38159,7 @@
                   </w14:solidFill>
                 </w14:textFill>
               </w:rPr>
-              <w:t>nn.Module</w:t>
+              <w:t>词汇表大小</w:t>
             </w:r>
           </w:p>
         </w:tc>
@@ -37966,6 +38178,8 @@
         <w:tc>
           <w:tcPr>
             <w:tcW w:w="0" w:type="auto"/>
+            <w:vMerge w:val="restart"/>
+            <w:shd w:val="clear" w:color="auto" w:fill="auto"/>
             <w:vAlign w:val="center"/>
           </w:tcPr>
           <w:p>
@@ -38000,12 +38214,127 @@
         <w:tc>
           <w:tcPr>
             <w:tcW w:w="0" w:type="auto"/>
+            <w:shd w:val="clear" w:color="auto" w:fill="auto"/>
             <w:vAlign w:val="center"/>
           </w:tcPr>
           <w:p>
             <w:pPr>
               <w:jc w:val="both"/>
               <w:rPr>
+                <w:rFonts w:hint="eastAsia" w:ascii="华文中宋" w:hAnsi="华文中宋" w:eastAsia="华文中宋" w:cs="华文中宋"/>
+                <w:b/>
+                <w:bCs/>
+                <w:color w:val="FF0000"/>
+                <w:spacing w:val="7"/>
+                <w:kern w:val="2"/>
+                <w:sz w:val="21"/>
+                <w:szCs w:val="21"/>
+                <w:lang w:val="en-US" w:eastAsia="zh-CN" w:bidi="ar-SA"/>
+              </w:rPr>
+            </w:pPr>
+            <w:r>
+              <w:rPr>
+                <w:rFonts w:hint="eastAsia"/>
+                <w:color w:val="FF0000"/>
+                <w:spacing w:val="7"/>
+                <w:lang w:val="en-US" w:eastAsia="zh-CN"/>
+              </w:rPr>
+              <w:t>add_tokens(new_tokens, special_tokens)</w:t>
+            </w:r>
+          </w:p>
+        </w:tc>
+        <w:tc>
+          <w:tcPr>
+            <w:tcW w:w="0" w:type="auto"/>
+            <w:shd w:val="clear" w:color="auto" w:fill="auto"/>
+            <w:vAlign w:val="center"/>
+          </w:tcPr>
+          <w:p>
+            <w:pPr>
+              <w:jc w:val="both"/>
+              <w:rPr>
+                <w:rFonts w:hint="eastAsia" w:ascii="华文中宋" w:hAnsi="华文中宋" w:eastAsia="华文中宋" w:cs="华文中宋"/>
+                <w:b/>
+                <w:bCs/>
+                <w:color w:val="ED7D31" w:themeColor="accent2"/>
+                <w:kern w:val="2"/>
+                <w:sz w:val="21"/>
+                <w:szCs w:val="24"/>
+                <w:lang w:val="en-US" w:eastAsia="zh-CN" w:bidi="ar-SA"/>
+                <w14:textFill>
+                  <w14:solidFill>
+                    <w14:schemeClr w14:val="accent2"/>
+                  </w14:solidFill>
+                </w14:textFill>
+              </w:rPr>
+            </w:pPr>
+            <w:r>
+              <w:rPr>
+                <w:rFonts w:hint="eastAsia"/>
+                <w:color w:val="ED7D31" w:themeColor="accent2"/>
+                <w:szCs w:val="24"/>
+                <w:lang w:val="en-US" w:eastAsia="zh-CN"/>
+                <w14:textFill>
+                  <w14:solidFill>
+                    <w14:schemeClr w14:val="accent2"/>
+                  </w14:solidFill>
+                </w14:textFill>
+              </w:rPr>
+              <w:t>添加token</w:t>
+            </w:r>
+          </w:p>
+        </w:tc>
+      </w:tr>
+      <w:tr>
+        <w:tblPrEx>
+          <w:tblBorders>
+            <w:top w:val="single" w:color="auto" w:sz="4" w:space="0"/>
+            <w:left w:val="single" w:color="auto" w:sz="4" w:space="0"/>
+            <w:bottom w:val="single" w:color="auto" w:sz="4" w:space="0"/>
+            <w:right w:val="single" w:color="auto" w:sz="4" w:space="0"/>
+            <w:insideH w:val="single" w:color="auto" w:sz="4" w:space="0"/>
+            <w:insideV w:val="single" w:color="auto" w:sz="4" w:space="0"/>
+          </w:tblBorders>
+          <w:tblCellMar>
+            <w:top w:w="0" w:type="dxa"/>
+            <w:left w:w="108" w:type="dxa"/>
+            <w:bottom w:w="0" w:type="dxa"/>
+            <w:right w:w="108" w:type="dxa"/>
+          </w:tblCellMar>
+        </w:tblPrEx>
+        <w:tc>
+          <w:tcPr>
+            <w:tcW w:w="0" w:type="auto"/>
+            <w:vMerge w:val="continue"/>
+            <w:shd w:val="clear" w:color="auto" w:fill="auto"/>
+            <w:vAlign w:val="center"/>
+          </w:tcPr>
+          <w:p>
+            <w:pPr>
+              <w:jc w:val="both"/>
+              <w:rPr>
+                <w:rFonts w:hint="eastAsia"/>
+                <w:color w:val="ED7D31" w:themeColor="accent2"/>
+                <w:lang w:val="en-US" w:eastAsia="zh-CN"/>
+                <w14:textFill>
+                  <w14:solidFill>
+                    <w14:schemeClr w14:val="accent2"/>
+                  </w14:solidFill>
+                </w14:textFill>
+              </w:rPr>
+            </w:pPr>
+          </w:p>
+        </w:tc>
+        <w:tc>
+          <w:tcPr>
+            <w:tcW w:w="0" w:type="auto"/>
+            <w:shd w:val="clear" w:color="auto" w:fill="auto"/>
+            <w:vAlign w:val="center"/>
+          </w:tcPr>
+          <w:p>
+            <w:pPr>
+              <w:jc w:val="both"/>
+              <w:rPr>
                 <w:rFonts w:hint="default"/>
                 <w:color w:val="FF0000"/>
                 <w:spacing w:val="7"/>
@@ -38019,13 +38348,14 @@
                 <w:spacing w:val="7"/>
                 <w:lang w:val="en-US" w:eastAsia="zh-CN"/>
               </w:rPr>
-              <w:t>enable_input_require_grads / disable_input_require_grads()</w:t>
-            </w:r>
-          </w:p>
-        </w:tc>
-        <w:tc>
-          <w:tcPr>
-            <w:tcW w:w="0" w:type="auto"/>
+              <w:t>__call__(texts, padding, return_tensors="pt")</w:t>
+            </w:r>
+          </w:p>
+        </w:tc>
+        <w:tc>
+          <w:tcPr>
+            <w:tcW w:w="0" w:type="auto"/>
+            <w:shd w:val="clear" w:color="auto" w:fill="auto"/>
             <w:vAlign w:val="center"/>
           </w:tcPr>
           <w:p>
@@ -38055,8 +38385,221 @@
                   </w14:solidFill>
                 </w14:textFill>
               </w:rPr>
-              <w:t>设置</w:t>
-            </w:r>
+              <w:t>text -&gt; ids</w:t>
+            </w:r>
+          </w:p>
+        </w:tc>
+      </w:tr>
+      <w:tr>
+        <w:tblPrEx>
+          <w:tblBorders>
+            <w:top w:val="single" w:color="auto" w:sz="4" w:space="0"/>
+            <w:left w:val="single" w:color="auto" w:sz="4" w:space="0"/>
+            <w:bottom w:val="single" w:color="auto" w:sz="4" w:space="0"/>
+            <w:right w:val="single" w:color="auto" w:sz="4" w:space="0"/>
+            <w:insideH w:val="single" w:color="auto" w:sz="4" w:space="0"/>
+            <w:insideV w:val="single" w:color="auto" w:sz="4" w:space="0"/>
+          </w:tblBorders>
+          <w:tblCellMar>
+            <w:top w:w="0" w:type="dxa"/>
+            <w:left w:w="108" w:type="dxa"/>
+            <w:bottom w:w="0" w:type="dxa"/>
+            <w:right w:w="108" w:type="dxa"/>
+          </w:tblCellMar>
+        </w:tblPrEx>
+        <w:tc>
+          <w:tcPr>
+            <w:tcW w:w="0" w:type="auto"/>
+            <w:vMerge w:val="continue"/>
+            <w:shd w:val="clear" w:color="auto" w:fill="auto"/>
+            <w:vAlign w:val="center"/>
+          </w:tcPr>
+          <w:p>
+            <w:pPr>
+              <w:jc w:val="both"/>
+              <w:rPr>
+                <w:rFonts w:hint="eastAsia"/>
+                <w:color w:val="ED7D31" w:themeColor="accent2"/>
+                <w:lang w:val="en-US" w:eastAsia="zh-CN"/>
+                <w14:textFill>
+                  <w14:solidFill>
+                    <w14:schemeClr w14:val="accent2"/>
+                  </w14:solidFill>
+                </w14:textFill>
+              </w:rPr>
+            </w:pPr>
+          </w:p>
+        </w:tc>
+        <w:tc>
+          <w:tcPr>
+            <w:tcW w:w="0" w:type="auto"/>
+            <w:shd w:val="clear" w:color="auto" w:fill="auto"/>
+            <w:vAlign w:val="center"/>
+          </w:tcPr>
+          <w:p>
+            <w:pPr>
+              <w:jc w:val="both"/>
+              <w:rPr>
+                <w:rFonts w:hint="default"/>
+                <w:color w:val="FF0000"/>
+                <w:spacing w:val="7"/>
+                <w:lang w:val="en-US" w:eastAsia="zh-CN"/>
+              </w:rPr>
+            </w:pPr>
+            <w:r>
+              <w:rPr>
+                <w:rFonts w:hint="eastAsia"/>
+                <w:color w:val="FF0000"/>
+                <w:spacing w:val="7"/>
+                <w:lang w:val="en-US" w:eastAsia="zh-CN"/>
+              </w:rPr>
+              <w:t>batch_decode(ids, skip_special_tokens)</w:t>
+            </w:r>
+          </w:p>
+        </w:tc>
+        <w:tc>
+          <w:tcPr>
+            <w:tcW w:w="0" w:type="auto"/>
+            <w:shd w:val="clear" w:color="auto" w:fill="auto"/>
+            <w:vAlign w:val="center"/>
+          </w:tcPr>
+          <w:p>
+            <w:pPr>
+              <w:jc w:val="both"/>
+              <w:rPr>
+                <w:rFonts w:hint="default"/>
+                <w:color w:val="ED7D31" w:themeColor="accent2"/>
+                <w:szCs w:val="24"/>
+                <w:lang w:val="en-US" w:eastAsia="zh-CN"/>
+                <w14:textFill>
+                  <w14:solidFill>
+                    <w14:schemeClr w14:val="accent2"/>
+                  </w14:solidFill>
+                </w14:textFill>
+              </w:rPr>
+            </w:pPr>
+            <w:r>
+              <w:rPr>
+                <w:rFonts w:hint="eastAsia"/>
+                <w:color w:val="ED7D31" w:themeColor="accent2"/>
+                <w:szCs w:val="24"/>
+                <w:lang w:val="en-US" w:eastAsia="zh-CN"/>
+                <w14:textFill>
+                  <w14:solidFill>
+                    <w14:schemeClr w14:val="accent2"/>
+                  </w14:solidFill>
+                </w14:textFill>
+              </w:rPr>
+              <w:t>ids -&gt; text</w:t>
+            </w:r>
+          </w:p>
+        </w:tc>
+      </w:tr>
+    </w:tbl>
+    <w:p>
+      <w:pPr>
+        <w:jc w:val="both"/>
+        <w:rPr>
+          <w:rFonts w:hint="eastAsia"/>
+          <w:color w:val="FF0000"/>
+          <w:spacing w:val="7"/>
+          <w:lang w:val="en-US" w:eastAsia="zh-CN"/>
+        </w:rPr>
+      </w:pPr>
+    </w:p>
+    <w:tbl>
+      <w:tblPr>
+        <w:tblStyle w:val="12"/>
+        <w:tblW w:w="0" w:type="auto"/>
+        <w:tblInd w:w="0" w:type="dxa"/>
+        <w:tblBorders>
+          <w:top w:val="single" w:color="auto" w:sz="4" w:space="0"/>
+          <w:left w:val="single" w:color="auto" w:sz="4" w:space="0"/>
+          <w:bottom w:val="single" w:color="auto" w:sz="4" w:space="0"/>
+          <w:right w:val="single" w:color="auto" w:sz="4" w:space="0"/>
+          <w:insideH w:val="single" w:color="auto" w:sz="4" w:space="0"/>
+          <w:insideV w:val="single" w:color="auto" w:sz="4" w:space="0"/>
+        </w:tblBorders>
+        <w:tblLayout w:type="autofit"/>
+        <w:tblCellMar>
+          <w:top w:w="0" w:type="dxa"/>
+          <w:left w:w="108" w:type="dxa"/>
+          <w:bottom w:w="0" w:type="dxa"/>
+          <w:right w:w="108" w:type="dxa"/>
+        </w:tblCellMar>
+      </w:tblPr>
+      <w:tblGrid>
+        <w:gridCol w:w="1057"/>
+        <w:gridCol w:w="6754"/>
+        <w:gridCol w:w="1855"/>
+      </w:tblGrid>
+      <w:tr>
+        <w:tblPrEx>
+          <w:tblBorders>
+            <w:top w:val="single" w:color="auto" w:sz="4" w:space="0"/>
+            <w:left w:val="single" w:color="auto" w:sz="4" w:space="0"/>
+            <w:bottom w:val="single" w:color="auto" w:sz="4" w:space="0"/>
+            <w:right w:val="single" w:color="auto" w:sz="4" w:space="0"/>
+            <w:insideH w:val="single" w:color="auto" w:sz="4" w:space="0"/>
+            <w:insideV w:val="single" w:color="auto" w:sz="4" w:space="0"/>
+          </w:tblBorders>
+          <w:tblCellMar>
+            <w:top w:w="0" w:type="dxa"/>
+            <w:left w:w="108" w:type="dxa"/>
+            <w:bottom w:w="0" w:type="dxa"/>
+            <w:right w:w="108" w:type="dxa"/>
+          </w:tblCellMar>
+        </w:tblPrEx>
+        <w:tc>
+          <w:tcPr>
+            <w:tcW w:w="0" w:type="auto"/>
+            <w:gridSpan w:val="2"/>
+            <w:vAlign w:val="center"/>
+          </w:tcPr>
+          <w:p>
+            <w:pPr>
+              <w:jc w:val="both"/>
+              <w:rPr>
+                <w:rFonts w:hint="default" w:eastAsia="华文中宋"/>
+                <w:color w:val="70AD47" w:themeColor="accent6"/>
+                <w:lang w:val="en-US" w:eastAsia="zh-CN"/>
+                <w14:textFill>
+                  <w14:solidFill>
+                    <w14:schemeClr w14:val="accent6"/>
+                  </w14:solidFill>
+                </w14:textFill>
+              </w:rPr>
+            </w:pPr>
+            <w:r>
+              <w:rPr>
+                <w:rFonts w:hint="eastAsia"/>
+                <w:color w:val="FF0000"/>
+                <w:spacing w:val="7"/>
+                <w:lang w:val="en-US" w:eastAsia="zh-CN"/>
+              </w:rPr>
+              <w:t>PreTrainedModel</w:t>
+            </w:r>
+          </w:p>
+        </w:tc>
+        <w:tc>
+          <w:tcPr>
+            <w:tcW w:w="0" w:type="auto"/>
+            <w:vAlign w:val="center"/>
+          </w:tcPr>
+          <w:p>
+            <w:pPr>
+              <w:jc w:val="both"/>
+              <w:rPr>
+                <w:rFonts w:hint="default" w:eastAsia="华文中宋"/>
+                <w:color w:val="70AD47" w:themeColor="accent6"/>
+                <w:lang w:val="en-US" w:eastAsia="zh-CN"/>
+                <w14:textFill>
+                  <w14:solidFill>
+                    <w14:schemeClr w14:val="accent6"/>
+                  </w14:solidFill>
+                </w14:textFill>
+              </w:rPr>
+            </w:pPr>
             <w:r>
               <w:rPr>
                 <w:rFonts w:hint="eastAsia"/>
@@ -38064,7 +38607,670 @@
                 <w:szCs w:val="24"/>
                 <w:lang w:val="en-US" w:eastAsia="zh-CN"/>
               </w:rPr>
+              <w:t>预训练模型</w:t>
+            </w:r>
+          </w:p>
+        </w:tc>
+      </w:tr>
+      <w:tr>
+        <w:tblPrEx>
+          <w:tblBorders>
+            <w:top w:val="single" w:color="auto" w:sz="4" w:space="0"/>
+            <w:left w:val="single" w:color="auto" w:sz="4" w:space="0"/>
+            <w:bottom w:val="single" w:color="auto" w:sz="4" w:space="0"/>
+            <w:right w:val="single" w:color="auto" w:sz="4" w:space="0"/>
+            <w:insideH w:val="single" w:color="auto" w:sz="4" w:space="0"/>
+            <w:insideV w:val="single" w:color="auto" w:sz="4" w:space="0"/>
+          </w:tblBorders>
+          <w:tblCellMar>
+            <w:top w:w="0" w:type="dxa"/>
+            <w:left w:w="108" w:type="dxa"/>
+            <w:bottom w:w="0" w:type="dxa"/>
+            <w:right w:w="108" w:type="dxa"/>
+          </w:tblCellMar>
+        </w:tblPrEx>
+        <w:tc>
+          <w:tcPr>
+            <w:tcW w:w="0" w:type="auto"/>
+            <w:shd w:val="clear" w:color="auto" w:fill="auto"/>
+            <w:vAlign w:val="center"/>
+          </w:tcPr>
+          <w:p>
+            <w:pPr>
+              <w:jc w:val="both"/>
+              <w:rPr>
+                <w:rFonts w:hint="eastAsia" w:ascii="华文中宋" w:hAnsi="华文中宋" w:eastAsia="华文中宋" w:cs="华文中宋"/>
+                <w:b/>
+                <w:bCs/>
+                <w:color w:val="FF0000"/>
+                <w:spacing w:val="7"/>
+                <w:kern w:val="2"/>
+                <w:sz w:val="21"/>
+                <w:szCs w:val="21"/>
+                <w:lang w:val="en-US" w:eastAsia="zh-CN" w:bidi="ar-SA"/>
+              </w:rPr>
+            </w:pPr>
+            <w:r>
+              <w:rPr>
+                <w:rFonts w:hint="eastAsia"/>
+                <w:color w:val="ED7D31" w:themeColor="accent2"/>
+                <w:lang w:val="en-US" w:eastAsia="zh-CN"/>
+                <w14:textFill>
+                  <w14:solidFill>
+                    <w14:schemeClr w14:val="accent2"/>
+                  </w14:solidFill>
+                </w14:textFill>
+              </w:rPr>
+              <w:t>类方法</w:t>
+            </w:r>
+          </w:p>
+        </w:tc>
+        <w:tc>
+          <w:tcPr>
+            <w:tcW w:w="0" w:type="auto"/>
+            <w:shd w:val="clear" w:color="auto" w:fill="auto"/>
+            <w:vAlign w:val="center"/>
+          </w:tcPr>
+          <w:p>
+            <w:pPr>
+              <w:jc w:val="both"/>
+              <w:rPr>
+                <w:rFonts w:hint="eastAsia" w:ascii="华文中宋" w:hAnsi="华文中宋" w:eastAsia="华文中宋" w:cs="华文中宋"/>
+                <w:b/>
+                <w:bCs/>
+                <w:color w:val="FF0000"/>
+                <w:spacing w:val="7"/>
+                <w:kern w:val="2"/>
+                <w:sz w:val="21"/>
+                <w:szCs w:val="21"/>
+                <w:lang w:val="en-US" w:eastAsia="zh-CN" w:bidi="ar-SA"/>
+              </w:rPr>
+            </w:pPr>
+            <w:r>
+              <w:rPr>
+                <w:rFonts w:hint="eastAsia"/>
+                <w:color w:val="FF0000"/>
+                <w:spacing w:val="7"/>
+                <w:lang w:val="en-US" w:eastAsia="zh-CN"/>
+              </w:rPr>
+              <w:t>from_pretrained(name_or_path, torch_dtype, device_map)</w:t>
+            </w:r>
+          </w:p>
+        </w:tc>
+        <w:tc>
+          <w:tcPr>
+            <w:tcW w:w="0" w:type="auto"/>
+            <w:shd w:val="clear" w:color="auto" w:fill="auto"/>
+            <w:vAlign w:val="center"/>
+          </w:tcPr>
+          <w:p>
+            <w:pPr>
+              <w:jc w:val="both"/>
+              <w:rPr>
+                <w:rFonts w:hint="eastAsia" w:ascii="华文中宋" w:hAnsi="华文中宋" w:eastAsia="华文中宋" w:cs="华文中宋"/>
+                <w:b/>
+                <w:bCs/>
+                <w:color w:val="EA82F1"/>
+                <w:kern w:val="2"/>
+                <w:sz w:val="21"/>
+                <w:szCs w:val="24"/>
+                <w:lang w:val="en-US" w:eastAsia="zh-CN" w:bidi="ar-SA"/>
+              </w:rPr>
+            </w:pPr>
+            <w:r>
+              <w:rPr>
+                <w:rFonts w:hint="eastAsia"/>
+                <w:color w:val="ED7D31" w:themeColor="accent2"/>
+                <w:szCs w:val="24"/>
+                <w:lang w:val="en-US" w:eastAsia="zh-CN"/>
+                <w14:textFill>
+                  <w14:solidFill>
+                    <w14:schemeClr w14:val="accent2"/>
+                  </w14:solidFill>
+                </w14:textFill>
+              </w:rPr>
+              <w:t>加载</w:t>
+            </w:r>
+            <w:r>
+              <w:rPr>
+                <w:rFonts w:hint="eastAsia"/>
+                <w:color w:val="EA82F1"/>
+                <w:szCs w:val="24"/>
+                <w:lang w:val="en-US" w:eastAsia="zh-CN"/>
+              </w:rPr>
+              <w:t>预训练模型</w:t>
+            </w:r>
+          </w:p>
+        </w:tc>
+      </w:tr>
+      <w:tr>
+        <w:tblPrEx>
+          <w:tblBorders>
+            <w:top w:val="single" w:color="auto" w:sz="4" w:space="0"/>
+            <w:left w:val="single" w:color="auto" w:sz="4" w:space="0"/>
+            <w:bottom w:val="single" w:color="auto" w:sz="4" w:space="0"/>
+            <w:right w:val="single" w:color="auto" w:sz="4" w:space="0"/>
+            <w:insideH w:val="single" w:color="auto" w:sz="4" w:space="0"/>
+            <w:insideV w:val="single" w:color="auto" w:sz="4" w:space="0"/>
+          </w:tblBorders>
+          <w:tblCellMar>
+            <w:top w:w="0" w:type="dxa"/>
+            <w:left w:w="108" w:type="dxa"/>
+            <w:bottom w:w="0" w:type="dxa"/>
+            <w:right w:w="108" w:type="dxa"/>
+          </w:tblCellMar>
+        </w:tblPrEx>
+        <w:tc>
+          <w:tcPr>
+            <w:tcW w:w="0" w:type="auto"/>
+            <w:vMerge w:val="restart"/>
+            <w:vAlign w:val="center"/>
+          </w:tcPr>
+          <w:p>
+            <w:pPr>
+              <w:jc w:val="both"/>
+              <w:rPr>
+                <w:rFonts w:hint="default"/>
+                <w:color w:val="FF0000"/>
+                <w:spacing w:val="7"/>
+                <w:lang w:val="en-US" w:eastAsia="zh-CN"/>
+              </w:rPr>
+            </w:pPr>
+            <w:r>
+              <w:rPr>
+                <w:rFonts w:hint="eastAsia"/>
+                <w:color w:val="ED7D31" w:themeColor="accent2"/>
+                <w:lang w:val="en-US" w:eastAsia="zh-CN"/>
+                <w14:textFill>
+                  <w14:solidFill>
+                    <w14:schemeClr w14:val="accent2"/>
+                  </w14:solidFill>
+                </w14:textFill>
+              </w:rPr>
+              <w:t>实例属性</w:t>
+            </w:r>
+          </w:p>
+        </w:tc>
+        <w:tc>
+          <w:tcPr>
+            <w:tcW w:w="0" w:type="auto"/>
+            <w:vAlign w:val="center"/>
+          </w:tcPr>
+          <w:p>
+            <w:pPr>
+              <w:jc w:val="both"/>
+              <w:rPr>
+                <w:rFonts w:hint="default"/>
+                <w:color w:val="FF0000"/>
+                <w:spacing w:val="7"/>
+                <w:lang w:val="en-US" w:eastAsia="zh-CN"/>
+              </w:rPr>
+            </w:pPr>
+            <w:r>
+              <w:rPr>
+                <w:rFonts w:hint="eastAsia"/>
+                <w:color w:val="FF0000"/>
+                <w:spacing w:val="7"/>
+                <w:lang w:val="en-US" w:eastAsia="zh-CN"/>
+              </w:rPr>
+              <w:t>base_model</w:t>
+            </w:r>
+          </w:p>
+        </w:tc>
+        <w:tc>
+          <w:tcPr>
+            <w:tcW w:w="0" w:type="auto"/>
+            <w:vAlign w:val="center"/>
+          </w:tcPr>
+          <w:p>
+            <w:pPr>
+              <w:jc w:val="both"/>
+              <w:rPr>
+                <w:rFonts w:hint="default"/>
+                <w:color w:val="EA82F1"/>
+                <w:szCs w:val="24"/>
+                <w:lang w:val="en-US" w:eastAsia="zh-CN"/>
+              </w:rPr>
+            </w:pPr>
+            <w:r>
+              <w:rPr>
+                <w:rFonts w:hint="eastAsia"/>
+                <w:color w:val="ED7D31" w:themeColor="accent2"/>
+                <w:szCs w:val="24"/>
+                <w:lang w:val="en-US" w:eastAsia="zh-CN"/>
+                <w14:textFill>
+                  <w14:solidFill>
+                    <w14:schemeClr w14:val="accent2"/>
+                  </w14:solidFill>
+                </w14:textFill>
+              </w:rPr>
+              <w:t>nn.Module</w:t>
+            </w:r>
+          </w:p>
+        </w:tc>
+      </w:tr>
+      <w:tr>
+        <w:tblPrEx>
+          <w:tblBorders>
+            <w:top w:val="single" w:color="auto" w:sz="4" w:space="0"/>
+            <w:left w:val="single" w:color="auto" w:sz="4" w:space="0"/>
+            <w:bottom w:val="single" w:color="auto" w:sz="4" w:space="0"/>
+            <w:right w:val="single" w:color="auto" w:sz="4" w:space="0"/>
+            <w:insideH w:val="single" w:color="auto" w:sz="4" w:space="0"/>
+            <w:insideV w:val="single" w:color="auto" w:sz="4" w:space="0"/>
+          </w:tblBorders>
+        </w:tblPrEx>
+        <w:tc>
+          <w:tcPr>
+            <w:tcW w:w="0" w:type="auto"/>
+            <w:vMerge w:val="continue"/>
+            <w:vAlign w:val="center"/>
+          </w:tcPr>
+          <w:p>
+            <w:pPr>
+              <w:jc w:val="both"/>
+              <w:rPr>
+                <w:rFonts w:hint="eastAsia"/>
+                <w:color w:val="ED7D31" w:themeColor="accent2"/>
+                <w:lang w:val="en-US" w:eastAsia="zh-CN"/>
+                <w14:textFill>
+                  <w14:solidFill>
+                    <w14:schemeClr w14:val="accent2"/>
+                  </w14:solidFill>
+                </w14:textFill>
+              </w:rPr>
+            </w:pPr>
+          </w:p>
+        </w:tc>
+        <w:tc>
+          <w:tcPr>
+            <w:tcW w:w="0" w:type="auto"/>
+            <w:vAlign w:val="center"/>
+          </w:tcPr>
+          <w:p>
+            <w:pPr>
+              <w:jc w:val="both"/>
+              <w:rPr>
+                <w:rFonts w:hint="default"/>
+                <w:color w:val="FF0000"/>
+                <w:spacing w:val="7"/>
+                <w:lang w:val="en-US" w:eastAsia="zh-CN"/>
+              </w:rPr>
+            </w:pPr>
+            <w:r>
+              <w:rPr>
+                <w:rFonts w:hint="eastAsia"/>
+                <w:color w:val="FF0000"/>
+                <w:spacing w:val="7"/>
+                <w:lang w:val="en-US" w:eastAsia="zh-CN"/>
+              </w:rPr>
+              <w:t>get_input_embeddings()</w:t>
+            </w:r>
+          </w:p>
+        </w:tc>
+        <w:tc>
+          <w:tcPr>
+            <w:tcW w:w="0" w:type="auto"/>
+            <w:vAlign w:val="center"/>
+          </w:tcPr>
+          <w:p>
+            <w:pPr>
+              <w:jc w:val="both"/>
+              <w:rPr>
+                <w:rFonts w:hint="default"/>
+                <w:color w:val="ED7D31" w:themeColor="accent2"/>
+                <w:szCs w:val="24"/>
+                <w:lang w:val="en-US" w:eastAsia="zh-CN"/>
+                <w14:textFill>
+                  <w14:solidFill>
+                    <w14:schemeClr w14:val="accent2"/>
+                  </w14:solidFill>
+                </w14:textFill>
+              </w:rPr>
+            </w:pPr>
+            <w:r>
+              <w:rPr>
+                <w:rFonts w:hint="eastAsia"/>
+                <w:color w:val="ED7D31" w:themeColor="accent2"/>
+                <w:szCs w:val="24"/>
+                <w:lang w:val="en-US" w:eastAsia="zh-CN"/>
+                <w14:textFill>
+                  <w14:solidFill>
+                    <w14:schemeClr w14:val="accent2"/>
+                  </w14:solidFill>
+                </w14:textFill>
+              </w:rPr>
+              <w:t>nn.Embedding</w:t>
+            </w:r>
+          </w:p>
+        </w:tc>
+      </w:tr>
+      <w:tr>
+        <w:tblPrEx>
+          <w:tblBorders>
+            <w:top w:val="single" w:color="auto" w:sz="4" w:space="0"/>
+            <w:left w:val="single" w:color="auto" w:sz="4" w:space="0"/>
+            <w:bottom w:val="single" w:color="auto" w:sz="4" w:space="0"/>
+            <w:right w:val="single" w:color="auto" w:sz="4" w:space="0"/>
+            <w:insideH w:val="single" w:color="auto" w:sz="4" w:space="0"/>
+            <w:insideV w:val="single" w:color="auto" w:sz="4" w:space="0"/>
+          </w:tblBorders>
+          <w:tblCellMar>
+            <w:top w:w="0" w:type="dxa"/>
+            <w:left w:w="108" w:type="dxa"/>
+            <w:bottom w:w="0" w:type="dxa"/>
+            <w:right w:w="108" w:type="dxa"/>
+          </w:tblCellMar>
+        </w:tblPrEx>
+        <w:tc>
+          <w:tcPr>
+            <w:tcW w:w="0" w:type="auto"/>
+            <w:vMerge w:val="restart"/>
+            <w:vAlign w:val="center"/>
+          </w:tcPr>
+          <w:p>
+            <w:pPr>
+              <w:jc w:val="both"/>
+              <w:rPr>
+                <w:rFonts w:hint="eastAsia"/>
+                <w:color w:val="ED7D31" w:themeColor="accent2"/>
+                <w:lang w:val="en-US" w:eastAsia="zh-CN"/>
+                <w14:textFill>
+                  <w14:solidFill>
+                    <w14:schemeClr w14:val="accent2"/>
+                  </w14:solidFill>
+                </w14:textFill>
+              </w:rPr>
+            </w:pPr>
+            <w:r>
+              <w:rPr>
+                <w:rFonts w:hint="eastAsia"/>
+                <w:color w:val="ED7D31" w:themeColor="accent2"/>
+                <w:lang w:val="en-US" w:eastAsia="zh-CN"/>
+                <w14:textFill>
+                  <w14:solidFill>
+                    <w14:schemeClr w14:val="accent2"/>
+                  </w14:solidFill>
+                </w14:textFill>
+              </w:rPr>
+              <w:t>实例方法</w:t>
+            </w:r>
+          </w:p>
+        </w:tc>
+        <w:tc>
+          <w:tcPr>
+            <w:tcW w:w="0" w:type="auto"/>
+            <w:vAlign w:val="center"/>
+          </w:tcPr>
+          <w:p>
+            <w:pPr>
+              <w:jc w:val="both"/>
+              <w:rPr>
+                <w:rFonts w:hint="default"/>
+                <w:color w:val="FF0000"/>
+                <w:spacing w:val="7"/>
+                <w:lang w:val="en-US" w:eastAsia="zh-CN"/>
+              </w:rPr>
+            </w:pPr>
+            <w:r>
+              <w:rPr>
+                <w:rFonts w:hint="eastAsia"/>
+                <w:color w:val="FF0000"/>
+                <w:spacing w:val="7"/>
+                <w:lang w:val="en-US" w:eastAsia="zh-CN"/>
+              </w:rPr>
+              <w:t>enable_input_require_grads / disable_input_require_grads()</w:t>
+            </w:r>
+          </w:p>
+        </w:tc>
+        <w:tc>
+          <w:tcPr>
+            <w:tcW w:w="0" w:type="auto"/>
+            <w:vAlign w:val="center"/>
+          </w:tcPr>
+          <w:p>
+            <w:pPr>
+              <w:jc w:val="both"/>
+              <w:rPr>
+                <w:rFonts w:hint="default"/>
+                <w:color w:val="ED7D31" w:themeColor="accent2"/>
+                <w:szCs w:val="24"/>
+                <w:lang w:val="en-US" w:eastAsia="zh-CN"/>
+                <w14:textFill>
+                  <w14:solidFill>
+                    <w14:schemeClr w14:val="accent2"/>
+                  </w14:solidFill>
+                </w14:textFill>
+              </w:rPr>
+            </w:pPr>
+            <w:r>
+              <w:rPr>
+                <w:rFonts w:hint="eastAsia"/>
+                <w:color w:val="ED7D31" w:themeColor="accent2"/>
+                <w:szCs w:val="24"/>
+                <w:lang w:val="en-US" w:eastAsia="zh-CN"/>
+                <w14:textFill>
+                  <w14:solidFill>
+                    <w14:schemeClr w14:val="accent2"/>
+                  </w14:solidFill>
+                </w14:textFill>
+              </w:rPr>
+              <w:t>设置</w:t>
+            </w:r>
+            <w:r>
+              <w:rPr>
+                <w:rFonts w:hint="eastAsia"/>
+                <w:color w:val="EA82F1"/>
+                <w:szCs w:val="24"/>
+                <w:lang w:val="en-US" w:eastAsia="zh-CN"/>
+              </w:rPr>
               <w:t>输入梯度</w:t>
+            </w:r>
+          </w:p>
+        </w:tc>
+      </w:tr>
+      <w:tr>
+        <w:tblPrEx>
+          <w:tblBorders>
+            <w:top w:val="single" w:color="auto" w:sz="4" w:space="0"/>
+            <w:left w:val="single" w:color="auto" w:sz="4" w:space="0"/>
+            <w:bottom w:val="single" w:color="auto" w:sz="4" w:space="0"/>
+            <w:right w:val="single" w:color="auto" w:sz="4" w:space="0"/>
+            <w:insideH w:val="single" w:color="auto" w:sz="4" w:space="0"/>
+            <w:insideV w:val="single" w:color="auto" w:sz="4" w:space="0"/>
+          </w:tblBorders>
+          <w:tblCellMar>
+            <w:top w:w="0" w:type="dxa"/>
+            <w:left w:w="108" w:type="dxa"/>
+            <w:bottom w:w="0" w:type="dxa"/>
+            <w:right w:w="108" w:type="dxa"/>
+          </w:tblCellMar>
+        </w:tblPrEx>
+        <w:tc>
+          <w:tcPr>
+            <w:tcW w:w="0" w:type="auto"/>
+            <w:vMerge w:val="continue"/>
+            <w:tcBorders/>
+            <w:vAlign w:val="center"/>
+          </w:tcPr>
+          <w:p>
+            <w:pPr>
+              <w:jc w:val="both"/>
+              <w:rPr>
+                <w:rFonts w:hint="eastAsia"/>
+                <w:color w:val="ED7D31" w:themeColor="accent2"/>
+                <w:lang w:val="en-US" w:eastAsia="zh-CN"/>
+                <w14:textFill>
+                  <w14:solidFill>
+                    <w14:schemeClr w14:val="accent2"/>
+                  </w14:solidFill>
+                </w14:textFill>
+              </w:rPr>
+            </w:pPr>
+          </w:p>
+        </w:tc>
+        <w:tc>
+          <w:tcPr>
+            <w:tcW w:w="0" w:type="auto"/>
+            <w:vAlign w:val="center"/>
+          </w:tcPr>
+          <w:p>
+            <w:pPr>
+              <w:jc w:val="both"/>
+              <w:rPr>
+                <w:rFonts w:hint="default"/>
+                <w:color w:val="FF0000"/>
+                <w:spacing w:val="7"/>
+                <w:lang w:val="en-US" w:eastAsia="zh-CN"/>
+              </w:rPr>
+            </w:pPr>
+            <w:r>
+              <w:rPr>
+                <w:rFonts w:hint="eastAsia"/>
+                <w:color w:val="FF0000"/>
+                <w:spacing w:val="7"/>
+                <w:lang w:val="en-US" w:eastAsia="zh-CN"/>
+              </w:rPr>
+              <w:t>resize_token_embeddings(new_num_tokens)</w:t>
+            </w:r>
+          </w:p>
+        </w:tc>
+        <w:tc>
+          <w:tcPr>
+            <w:tcW w:w="0" w:type="auto"/>
+            <w:vAlign w:val="center"/>
+          </w:tcPr>
+          <w:p>
+            <w:pPr>
+              <w:jc w:val="both"/>
+              <w:rPr>
+                <w:rFonts w:hint="eastAsia"/>
+                <w:color w:val="ED7D31" w:themeColor="accent2"/>
+                <w:szCs w:val="24"/>
+                <w:lang w:val="en-US" w:eastAsia="zh-CN"/>
+                <w14:textFill>
+                  <w14:solidFill>
+                    <w14:schemeClr w14:val="accent2"/>
+                  </w14:solidFill>
+                </w14:textFill>
+              </w:rPr>
+            </w:pPr>
+            <w:r>
+              <w:rPr>
+                <w:rFonts w:hint="eastAsia"/>
+                <w:color w:val="ED7D31" w:themeColor="accent2"/>
+                <w:szCs w:val="24"/>
+                <w:lang w:val="en-US" w:eastAsia="zh-CN"/>
+                <w14:textFill>
+                  <w14:solidFill>
+                    <w14:schemeClr w14:val="accent2"/>
+                  </w14:solidFill>
+                </w14:textFill>
+              </w:rPr>
+              <w:t>缩放Embedding</w:t>
+            </w:r>
+          </w:p>
+        </w:tc>
+      </w:tr>
+      <w:tr>
+        <w:tblPrEx>
+          <w:tblBorders>
+            <w:top w:val="single" w:color="auto" w:sz="4" w:space="0"/>
+            <w:left w:val="single" w:color="auto" w:sz="4" w:space="0"/>
+            <w:bottom w:val="single" w:color="auto" w:sz="4" w:space="0"/>
+            <w:right w:val="single" w:color="auto" w:sz="4" w:space="0"/>
+            <w:insideH w:val="single" w:color="auto" w:sz="4" w:space="0"/>
+            <w:insideV w:val="single" w:color="auto" w:sz="4" w:space="0"/>
+          </w:tblBorders>
+          <w:tblCellMar>
+            <w:top w:w="0" w:type="dxa"/>
+            <w:left w:w="108" w:type="dxa"/>
+            <w:bottom w:w="0" w:type="dxa"/>
+            <w:right w:w="108" w:type="dxa"/>
+          </w:tblCellMar>
+        </w:tblPrEx>
+        <w:tc>
+          <w:tcPr>
+            <w:tcW w:w="0" w:type="auto"/>
+            <w:vMerge w:val="continue"/>
+            <w:tcBorders/>
+            <w:vAlign w:val="center"/>
+          </w:tcPr>
+          <w:p>
+            <w:pPr>
+              <w:jc w:val="both"/>
+              <w:rPr>
+                <w:rFonts w:hint="eastAsia"/>
+                <w:color w:val="ED7D31" w:themeColor="accent2"/>
+                <w:lang w:val="en-US" w:eastAsia="zh-CN"/>
+                <w14:textFill>
+                  <w14:solidFill>
+                    <w14:schemeClr w14:val="accent2"/>
+                  </w14:solidFill>
+                </w14:textFill>
+              </w:rPr>
+            </w:pPr>
+          </w:p>
+        </w:tc>
+        <w:tc>
+          <w:tcPr>
+            <w:tcW w:w="0" w:type="auto"/>
+            <w:vAlign w:val="center"/>
+          </w:tcPr>
+          <w:p>
+            <w:pPr>
+              <w:jc w:val="both"/>
+              <w:rPr>
+                <w:rFonts w:hint="default"/>
+                <w:color w:val="FF0000"/>
+                <w:spacing w:val="7"/>
+                <w:lang w:val="en-US" w:eastAsia="zh-CN"/>
+              </w:rPr>
+            </w:pPr>
+            <w:r>
+              <w:rPr>
+                <w:rFonts w:hint="eastAsia"/>
+                <w:color w:val="FF0000"/>
+                <w:spacing w:val="7"/>
+                <w:lang w:val="en-US" w:eastAsia="zh-CN"/>
+              </w:rPr>
+              <w:t>generate(inputs)</w:t>
+            </w:r>
+          </w:p>
+        </w:tc>
+        <w:tc>
+          <w:tcPr>
+            <w:tcW w:w="0" w:type="auto"/>
+            <w:vAlign w:val="center"/>
+          </w:tcPr>
+          <w:p>
+            <w:pPr>
+              <w:jc w:val="both"/>
+              <w:rPr>
+                <w:rFonts w:hint="eastAsia"/>
+                <w:color w:val="ED7D31" w:themeColor="accent2"/>
+                <w:szCs w:val="24"/>
+                <w:lang w:val="en-US" w:eastAsia="zh-CN"/>
+                <w14:textFill>
+                  <w14:solidFill>
+                    <w14:schemeClr w14:val="accent2"/>
+                  </w14:solidFill>
+                </w14:textFill>
+              </w:rPr>
+            </w:pPr>
+            <w:r>
+              <w:rPr>
+                <w:rFonts w:hint="eastAsia"/>
+                <w:color w:val="ED7D31" w:themeColor="accent2"/>
+                <w:szCs w:val="24"/>
+                <w:lang w:val="en-US" w:eastAsia="zh-CN"/>
+                <w14:textFill>
+                  <w14:solidFill>
+                    <w14:schemeClr w14:val="accent2"/>
+                  </w14:solidFill>
+                </w14:textFill>
+              </w:rPr>
+              <w:t>生成</w:t>
             </w:r>
           </w:p>
         </w:tc>
@@ -38721,10 +39927,7 @@
         </w:rPr>
       </w:pPr>
     </w:p>
-    <w:p>
-      <w:bookmarkStart w:id="28" w:name="_GoBack"/>
-      <w:bookmarkEnd w:id="28"/>
-    </w:p>
+    <w:p/>
     <w:sectPr>
       <w:pgSz w:w="11906" w:h="16838"/>
       <w:pgMar w:top="720" w:right="720" w:bottom="720" w:left="720" w:header="851" w:footer="992" w:gutter="0"/>

--- a/py - torch.docx
+++ b/py - torch.docx
@@ -445,12 +445,6 @@
             <w:insideH w:val="single" w:color="auto" w:sz="4" w:space="0"/>
             <w:insideV w:val="single" w:color="auto" w:sz="4" w:space="0"/>
           </w:tblBorders>
-          <w:tblCellMar>
-            <w:top w:w="0" w:type="dxa"/>
-            <w:left w:w="108" w:type="dxa"/>
-            <w:bottom w:w="0" w:type="dxa"/>
-            <w:right w:w="108" w:type="dxa"/>
-          </w:tblCellMar>
         </w:tblPrEx>
         <w:tc>
           <w:tcPr>
@@ -7305,7 +7299,6 @@
           <w:tcPr>
             <w:tcW w:w="0" w:type="auto"/>
             <w:vMerge w:val="continue"/>
-            <w:tcBorders/>
             <w:vAlign w:val="center"/>
           </w:tcPr>
           <w:p>
@@ -7405,7 +7398,6 @@
           <w:tcPr>
             <w:tcW w:w="0" w:type="auto"/>
             <w:vMerge w:val="continue"/>
-            <w:tcBorders/>
             <w:vAlign w:val="center"/>
           </w:tcPr>
           <w:p>
@@ -7511,7 +7503,6 @@
           <w:tcPr>
             <w:tcW w:w="0" w:type="auto"/>
             <w:vMerge w:val="continue"/>
-            <w:tcBorders/>
             <w:vAlign w:val="center"/>
           </w:tcPr>
           <w:p>
@@ -26883,6 +26874,71 @@
           <w:rFonts w:hint="eastAsia"/>
         </w:rPr>
       </w:pPr>
+      <w:r>
+        <w:rPr>
+          <w:rFonts w:hint="eastAsia"/>
+          <w:lang w:eastAsia="zh-CN"/>
+        </w:rPr>
+        <w:t>图</w:t>
+      </w:r>
+      <w:r>
+        <w:rPr>
+          <w:rFonts w:hint="eastAsia"/>
+        </w:rPr>
+        <w:t>torch</w:t>
+      </w:r>
+      <w:r>
+        <w:rPr>
+          <w:rFonts w:hint="eastAsia"/>
+          <w:lang w:val="en-US" w:eastAsia="zh-CN"/>
+        </w:rPr>
+        <w:t>_geometric</w:t>
+      </w:r>
+      <w:bookmarkStart w:id="28" w:name="_GoBack"/>
+      <w:bookmarkEnd w:id="28"/>
+      <w:r>
+        <w:rPr>
+          <w:rFonts w:hint="eastAsia"/>
+        </w:rPr>
+        <w:t>：</w:t>
+      </w:r>
+    </w:p>
+    <w:p>
+      <w:pPr>
+        <w:rPr>
+          <w:color w:val="00B0F0"/>
+        </w:rPr>
+      </w:pPr>
+    </w:p>
+    <w:p>
+      <w:pPr>
+        <w:rPr>
+          <w:color w:val="00B0F0"/>
+        </w:rPr>
+      </w:pPr>
+    </w:p>
+    <w:p>
+      <w:pPr>
+        <w:rPr>
+          <w:color w:val="00B0F0"/>
+        </w:rPr>
+      </w:pPr>
+    </w:p>
+    <w:p>
+      <w:pPr>
+        <w:rPr>
+          <w:color w:val="00B0F0"/>
+        </w:rPr>
+      </w:pPr>
+    </w:p>
+    <w:p>
+      <w:pPr>
+        <w:pStyle w:val="17"/>
+        <w:bidi w:val="0"/>
+        <w:rPr>
+          <w:rFonts w:hint="eastAsia"/>
+        </w:rPr>
+      </w:pPr>
       <w:bookmarkStart w:id="13" w:name="_Toc16320"/>
       <w:r>
         <w:rPr>
@@ -31554,6 +31610,12 @@
             <w:insideH w:val="single" w:color="auto" w:sz="4" w:space="0"/>
             <w:insideV w:val="single" w:color="auto" w:sz="4" w:space="0"/>
           </w:tblBorders>
+          <w:tblCellMar>
+            <w:top w:w="0" w:type="dxa"/>
+            <w:left w:w="108" w:type="dxa"/>
+            <w:bottom w:w="0" w:type="dxa"/>
+            <w:right w:w="108" w:type="dxa"/>
+          </w:tblCellMar>
         </w:tblPrEx>
         <w:tc>
           <w:tcPr>
@@ -32039,6 +32101,12 @@
             <w:insideH w:val="single" w:color="auto" w:sz="4" w:space="0"/>
             <w:insideV w:val="single" w:color="auto" w:sz="4" w:space="0"/>
           </w:tblBorders>
+          <w:tblCellMar>
+            <w:top w:w="0" w:type="dxa"/>
+            <w:left w:w="108" w:type="dxa"/>
+            <w:bottom w:w="0" w:type="dxa"/>
+            <w:right w:w="108" w:type="dxa"/>
+          </w:tblCellMar>
         </w:tblPrEx>
         <w:tc>
           <w:tcPr>
@@ -36199,8 +36267,6 @@
           <w:lang w:val="en-US" w:eastAsia="zh-CN" w:bidi="ar-SA"/>
         </w:rPr>
       </w:pPr>
-      <w:bookmarkStart w:id="28" w:name="_GoBack"/>
-      <w:bookmarkEnd w:id="28"/>
       <w:r>
         <w:rPr>
           <w:rFonts w:hint="eastAsia" w:ascii="华文中宋" w:hAnsi="华文中宋" w:eastAsia="华文中宋" w:cs="华文中宋"/>
@@ -38174,6 +38240,12 @@
             <w:insideH w:val="single" w:color="auto" w:sz="4" w:space="0"/>
             <w:insideV w:val="single" w:color="auto" w:sz="4" w:space="0"/>
           </w:tblBorders>
+          <w:tblCellMar>
+            <w:top w:w="0" w:type="dxa"/>
+            <w:left w:w="108" w:type="dxa"/>
+            <w:bottom w:w="0" w:type="dxa"/>
+            <w:right w:w="108" w:type="dxa"/>
+          </w:tblCellMar>
         </w:tblPrEx>
         <w:tc>
           <w:tcPr>
@@ -39090,7 +39162,6 @@
           <w:tcPr>
             <w:tcW w:w="0" w:type="auto"/>
             <w:vMerge w:val="continue"/>
-            <w:tcBorders/>
             <w:vAlign w:val="center"/>
           </w:tcPr>
           <w:p>
@@ -39193,7 +39264,6 @@
           <w:tcPr>
             <w:tcW w:w="0" w:type="auto"/>
             <w:vMerge w:val="continue"/>
-            <w:tcBorders/>
             <w:vAlign w:val="center"/>
           </w:tcPr>
           <w:p>

--- a/py - torch.docx
+++ b/py - torch.docx
@@ -445,6 +445,12 @@
             <w:insideH w:val="single" w:color="auto" w:sz="4" w:space="0"/>
             <w:insideV w:val="single" w:color="auto" w:sz="4" w:space="0"/>
           </w:tblBorders>
+          <w:tblCellMar>
+            <w:top w:w="0" w:type="dxa"/>
+            <w:left w:w="108" w:type="dxa"/>
+            <w:bottom w:w="0" w:type="dxa"/>
+            <w:right w:w="108" w:type="dxa"/>
+          </w:tblCellMar>
         </w:tblPrEx>
         <w:tc>
           <w:tcPr>
@@ -1066,6 +1072,12 @@
             <w:insideH w:val="single" w:color="auto" w:sz="4" w:space="0"/>
             <w:insideV w:val="single" w:color="auto" w:sz="4" w:space="0"/>
           </w:tblBorders>
+          <w:tblCellMar>
+            <w:top w:w="0" w:type="dxa"/>
+            <w:left w:w="108" w:type="dxa"/>
+            <w:bottom w:w="0" w:type="dxa"/>
+            <w:right w:w="108" w:type="dxa"/>
+          </w:tblCellMar>
         </w:tblPrEx>
         <w:tc>
           <w:tcPr>
@@ -4811,6 +4823,12 @@
             <w:insideH w:val="single" w:color="auto" w:sz="4" w:space="0"/>
             <w:insideV w:val="single" w:color="auto" w:sz="4" w:space="0"/>
           </w:tblBorders>
+          <w:tblCellMar>
+            <w:top w:w="0" w:type="dxa"/>
+            <w:left w:w="108" w:type="dxa"/>
+            <w:bottom w:w="0" w:type="dxa"/>
+            <w:right w:w="108" w:type="dxa"/>
+          </w:tblCellMar>
         </w:tblPrEx>
         <w:tc>
           <w:tcPr>
@@ -6109,6 +6127,9 @@
             <w:right w:w="108" w:type="dxa"/>
           </w:tblCellMar>
         </w:tblPrEx>
+        <w:trPr>
+          <w:trHeight w:val="90" w:hRule="atLeast"/>
+        </w:trPr>
         <w:tc>
           <w:tcPr>
             <w:tcW w:w="0" w:type="auto"/>
@@ -6342,6 +6363,130 @@
                 <w:lang w:val="en-US" w:eastAsia="zh-CN"/>
               </w:rPr>
               <w:t>参数冻结</w:t>
+            </w:r>
+          </w:p>
+        </w:tc>
+      </w:tr>
+      <w:tr>
+        <w:tblPrEx>
+          <w:tblBorders>
+            <w:top w:val="single" w:color="auto" w:sz="4" w:space="0"/>
+            <w:left w:val="single" w:color="auto" w:sz="4" w:space="0"/>
+            <w:bottom w:val="single" w:color="auto" w:sz="4" w:space="0"/>
+            <w:right w:val="single" w:color="auto" w:sz="4" w:space="0"/>
+            <w:insideH w:val="single" w:color="auto" w:sz="4" w:space="0"/>
+            <w:insideV w:val="single" w:color="auto" w:sz="4" w:space="0"/>
+          </w:tblBorders>
+          <w:tblCellMar>
+            <w:top w:w="0" w:type="dxa"/>
+            <w:left w:w="108" w:type="dxa"/>
+            <w:bottom w:w="0" w:type="dxa"/>
+            <w:right w:w="108" w:type="dxa"/>
+          </w:tblCellMar>
+        </w:tblPrEx>
+        <w:tc>
+          <w:tcPr>
+            <w:tcW w:w="0" w:type="auto"/>
+            <w:vMerge w:val="continue"/>
+            <w:vAlign w:val="center"/>
+          </w:tcPr>
+          <w:p>
+            <w:pPr>
+              <w:pStyle w:val="26"/>
+              <w:bidi w:val="0"/>
+              <w:jc w:val="both"/>
+              <w:rPr>
+                <w:rFonts w:hint="eastAsia" w:cs="华文中宋"/>
+                <w:b/>
+                <w:bCs/>
+                <w:color w:val="ED7D31"/>
+                <w:kern w:val="2"/>
+                <w:sz w:val="21"/>
+                <w:szCs w:val="21"/>
+                <w:vertAlign w:val="baseline"/>
+                <w:lang w:val="en-US" w:eastAsia="zh-CN" w:bidi="ar-SA"/>
+              </w:rPr>
+            </w:pPr>
+          </w:p>
+        </w:tc>
+        <w:tc>
+          <w:tcPr>
+            <w:tcW w:w="0" w:type="auto"/>
+            <w:vAlign w:val="center"/>
+          </w:tcPr>
+          <w:p>
+            <w:pPr>
+              <w:pStyle w:val="26"/>
+              <w:bidi w:val="0"/>
+              <w:jc w:val="both"/>
+              <w:rPr>
+                <w:rFonts w:hint="default" w:cs="华文中宋"/>
+                <w:b/>
+                <w:bCs/>
+                <w:color w:val="FF0000"/>
+                <w:kern w:val="2"/>
+                <w:sz w:val="21"/>
+                <w:szCs w:val="21"/>
+                <w:lang w:val="en-US" w:eastAsia="zh-CN" w:bidi="ar-SA"/>
+              </w:rPr>
+            </w:pPr>
+            <w:r>
+              <w:rPr>
+                <w:rFonts w:hint="eastAsia" w:cs="华文中宋"/>
+                <w:b/>
+                <w:bCs/>
+                <w:color w:val="FF0000"/>
+                <w:kern w:val="2"/>
+                <w:sz w:val="21"/>
+                <w:szCs w:val="21"/>
+                <w:lang w:val="en-US" w:eastAsia="zh-CN" w:bidi="ar-SA"/>
+              </w:rPr>
+              <w:t>all_gather(data)</w:t>
+            </w:r>
+          </w:p>
+        </w:tc>
+        <w:tc>
+          <w:tcPr>
+            <w:tcW w:w="0" w:type="auto"/>
+            <w:vAlign w:val="center"/>
+          </w:tcPr>
+          <w:p>
+            <w:pPr>
+              <w:pStyle w:val="27"/>
+              <w:bidi w:val="0"/>
+              <w:jc w:val="both"/>
+              <w:rPr>
+                <w:rFonts w:hint="default"/>
+                <w:vertAlign w:val="baseline"/>
+                <w:lang w:val="en-US" w:eastAsia="zh-CN"/>
+              </w:rPr>
+            </w:pPr>
+            <w:r>
+              <w:rPr>
+                <w:rFonts w:hint="eastAsia"/>
+                <w:vertAlign w:val="baseline"/>
+                <w:lang w:val="en-US" w:eastAsia="zh-CN"/>
+              </w:rPr>
+              <w:t>收集多卡张量</w:t>
+            </w:r>
+            <w:r>
+              <w:rPr>
+                <w:rFonts w:hint="eastAsia" w:ascii="华文中宋" w:hAnsi="华文中宋" w:eastAsia="华文中宋" w:cs="华文中宋"/>
+                <w:b/>
+                <w:bCs/>
+                <w:color w:val="ED7D31" w:themeColor="accent2"/>
+                <w:kern w:val="2"/>
+                <w:sz w:val="21"/>
+                <w:szCs w:val="21"/>
+                <w:vertAlign w:val="baseline"/>
+                <w:lang w:val="en-US" w:eastAsia="zh-CN" w:bidi="ar-SA"/>
+                <w14:textFill>
+                  <w14:solidFill>
+                    <w14:schemeClr w14:val="accent2"/>
+                  </w14:solidFill>
+                </w14:textFill>
+              </w:rPr>
+              <w:t>并stack</w:t>
             </w:r>
           </w:p>
         </w:tc>
@@ -7393,6 +7538,12 @@
             <w:insideH w:val="single" w:color="auto" w:sz="4" w:space="0"/>
             <w:insideV w:val="single" w:color="auto" w:sz="4" w:space="0"/>
           </w:tblBorders>
+          <w:tblCellMar>
+            <w:top w:w="0" w:type="dxa"/>
+            <w:left w:w="108" w:type="dxa"/>
+            <w:bottom w:w="0" w:type="dxa"/>
+            <w:right w:w="108" w:type="dxa"/>
+          </w:tblCellMar>
         </w:tblPrEx>
         <w:tc>
           <w:tcPr>
@@ -8625,12 +8776,6 @@
             <w:insideH w:val="single" w:color="auto" w:sz="4" w:space="0"/>
             <w:insideV w:val="single" w:color="auto" w:sz="4" w:space="0"/>
           </w:tblBorders>
-          <w:tblCellMar>
-            <w:top w:w="0" w:type="dxa"/>
-            <w:left w:w="108" w:type="dxa"/>
-            <w:bottom w:w="0" w:type="dxa"/>
-            <w:right w:w="108" w:type="dxa"/>
-          </w:tblCellMar>
         </w:tblPrEx>
         <w:tc>
           <w:tcPr>
@@ -10426,6 +10571,12 @@
             <w:insideH w:val="single" w:color="auto" w:sz="4" w:space="0"/>
             <w:insideV w:val="single" w:color="auto" w:sz="4" w:space="0"/>
           </w:tblBorders>
+          <w:tblCellMar>
+            <w:top w:w="0" w:type="dxa"/>
+            <w:left w:w="108" w:type="dxa"/>
+            <w:bottom w:w="0" w:type="dxa"/>
+            <w:right w:w="108" w:type="dxa"/>
+          </w:tblCellMar>
         </w:tblPrEx>
         <w:tc>
           <w:tcPr>
@@ -14187,7 +14338,7 @@
         </w:tblCellMar>
       </w:tblPr>
       <w:tblGrid>
-        <w:gridCol w:w="3781"/>
+        <w:gridCol w:w="2328"/>
         <w:gridCol w:w="1716"/>
       </w:tblGrid>
       <w:tr>
@@ -14287,7 +14438,7 @@
                 <w:color w:val="FF0000"/>
                 <w:spacing w:val="7"/>
               </w:rPr>
-              <w:t>Dropout(proba</w:t>
+              <w:t>Dropout(p</w:t>
             </w:r>
             <w:r>
               <w:rPr>
@@ -14459,7 +14610,24 @@
                 <w:color w:val="FF0000"/>
                 <w:spacing w:val="7"/>
               </w:rPr>
-              <w:t>Linear(in_features, out_features)</w:t>
+              <w:t>Linear(</w:t>
+            </w:r>
+            <w:r>
+              <w:rPr>
+                <w:rFonts w:hint="eastAsia"/>
+                <w:color w:val="FF0000"/>
+                <w:spacing w:val="7"/>
+                <w:lang w:val="en-US" w:eastAsia="zh-CN"/>
+              </w:rPr>
+              <w:t>c1, c2</w:t>
+            </w:r>
+            <w:r>
+              <w:rPr>
+                <w:rFonts w:hint="eastAsia"/>
+                <w:color w:val="FF0000"/>
+                <w:spacing w:val="7"/>
+              </w:rPr>
+              <w:t>)</w:t>
             </w:r>
           </w:p>
         </w:tc>
@@ -14528,9 +14696,8 @@
         </w:tblCellMar>
       </w:tblPr>
       <w:tblGrid>
-        <w:gridCol w:w="3746"/>
-        <w:gridCol w:w="3196"/>
-        <w:gridCol w:w="2712"/>
+        <w:gridCol w:w="5814"/>
+        <w:gridCol w:w="2315"/>
       </w:tblGrid>
       <w:tr>
         <w:tblPrEx>
@@ -14552,7 +14719,7 @@
         <w:tc>
           <w:tcPr>
             <w:tcW w:w="0" w:type="auto"/>
-            <w:gridSpan w:val="3"/>
+            <w:gridSpan w:val="2"/>
             <w:vAlign w:val="center"/>
           </w:tcPr>
           <w:p>
@@ -14630,7 +14797,6 @@
         <w:tc>
           <w:tcPr>
             <w:tcW w:w="0" w:type="auto"/>
-            <w:gridSpan w:val="2"/>
             <w:vAlign w:val="center"/>
           </w:tcPr>
           <w:p>
@@ -14652,60 +14818,49 @@
                 <w:rFonts w:hint="eastAsia"/>
                 <w:color w:val="FF0000"/>
                 <w:spacing w:val="7"/>
+                <w:lang w:val="en-US" w:eastAsia="zh-CN"/>
+              </w:rPr>
+              <w:t xml:space="preserve"> / Conv2d</w:t>
+            </w:r>
+            <w:r>
+              <w:rPr>
+                <w:rFonts w:hint="eastAsia"/>
+                <w:color w:val="FF0000"/>
+                <w:spacing w:val="7"/>
               </w:rPr>
               <w:t>(</w:t>
             </w:r>
             <w:r>
               <w:rPr>
-                <w:color w:val="FF0000"/>
-                <w:spacing w:val="7"/>
-              </w:rPr>
-              <w:t>in</w:t>
-            </w:r>
-            <w:r>
-              <w:rPr>
-                <w:rFonts w:hint="eastAsia"/>
-                <w:color w:val="FF0000"/>
-                <w:spacing w:val="7"/>
-              </w:rPr>
-              <w:t>_ch</w:t>
-            </w:r>
-            <w:r>
-              <w:rPr>
-                <w:color w:val="FF0000"/>
-                <w:spacing w:val="7"/>
-              </w:rPr>
-              <w:t>, out</w:t>
-            </w:r>
-            <w:r>
-              <w:rPr>
-                <w:rFonts w:hint="eastAsia"/>
-                <w:color w:val="FF0000"/>
-                <w:spacing w:val="7"/>
-              </w:rPr>
-              <w:t>_ch</w:t>
-            </w:r>
-            <w:r>
-              <w:rPr>
-                <w:color w:val="FF0000"/>
-                <w:spacing w:val="7"/>
-              </w:rPr>
-              <w:t>, k</w:t>
-            </w:r>
-            <w:r>
-              <w:rPr>
-                <w:rFonts w:hint="eastAsia"/>
-                <w:color w:val="FF0000"/>
-                <w:spacing w:val="7"/>
-              </w:rPr>
-              <w:t>ernel_</w:t>
-            </w:r>
-            <w:r>
-              <w:rPr>
-                <w:color w:val="FF0000"/>
-                <w:spacing w:val="7"/>
-              </w:rPr>
-              <w:t>size, stride</w:t>
+                <w:rFonts w:hint="eastAsia"/>
+                <w:color w:val="FF0000"/>
+                <w:spacing w:val="7"/>
+                <w:lang w:val="en-US" w:eastAsia="zh-CN"/>
+              </w:rPr>
+              <w:t>c1</w:t>
+            </w:r>
+            <w:r>
+              <w:rPr>
+                <w:color w:val="FF0000"/>
+                <w:spacing w:val="7"/>
+              </w:rPr>
+              <w:t>, </w:t>
+            </w:r>
+            <w:r>
+              <w:rPr>
+                <w:rFonts w:hint="eastAsia"/>
+                <w:color w:val="FF0000"/>
+                <w:spacing w:val="7"/>
+                <w:lang w:val="en-US" w:eastAsia="zh-CN"/>
+              </w:rPr>
+              <w:t>c2</w:t>
+            </w:r>
+            <w:r>
+              <w:rPr>
+                <w:color w:val="FF0000"/>
+                <w:spacing w:val="7"/>
+              </w:rPr>
+              <w:t>, k, s</w:t>
             </w:r>
             <w:r>
               <w:rPr>
@@ -14720,7 +14875,6 @@
         <w:tc>
           <w:tcPr>
             <w:tcW w:w="0" w:type="auto"/>
-            <w:vMerge w:val="restart"/>
             <w:vAlign w:val="center"/>
           </w:tcPr>
           <w:p>
@@ -14766,112 +14920,54 @@
         <w:tc>
           <w:tcPr>
             <w:tcW w:w="0" w:type="auto"/>
-            <w:gridSpan w:val="2"/>
-            <w:vAlign w:val="center"/>
-          </w:tcPr>
-          <w:p>
-            <w:pPr>
-              <w:rPr>
-                <w:color w:val="FF0000"/>
-                <w:spacing w:val="7"/>
-              </w:rPr>
-            </w:pPr>
-            <w:r>
-              <w:rPr>
-                <w:color w:val="FF0000"/>
-                <w:spacing w:val="7"/>
-              </w:rPr>
-              <w:t>Conv</w:t>
-            </w:r>
-            <w:r>
-              <w:rPr>
-                <w:rFonts w:hint="eastAsia"/>
-                <w:color w:val="FF0000"/>
-                <w:spacing w:val="7"/>
-              </w:rPr>
-              <w:t>2</w:t>
-            </w:r>
-            <w:r>
-              <w:rPr>
-                <w:color w:val="FF0000"/>
-                <w:spacing w:val="7"/>
-              </w:rPr>
-              <w:t>d</w:t>
-            </w:r>
-            <w:r>
-              <w:rPr>
-                <w:rFonts w:hint="eastAsia"/>
-                <w:color w:val="FF0000"/>
-                <w:spacing w:val="7"/>
-              </w:rPr>
-              <w:t>(</w:t>
-            </w:r>
-            <w:r>
-              <w:rPr>
-                <w:color w:val="FF0000"/>
-                <w:spacing w:val="7"/>
-              </w:rPr>
-              <w:t>in</w:t>
-            </w:r>
-            <w:r>
-              <w:rPr>
-                <w:rFonts w:hint="eastAsia"/>
-                <w:color w:val="FF0000"/>
-                <w:spacing w:val="7"/>
-              </w:rPr>
-              <w:t>_ch</w:t>
-            </w:r>
-            <w:r>
-              <w:rPr>
-                <w:color w:val="FF0000"/>
-                <w:spacing w:val="7"/>
-              </w:rPr>
-              <w:t>, out</w:t>
-            </w:r>
-            <w:r>
-              <w:rPr>
-                <w:rFonts w:hint="eastAsia"/>
-                <w:color w:val="FF0000"/>
-                <w:spacing w:val="7"/>
-              </w:rPr>
-              <w:t>_ch</w:t>
-            </w:r>
-            <w:r>
-              <w:rPr>
-                <w:color w:val="FF0000"/>
-                <w:spacing w:val="7"/>
-              </w:rPr>
-              <w:t>, k</w:t>
-            </w:r>
-            <w:r>
-              <w:rPr>
-                <w:rFonts w:hint="eastAsia"/>
-                <w:color w:val="FF0000"/>
-                <w:spacing w:val="7"/>
-              </w:rPr>
-              <w:t>ernel_</w:t>
-            </w:r>
-            <w:r>
-              <w:rPr>
-                <w:color w:val="FF0000"/>
-                <w:spacing w:val="7"/>
-              </w:rPr>
-              <w:t>size</w:t>
-            </w:r>
-            <w:r>
-              <w:rPr>
-                <w:rFonts w:hint="eastAsia"/>
-                <w:color w:val="FF0000"/>
-                <w:spacing w:val="7"/>
-              </w:rPr>
-              <w:t xml:space="preserve">, </w:t>
-            </w:r>
-            <w:r>
-              <w:rPr>
-                <w:color w:val="FF0000"/>
-                <w:spacing w:val="7"/>
-              </w:rPr>
-              <w:t>stride</w:t>
+            <w:vAlign w:val="center"/>
+          </w:tcPr>
+          <w:p>
+            <w:pPr>
+              <w:rPr>
+                <w:color w:val="FF0000"/>
+                <w:spacing w:val="7"/>
+              </w:rPr>
+            </w:pPr>
+            <w:r>
+              <w:rPr>
+                <w:rFonts w:hint="eastAsia"/>
+                <w:color w:val="FF0000"/>
+                <w:spacing w:val="7"/>
+              </w:rPr>
+              <w:t>ConvTranspose2d((</w:t>
+            </w:r>
+            <w:r>
+              <w:rPr>
+                <w:rFonts w:hint="eastAsia"/>
+                <w:color w:val="FF0000"/>
+                <w:spacing w:val="7"/>
+                <w:lang w:val="en-US" w:eastAsia="zh-CN"/>
+              </w:rPr>
+              <w:t>c1</w:t>
+            </w:r>
+            <w:r>
+              <w:rPr>
+                <w:color w:val="FF0000"/>
+                <w:spacing w:val="7"/>
+              </w:rPr>
+              <w:t>, </w:t>
+            </w:r>
+            <w:r>
+              <w:rPr>
+                <w:rFonts w:hint="eastAsia"/>
+                <w:color w:val="FF0000"/>
+                <w:spacing w:val="7"/>
+                <w:lang w:val="en-US" w:eastAsia="zh-CN"/>
+              </w:rPr>
+              <w:t>c2</w:t>
+            </w:r>
+            <w:r>
+              <w:rPr>
+                <w:color w:val="FF0000"/>
+                <w:spacing w:val="7"/>
+              </w:rPr>
+              <w:t>, k, s</w:t>
             </w:r>
             <w:r>
               <w:rPr>
@@ -14886,21 +14982,28 @@
         <w:tc>
           <w:tcPr>
             <w:tcW w:w="0" w:type="auto"/>
-            <w:vMerge w:val="continue"/>
-            <w:vAlign w:val="center"/>
-          </w:tcPr>
-          <w:p>
-            <w:pPr>
-              <w:rPr>
-                <w:color w:val="ED7D31" w:themeColor="accent2"/>
-                <w:spacing w:val="7"/>
-                <w14:textFill>
-                  <w14:solidFill>
-                    <w14:schemeClr w14:val="accent2"/>
-                  </w14:solidFill>
-                </w14:textFill>
-              </w:rPr>
-            </w:pPr>
+            <w:vAlign w:val="center"/>
+          </w:tcPr>
+          <w:p>
+            <w:pPr>
+              <w:rPr>
+                <w:color w:val="ED7D31" w:themeColor="accent2"/>
+                <w:spacing w:val="7"/>
+                <w14:textFill>
+                  <w14:solidFill>
+                    <w14:schemeClr w14:val="accent2"/>
+                  </w14:solidFill>
+                </w14:textFill>
+              </w:rPr>
+            </w:pPr>
+            <w:r>
+              <w:rPr>
+                <w:rFonts w:hint="eastAsia"/>
+                <w:color w:val="EA82F1"/>
+                <w:spacing w:val="7"/>
+              </w:rPr>
+              <w:t>反卷积</w:t>
+            </w:r>
           </w:p>
         </w:tc>
       </w:tr>
@@ -14924,50 +15027,44 @@
         <w:tc>
           <w:tcPr>
             <w:tcW w:w="0" w:type="auto"/>
-            <w:gridSpan w:val="2"/>
-            <w:vAlign w:val="center"/>
-          </w:tcPr>
-          <w:p>
-            <w:pPr>
-              <w:rPr>
-                <w:color w:val="FF0000"/>
-                <w:spacing w:val="7"/>
-              </w:rPr>
-            </w:pPr>
-            <w:r>
-              <w:rPr>
-                <w:rFonts w:hint="eastAsia"/>
-                <w:color w:val="FF0000"/>
-                <w:spacing w:val="7"/>
-              </w:rPr>
-              <w:t>ConvTranspose2d(in_ch, out_ch, kernel_size, stride, padding)</w:t>
-            </w:r>
-          </w:p>
-        </w:tc>
-        <w:tc>
-          <w:tcPr>
-            <w:tcW w:w="0" w:type="auto"/>
-            <w:vAlign w:val="center"/>
-          </w:tcPr>
-          <w:p>
-            <w:pPr>
-              <w:rPr>
-                <w:color w:val="ED7D31" w:themeColor="accent2"/>
-                <w:spacing w:val="7"/>
-                <w14:textFill>
-                  <w14:solidFill>
-                    <w14:schemeClr w14:val="accent2"/>
-                  </w14:solidFill>
-                </w14:textFill>
-              </w:rPr>
-            </w:pPr>
-            <w:r>
-              <w:rPr>
-                <w:rFonts w:hint="eastAsia"/>
+            <w:vAlign w:val="center"/>
+          </w:tcPr>
+          <w:p>
+            <w:pPr>
+              <w:rPr>
+                <w:color w:val="FF0000"/>
+                <w:spacing w:val="7"/>
+              </w:rPr>
+            </w:pPr>
+            <w:r>
+              <w:rPr>
+                <w:rFonts w:hint="eastAsia"/>
+                <w:color w:val="FF0000"/>
+                <w:spacing w:val="7"/>
+              </w:rPr>
+              <w:t>Upsample(scale_factor, mode='nearest')</w:t>
+            </w:r>
+          </w:p>
+        </w:tc>
+        <w:tc>
+          <w:tcPr>
+            <w:tcW w:w="0" w:type="auto"/>
+            <w:vAlign w:val="center"/>
+          </w:tcPr>
+          <w:p>
+            <w:pPr>
+              <w:rPr>
                 <w:color w:val="EA82F1"/>
                 <w:spacing w:val="7"/>
               </w:rPr>
-              <w:t>反卷积</w:t>
+            </w:pPr>
+            <w:r>
+              <w:rPr>
+                <w:rFonts w:hint="eastAsia"/>
+                <w:color w:val="EA82F1"/>
+                <w:spacing w:val="7"/>
+              </w:rPr>
+              <w:t>上采样</w:t>
             </w:r>
           </w:p>
         </w:tc>
@@ -14992,29 +15089,29 @@
         <w:tc>
           <w:tcPr>
             <w:tcW w:w="0" w:type="auto"/>
-            <w:gridSpan w:val="2"/>
-            <w:vAlign w:val="center"/>
-          </w:tcPr>
-          <w:p>
-            <w:pPr>
-              <w:rPr>
-                <w:color w:val="FF0000"/>
-                <w:spacing w:val="7"/>
-              </w:rPr>
-            </w:pPr>
-            <w:r>
-              <w:rPr>
-                <w:rFonts w:hint="eastAsia"/>
-                <w:color w:val="FF0000"/>
-                <w:spacing w:val="7"/>
-              </w:rPr>
-              <w:t>Upsample(scale_factor, mode='nearest')</w:t>
-            </w:r>
-          </w:p>
-        </w:tc>
-        <w:tc>
-          <w:tcPr>
-            <w:tcW w:w="0" w:type="auto"/>
+            <w:vAlign w:val="center"/>
+          </w:tcPr>
+          <w:p>
+            <w:pPr>
+              <w:rPr>
+                <w:color w:val="FF0000"/>
+                <w:spacing w:val="7"/>
+              </w:rPr>
+            </w:pPr>
+            <w:r>
+              <w:rPr>
+                <w:rFonts w:hint="eastAsia"/>
+                <w:color w:val="FF0000"/>
+                <w:spacing w:val="7"/>
+              </w:rPr>
+              <w:t>AdaptiveAvgPool2d(ouput_size)</w:t>
+            </w:r>
+          </w:p>
+        </w:tc>
+        <w:tc>
+          <w:tcPr>
+            <w:tcW w:w="0" w:type="auto"/>
+            <w:vMerge w:val="restart"/>
             <w:vAlign w:val="center"/>
           </w:tcPr>
           <w:p>
@@ -15027,10 +15124,23 @@
             <w:r>
               <w:rPr>
                 <w:rFonts w:hint="eastAsia"/>
+                <w:color w:val="ED7D31" w:themeColor="accent2"/>
+                <w:spacing w:val="7"/>
+                <w14:textFill>
+                  <w14:solidFill>
+                    <w14:schemeClr w14:val="accent2"/>
+                  </w14:solidFill>
+                </w14:textFill>
+              </w:rPr>
+              <w:t>平均</w:t>
+            </w:r>
+            <w:r>
+              <w:rPr>
+                <w:rFonts w:hint="eastAsia"/>
                 <w:color w:val="EA82F1"/>
                 <w:spacing w:val="7"/>
               </w:rPr>
-              <w:t>上采样</w:t>
+              <w:t>池化</w:t>
             </w:r>
           </w:p>
         </w:tc>
@@ -15055,30 +15165,53 @@
         <w:tc>
           <w:tcPr>
             <w:tcW w:w="0" w:type="auto"/>
-            <w:gridSpan w:val="2"/>
-            <w:vAlign w:val="center"/>
-          </w:tcPr>
-          <w:p>
-            <w:pPr>
-              <w:rPr>
-                <w:color w:val="FF0000"/>
-                <w:spacing w:val="7"/>
-              </w:rPr>
-            </w:pPr>
-            <w:r>
-              <w:rPr>
-                <w:rFonts w:hint="eastAsia"/>
-                <w:color w:val="FF0000"/>
-                <w:spacing w:val="7"/>
-              </w:rPr>
-              <w:t>AdaptiveAvgPool2d(ouput_size)</w:t>
-            </w:r>
-          </w:p>
-        </w:tc>
-        <w:tc>
-          <w:tcPr>
-            <w:tcW w:w="0" w:type="auto"/>
-            <w:vMerge w:val="restart"/>
+            <w:vAlign w:val="center"/>
+          </w:tcPr>
+          <w:p>
+            <w:pPr>
+              <w:rPr>
+                <w:color w:val="FF0000"/>
+                <w:spacing w:val="7"/>
+              </w:rPr>
+            </w:pPr>
+            <w:r>
+              <w:rPr>
+                <w:rFonts w:hint="eastAsia"/>
+                <w:color w:val="FF0000"/>
+                <w:spacing w:val="7"/>
+              </w:rPr>
+              <w:t>AvgPool2d(</w:t>
+            </w:r>
+            <w:r>
+              <w:rPr>
+                <w:color w:val="FF0000"/>
+                <w:spacing w:val="7"/>
+              </w:rPr>
+              <w:t>k</w:t>
+            </w:r>
+            <w:r>
+              <w:rPr>
+                <w:rFonts w:hint="eastAsia"/>
+                <w:color w:val="FF0000"/>
+                <w:spacing w:val="7"/>
+                <w:lang w:val="en-US" w:eastAsia="zh-CN"/>
+              </w:rPr>
+              <w:t>, s</w:t>
+            </w:r>
+            <w:r>
+              <w:rPr>
+                <w:rFonts w:hint="eastAsia"/>
+                <w:color w:val="FF0000"/>
+                <w:spacing w:val="7"/>
+              </w:rPr>
+              <w:t>, padding)</w:t>
+            </w:r>
+          </w:p>
+        </w:tc>
+        <w:tc>
+          <w:tcPr>
+            <w:tcW w:w="0" w:type="auto"/>
+            <w:vMerge w:val="continue"/>
             <w:vAlign w:val="center"/>
           </w:tcPr>
           <w:p>
@@ -15088,27 +15221,6 @@
                 <w:spacing w:val="7"/>
               </w:rPr>
             </w:pPr>
-            <w:r>
-              <w:rPr>
-                <w:rFonts w:hint="eastAsia"/>
-                <w:color w:val="ED7D31" w:themeColor="accent2"/>
-                <w:spacing w:val="7"/>
-                <w14:textFill>
-                  <w14:solidFill>
-                    <w14:schemeClr w14:val="accent2"/>
-                  </w14:solidFill>
-                </w14:textFill>
-              </w:rPr>
-              <w:t>平均</w:t>
-            </w:r>
-            <w:r>
-              <w:rPr>
-                <w:rFonts w:hint="eastAsia"/>
-                <w:color w:val="EA82F1"/>
-                <w:spacing w:val="7"/>
-              </w:rPr>
-              <w:t>池化</w:t>
-            </w:r>
           </w:p>
         </w:tc>
       </w:tr>
@@ -15132,23 +15244,22 @@
         <w:tc>
           <w:tcPr>
             <w:tcW w:w="0" w:type="auto"/>
-            <w:gridSpan w:val="2"/>
-            <w:vAlign w:val="center"/>
-          </w:tcPr>
-          <w:p>
-            <w:pPr>
-              <w:rPr>
-                <w:color w:val="FF0000"/>
-                <w:spacing w:val="7"/>
-              </w:rPr>
-            </w:pPr>
-            <w:r>
-              <w:rPr>
-                <w:rFonts w:hint="eastAsia"/>
-                <w:color w:val="FF0000"/>
-                <w:spacing w:val="7"/>
-              </w:rPr>
-              <w:t>AvgPool2d(</w:t>
+            <w:vAlign w:val="center"/>
+          </w:tcPr>
+          <w:p>
+            <w:pPr>
+              <w:rPr>
+                <w:color w:val="FF0000"/>
+                <w:spacing w:val="7"/>
+              </w:rPr>
+            </w:pPr>
+            <w:r>
+              <w:rPr>
+                <w:rFonts w:hint="eastAsia"/>
+                <w:color w:val="FF0000"/>
+                <w:spacing w:val="7"/>
+              </w:rPr>
+              <w:t>MaxPool2d(</w:t>
             </w:r>
             <w:r>
               <w:rPr>
@@ -15162,131 +15273,9 @@
                 <w:rFonts w:hint="eastAsia"/>
                 <w:color w:val="FF0000"/>
                 <w:spacing w:val="7"/>
-              </w:rPr>
-              <w:t>ernel_</w:t>
-            </w:r>
-            <w:r>
-              <w:rPr>
-                <w:color w:val="FF0000"/>
-                <w:spacing w:val="7"/>
-              </w:rPr>
-              <w:t>size</w:t>
-            </w:r>
-            <w:r>
-              <w:rPr>
-                <w:rFonts w:hint="eastAsia"/>
-                <w:color w:val="FF0000"/>
-                <w:spacing w:val="7"/>
-              </w:rPr>
-              <w:t xml:space="preserve">, </w:t>
-            </w:r>
-            <w:r>
-              <w:rPr>
-                <w:color w:val="FF0000"/>
-                <w:spacing w:val="7"/>
-              </w:rPr>
-              <w:t>stride</w:t>
-            </w:r>
-            <w:r>
-              <w:rPr>
-                <w:rFonts w:hint="eastAsia"/>
-                <w:color w:val="FF0000"/>
-                <w:spacing w:val="7"/>
-              </w:rPr>
-              <w:t>, padding)</w:t>
-            </w:r>
-          </w:p>
-        </w:tc>
-        <w:tc>
-          <w:tcPr>
-            <w:tcW w:w="0" w:type="auto"/>
-            <w:vMerge w:val="continue"/>
-            <w:vAlign w:val="center"/>
-          </w:tcPr>
-          <w:p>
-            <w:pPr>
-              <w:rPr>
-                <w:color w:val="EA82F1"/>
-                <w:spacing w:val="7"/>
-              </w:rPr>
-            </w:pPr>
-          </w:p>
-        </w:tc>
-      </w:tr>
-      <w:tr>
-        <w:tblPrEx>
-          <w:tblBorders>
-            <w:top w:val="single" w:color="auto" w:sz="4" w:space="0"/>
-            <w:left w:val="single" w:color="auto" w:sz="4" w:space="0"/>
-            <w:bottom w:val="single" w:color="auto" w:sz="4" w:space="0"/>
-            <w:right w:val="single" w:color="auto" w:sz="4" w:space="0"/>
-            <w:insideH w:val="single" w:color="auto" w:sz="4" w:space="0"/>
-            <w:insideV w:val="single" w:color="auto" w:sz="4" w:space="0"/>
-          </w:tblBorders>
-          <w:tblCellMar>
-            <w:top w:w="0" w:type="dxa"/>
-            <w:left w:w="108" w:type="dxa"/>
-            <w:bottom w:w="0" w:type="dxa"/>
-            <w:right w:w="108" w:type="dxa"/>
-          </w:tblCellMar>
-        </w:tblPrEx>
-        <w:tc>
-          <w:tcPr>
-            <w:tcW w:w="0" w:type="auto"/>
-            <w:gridSpan w:val="2"/>
-            <w:vAlign w:val="center"/>
-          </w:tcPr>
-          <w:p>
-            <w:pPr>
-              <w:rPr>
-                <w:color w:val="FF0000"/>
-                <w:spacing w:val="7"/>
-              </w:rPr>
-            </w:pPr>
-            <w:r>
-              <w:rPr>
-                <w:rFonts w:hint="eastAsia"/>
-                <w:color w:val="FF0000"/>
-                <w:spacing w:val="7"/>
-              </w:rPr>
-              <w:t>MaxPool2d(</w:t>
-            </w:r>
-            <w:r>
-              <w:rPr>
-                <w:color w:val="FF0000"/>
-                <w:spacing w:val="7"/>
-              </w:rPr>
-              <w:t>k</w:t>
-            </w:r>
-            <w:r>
-              <w:rPr>
-                <w:rFonts w:hint="eastAsia"/>
-                <w:color w:val="FF0000"/>
-                <w:spacing w:val="7"/>
-              </w:rPr>
-              <w:t>ernel_</w:t>
-            </w:r>
-            <w:r>
-              <w:rPr>
-                <w:color w:val="FF0000"/>
-                <w:spacing w:val="7"/>
-              </w:rPr>
-              <w:t>size</w:t>
-            </w:r>
-            <w:r>
-              <w:rPr>
-                <w:rFonts w:hint="eastAsia"/>
-                <w:color w:val="FF0000"/>
-                <w:spacing w:val="7"/>
-              </w:rPr>
-              <w:t xml:space="preserve">, </w:t>
-            </w:r>
-            <w:r>
-              <w:rPr>
-                <w:color w:val="FF0000"/>
-                <w:spacing w:val="7"/>
-              </w:rPr>
-              <w:t>stride</w:t>
+                <w:lang w:val="en-US" w:eastAsia="zh-CN"/>
+              </w:rPr>
+              <w:t>, s</w:t>
             </w:r>
             <w:r>
               <w:rPr>
@@ -15357,7 +15346,6 @@
         <w:tc>
           <w:tcPr>
             <w:tcW w:w="0" w:type="auto"/>
-            <w:gridSpan w:val="2"/>
             <w:vAlign w:val="center"/>
           </w:tcPr>
           <w:p>
@@ -15372,7 +15360,58 @@
                 <w:color w:val="FF0000"/>
                 <w:spacing w:val="7"/>
               </w:rPr>
-              <w:t>BatchNorm2d(channels, eps, momentum)</w:t>
+              <w:t>BatchNorm</w:t>
+            </w:r>
+            <w:r>
+              <w:rPr>
+                <w:rFonts w:hint="eastAsia"/>
+                <w:color w:val="FF0000"/>
+                <w:spacing w:val="7"/>
+                <w:lang w:val="en-US" w:eastAsia="zh-CN"/>
+              </w:rPr>
+              <w:t>1</w:t>
+            </w:r>
+            <w:r>
+              <w:rPr>
+                <w:rFonts w:hint="eastAsia"/>
+                <w:color w:val="FF0000"/>
+                <w:spacing w:val="7"/>
+              </w:rPr>
+              <w:t>d</w:t>
+            </w:r>
+            <w:r>
+              <w:rPr>
+                <w:rFonts w:hint="eastAsia"/>
+                <w:color w:val="FF0000"/>
+                <w:spacing w:val="7"/>
+                <w:lang w:val="en-US" w:eastAsia="zh-CN"/>
+              </w:rPr>
+              <w:t xml:space="preserve"> / </w:t>
+            </w:r>
+            <w:r>
+              <w:rPr>
+                <w:rFonts w:hint="eastAsia"/>
+                <w:color w:val="FF0000"/>
+                <w:spacing w:val="7"/>
+              </w:rPr>
+              <w:t>BatchNorm2d(c</w:t>
+            </w:r>
+            <w:r>
+              <w:rPr>
+                <w:rFonts w:hint="eastAsia"/>
+                <w:color w:val="FF0000"/>
+                <w:spacing w:val="7"/>
+                <w:lang w:val="en-US" w:eastAsia="zh-CN"/>
+              </w:rPr>
+              <w:t>1</w:t>
+            </w:r>
+            <w:r>
+              <w:rPr>
+                <w:rFonts w:hint="eastAsia"/>
+                <w:color w:val="FF0000"/>
+                <w:spacing w:val="7"/>
+              </w:rPr>
+              <w:t>, eps, momentum)</w:t>
             </w:r>
           </w:p>
         </w:tc>
@@ -15615,7 +15654,6 @@
         <w:tc>
           <w:tcPr>
             <w:tcW w:w="0" w:type="auto"/>
-            <w:gridSpan w:val="2"/>
             <w:vAlign w:val="center"/>
           </w:tcPr>
           <w:p>
@@ -15662,422 +15700,6 @@
               </w:rPr>
               <w:t>组标准化</w:t>
             </w:r>
-          </w:p>
-        </w:tc>
-      </w:tr>
-      <w:tr>
-        <w:tblPrEx>
-          <w:tblBorders>
-            <w:top w:val="single" w:color="auto" w:sz="4" w:space="0"/>
-            <w:left w:val="single" w:color="auto" w:sz="4" w:space="0"/>
-            <w:bottom w:val="single" w:color="auto" w:sz="4" w:space="0"/>
-            <w:right w:val="single" w:color="auto" w:sz="4" w:space="0"/>
-            <w:insideH w:val="single" w:color="auto" w:sz="4" w:space="0"/>
-            <w:insideV w:val="single" w:color="auto" w:sz="4" w:space="0"/>
-          </w:tblBorders>
-          <w:tblCellMar>
-            <w:top w:w="0" w:type="dxa"/>
-            <w:left w:w="108" w:type="dxa"/>
-            <w:bottom w:w="0" w:type="dxa"/>
-            <w:right w:w="108" w:type="dxa"/>
-          </w:tblCellMar>
-        </w:tblPrEx>
-        <w:tc>
-          <w:tcPr>
-            <w:tcW w:w="0" w:type="auto"/>
-            <w:vAlign w:val="center"/>
-          </w:tcPr>
-          <w:p>
-            <w:pPr>
-              <w:rPr>
-                <w:color w:val="ED7D31" w:themeColor="accent2"/>
-                <w:spacing w:val="7"/>
-                <w14:textFill>
-                  <w14:solidFill>
-                    <w14:schemeClr w14:val="accent2"/>
-                  </w14:solidFill>
-                </w14:textFill>
-              </w:rPr>
-            </w:pPr>
-            <w:r>
-              <w:rPr>
-                <w:rFonts w:hint="eastAsia"/>
-                <w:color w:val="ED7D31" w:themeColor="accent2"/>
-                <w:spacing w:val="7"/>
-                <w14:textFill>
-                  <w14:solidFill>
-                    <w14:schemeClr w14:val="accent2"/>
-                  </w14:solidFill>
-                </w14:textFill>
-              </w:rPr>
-              <w:t>in_channels：</w:t>
-            </w:r>
-            <w:r>
-              <w:rPr>
-                <w:rFonts w:hint="eastAsia"/>
-                <w:color w:val="EA82F1"/>
-                <w:spacing w:val="7"/>
-              </w:rPr>
-              <w:t>输入</w:t>
-            </w:r>
-            <w:r>
-              <w:rPr>
-                <w:rFonts w:hint="eastAsia"/>
-                <w:color w:val="ED7D31" w:themeColor="accent2"/>
-                <w:spacing w:val="7"/>
-                <w14:textFill>
-                  <w14:solidFill>
-                    <w14:schemeClr w14:val="accent2"/>
-                  </w14:solidFill>
-                </w14:textFill>
-              </w:rPr>
-              <w:t>通道数</w:t>
-            </w:r>
-          </w:p>
-        </w:tc>
-        <w:tc>
-          <w:tcPr>
-            <w:tcW w:w="0" w:type="auto"/>
-            <w:vAlign w:val="center"/>
-          </w:tcPr>
-          <w:p>
-            <w:pPr>
-              <w:rPr>
-                <w:color w:val="ED7D31" w:themeColor="accent2"/>
-                <w:spacing w:val="7"/>
-                <w14:textFill>
-                  <w14:solidFill>
-                    <w14:schemeClr w14:val="accent2"/>
-                  </w14:solidFill>
-                </w14:textFill>
-              </w:rPr>
-            </w:pPr>
-            <w:r>
-              <w:rPr>
-                <w:rFonts w:hint="eastAsia"/>
-                <w:color w:val="ED7D31" w:themeColor="accent2"/>
-                <w:spacing w:val="7"/>
-                <w14:textFill>
-                  <w14:solidFill>
-                    <w14:schemeClr w14:val="accent2"/>
-                  </w14:solidFill>
-                </w14:textFill>
-              </w:rPr>
-              <w:t>kernel_size：</w:t>
-            </w:r>
-            <w:r>
-              <w:rPr>
-                <w:rFonts w:hint="eastAsia"/>
-                <w:color w:val="EA82F1"/>
-                <w:spacing w:val="7"/>
-              </w:rPr>
-              <w:t>卷积核</w:t>
-            </w:r>
-            <w:r>
-              <w:rPr>
-                <w:rFonts w:hint="eastAsia"/>
-                <w:color w:val="ED7D31" w:themeColor="accent2"/>
-                <w:spacing w:val="7"/>
-                <w14:textFill>
-                  <w14:solidFill>
-                    <w14:schemeClr w14:val="accent2"/>
-                  </w14:solidFill>
-                </w14:textFill>
-              </w:rPr>
-              <w:t>尺寸</w:t>
-            </w:r>
-          </w:p>
-        </w:tc>
-        <w:tc>
-          <w:tcPr>
-            <w:tcW w:w="0" w:type="auto"/>
-            <w:vAlign w:val="center"/>
-          </w:tcPr>
-          <w:p>
-            <w:pPr>
-              <w:rPr>
-                <w:color w:val="ED7D31" w:themeColor="accent2"/>
-                <w:spacing w:val="7"/>
-                <w14:textFill>
-                  <w14:solidFill>
-                    <w14:schemeClr w14:val="accent2"/>
-                  </w14:solidFill>
-                </w14:textFill>
-              </w:rPr>
-            </w:pPr>
-          </w:p>
-        </w:tc>
-      </w:tr>
-      <w:tr>
-        <w:tblPrEx>
-          <w:tblBorders>
-            <w:top w:val="single" w:color="auto" w:sz="4" w:space="0"/>
-            <w:left w:val="single" w:color="auto" w:sz="4" w:space="0"/>
-            <w:bottom w:val="single" w:color="auto" w:sz="4" w:space="0"/>
-            <w:right w:val="single" w:color="auto" w:sz="4" w:space="0"/>
-            <w:insideH w:val="single" w:color="auto" w:sz="4" w:space="0"/>
-            <w:insideV w:val="single" w:color="auto" w:sz="4" w:space="0"/>
-          </w:tblBorders>
-          <w:tblCellMar>
-            <w:top w:w="0" w:type="dxa"/>
-            <w:left w:w="108" w:type="dxa"/>
-            <w:bottom w:w="0" w:type="dxa"/>
-            <w:right w:w="108" w:type="dxa"/>
-          </w:tblCellMar>
-        </w:tblPrEx>
-        <w:tc>
-          <w:tcPr>
-            <w:tcW w:w="0" w:type="auto"/>
-            <w:vAlign w:val="center"/>
-          </w:tcPr>
-          <w:p>
-            <w:pPr>
-              <w:rPr>
-                <w:color w:val="ED7D31" w:themeColor="accent2"/>
-                <w:spacing w:val="7"/>
-                <w14:textFill>
-                  <w14:solidFill>
-                    <w14:schemeClr w14:val="accent2"/>
-                  </w14:solidFill>
-                </w14:textFill>
-              </w:rPr>
-            </w:pPr>
-            <w:r>
-              <w:rPr>
-                <w:rFonts w:hint="eastAsia"/>
-                <w:color w:val="ED7D31" w:themeColor="accent2"/>
-                <w:spacing w:val="7"/>
-                <w14:textFill>
-                  <w14:solidFill>
-                    <w14:schemeClr w14:val="accent2"/>
-                  </w14:solidFill>
-                </w14:textFill>
-              </w:rPr>
-              <w:t>out_channels：</w:t>
-            </w:r>
-            <w:r>
-              <w:rPr>
-                <w:rFonts w:hint="eastAsia"/>
-                <w:color w:val="EA82F1"/>
-                <w:spacing w:val="7"/>
-              </w:rPr>
-              <w:t>卷积核</w:t>
-            </w:r>
-            <w:r>
-              <w:rPr>
-                <w:rFonts w:hint="eastAsia"/>
-                <w:color w:val="ED7D31" w:themeColor="accent2"/>
-                <w:spacing w:val="7"/>
-                <w14:textFill>
-                  <w14:solidFill>
-                    <w14:schemeClr w14:val="accent2"/>
-                  </w14:solidFill>
-                </w14:textFill>
-              </w:rPr>
-              <w:t>通道数</w:t>
-            </w:r>
-          </w:p>
-        </w:tc>
-        <w:tc>
-          <w:tcPr>
-            <w:tcW w:w="0" w:type="auto"/>
-            <w:vAlign w:val="center"/>
-          </w:tcPr>
-          <w:p>
-            <w:pPr>
-              <w:rPr>
-                <w:color w:val="ED7D31" w:themeColor="accent2"/>
-                <w:spacing w:val="7"/>
-                <w14:textFill>
-                  <w14:solidFill>
-                    <w14:schemeClr w14:val="accent2"/>
-                  </w14:solidFill>
-                </w14:textFill>
-              </w:rPr>
-            </w:pPr>
-            <w:r>
-              <w:rPr>
-                <w:rFonts w:hint="eastAsia"/>
-                <w:color w:val="ED7D31" w:themeColor="accent2"/>
-                <w:spacing w:val="7"/>
-                <w14:textFill>
-                  <w14:solidFill>
-                    <w14:schemeClr w14:val="accent2"/>
-                  </w14:solidFill>
-                </w14:textFill>
-              </w:rPr>
-              <w:t>stride：</w:t>
-            </w:r>
-            <w:r>
-              <w:rPr>
-                <w:rFonts w:hint="eastAsia"/>
-                <w:color w:val="EA82F1"/>
-                <w:spacing w:val="7"/>
-              </w:rPr>
-              <w:t>步长</w:t>
-            </w:r>
-          </w:p>
-        </w:tc>
-        <w:tc>
-          <w:tcPr>
-            <w:tcW w:w="0" w:type="auto"/>
-            <w:vAlign w:val="center"/>
-          </w:tcPr>
-          <w:p>
-            <w:pPr>
-              <w:rPr>
-                <w:color w:val="ED7D31" w:themeColor="accent2"/>
-                <w:spacing w:val="7"/>
-                <w14:textFill>
-                  <w14:solidFill>
-                    <w14:schemeClr w14:val="accent2"/>
-                  </w14:solidFill>
-                </w14:textFill>
-              </w:rPr>
-            </w:pPr>
-          </w:p>
-        </w:tc>
-      </w:tr>
-      <w:tr>
-        <w:tblPrEx>
-          <w:tblBorders>
-            <w:top w:val="single" w:color="auto" w:sz="4" w:space="0"/>
-            <w:left w:val="single" w:color="auto" w:sz="4" w:space="0"/>
-            <w:bottom w:val="single" w:color="auto" w:sz="4" w:space="0"/>
-            <w:right w:val="single" w:color="auto" w:sz="4" w:space="0"/>
-            <w:insideH w:val="single" w:color="auto" w:sz="4" w:space="0"/>
-            <w:insideV w:val="single" w:color="auto" w:sz="4" w:space="0"/>
-          </w:tblBorders>
-          <w:tblCellMar>
-            <w:top w:w="0" w:type="dxa"/>
-            <w:left w:w="108" w:type="dxa"/>
-            <w:bottom w:w="0" w:type="dxa"/>
-            <w:right w:w="108" w:type="dxa"/>
-          </w:tblCellMar>
-        </w:tblPrEx>
-        <w:tc>
-          <w:tcPr>
-            <w:tcW w:w="0" w:type="auto"/>
-            <w:vAlign w:val="center"/>
-          </w:tcPr>
-          <w:p>
-            <w:pPr>
-              <w:rPr>
-                <w:color w:val="ED7D31" w:themeColor="accent2"/>
-                <w:spacing w:val="7"/>
-                <w14:textFill>
-                  <w14:solidFill>
-                    <w14:schemeClr w14:val="accent2"/>
-                  </w14:solidFill>
-                </w14:textFill>
-              </w:rPr>
-            </w:pPr>
-            <w:r>
-              <w:rPr>
-                <w:rFonts w:hint="eastAsia"/>
-                <w:color w:val="ED7D31" w:themeColor="accent2"/>
-                <w:spacing w:val="7"/>
-                <w14:textFill>
-                  <w14:solidFill>
-                    <w14:schemeClr w14:val="accent2"/>
-                  </w14:solidFill>
-                </w14:textFill>
-              </w:rPr>
-              <w:t>padding：</w:t>
-            </w:r>
-            <w:r>
-              <w:rPr>
-                <w:rFonts w:hint="eastAsia"/>
-                <w:color w:val="EA82F1"/>
-                <w:spacing w:val="7"/>
-              </w:rPr>
-              <w:t>填充</w:t>
-            </w:r>
-            <w:r>
-              <w:rPr>
-                <w:rFonts w:hint="eastAsia"/>
-                <w:color w:val="ED7D31" w:themeColor="accent2"/>
-                <w:spacing w:val="7"/>
-                <w14:textFill>
-                  <w14:solidFill>
-                    <w14:schemeClr w14:val="accent2"/>
-                  </w14:solidFill>
-                </w14:textFill>
-              </w:rPr>
-              <w:t>规模</w:t>
-            </w:r>
-          </w:p>
-        </w:tc>
-        <w:tc>
-          <w:tcPr>
-            <w:tcW w:w="0" w:type="auto"/>
-            <w:vAlign w:val="center"/>
-          </w:tcPr>
-          <w:p>
-            <w:pPr>
-              <w:rPr>
-                <w:color w:val="ED7D31" w:themeColor="accent2"/>
-                <w:spacing w:val="7"/>
-                <w14:textFill>
-                  <w14:solidFill>
-                    <w14:schemeClr w14:val="accent2"/>
-                  </w14:solidFill>
-                </w14:textFill>
-              </w:rPr>
-            </w:pPr>
-            <w:r>
-              <w:rPr>
-                <w:rFonts w:hint="eastAsia"/>
-                <w:color w:val="ED7D31" w:themeColor="accent2"/>
-                <w:spacing w:val="7"/>
-                <w14:textFill>
-                  <w14:solidFill>
-                    <w14:schemeClr w14:val="accent2"/>
-                  </w14:solidFill>
-                </w14:textFill>
-              </w:rPr>
-              <w:t>dilation：</w:t>
-            </w:r>
-            <w:r>
-              <w:rPr>
-                <w:rFonts w:hint="eastAsia"/>
-                <w:color w:val="EA82F1"/>
-                <w:spacing w:val="7"/>
-              </w:rPr>
-              <w:t>膨胀</w:t>
-            </w:r>
-            <w:r>
-              <w:rPr>
-                <w:rFonts w:hint="eastAsia"/>
-                <w:color w:val="ED7D31" w:themeColor="accent2"/>
-                <w:spacing w:val="7"/>
-                <w14:textFill>
-                  <w14:solidFill>
-                    <w14:schemeClr w14:val="accent2"/>
-                  </w14:solidFill>
-                </w14:textFill>
-              </w:rPr>
-              <w:t>尺寸</w:t>
-            </w:r>
-          </w:p>
-        </w:tc>
-        <w:tc>
-          <w:tcPr>
-            <w:tcW w:w="0" w:type="auto"/>
-            <w:vAlign w:val="center"/>
-          </w:tcPr>
-          <w:p>
-            <w:pPr>
-              <w:rPr>
-                <w:color w:val="ED7D31" w:themeColor="accent2"/>
-                <w:spacing w:val="7"/>
-                <w14:textFill>
-                  <w14:solidFill>
-                    <w14:schemeClr w14:val="accent2"/>
-                  </w14:solidFill>
-                </w14:textFill>
-              </w:rPr>
-            </w:pPr>
           </w:p>
         </w:tc>
       </w:tr>
@@ -16161,7 +15783,7 @@
       </w:tblPr>
       <w:tblGrid>
         <w:gridCol w:w="5125"/>
-        <w:gridCol w:w="4537"/>
+        <w:gridCol w:w="4402"/>
       </w:tblGrid>
       <w:tr>
         <w:tblPrEx>
@@ -17725,6 +17347,12 @@
             <w:insideH w:val="single" w:color="auto" w:sz="4" w:space="0"/>
             <w:insideV w:val="single" w:color="auto" w:sz="4" w:space="0"/>
           </w:tblBorders>
+          <w:tblCellMar>
+            <w:top w:w="0" w:type="dxa"/>
+            <w:left w:w="108" w:type="dxa"/>
+            <w:bottom w:w="0" w:type="dxa"/>
+            <w:right w:w="108" w:type="dxa"/>
+          </w:tblCellMar>
         </w:tblPrEx>
         <w:tc>
           <w:tcPr>
@@ -18440,17 +18068,36 @@
             <w:pPr>
               <w:jc w:val="center"/>
               <w:rPr>
-                <w:color w:val="FF0000"/>
-                <w:spacing w:val="7"/>
-              </w:rPr>
-            </w:pPr>
-            <w:r>
-              <w:rPr>
-                <w:rFonts w:hint="eastAsia"/>
-                <w:color w:val="FF0000"/>
-                <w:spacing w:val="7"/>
-              </w:rPr>
-              <w:t>x.sigmoid(x)</w:t>
+                <w:rFonts w:hint="eastAsia" w:eastAsia="华文中宋"/>
+                <w:color w:val="FF0000"/>
+                <w:spacing w:val="7"/>
+                <w:lang w:val="en-US" w:eastAsia="zh-CN"/>
+              </w:rPr>
+            </w:pPr>
+            <w:r>
+              <w:rPr>
+                <w:rFonts w:hint="eastAsia"/>
+                <w:color w:val="FF0000"/>
+                <w:spacing w:val="7"/>
+              </w:rPr>
+              <w:t>sigmoid</w:t>
+            </w:r>
+            <w:r>
+              <w:rPr>
+                <w:rFonts w:hint="eastAsia"/>
+                <w:color w:val="FF0000"/>
+                <w:spacing w:val="7"/>
+                <w:lang w:val="en-US" w:eastAsia="zh-CN"/>
+              </w:rPr>
+              <w:t xml:space="preserve"> / logsigmoid</w:t>
+            </w:r>
+            <w:r>
+              <w:rPr>
+                <w:rFonts w:hint="eastAsia"/>
+                <w:color w:val="FF0000"/>
+                <w:spacing w:val="7"/>
+              </w:rPr>
+              <w:t>(x)</w:t>
             </w:r>
           </w:p>
         </w:tc>
@@ -18658,6 +18305,7 @@
         <w:tc>
           <w:tcPr>
             <w:tcW w:w="2160" w:type="dxa"/>
+            <w:vMerge w:val="restart"/>
             <w:vAlign w:val="center"/>
           </w:tcPr>
           <w:p>
@@ -18684,6 +18332,396 @@
               </w:rPr>
               <w:t>[0, 1]</w:t>
             </w:r>
+          </w:p>
+        </w:tc>
+      </w:tr>
+      <w:tr>
+        <w:tblPrEx>
+          <w:tblBorders>
+            <w:top w:val="single" w:color="auto" w:sz="4" w:space="0"/>
+            <w:left w:val="single" w:color="auto" w:sz="4" w:space="0"/>
+            <w:bottom w:val="single" w:color="auto" w:sz="4" w:space="0"/>
+            <w:right w:val="single" w:color="auto" w:sz="4" w:space="0"/>
+            <w:insideH w:val="single" w:color="auto" w:sz="4" w:space="0"/>
+            <w:insideV w:val="single" w:color="auto" w:sz="4" w:space="0"/>
+          </w:tblBorders>
+          <w:tblCellMar>
+            <w:top w:w="0" w:type="dxa"/>
+            <w:left w:w="108" w:type="dxa"/>
+            <w:bottom w:w="0" w:type="dxa"/>
+            <w:right w:w="108" w:type="dxa"/>
+          </w:tblCellMar>
+        </w:tblPrEx>
+        <w:tc>
+          <w:tcPr>
+            <w:tcW w:w="3529" w:type="dxa"/>
+            <w:shd w:val="clear"/>
+            <w:vAlign w:val="center"/>
+          </w:tcPr>
+          <w:p>
+            <w:pPr>
+              <w:rPr>
+                <w:rFonts w:hint="eastAsia" w:ascii="华文中宋" w:hAnsi="华文中宋" w:eastAsia="华文中宋" w:cs="华文中宋"/>
+                <w:b/>
+                <w:bCs/>
+                <w:color w:val="FF0000"/>
+                <w:spacing w:val="7"/>
+                <w:kern w:val="2"/>
+                <w:sz w:val="21"/>
+                <w:szCs w:val="21"/>
+                <w:lang w:val="en-US" w:eastAsia="zh-CN" w:bidi="ar-SA"/>
+              </w:rPr>
+            </w:pPr>
+            <w:r>
+              <w:rPr>
+                <w:rFonts w:hint="eastAsia"/>
+                <w:color w:val="FF0000"/>
+                <w:spacing w:val="7"/>
+              </w:rPr>
+              <w:t>softmax</w:t>
+            </w:r>
+            <w:r>
+              <w:rPr>
+                <w:rFonts w:hint="eastAsia"/>
+                <w:color w:val="FF0000"/>
+                <w:spacing w:val="7"/>
+                <w:lang w:val="en-US" w:eastAsia="zh-CN"/>
+              </w:rPr>
+              <w:t xml:space="preserve"> / </w:t>
+            </w:r>
+            <w:r>
+              <w:rPr>
+                <w:rFonts w:hint="eastAsia"/>
+                <w:color w:val="FF0000"/>
+                <w:spacing w:val="7"/>
+              </w:rPr>
+              <w:t>log_softmax(x, dim)</w:t>
+            </w:r>
+          </w:p>
+        </w:tc>
+        <w:tc>
+          <w:tcPr>
+            <w:tcW w:w="3732" w:type="dxa"/>
+            <w:shd w:val="clear"/>
+            <w:vAlign w:val="center"/>
+          </w:tcPr>
+          <w:p>
+            <w:pPr>
+              <w:rPr>
+                <w:rFonts w:ascii="华文中宋" w:hAnsi="华文中宋" w:eastAsia="华文中宋" w:cs="华文中宋"/>
+                <w:b/>
+                <w:bCs/>
+                <w:color w:val="ED7D31" w:themeColor="accent2"/>
+                <w:spacing w:val="7"/>
+                <w:kern w:val="2"/>
+                <w:sz w:val="21"/>
+                <w:szCs w:val="21"/>
+                <w:lang w:val="en-US" w:eastAsia="zh-CN" w:bidi="ar-SA"/>
+                <w14:textFill>
+                  <w14:solidFill>
+                    <w14:schemeClr w14:val="accent2"/>
+                  </w14:solidFill>
+                </w14:textFill>
+                <w:oMath/>
+              </w:rPr>
+            </w:pPr>
+            <m:oMathPara>
+              <m:oMath>
+                <m:f>
+                  <m:fPr>
+                    <m:ctrlPr>
+                      <w:rPr>
+                        <w:rFonts w:ascii="Cambria Math" w:hAnsi="Cambria Math"/>
+                        <w:i/>
+                        <w:color w:val="ED7D31" w:themeColor="accent2"/>
+                        <w:spacing w:val="7"/>
+                        <w14:textFill>
+                          <w14:solidFill>
+                            <w14:schemeClr w14:val="accent2"/>
+                          </w14:solidFill>
+                        </w14:textFill>
+                      </w:rPr>
+                    </m:ctrlPr>
+                  </m:fPr>
+                  <m:num>
+                    <m:sSup>
+                      <m:sSupPr>
+                        <m:ctrlPr>
+                          <w:rPr>
+                            <w:rFonts w:ascii="Cambria Math" w:hAnsi="Cambria Math"/>
+                            <w:i/>
+                            <w:color w:val="ED7D31" w:themeColor="accent2"/>
+                            <w:spacing w:val="7"/>
+                            <w14:textFill>
+                              <w14:solidFill>
+                                <w14:schemeClr w14:val="accent2"/>
+                              </w14:solidFill>
+                            </w14:textFill>
+                          </w:rPr>
+                        </m:ctrlPr>
+                      </m:sSupPr>
+                      <m:e>
+                        <m:r>
+                          <m:rPr>
+                            <m:sty m:val="bi"/>
+                          </m:rPr>
+                          <w:rPr>
+                            <w:rFonts w:ascii="Cambria Math" w:hAnsi="Cambria Math"/>
+                            <w:color w:val="ED7D31" w:themeColor="accent2"/>
+                            <w:spacing w:val="7"/>
+                            <w14:textFill>
+                              <w14:solidFill>
+                                <w14:schemeClr w14:val="accent2"/>
+                              </w14:solidFill>
+                            </w14:textFill>
+                          </w:rPr>
+                          <m:t>e</m:t>
+                        </m:r>
+                        <m:ctrlPr>
+                          <w:rPr>
+                            <w:rFonts w:ascii="Cambria Math" w:hAnsi="Cambria Math"/>
+                            <w:i/>
+                            <w:color w:val="ED7D31" w:themeColor="accent2"/>
+                            <w:spacing w:val="7"/>
+                            <w14:textFill>
+                              <w14:solidFill>
+                                <w14:schemeClr w14:val="accent2"/>
+                              </w14:solidFill>
+                            </w14:textFill>
+                          </w:rPr>
+                        </m:ctrlPr>
+                      </m:e>
+                      <m:sup>
+                        <m:r>
+                          <m:rPr>
+                            <m:sty m:val="bi"/>
+                          </m:rPr>
+                          <w:rPr>
+                            <w:rFonts w:ascii="Cambria Math" w:hAnsi="Cambria Math"/>
+                            <w:color w:val="ED7D31" w:themeColor="accent2"/>
+                            <w:spacing w:val="7"/>
+                            <w14:textFill>
+                              <w14:solidFill>
+                                <w14:schemeClr w14:val="accent2"/>
+                              </w14:solidFill>
+                            </w14:textFill>
+                          </w:rPr>
+                          <m:t>x</m:t>
+                        </m:r>
+                        <m:ctrlPr>
+                          <w:rPr>
+                            <w:rFonts w:ascii="Cambria Math" w:hAnsi="Cambria Math"/>
+                            <w:i/>
+                            <w:color w:val="ED7D31" w:themeColor="accent2"/>
+                            <w:spacing w:val="7"/>
+                            <w14:textFill>
+                              <w14:solidFill>
+                                <w14:schemeClr w14:val="accent2"/>
+                              </w14:solidFill>
+                            </w14:textFill>
+                          </w:rPr>
+                        </m:ctrlPr>
+                      </m:sup>
+                    </m:sSup>
+                    <m:ctrlPr>
+                      <w:rPr>
+                        <w:rFonts w:ascii="Cambria Math" w:hAnsi="Cambria Math"/>
+                        <w:i/>
+                        <w:color w:val="ED7D31" w:themeColor="accent2"/>
+                        <w:spacing w:val="7"/>
+                        <w14:textFill>
+                          <w14:solidFill>
+                            <w14:schemeClr w14:val="accent2"/>
+                          </w14:solidFill>
+                        </w14:textFill>
+                      </w:rPr>
+                    </m:ctrlPr>
+                  </m:num>
+                  <m:den>
+                    <m:nary>
+                      <m:naryPr>
+                        <m:chr m:val="∑"/>
+                        <m:limLoc m:val="undOvr"/>
+                        <m:subHide m:val="1"/>
+                        <m:supHide m:val="1"/>
+                        <m:ctrlPr>
+                          <w:rPr>
+                            <w:rFonts w:ascii="Cambria Math" w:hAnsi="Cambria Math"/>
+                            <w:i/>
+                            <w:color w:val="ED7D31" w:themeColor="accent2"/>
+                            <w:spacing w:val="7"/>
+                            <w14:textFill>
+                              <w14:solidFill>
+                                <w14:schemeClr w14:val="accent2"/>
+                              </w14:solidFill>
+                            </w14:textFill>
+                          </w:rPr>
+                        </m:ctrlPr>
+                      </m:naryPr>
+                      <m:sub>
+                        <m:ctrlPr>
+                          <w:rPr>
+                            <w:rFonts w:ascii="Cambria Math" w:hAnsi="Cambria Math"/>
+                            <w:i/>
+                            <w:color w:val="ED7D31" w:themeColor="accent2"/>
+                            <w:spacing w:val="7"/>
+                            <w14:textFill>
+                              <w14:solidFill>
+                                <w14:schemeClr w14:val="accent2"/>
+                              </w14:solidFill>
+                            </w14:textFill>
+                          </w:rPr>
+                        </m:ctrlPr>
+                      </m:sub>
+                      <m:sup>
+                        <m:ctrlPr>
+                          <w:rPr>
+                            <w:rFonts w:ascii="Cambria Math" w:hAnsi="Cambria Math"/>
+                            <w:i/>
+                            <w:color w:val="ED7D31" w:themeColor="accent2"/>
+                            <w:spacing w:val="7"/>
+                            <w14:textFill>
+                              <w14:solidFill>
+                                <w14:schemeClr w14:val="accent2"/>
+                              </w14:solidFill>
+                            </w14:textFill>
+                          </w:rPr>
+                        </m:ctrlPr>
+                      </m:sup>
+                      <m:e>
+                        <m:sSup>
+                          <m:sSupPr>
+                            <m:ctrlPr>
+                              <w:rPr>
+                                <w:rFonts w:ascii="Cambria Math" w:hAnsi="Cambria Math"/>
+                                <w:i/>
+                                <w:color w:val="ED7D31" w:themeColor="accent2"/>
+                                <w:spacing w:val="7"/>
+                                <w14:textFill>
+                                  <w14:solidFill>
+                                    <w14:schemeClr w14:val="accent2"/>
+                                  </w14:solidFill>
+                                </w14:textFill>
+                              </w:rPr>
+                            </m:ctrlPr>
+                          </m:sSupPr>
+                          <m:e>
+                            <m:r>
+                              <m:rPr>
+                                <m:sty m:val="bi"/>
+                              </m:rPr>
+                              <w:rPr>
+                                <w:rFonts w:ascii="Cambria Math" w:hAnsi="Cambria Math"/>
+                                <w:color w:val="ED7D31" w:themeColor="accent2"/>
+                                <w:spacing w:val="7"/>
+                                <w14:textFill>
+                                  <w14:solidFill>
+                                    <w14:schemeClr w14:val="accent2"/>
+                                  </w14:solidFill>
+                                </w14:textFill>
+                              </w:rPr>
+                              <m:t>e</m:t>
+                            </m:r>
+                            <m:ctrlPr>
+                              <w:rPr>
+                                <w:rFonts w:ascii="Cambria Math" w:hAnsi="Cambria Math"/>
+                                <w:i/>
+                                <w:color w:val="ED7D31" w:themeColor="accent2"/>
+                                <w:spacing w:val="7"/>
+                                <w14:textFill>
+                                  <w14:solidFill>
+                                    <w14:schemeClr w14:val="accent2"/>
+                                  </w14:solidFill>
+                                </w14:textFill>
+                              </w:rPr>
+                            </m:ctrlPr>
+                          </m:e>
+                          <m:sup>
+                            <m:r>
+                              <m:rPr>
+                                <m:sty m:val="bi"/>
+                              </m:rPr>
+                              <w:rPr>
+                                <w:rFonts w:ascii="Cambria Math" w:hAnsi="Cambria Math"/>
+                                <w:color w:val="ED7D31" w:themeColor="accent2"/>
+                                <w:spacing w:val="7"/>
+                                <w14:textFill>
+                                  <w14:solidFill>
+                                    <w14:schemeClr w14:val="accent2"/>
+                                  </w14:solidFill>
+                                </w14:textFill>
+                              </w:rPr>
+                              <m:t>x</m:t>
+                            </m:r>
+                            <m:ctrlPr>
+                              <w:rPr>
+                                <w:rFonts w:ascii="Cambria Math" w:hAnsi="Cambria Math"/>
+                                <w:i/>
+                                <w:color w:val="ED7D31" w:themeColor="accent2"/>
+                                <w:spacing w:val="7"/>
+                                <w14:textFill>
+                                  <w14:solidFill>
+                                    <w14:schemeClr w14:val="accent2"/>
+                                  </w14:solidFill>
+                                </w14:textFill>
+                              </w:rPr>
+                            </m:ctrlPr>
+                          </m:sup>
+                        </m:sSup>
+                        <m:ctrlPr>
+                          <w:rPr>
+                            <w:rFonts w:ascii="Cambria Math" w:hAnsi="Cambria Math"/>
+                            <w:i/>
+                            <w:color w:val="ED7D31" w:themeColor="accent2"/>
+                            <w:spacing w:val="7"/>
+                            <w14:textFill>
+                              <w14:solidFill>
+                                <w14:schemeClr w14:val="accent2"/>
+                              </w14:solidFill>
+                            </w14:textFill>
+                          </w:rPr>
+                        </m:ctrlPr>
+                      </m:e>
+                    </m:nary>
+                    <m:ctrlPr>
+                      <w:rPr>
+                        <w:rFonts w:ascii="Cambria Math" w:hAnsi="Cambria Math"/>
+                        <w:i/>
+                        <w:color w:val="ED7D31" w:themeColor="accent2"/>
+                        <w:spacing w:val="7"/>
+                        <w14:textFill>
+                          <w14:solidFill>
+                            <w14:schemeClr w14:val="accent2"/>
+                          </w14:solidFill>
+                        </w14:textFill>
+                      </w:rPr>
+                    </m:ctrlPr>
+                  </m:den>
+                </m:f>
+              </m:oMath>
+            </m:oMathPara>
+          </w:p>
+        </w:tc>
+        <w:tc>
+          <w:tcPr>
+            <w:tcW w:w="2160" w:type="dxa"/>
+            <w:vMerge w:val="continue"/>
+            <w:tcBorders/>
+            <w:vAlign w:val="center"/>
+          </w:tcPr>
+          <w:p>
+            <w:pPr>
+              <w:jc w:val="center"/>
+              <w:rPr>
+                <w:rFonts w:hint="eastAsia"/>
+                <w:color w:val="ED7D31" w:themeColor="accent2"/>
+                <w14:textFill>
+                  <w14:solidFill>
+                    <w14:schemeClr w14:val="accent2"/>
+                  </w14:solidFill>
+                </w14:textFill>
+              </w:rPr>
+            </w:pPr>
           </w:p>
         </w:tc>
       </w:tr>
@@ -19191,1142 +19229,6 @@
                 <w:color w:val="FF0000"/>
                 <w:spacing w:val="7"/>
               </w:rPr>
-              <w:t>hardtanh(x, min, max)</w:t>
-            </w:r>
-          </w:p>
-        </w:tc>
-        <w:tc>
-          <w:tcPr>
-            <w:tcW w:w="3732" w:type="dxa"/>
-            <w:vAlign w:val="center"/>
-          </w:tcPr>
-          <w:p>
-            <w:pPr>
-              <w:jc w:val="center"/>
-              <w:rPr>
-                <w:rFonts w:ascii="Cambria Math" w:hAnsi="Cambria Math"/>
-                <w:color w:val="ED7D31" w:themeColor="accent2"/>
-                <w14:textFill>
-                  <w14:solidFill>
-                    <w14:schemeClr w14:val="accent2"/>
-                  </w14:solidFill>
-                </w14:textFill>
-                <w:oMath/>
-              </w:rPr>
-            </w:pPr>
-            <m:oMathPara>
-              <m:oMath>
-                <m:d>
-                  <m:dPr>
-                    <m:begChr m:val="{"/>
-                    <m:endChr m:val=""/>
-                    <m:ctrlPr>
-                      <w:rPr>
-                        <w:rFonts w:ascii="Cambria Math" w:hAnsi="Cambria Math"/>
-                        <w:i/>
-                        <w:color w:val="ED7D31" w:themeColor="accent2"/>
-                        <w:spacing w:val="7"/>
-                        <w14:textFill>
-                          <w14:solidFill>
-                            <w14:schemeClr w14:val="accent2"/>
-                          </w14:solidFill>
-                        </w14:textFill>
-                      </w:rPr>
-                    </m:ctrlPr>
-                  </m:dPr>
-                  <m:e>
-                    <m:eqArr>
-                      <m:eqArrPr>
-                        <m:ctrlPr>
-                          <w:rPr>
-                            <w:rFonts w:ascii="Cambria Math" w:hAnsi="Cambria Math"/>
-                            <w:i/>
-                            <w:color w:val="ED7D31" w:themeColor="accent2"/>
-                            <w:spacing w:val="7"/>
-                            <w14:textFill>
-                              <w14:solidFill>
-                                <w14:schemeClr w14:val="accent2"/>
-                              </w14:solidFill>
-                            </w14:textFill>
-                          </w:rPr>
-                        </m:ctrlPr>
-                      </m:eqArrPr>
-                      <m:e>
-                        <m:r>
-                          <m:rPr>
-                            <m:sty m:val="b"/>
-                          </m:rPr>
-                          <w:rPr>
-                            <w:rFonts w:ascii="Cambria Math" w:hAnsi="Cambria Math"/>
-                            <w:color w:val="ED7D31" w:themeColor="accent2"/>
-                            <w:spacing w:val="7"/>
-                            <w14:textFill>
-                              <w14:solidFill>
-                                <w14:schemeClr w14:val="accent2"/>
-                              </w14:solidFill>
-                            </w14:textFill>
-                          </w:rPr>
-                          <m:t xml:space="preserve"> min</m:t>
-                        </m:r>
-                        <m:r>
-                          <m:rPr>
-                            <m:sty m:val="bi"/>
-                          </m:rPr>
-                          <w:rPr>
-                            <w:rFonts w:ascii="Cambria Math" w:hAnsi="Cambria Math"/>
-                            <w:color w:val="ED7D31" w:themeColor="accent2"/>
-                            <w:spacing w:val="7"/>
-                            <w14:textFill>
-                              <w14:solidFill>
-                                <w14:schemeClr w14:val="accent2"/>
-                              </w14:solidFill>
-                            </w14:textFill>
-                          </w:rPr>
-                          <m:t>, if x≤</m:t>
-                        </m:r>
-                        <m:r>
-                          <m:rPr>
-                            <m:sty m:val="b"/>
-                          </m:rPr>
-                          <w:rPr>
-                            <w:rFonts w:ascii="Cambria Math" w:hAnsi="Cambria Math"/>
-                            <w:color w:val="ED7D31" w:themeColor="accent2"/>
-                            <w:spacing w:val="7"/>
-                            <w14:textFill>
-                              <w14:solidFill>
-                                <w14:schemeClr w14:val="accent2"/>
-                              </w14:solidFill>
-                            </w14:textFill>
-                          </w:rPr>
-                          <m:t>min</m:t>
-                        </m:r>
-                        <m:ctrlPr>
-                          <w:rPr>
-                            <w:rFonts w:ascii="Cambria Math" w:hAnsi="Cambria Math"/>
-                            <w:i/>
-                            <w:color w:val="ED7D31" w:themeColor="accent2"/>
-                            <w:spacing w:val="7"/>
-                            <w14:textFill>
-                              <w14:solidFill>
-                                <w14:schemeClr w14:val="accent2"/>
-                              </w14:solidFill>
-                            </w14:textFill>
-                          </w:rPr>
-                        </m:ctrlPr>
-                      </m:e>
-                      <m:e>
-                        <m:r>
-                          <m:rPr>
-                            <m:sty m:val="b"/>
-                          </m:rPr>
-                          <w:rPr>
-                            <w:rFonts w:ascii="Cambria Math" w:hAnsi="Cambria Math"/>
-                            <w:color w:val="ED7D31" w:themeColor="accent2"/>
-                            <w:spacing w:val="7"/>
-                            <w14:textFill>
-                              <w14:solidFill>
-                                <w14:schemeClr w14:val="accent2"/>
-                              </w14:solidFill>
-                            </w14:textFill>
-                          </w:rPr>
-                          <m:t>max</m:t>
-                        </m:r>
-                        <m:r>
-                          <m:rPr>
-                            <m:sty m:val="bi"/>
-                          </m:rPr>
-                          <w:rPr>
-                            <w:rFonts w:ascii="Cambria Math" w:hAnsi="Cambria Math"/>
-                            <w:color w:val="ED7D31" w:themeColor="accent2"/>
-                            <w:spacing w:val="7"/>
-                            <w14:textFill>
-                              <w14:solidFill>
-                                <w14:schemeClr w14:val="accent2"/>
-                              </w14:solidFill>
-                            </w14:textFill>
-                          </w:rPr>
-                          <m:t>, if x≥</m:t>
-                        </m:r>
-                        <m:r>
-                          <m:rPr>
-                            <m:sty m:val="b"/>
-                          </m:rPr>
-                          <w:rPr>
-                            <w:rFonts w:ascii="Cambria Math" w:hAnsi="Cambria Math"/>
-                            <w:color w:val="ED7D31" w:themeColor="accent2"/>
-                            <w:spacing w:val="7"/>
-                            <w14:textFill>
-                              <w14:solidFill>
-                                <w14:schemeClr w14:val="accent2"/>
-                              </w14:solidFill>
-                            </w14:textFill>
-                          </w:rPr>
-                          <m:t>max</m:t>
-                        </m:r>
-                        <m:ctrlPr>
-                          <w:rPr>
-                            <w:rFonts w:ascii="Cambria Math" w:hAnsi="Cambria Math"/>
-                            <w:i/>
-                            <w:color w:val="ED7D31" w:themeColor="accent2"/>
-                            <w:spacing w:val="7"/>
-                            <w14:textFill>
-                              <w14:solidFill>
-                                <w14:schemeClr w14:val="accent2"/>
-                              </w14:solidFill>
-                            </w14:textFill>
-                          </w:rPr>
-                        </m:ctrlPr>
-                      </m:e>
-                      <m:e>
-                        <m:r>
-                          <m:rPr>
-                            <m:sty m:val="bi"/>
-                          </m:rPr>
-                          <w:rPr>
-                            <w:rFonts w:ascii="Cambria Math" w:hAnsi="Cambria Math"/>
-                            <w:color w:val="ED7D31" w:themeColor="accent2"/>
-                            <w:spacing w:val="7"/>
-                            <w14:textFill>
-                              <w14:solidFill>
-                                <w14:schemeClr w14:val="accent2"/>
-                              </w14:solidFill>
-                            </w14:textFill>
-                          </w:rPr>
-                          <m:t>x, otherwise</m:t>
-                        </m:r>
-                        <m:ctrlPr>
-                          <w:rPr>
-                            <w:rFonts w:ascii="Cambria Math" w:hAnsi="Cambria Math"/>
-                            <w:i/>
-                            <w:color w:val="ED7D31" w:themeColor="accent2"/>
-                            <w:spacing w:val="7"/>
-                            <w14:textFill>
-                              <w14:solidFill>
-                                <w14:schemeClr w14:val="accent2"/>
-                              </w14:solidFill>
-                            </w14:textFill>
-                          </w:rPr>
-                        </m:ctrlPr>
-                      </m:e>
-                    </m:eqArr>
-                    <m:ctrlPr>
-                      <w:rPr>
-                        <w:rFonts w:ascii="Cambria Math" w:hAnsi="Cambria Math"/>
-                        <w:i/>
-                        <w:color w:val="ED7D31" w:themeColor="accent2"/>
-                        <w:spacing w:val="7"/>
-                        <w14:textFill>
-                          <w14:solidFill>
-                            <w14:schemeClr w14:val="accent2"/>
-                          </w14:solidFill>
-                        </w14:textFill>
-                      </w:rPr>
-                    </m:ctrlPr>
-                  </m:e>
-                </m:d>
-              </m:oMath>
-            </m:oMathPara>
-          </w:p>
-        </w:tc>
-        <w:tc>
-          <w:tcPr>
-            <w:tcW w:w="2160" w:type="dxa"/>
-            <w:vAlign w:val="center"/>
-          </w:tcPr>
-          <w:p>
-            <w:pPr>
-              <w:jc w:val="center"/>
-              <w:rPr>
-                <w:color w:val="ED7D31" w:themeColor="accent2"/>
-                <w14:textFill>
-                  <w14:solidFill>
-                    <w14:schemeClr w14:val="accent2"/>
-                  </w14:solidFill>
-                </w14:textFill>
-              </w:rPr>
-            </w:pPr>
-            <w:r>
-              <w:rPr>
-                <w:rFonts w:hint="eastAsia"/>
-                <w:color w:val="ED7D31" w:themeColor="accent2"/>
-                <w14:textFill>
-                  <w14:solidFill>
-                    <w14:schemeClr w14:val="accent2"/>
-                  </w14:solidFill>
-                </w14:textFill>
-              </w:rPr>
-              <w:t>[min, max]</w:t>
-            </w:r>
-          </w:p>
-        </w:tc>
-      </w:tr>
-      <w:tr>
-        <w:tblPrEx>
-          <w:tblBorders>
-            <w:top w:val="single" w:color="auto" w:sz="4" w:space="0"/>
-            <w:left w:val="single" w:color="auto" w:sz="4" w:space="0"/>
-            <w:bottom w:val="single" w:color="auto" w:sz="4" w:space="0"/>
-            <w:right w:val="single" w:color="auto" w:sz="4" w:space="0"/>
-            <w:insideH w:val="single" w:color="auto" w:sz="4" w:space="0"/>
-            <w:insideV w:val="single" w:color="auto" w:sz="4" w:space="0"/>
-          </w:tblBorders>
-          <w:tblCellMar>
-            <w:top w:w="0" w:type="dxa"/>
-            <w:left w:w="108" w:type="dxa"/>
-            <w:bottom w:w="0" w:type="dxa"/>
-            <w:right w:w="108" w:type="dxa"/>
-          </w:tblCellMar>
-        </w:tblPrEx>
-        <w:tc>
-          <w:tcPr>
-            <w:tcW w:w="3529" w:type="dxa"/>
-            <w:vAlign w:val="center"/>
-          </w:tcPr>
-          <w:p>
-            <w:pPr>
-              <w:jc w:val="center"/>
-              <w:rPr>
-                <w:color w:val="FF0000"/>
-                <w:spacing w:val="7"/>
-              </w:rPr>
-            </w:pPr>
-            <w:r>
-              <w:rPr>
-                <w:rFonts w:hint="eastAsia"/>
-                <w:color w:val="FF0000"/>
-                <w:spacing w:val="7"/>
-              </w:rPr>
-              <w:t>softplus(x, beta)</w:t>
-            </w:r>
-          </w:p>
-        </w:tc>
-        <w:tc>
-          <w:tcPr>
-            <w:tcW w:w="3732" w:type="dxa"/>
-            <w:vAlign w:val="center"/>
-          </w:tcPr>
-          <w:p>
-            <w:pPr>
-              <w:jc w:val="center"/>
-              <w:rPr>
-                <w:iCs/>
-                <w:color w:val="ED7D31" w:themeColor="accent2"/>
-                <w14:textFill>
-                  <w14:solidFill>
-                    <w14:schemeClr w14:val="accent2"/>
-                  </w14:solidFill>
-                </w14:textFill>
-              </w:rPr>
-            </w:pPr>
-            <m:oMathPara>
-              <m:oMath>
-                <m:f>
-                  <m:fPr>
-                    <m:ctrlPr>
-                      <w:rPr>
-                        <w:rFonts w:ascii="Cambria Math" w:hAnsi="Cambria Math"/>
-                        <w:i/>
-                        <w:color w:val="ED7D31" w:themeColor="accent2"/>
-                        <w:spacing w:val="7"/>
-                        <w14:textFill>
-                          <w14:solidFill>
-                            <w14:schemeClr w14:val="accent2"/>
-                          </w14:solidFill>
-                        </w14:textFill>
-                      </w:rPr>
-                    </m:ctrlPr>
-                  </m:fPr>
-                  <m:num>
-                    <m:r>
-                      <m:rPr>
-                        <m:sty m:val="bi"/>
-                      </m:rPr>
-                      <w:rPr>
-                        <w:rFonts w:ascii="Cambria Math" w:hAnsi="Cambria Math"/>
-                        <w:color w:val="ED7D31" w:themeColor="accent2"/>
-                        <w:spacing w:val="7"/>
-                        <w14:textFill>
-                          <w14:solidFill>
-                            <w14:schemeClr w14:val="accent2"/>
-                          </w14:solidFill>
-                        </w14:textFill>
-                      </w:rPr>
-                      <m:t>1</m:t>
-                    </m:r>
-                    <m:ctrlPr>
-                      <w:rPr>
-                        <w:rFonts w:ascii="Cambria Math" w:hAnsi="Cambria Math"/>
-                        <w:i/>
-                        <w:color w:val="ED7D31" w:themeColor="accent2"/>
-                        <w:spacing w:val="7"/>
-                        <w14:textFill>
-                          <w14:solidFill>
-                            <w14:schemeClr w14:val="accent2"/>
-                          </w14:solidFill>
-                        </w14:textFill>
-                      </w:rPr>
-                    </m:ctrlPr>
-                  </m:num>
-                  <m:den>
-                    <m:r>
-                      <m:rPr>
-                        <m:sty m:val="bi"/>
-                      </m:rPr>
-                      <w:rPr>
-                        <w:rFonts w:ascii="Cambria Math" w:hAnsi="Cambria Math"/>
-                        <w:color w:val="ED7D31" w:themeColor="accent2"/>
-                        <w:spacing w:val="7"/>
-                        <w14:textFill>
-                          <w14:solidFill>
-                            <w14:schemeClr w14:val="accent2"/>
-                          </w14:solidFill>
-                        </w14:textFill>
-                      </w:rPr>
-                      <m:t>β</m:t>
-                    </m:r>
-                    <m:ctrlPr>
-                      <w:rPr>
-                        <w:rFonts w:ascii="Cambria Math" w:hAnsi="Cambria Math"/>
-                        <w:i/>
-                        <w:color w:val="ED7D31" w:themeColor="accent2"/>
-                        <w:spacing w:val="7"/>
-                        <w14:textFill>
-                          <w14:solidFill>
-                            <w14:schemeClr w14:val="accent2"/>
-                          </w14:solidFill>
-                        </w14:textFill>
-                      </w:rPr>
-                    </m:ctrlPr>
-                  </m:den>
-                </m:f>
-                <m:r>
-                  <m:rPr>
-                    <m:sty m:val="bi"/>
-                  </m:rPr>
-                  <w:rPr>
-                    <w:rFonts w:hint="eastAsia" w:ascii="Cambria Math" w:hAnsi="Cambria Math"/>
-                    <w:color w:val="ED7D31" w:themeColor="accent2"/>
-                    <w:spacing w:val="7"/>
-                    <w14:textFill>
-                      <w14:solidFill>
-                        <w14:schemeClr w14:val="accent2"/>
-                      </w14:solidFill>
-                    </w14:textFill>
-                  </w:rPr>
-                  <m:t>·</m:t>
-                </m:r>
-                <m:func>
-                  <m:funcPr>
-                    <m:ctrlPr>
-                      <w:rPr>
-                        <w:rFonts w:hint="eastAsia" w:ascii="Cambria Math" w:hAnsi="Cambria Math"/>
-                        <w:color w:val="ED7D31" w:themeColor="accent2"/>
-                        <w:spacing w:val="7"/>
-                        <w14:textFill>
-                          <w14:solidFill>
-                            <w14:schemeClr w14:val="accent2"/>
-                          </w14:solidFill>
-                        </w14:textFill>
-                      </w:rPr>
-                    </m:ctrlPr>
-                  </m:funcPr>
-                  <m:fName>
-                    <m:r>
-                      <m:rPr>
-                        <m:sty m:val="b"/>
-                      </m:rPr>
-                      <w:rPr>
-                        <w:rFonts w:ascii="Cambria Math" w:hAnsi="Cambria Math"/>
-                        <w:color w:val="ED7D31" w:themeColor="accent2"/>
-                        <w:spacing w:val="7"/>
-                        <w14:textFill>
-                          <w14:solidFill>
-                            <w14:schemeClr w14:val="accent2"/>
-                          </w14:solidFill>
-                        </w14:textFill>
-                      </w:rPr>
-                      <m:t>log</m:t>
-                    </m:r>
-                    <m:ctrlPr>
-                      <w:rPr>
-                        <w:rFonts w:hint="eastAsia" w:ascii="Cambria Math" w:hAnsi="Cambria Math"/>
-                        <w:i/>
-                        <w:color w:val="ED7D31" w:themeColor="accent2"/>
-                        <w:spacing w:val="7"/>
-                        <w14:textFill>
-                          <w14:solidFill>
-                            <w14:schemeClr w14:val="accent2"/>
-                          </w14:solidFill>
-                        </w14:textFill>
-                      </w:rPr>
-                    </m:ctrlPr>
-                  </m:fName>
-                  <m:e>
-                    <m:r>
-                      <m:rPr>
-                        <m:sty m:val="bi"/>
-                      </m:rPr>
-                      <w:rPr>
-                        <w:rFonts w:ascii="Cambria Math" w:hAnsi="Cambria Math"/>
-                        <w:color w:val="ED7D31" w:themeColor="accent2"/>
-                        <w:spacing w:val="7"/>
-                        <w14:textFill>
-                          <w14:solidFill>
-                            <w14:schemeClr w14:val="accent2"/>
-                          </w14:solidFill>
-                        </w14:textFill>
-                      </w:rPr>
-                      <m:t>(1+</m:t>
-                    </m:r>
-                    <m:sSup>
-                      <m:sSupPr>
-                        <m:ctrlPr>
-                          <w:rPr>
-                            <w:rFonts w:ascii="Cambria Math" w:hAnsi="Cambria Math"/>
-                            <w:i/>
-                            <w:color w:val="ED7D31" w:themeColor="accent2"/>
-                            <w:spacing w:val="7"/>
-                            <w14:textFill>
-                              <w14:solidFill>
-                                <w14:schemeClr w14:val="accent2"/>
-                              </w14:solidFill>
-                            </w14:textFill>
-                          </w:rPr>
-                        </m:ctrlPr>
-                      </m:sSupPr>
-                      <m:e>
-                        <m:r>
-                          <m:rPr>
-                            <m:sty m:val="bi"/>
-                          </m:rPr>
-                          <w:rPr>
-                            <w:rFonts w:ascii="Cambria Math" w:hAnsi="Cambria Math"/>
-                            <w:color w:val="ED7D31" w:themeColor="accent2"/>
-                            <w:spacing w:val="7"/>
-                            <w14:textFill>
-                              <w14:solidFill>
-                                <w14:schemeClr w14:val="accent2"/>
-                              </w14:solidFill>
-                            </w14:textFill>
-                          </w:rPr>
-                          <m:t>e</m:t>
-                        </m:r>
-                        <m:ctrlPr>
-                          <w:rPr>
-                            <w:rFonts w:ascii="Cambria Math" w:hAnsi="Cambria Math"/>
-                            <w:i/>
-                            <w:color w:val="ED7D31" w:themeColor="accent2"/>
-                            <w:spacing w:val="7"/>
-                            <w14:textFill>
-                              <w14:solidFill>
-                                <w14:schemeClr w14:val="accent2"/>
-                              </w14:solidFill>
-                            </w14:textFill>
-                          </w:rPr>
-                        </m:ctrlPr>
-                      </m:e>
-                      <m:sup>
-                        <m:r>
-                          <m:rPr>
-                            <m:sty m:val="bi"/>
-                          </m:rPr>
-                          <w:rPr>
-                            <w:rFonts w:ascii="Cambria Math" w:hAnsi="Cambria Math"/>
-                            <w:color w:val="ED7D31" w:themeColor="accent2"/>
-                            <w:spacing w:val="7"/>
-                            <w14:textFill>
-                              <w14:solidFill>
-                                <w14:schemeClr w14:val="accent2"/>
-                              </w14:solidFill>
-                            </w14:textFill>
-                          </w:rPr>
-                          <m:t>βx</m:t>
-                        </m:r>
-                        <m:ctrlPr>
-                          <w:rPr>
-                            <w:rFonts w:ascii="Cambria Math" w:hAnsi="Cambria Math"/>
-                            <w:i/>
-                            <w:color w:val="ED7D31" w:themeColor="accent2"/>
-                            <w:spacing w:val="7"/>
-                            <w14:textFill>
-                              <w14:solidFill>
-                                <w14:schemeClr w14:val="accent2"/>
-                              </w14:solidFill>
-                            </w14:textFill>
-                          </w:rPr>
-                        </m:ctrlPr>
-                      </m:sup>
-                    </m:sSup>
-                    <m:r>
-                      <m:rPr>
-                        <m:sty m:val="bi"/>
-                      </m:rPr>
-                      <w:rPr>
-                        <w:rFonts w:ascii="Cambria Math" w:hAnsi="Cambria Math"/>
-                        <w:color w:val="ED7D31" w:themeColor="accent2"/>
-                        <w:spacing w:val="7"/>
-                        <w14:textFill>
-                          <w14:solidFill>
-                            <w14:schemeClr w14:val="accent2"/>
-                          </w14:solidFill>
-                        </w14:textFill>
-                      </w:rPr>
-                      <m:t>)</m:t>
-                    </m:r>
-                    <m:ctrlPr>
-                      <w:rPr>
-                        <w:rFonts w:hint="eastAsia" w:ascii="Cambria Math" w:hAnsi="Cambria Math"/>
-                        <w:i/>
-                        <w:color w:val="ED7D31" w:themeColor="accent2"/>
-                        <w:spacing w:val="7"/>
-                        <w14:textFill>
-                          <w14:solidFill>
-                            <w14:schemeClr w14:val="accent2"/>
-                          </w14:solidFill>
-                        </w14:textFill>
-                      </w:rPr>
-                    </m:ctrlPr>
-                  </m:e>
-                </m:func>
-              </m:oMath>
-            </m:oMathPara>
-          </w:p>
-        </w:tc>
-        <w:tc>
-          <w:tcPr>
-            <w:tcW w:w="2160" w:type="dxa"/>
-            <w:vAlign w:val="center"/>
-          </w:tcPr>
-          <w:p>
-            <w:pPr>
-              <w:jc w:val="center"/>
-              <w:rPr>
-                <w:color w:val="ED7D31" w:themeColor="accent2"/>
-                <w14:textFill>
-                  <w14:solidFill>
-                    <w14:schemeClr w14:val="accent2"/>
-                  </w14:solidFill>
-                </w14:textFill>
-              </w:rPr>
-            </w:pPr>
-            <w:r>
-              <w:rPr>
-                <w:rFonts w:hint="eastAsia"/>
-                <w:color w:val="ED7D31" w:themeColor="accent2"/>
-                <w14:textFill>
-                  <w14:solidFill>
-                    <w14:schemeClr w14:val="accent2"/>
-                  </w14:solidFill>
-                </w14:textFill>
-              </w:rPr>
-              <w:t>[0, ∞]</w:t>
-            </w:r>
-          </w:p>
-        </w:tc>
-      </w:tr>
-      <w:tr>
-        <w:tblPrEx>
-          <w:tblBorders>
-            <w:top w:val="single" w:color="auto" w:sz="4" w:space="0"/>
-            <w:left w:val="single" w:color="auto" w:sz="4" w:space="0"/>
-            <w:bottom w:val="single" w:color="auto" w:sz="4" w:space="0"/>
-            <w:right w:val="single" w:color="auto" w:sz="4" w:space="0"/>
-            <w:insideH w:val="single" w:color="auto" w:sz="4" w:space="0"/>
-            <w:insideV w:val="single" w:color="auto" w:sz="4" w:space="0"/>
-          </w:tblBorders>
-          <w:tblCellMar>
-            <w:top w:w="0" w:type="dxa"/>
-            <w:left w:w="108" w:type="dxa"/>
-            <w:bottom w:w="0" w:type="dxa"/>
-            <w:right w:w="108" w:type="dxa"/>
-          </w:tblCellMar>
-        </w:tblPrEx>
-        <w:tc>
-          <w:tcPr>
-            <w:tcW w:w="3529" w:type="dxa"/>
-            <w:vAlign w:val="center"/>
-          </w:tcPr>
-          <w:p>
-            <w:pPr>
-              <w:jc w:val="center"/>
-              <w:rPr>
-                <w:color w:val="FF0000"/>
-                <w:spacing w:val="7"/>
-              </w:rPr>
-            </w:pPr>
-            <w:r>
-              <w:rPr>
-                <w:rFonts w:hint="eastAsia"/>
-                <w:color w:val="FF0000"/>
-                <w:spacing w:val="7"/>
-              </w:rPr>
-              <w:t>leaky_relu(x, negetive_slope)</w:t>
-            </w:r>
-          </w:p>
-        </w:tc>
-        <w:tc>
-          <w:tcPr>
-            <w:tcW w:w="3732" w:type="dxa"/>
-            <w:vAlign w:val="center"/>
-          </w:tcPr>
-          <w:p>
-            <w:pPr>
-              <w:jc w:val="center"/>
-              <w:rPr>
-                <w:rFonts w:ascii="Cambria Math" w:hAnsi="Cambria Math"/>
-                <w:color w:val="ED7D31" w:themeColor="accent2"/>
-                <w14:textFill>
-                  <w14:solidFill>
-                    <w14:schemeClr w14:val="accent2"/>
-                  </w14:solidFill>
-                </w14:textFill>
-                <w:oMath/>
-              </w:rPr>
-            </w:pPr>
-            <m:oMathPara>
-              <m:oMath>
-                <m:r>
-                  <m:rPr>
-                    <m:sty m:val="b"/>
-                  </m:rPr>
-                  <w:rPr>
-                    <w:rFonts w:ascii="Cambria Math" w:hAnsi="Cambria Math"/>
-                    <w:color w:val="ED7D31" w:themeColor="accent2"/>
-                    <w14:textFill>
-                      <w14:solidFill>
-                        <w14:schemeClr w14:val="accent2"/>
-                      </w14:solidFill>
-                    </w14:textFill>
-                  </w:rPr>
-                  <m:t>max</m:t>
-                </m:r>
-                <m:d>
-                  <m:dPr>
-                    <m:ctrlPr>
-                      <w:rPr>
-                        <w:rFonts w:ascii="Cambria Math" w:hAnsi="Cambria Math"/>
-                        <w:i/>
-                        <w:color w:val="ED7D31" w:themeColor="accent2"/>
-                        <w14:textFill>
-                          <w14:solidFill>
-                            <w14:schemeClr w14:val="accent2"/>
-                          </w14:solidFill>
-                        </w14:textFill>
-                      </w:rPr>
-                    </m:ctrlPr>
-                  </m:dPr>
-                  <m:e>
-                    <m:r>
-                      <m:rPr>
-                        <m:sty m:val="bi"/>
-                      </m:rPr>
-                      <w:rPr>
-                        <w:rFonts w:ascii="Cambria Math" w:hAnsi="Cambria Math"/>
-                        <w:color w:val="ED7D31" w:themeColor="accent2"/>
-                        <w14:textFill>
-                          <w14:solidFill>
-                            <w14:schemeClr w14:val="accent2"/>
-                          </w14:solidFill>
-                        </w14:textFill>
-                      </w:rPr>
-                      <m:t>0,x</m:t>
-                    </m:r>
-                    <m:ctrlPr>
-                      <w:rPr>
-                        <w:rFonts w:ascii="Cambria Math" w:hAnsi="Cambria Math"/>
-                        <w:i/>
-                        <w:color w:val="ED7D31" w:themeColor="accent2"/>
-                        <w14:textFill>
-                          <w14:solidFill>
-                            <w14:schemeClr w14:val="accent2"/>
-                          </w14:solidFill>
-                        </w14:textFill>
-                      </w:rPr>
-                    </m:ctrlPr>
-                  </m:e>
-                </m:d>
-                <m:r>
-                  <m:rPr>
-                    <m:sty m:val="bi"/>
-                  </m:rPr>
-                  <w:rPr>
-                    <w:rFonts w:ascii="Cambria Math" w:hAnsi="Cambria Math"/>
-                    <w:color w:val="ED7D31" w:themeColor="accent2"/>
-                    <w14:textFill>
-                      <w14:solidFill>
-                        <w14:schemeClr w14:val="accent2"/>
-                      </w14:solidFill>
-                    </w14:textFill>
-                  </w:rPr>
-                  <m:t>+</m:t>
-                </m:r>
-                <m:r>
-                  <m:rPr>
-                    <m:sty m:val="b"/>
-                  </m:rPr>
-                  <w:rPr>
-                    <w:rFonts w:ascii="Cambria Math" w:hAnsi="Cambria Math"/>
-                    <w:color w:val="ED7D31" w:themeColor="accent2"/>
-                    <w14:textFill>
-                      <w14:solidFill>
-                        <w14:schemeClr w14:val="accent2"/>
-                      </w14:solidFill>
-                    </w14:textFill>
-                  </w:rPr>
-                  <m:t>min</m:t>
-                </m:r>
-                <m:d>
-                  <m:dPr>
-                    <m:ctrlPr>
-                      <w:rPr>
-                        <w:rFonts w:ascii="Cambria Math" w:hAnsi="Cambria Math"/>
-                        <w:i/>
-                        <w:color w:val="ED7D31" w:themeColor="accent2"/>
-                        <w14:textFill>
-                          <w14:solidFill>
-                            <w14:schemeClr w14:val="accent2"/>
-                          </w14:solidFill>
-                        </w14:textFill>
-                      </w:rPr>
-                    </m:ctrlPr>
-                  </m:dPr>
-                  <m:e>
-                    <m:r>
-                      <m:rPr>
-                        <m:sty m:val="bi"/>
-                      </m:rPr>
-                      <w:rPr>
-                        <w:rFonts w:ascii="Cambria Math" w:hAnsi="Cambria Math"/>
-                        <w:color w:val="ED7D31" w:themeColor="accent2"/>
-                        <w14:textFill>
-                          <w14:solidFill>
-                            <w14:schemeClr w14:val="accent2"/>
-                          </w14:solidFill>
-                        </w14:textFill>
-                      </w:rPr>
-                      <m:t>0,x</m:t>
-                    </m:r>
-                    <m:ctrlPr>
-                      <w:rPr>
-                        <w:rFonts w:ascii="Cambria Math" w:hAnsi="Cambria Math"/>
-                        <w:i/>
-                        <w:color w:val="ED7D31" w:themeColor="accent2"/>
-                        <w14:textFill>
-                          <w14:solidFill>
-                            <w14:schemeClr w14:val="accent2"/>
-                          </w14:solidFill>
-                        </w14:textFill>
-                      </w:rPr>
-                    </m:ctrlPr>
-                  </m:e>
-                </m:d>
-                <m:r>
-                  <m:rPr>
-                    <m:sty m:val="bi"/>
-                  </m:rPr>
-                  <w:rPr>
-                    <w:rFonts w:hint="eastAsia" w:ascii="Cambria Math" w:hAnsi="Cambria Math"/>
-                    <w:color w:val="ED7D31" w:themeColor="accent2"/>
-                    <w14:textFill>
-                      <w14:solidFill>
-                        <w14:schemeClr w14:val="accent2"/>
-                      </w14:solidFill>
-                    </w14:textFill>
-                  </w:rPr>
-                  <m:t>·</m:t>
-                </m:r>
-                <m:r>
-                  <m:rPr>
-                    <m:sty m:val="b"/>
-                  </m:rPr>
-                  <w:rPr>
-                    <w:rFonts w:ascii="Cambria Math" w:hAnsi="Cambria Math"/>
-                    <w:color w:val="ED7D31" w:themeColor="accent2"/>
-                    <w14:textFill>
-                      <w14:solidFill>
-                        <w14:schemeClr w14:val="accent2"/>
-                      </w14:solidFill>
-                    </w14:textFill>
-                  </w:rPr>
-                  <m:t>neg</m:t>
-                </m:r>
-                <m:r>
-                  <m:rPr>
-                    <m:sty m:val="b"/>
-                  </m:rPr>
-                  <w:rPr>
-                    <w:rFonts w:hint="eastAsia" w:ascii="Cambria Math" w:hAnsi="Cambria Math"/>
-                    <w:color w:val="ED7D31" w:themeColor="accent2"/>
-                    <w14:textFill>
-                      <w14:solidFill>
-                        <w14:schemeClr w14:val="accent2"/>
-                      </w14:solidFill>
-                    </w14:textFill>
-                  </w:rPr>
-                  <m:t>s</m:t>
-                </m:r>
-                <m:r>
-                  <m:rPr>
-                    <m:sty m:val="b"/>
-                  </m:rPr>
-                  <w:rPr>
-                    <w:rFonts w:ascii="Cambria Math" w:hAnsi="Cambria Math"/>
-                    <w:color w:val="ED7D31" w:themeColor="accent2"/>
-                    <w14:textFill>
-                      <w14:solidFill>
-                        <w14:schemeClr w14:val="accent2"/>
-                      </w14:solidFill>
-                    </w14:textFill>
-                  </w:rPr>
-                  <m:t>lope</m:t>
-                </m:r>
-              </m:oMath>
-            </m:oMathPara>
-          </w:p>
-        </w:tc>
-        <w:tc>
-          <w:tcPr>
-            <w:tcW w:w="2160" w:type="dxa"/>
-            <w:vAlign w:val="center"/>
-          </w:tcPr>
-          <w:p>
-            <w:pPr>
-              <w:jc w:val="center"/>
-              <w:rPr>
-                <w:color w:val="ED7D31" w:themeColor="accent2"/>
-                <w14:textFill>
-                  <w14:solidFill>
-                    <w14:schemeClr w14:val="accent2"/>
-                  </w14:solidFill>
-                </w14:textFill>
-              </w:rPr>
-            </w:pPr>
-            <w:r>
-              <w:rPr>
-                <w:rFonts w:hint="eastAsia"/>
-                <w:color w:val="ED7D31" w:themeColor="accent2"/>
-                <w14:textFill>
-                  <w14:solidFill>
-                    <w14:schemeClr w14:val="accent2"/>
-                  </w14:solidFill>
-                </w14:textFill>
-              </w:rPr>
-              <w:t>[-∞, ∞]</w:t>
-            </w:r>
-          </w:p>
-        </w:tc>
-      </w:tr>
-      <w:tr>
-        <w:tblPrEx>
-          <w:tblBorders>
-            <w:top w:val="single" w:color="auto" w:sz="4" w:space="0"/>
-            <w:left w:val="single" w:color="auto" w:sz="4" w:space="0"/>
-            <w:bottom w:val="single" w:color="auto" w:sz="4" w:space="0"/>
-            <w:right w:val="single" w:color="auto" w:sz="4" w:space="0"/>
-            <w:insideH w:val="single" w:color="auto" w:sz="4" w:space="0"/>
-            <w:insideV w:val="single" w:color="auto" w:sz="4" w:space="0"/>
-          </w:tblBorders>
-          <w:tblCellMar>
-            <w:top w:w="0" w:type="dxa"/>
-            <w:left w:w="108" w:type="dxa"/>
-            <w:bottom w:w="0" w:type="dxa"/>
-            <w:right w:w="108" w:type="dxa"/>
-          </w:tblCellMar>
-        </w:tblPrEx>
-        <w:tc>
-          <w:tcPr>
-            <w:tcW w:w="3529" w:type="dxa"/>
-            <w:vAlign w:val="center"/>
-          </w:tcPr>
-          <w:p>
-            <w:pPr>
-              <w:jc w:val="center"/>
-              <w:rPr>
-                <w:color w:val="FF0000"/>
-                <w:spacing w:val="7"/>
-              </w:rPr>
-            </w:pPr>
-            <w:r>
-              <w:rPr>
-                <w:rFonts w:hint="eastAsia"/>
-                <w:color w:val="FF0000"/>
-                <w:spacing w:val="7"/>
-              </w:rPr>
-              <w:t>mish(x)</w:t>
-            </w:r>
-          </w:p>
-        </w:tc>
-        <w:tc>
-          <w:tcPr>
-            <w:tcW w:w="3732" w:type="dxa"/>
-            <w:vAlign w:val="center"/>
-          </w:tcPr>
-          <w:p>
-            <w:pPr>
-              <w:jc w:val="center"/>
-              <w:rPr>
-                <w:rFonts w:ascii="Cambria Math" w:hAnsi="Cambria Math"/>
-                <w:color w:val="ED7D31" w:themeColor="accent2"/>
-                <w14:textFill>
-                  <w14:solidFill>
-                    <w14:schemeClr w14:val="accent2"/>
-                  </w14:solidFill>
-                </w14:textFill>
-                <w:oMath/>
-              </w:rPr>
-            </w:pPr>
-            <m:oMathPara>
-              <m:oMath>
-                <m:r>
-                  <m:rPr>
-                    <m:sty m:val="bi"/>
-                  </m:rPr>
-                  <w:rPr>
-                    <w:rFonts w:ascii="Cambria Math" w:hAnsi="Cambria Math"/>
-                    <w:color w:val="ED7D31" w:themeColor="accent2"/>
-                    <w14:textFill>
-                      <w14:solidFill>
-                        <w14:schemeClr w14:val="accent2"/>
-                      </w14:solidFill>
-                    </w14:textFill>
-                  </w:rPr>
-                  <m:t>x</m:t>
-                </m:r>
-                <m:r>
-                  <m:rPr>
-                    <m:sty m:val="bi"/>
-                  </m:rPr>
-                  <w:rPr>
-                    <w:rFonts w:hint="eastAsia" w:ascii="Cambria Math" w:hAnsi="Cambria Math"/>
-                    <w:color w:val="ED7D31" w:themeColor="accent2"/>
-                    <w14:textFill>
-                      <w14:solidFill>
-                        <w14:schemeClr w14:val="accent2"/>
-                      </w14:solidFill>
-                    </w14:textFill>
-                  </w:rPr>
-                  <m:t>·</m:t>
-                </m:r>
-                <m:r>
-                  <m:rPr>
-                    <m:sty m:val="b"/>
-                  </m:rPr>
-                  <w:rPr>
-                    <w:rFonts w:ascii="Cambria Math" w:hAnsi="Cambria Math"/>
-                    <w:color w:val="ED7D31" w:themeColor="accent2"/>
-                    <w14:textFill>
-                      <w14:solidFill>
-                        <w14:schemeClr w14:val="accent2"/>
-                      </w14:solidFill>
-                    </w14:textFill>
-                  </w:rPr>
-                  <m:t>tanh</m:t>
-                </m:r>
-                <m:r>
-                  <m:rPr>
-                    <m:sty m:val="bi"/>
-                  </m:rPr>
-                  <w:rPr>
-                    <w:rFonts w:ascii="Cambria Math" w:hAnsi="Cambria Math"/>
-                    <w:color w:val="ED7D31" w:themeColor="accent2"/>
-                    <w14:textFill>
-                      <w14:solidFill>
-                        <w14:schemeClr w14:val="accent2"/>
-                      </w14:solidFill>
-                    </w14:textFill>
-                  </w:rPr>
-                  <m:t>(</m:t>
-                </m:r>
-                <m:r>
-                  <m:rPr>
-                    <m:sty m:val="b"/>
-                  </m:rPr>
-                  <w:rPr>
-                    <w:rFonts w:ascii="Cambria Math" w:hAnsi="Cambria Math"/>
-                    <w:color w:val="ED7D31" w:themeColor="accent2"/>
-                    <w14:textFill>
-                      <w14:solidFill>
-                        <w14:schemeClr w14:val="accent2"/>
-                      </w14:solidFill>
-                    </w14:textFill>
-                  </w:rPr>
-                  <m:t>softplus</m:t>
-                </m:r>
-                <m:r>
-                  <m:rPr>
-                    <m:sty m:val="bi"/>
-                  </m:rPr>
-                  <w:rPr>
-                    <w:rFonts w:ascii="Cambria Math" w:hAnsi="Cambria Math"/>
-                    <w:color w:val="ED7D31" w:themeColor="accent2"/>
-                    <w14:textFill>
-                      <w14:solidFill>
-                        <w14:schemeClr w14:val="accent2"/>
-                      </w14:solidFill>
-                    </w14:textFill>
-                  </w:rPr>
-                  <m:t>(x))</m:t>
-                </m:r>
-              </m:oMath>
-            </m:oMathPara>
-          </w:p>
-        </w:tc>
-        <w:tc>
-          <w:tcPr>
-            <w:tcW w:w="2160" w:type="dxa"/>
-            <w:vAlign w:val="center"/>
-          </w:tcPr>
-          <w:p>
-            <w:pPr>
-              <w:jc w:val="center"/>
-              <w:rPr>
-                <w:color w:val="ED7D31" w:themeColor="accent2"/>
-                <w14:textFill>
-                  <w14:solidFill>
-                    <w14:schemeClr w14:val="accent2"/>
-                  </w14:solidFill>
-                </w14:textFill>
-              </w:rPr>
-            </w:pPr>
-          </w:p>
-        </w:tc>
-      </w:tr>
-      <w:tr>
-        <w:tblPrEx>
-          <w:tblBorders>
-            <w:top w:val="single" w:color="auto" w:sz="4" w:space="0"/>
-            <w:left w:val="single" w:color="auto" w:sz="4" w:space="0"/>
-            <w:bottom w:val="single" w:color="auto" w:sz="4" w:space="0"/>
-            <w:right w:val="single" w:color="auto" w:sz="4" w:space="0"/>
-            <w:insideH w:val="single" w:color="auto" w:sz="4" w:space="0"/>
-            <w:insideV w:val="single" w:color="auto" w:sz="4" w:space="0"/>
-          </w:tblBorders>
-          <w:tblCellMar>
-            <w:top w:w="0" w:type="dxa"/>
-            <w:left w:w="108" w:type="dxa"/>
-            <w:bottom w:w="0" w:type="dxa"/>
-            <w:right w:w="108" w:type="dxa"/>
-          </w:tblCellMar>
-        </w:tblPrEx>
-        <w:tc>
-          <w:tcPr>
-            <w:tcW w:w="3529" w:type="dxa"/>
-            <w:vAlign w:val="center"/>
-          </w:tcPr>
-          <w:p>
-            <w:pPr>
-              <w:jc w:val="center"/>
-              <w:rPr>
-                <w:color w:val="FF0000"/>
-                <w:spacing w:val="7"/>
-              </w:rPr>
-            </w:pPr>
-            <w:r>
-              <w:rPr>
-                <w:rFonts w:hint="eastAsia"/>
-                <w:color w:val="FF0000"/>
-                <w:spacing w:val="7"/>
-              </w:rPr>
               <w:t>relu(x)</w:t>
             </w:r>
           </w:p>
@@ -20464,6 +19366,7 @@
         <w:tc>
           <w:tcPr>
             <w:tcW w:w="2160" w:type="dxa"/>
+            <w:vMerge w:val="restart"/>
             <w:vAlign w:val="center"/>
           </w:tcPr>
           <w:p>
@@ -20628,6 +19531,8 @@
         <w:tc>
           <w:tcPr>
             <w:tcW w:w="2160" w:type="dxa"/>
+            <w:vMerge w:val="continue"/>
+            <w:tcBorders/>
             <w:vAlign w:val="center"/>
           </w:tcPr>
           <w:p>
@@ -20642,18 +19547,6 @@
                 </w14:textFill>
               </w:rPr>
             </w:pPr>
-            <w:r>
-              <w:rPr>
-                <w:rFonts w:hint="eastAsia"/>
-                <w:color w:val="ED7D31" w:themeColor="accent2"/>
-                <w14:textFill>
-                  <w14:solidFill>
-                    <w14:schemeClr w14:val="accent2"/>
-                  </w14:solidFill>
-                </w14:textFill>
-              </w:rPr>
-              <w:t>[0, ∞]</w:t>
-            </w:r>
           </w:p>
         </w:tc>
       </w:tr>
@@ -20791,6 +19684,8 @@
         <w:tc>
           <w:tcPr>
             <w:tcW w:w="2160" w:type="dxa"/>
+            <w:vMerge w:val="continue"/>
+            <w:tcBorders/>
             <w:vAlign w:val="center"/>
           </w:tcPr>
           <w:p>
@@ -20927,780 +19822,8 @@
                 <w:spacing w:val="7"/>
               </w:rPr>
             </w:pPr>
-            <w:r>
-              <w:rPr>
-                <w:rFonts w:hint="eastAsia"/>
-                <w:color w:val="FF0000"/>
-                <w:spacing w:val="7"/>
-              </w:rPr>
-              <w:t>softmax(x, dim)</w:t>
-            </w:r>
-          </w:p>
-        </w:tc>
-        <w:tc>
-          <w:tcPr>
-            <w:tcW w:w="5737" w:type="dxa"/>
-            <w:vAlign w:val="center"/>
-          </w:tcPr>
-          <w:p>
-            <w:pPr>
-              <w:rPr>
-                <w:color w:val="ED7D31" w:themeColor="accent2"/>
-                <w:spacing w:val="7"/>
-                <w14:textFill>
-                  <w14:solidFill>
-                    <w14:schemeClr w14:val="accent2"/>
-                  </w14:solidFill>
-                </w14:textFill>
-              </w:rPr>
-            </w:pPr>
-            <w:r>
-              <w:rPr>
-                <w:rFonts w:hint="eastAsia"/>
-                <w:color w:val="EA82F1"/>
-                <w:spacing w:val="7"/>
-              </w:rPr>
-              <w:t>相对概率</w:t>
-            </w:r>
-            <w:r>
-              <w:rPr>
-                <w:rFonts w:hint="eastAsia"/>
-                <w:color w:val="ED7D31" w:themeColor="accent2"/>
-                <w:spacing w:val="7"/>
-                <w14:textFill>
-                  <w14:solidFill>
-                    <w14:schemeClr w14:val="accent2"/>
-                  </w14:solidFill>
-                </w14:textFill>
-              </w:rPr>
-              <w:t>：</w:t>
-            </w:r>
-            <m:oMath>
-              <m:f>
-                <m:fPr>
-                  <m:ctrlPr>
-                    <w:rPr>
-                      <w:rFonts w:ascii="Cambria Math" w:hAnsi="Cambria Math"/>
-                      <w:i/>
-                      <w:color w:val="ED7D31" w:themeColor="accent2"/>
-                      <w:spacing w:val="7"/>
-                      <w14:textFill>
-                        <w14:solidFill>
-                          <w14:schemeClr w14:val="accent2"/>
-                        </w14:solidFill>
-                      </w14:textFill>
-                    </w:rPr>
-                  </m:ctrlPr>
-                </m:fPr>
-                <m:num>
-                  <m:sSup>
-                    <m:sSupPr>
-                      <m:ctrlPr>
-                        <w:rPr>
-                          <w:rFonts w:ascii="Cambria Math" w:hAnsi="Cambria Math"/>
-                          <w:i/>
-                          <w:color w:val="ED7D31" w:themeColor="accent2"/>
-                          <w:spacing w:val="7"/>
-                          <w14:textFill>
-                            <w14:solidFill>
-                              <w14:schemeClr w14:val="accent2"/>
-                            </w14:solidFill>
-                          </w14:textFill>
-                        </w:rPr>
-                      </m:ctrlPr>
-                    </m:sSupPr>
-                    <m:e>
-                      <m:r>
-                        <m:rPr>
-                          <m:sty m:val="bi"/>
-                        </m:rPr>
-                        <w:rPr>
-                          <w:rFonts w:ascii="Cambria Math" w:hAnsi="Cambria Math"/>
-                          <w:color w:val="ED7D31" w:themeColor="accent2"/>
-                          <w:spacing w:val="7"/>
-                          <w14:textFill>
-                            <w14:solidFill>
-                              <w14:schemeClr w14:val="accent2"/>
-                            </w14:solidFill>
-                          </w14:textFill>
-                        </w:rPr>
-                        <m:t>e</m:t>
-                      </m:r>
-                      <m:ctrlPr>
-                        <w:rPr>
-                          <w:rFonts w:ascii="Cambria Math" w:hAnsi="Cambria Math"/>
-                          <w:i/>
-                          <w:color w:val="ED7D31" w:themeColor="accent2"/>
-                          <w:spacing w:val="7"/>
-                          <w14:textFill>
-                            <w14:solidFill>
-                              <w14:schemeClr w14:val="accent2"/>
-                            </w14:solidFill>
-                          </w14:textFill>
-                        </w:rPr>
-                      </m:ctrlPr>
-                    </m:e>
-                    <m:sup>
-                      <m:r>
-                        <m:rPr>
-                          <m:sty m:val="bi"/>
-                        </m:rPr>
-                        <w:rPr>
-                          <w:rFonts w:ascii="Cambria Math" w:hAnsi="Cambria Math"/>
-                          <w:color w:val="ED7D31" w:themeColor="accent2"/>
-                          <w:spacing w:val="7"/>
-                          <w14:textFill>
-                            <w14:solidFill>
-                              <w14:schemeClr w14:val="accent2"/>
-                            </w14:solidFill>
-                          </w14:textFill>
-                        </w:rPr>
-                        <m:t>x</m:t>
-                      </m:r>
-                      <m:ctrlPr>
-                        <w:rPr>
-                          <w:rFonts w:ascii="Cambria Math" w:hAnsi="Cambria Math"/>
-                          <w:i/>
-                          <w:color w:val="ED7D31" w:themeColor="accent2"/>
-                          <w:spacing w:val="7"/>
-                          <w14:textFill>
-                            <w14:solidFill>
-                              <w14:schemeClr w14:val="accent2"/>
-                            </w14:solidFill>
-                          </w14:textFill>
-                        </w:rPr>
-                      </m:ctrlPr>
-                    </m:sup>
-                  </m:sSup>
-                  <m:ctrlPr>
-                    <w:rPr>
-                      <w:rFonts w:ascii="Cambria Math" w:hAnsi="Cambria Math"/>
-                      <w:i/>
-                      <w:color w:val="ED7D31" w:themeColor="accent2"/>
-                      <w:spacing w:val="7"/>
-                      <w14:textFill>
-                        <w14:solidFill>
-                          <w14:schemeClr w14:val="accent2"/>
-                        </w14:solidFill>
-                      </w14:textFill>
-                    </w:rPr>
-                  </m:ctrlPr>
-                </m:num>
-                <m:den>
-                  <m:nary>
-                    <m:naryPr>
-                      <m:chr m:val="∑"/>
-                      <m:limLoc m:val="undOvr"/>
-                      <m:subHide m:val="1"/>
-                      <m:supHide m:val="1"/>
-                      <m:ctrlPr>
-                        <w:rPr>
-                          <w:rFonts w:ascii="Cambria Math" w:hAnsi="Cambria Math"/>
-                          <w:i/>
-                          <w:color w:val="ED7D31" w:themeColor="accent2"/>
-                          <w:spacing w:val="7"/>
-                          <w14:textFill>
-                            <w14:solidFill>
-                              <w14:schemeClr w14:val="accent2"/>
-                            </w14:solidFill>
-                          </w14:textFill>
-                        </w:rPr>
-                      </m:ctrlPr>
-                    </m:naryPr>
-                    <m:sub>
-                      <m:ctrlPr>
-                        <w:rPr>
-                          <w:rFonts w:ascii="Cambria Math" w:hAnsi="Cambria Math"/>
-                          <w:i/>
-                          <w:color w:val="ED7D31" w:themeColor="accent2"/>
-                          <w:spacing w:val="7"/>
-                          <w14:textFill>
-                            <w14:solidFill>
-                              <w14:schemeClr w14:val="accent2"/>
-                            </w14:solidFill>
-                          </w14:textFill>
-                        </w:rPr>
-                      </m:ctrlPr>
-                    </m:sub>
-                    <m:sup>
-                      <m:ctrlPr>
-                        <w:rPr>
-                          <w:rFonts w:ascii="Cambria Math" w:hAnsi="Cambria Math"/>
-                          <w:i/>
-                          <w:color w:val="ED7D31" w:themeColor="accent2"/>
-                          <w:spacing w:val="7"/>
-                          <w14:textFill>
-                            <w14:solidFill>
-                              <w14:schemeClr w14:val="accent2"/>
-                            </w14:solidFill>
-                          </w14:textFill>
-                        </w:rPr>
-                      </m:ctrlPr>
-                    </m:sup>
-                    <m:e>
-                      <m:sSup>
-                        <m:sSupPr>
-                          <m:ctrlPr>
-                            <w:rPr>
-                              <w:rFonts w:ascii="Cambria Math" w:hAnsi="Cambria Math"/>
-                              <w:i/>
-                              <w:color w:val="ED7D31" w:themeColor="accent2"/>
-                              <w:spacing w:val="7"/>
-                              <w14:textFill>
-                                <w14:solidFill>
-                                  <w14:schemeClr w14:val="accent2"/>
-                                </w14:solidFill>
-                              </w14:textFill>
-                            </w:rPr>
-                          </m:ctrlPr>
-                        </m:sSupPr>
-                        <m:e>
-                          <m:r>
-                            <m:rPr>
-                              <m:sty m:val="bi"/>
-                            </m:rPr>
-                            <w:rPr>
-                              <w:rFonts w:ascii="Cambria Math" w:hAnsi="Cambria Math"/>
-                              <w:color w:val="ED7D31" w:themeColor="accent2"/>
-                              <w:spacing w:val="7"/>
-                              <w14:textFill>
-                                <w14:solidFill>
-                                  <w14:schemeClr w14:val="accent2"/>
-                                </w14:solidFill>
-                              </w14:textFill>
-                            </w:rPr>
-                            <m:t>e</m:t>
-                          </m:r>
-                          <m:ctrlPr>
-                            <w:rPr>
-                              <w:rFonts w:ascii="Cambria Math" w:hAnsi="Cambria Math"/>
-                              <w:i/>
-                              <w:color w:val="ED7D31" w:themeColor="accent2"/>
-                              <w:spacing w:val="7"/>
-                              <w14:textFill>
-                                <w14:solidFill>
-                                  <w14:schemeClr w14:val="accent2"/>
-                                </w14:solidFill>
-                              </w14:textFill>
-                            </w:rPr>
-                          </m:ctrlPr>
-                        </m:e>
-                        <m:sup>
-                          <m:r>
-                            <m:rPr>
-                              <m:sty m:val="bi"/>
-                            </m:rPr>
-                            <w:rPr>
-                              <w:rFonts w:ascii="Cambria Math" w:hAnsi="Cambria Math"/>
-                              <w:color w:val="ED7D31" w:themeColor="accent2"/>
-                              <w:spacing w:val="7"/>
-                              <w14:textFill>
-                                <w14:solidFill>
-                                  <w14:schemeClr w14:val="accent2"/>
-                                </w14:solidFill>
-                              </w14:textFill>
-                            </w:rPr>
-                            <m:t>x</m:t>
-                          </m:r>
-                          <m:ctrlPr>
-                            <w:rPr>
-                              <w:rFonts w:ascii="Cambria Math" w:hAnsi="Cambria Math"/>
-                              <w:i/>
-                              <w:color w:val="ED7D31" w:themeColor="accent2"/>
-                              <w:spacing w:val="7"/>
-                              <w14:textFill>
-                                <w14:solidFill>
-                                  <w14:schemeClr w14:val="accent2"/>
-                                </w14:solidFill>
-                              </w14:textFill>
-                            </w:rPr>
-                          </m:ctrlPr>
-                        </m:sup>
-                      </m:sSup>
-                      <m:ctrlPr>
-                        <w:rPr>
-                          <w:rFonts w:ascii="Cambria Math" w:hAnsi="Cambria Math"/>
-                          <w:i/>
-                          <w:color w:val="ED7D31" w:themeColor="accent2"/>
-                          <w:spacing w:val="7"/>
-                          <w14:textFill>
-                            <w14:solidFill>
-                              <w14:schemeClr w14:val="accent2"/>
-                            </w14:solidFill>
-                          </w14:textFill>
-                        </w:rPr>
-                      </m:ctrlPr>
-                    </m:e>
-                  </m:nary>
-                  <m:ctrlPr>
-                    <w:rPr>
-                      <w:rFonts w:ascii="Cambria Math" w:hAnsi="Cambria Math"/>
-                      <w:i/>
-                      <w:color w:val="ED7D31" w:themeColor="accent2"/>
-                      <w:spacing w:val="7"/>
-                      <w14:textFill>
-                        <w14:solidFill>
-                          <w14:schemeClr w14:val="accent2"/>
-                        </w14:solidFill>
-                      </w14:textFill>
-                    </w:rPr>
-                  </m:ctrlPr>
-                </m:den>
-              </m:f>
-            </m:oMath>
-          </w:p>
-        </w:tc>
-      </w:tr>
-      <w:tr>
-        <w:tblPrEx>
-          <w:tblBorders>
-            <w:top w:val="single" w:color="auto" w:sz="4" w:space="0"/>
-            <w:left w:val="single" w:color="auto" w:sz="4" w:space="0"/>
-            <w:bottom w:val="single" w:color="auto" w:sz="4" w:space="0"/>
-            <w:right w:val="single" w:color="auto" w:sz="4" w:space="0"/>
-            <w:insideH w:val="single" w:color="auto" w:sz="4" w:space="0"/>
-            <w:insideV w:val="single" w:color="auto" w:sz="4" w:space="0"/>
-          </w:tblBorders>
-        </w:tblPrEx>
-        <w:tc>
-          <w:tcPr>
-            <w:tcW w:w="0" w:type="auto"/>
-            <w:vAlign w:val="center"/>
-          </w:tcPr>
-          <w:p>
-            <w:pPr>
-              <w:rPr>
-                <w:color w:val="FF0000"/>
-                <w:spacing w:val="7"/>
-              </w:rPr>
-            </w:pPr>
-            <w:r>
-              <w:rPr>
-                <w:rFonts w:hint="eastAsia"/>
-                <w:color w:val="FF0000"/>
-                <w:spacing w:val="7"/>
-              </w:rPr>
-              <w:t>log_softmax(x, dim)</w:t>
-            </w:r>
-          </w:p>
-        </w:tc>
-        <w:tc>
-          <w:tcPr>
-            <w:tcW w:w="5737" w:type="dxa"/>
-            <w:vAlign w:val="center"/>
-          </w:tcPr>
-          <w:p>
-            <w:pPr>
-              <w:rPr>
-                <w:color w:val="EA82F1"/>
-                <w:spacing w:val="7"/>
-              </w:rPr>
-            </w:pPr>
-            <w:r>
-              <w:rPr>
-                <w:rFonts w:hint="eastAsia"/>
-                <w:color w:val="EA82F1"/>
-                <w:spacing w:val="7"/>
-              </w:rPr>
-              <w:t>相对概率</w:t>
-            </w:r>
-            <w:r>
-              <w:rPr>
-                <w:rFonts w:hint="eastAsia"/>
-                <w:color w:val="ED7D31" w:themeColor="accent2"/>
-                <w:spacing w:val="7"/>
-                <w14:textFill>
-                  <w14:solidFill>
-                    <w14:schemeClr w14:val="accent2"/>
-                  </w14:solidFill>
-                </w14:textFill>
-              </w:rPr>
-              <w:t>：</w:t>
-            </w:r>
-            <m:oMath>
-              <m:func>
-                <m:funcPr>
-                  <m:ctrlPr>
-                    <w:rPr>
-                      <w:rFonts w:hint="eastAsia" w:ascii="Cambria Math" w:hAnsi="Cambria Math"/>
-                      <w:i/>
-                      <w:iCs/>
-                      <w:color w:val="ED7D31" w:themeColor="accent2"/>
-                      <w:spacing w:val="7"/>
-                      <w14:textFill>
-                        <w14:solidFill>
-                          <w14:schemeClr w14:val="accent2"/>
-                        </w14:solidFill>
-                      </w14:textFill>
-                    </w:rPr>
-                  </m:ctrlPr>
-                </m:funcPr>
-                <m:fName>
-                  <m:r>
-                    <m:rPr>
-                      <m:sty m:val="b"/>
-                    </m:rPr>
-                    <w:rPr>
-                      <w:rFonts w:hint="default" w:ascii="Cambria Math" w:hAnsi="Cambria Math"/>
-                      <w:color w:val="ED7D31" w:themeColor="accent2"/>
-                      <w:spacing w:val="7"/>
-                      <w14:textFill>
-                        <w14:solidFill>
-                          <w14:schemeClr w14:val="accent2"/>
-                        </w14:solidFill>
-                      </w14:textFill>
-                    </w:rPr>
-                    <m:t>ln</m:t>
-                  </m:r>
-                  <m:ctrlPr>
-                    <w:rPr>
-                      <w:rFonts w:hint="eastAsia" w:ascii="Cambria Math" w:hAnsi="Cambria Math"/>
-                      <w:i/>
-                      <w:iCs/>
-                      <w:color w:val="ED7D31" w:themeColor="accent2"/>
-                      <w:spacing w:val="7"/>
-                      <w14:textFill>
-                        <w14:solidFill>
-                          <w14:schemeClr w14:val="accent2"/>
-                        </w14:solidFill>
-                      </w14:textFill>
-                    </w:rPr>
-                  </m:ctrlPr>
-                </m:fName>
-                <m:e>
-                  <m:f>
-                    <m:fPr>
-                      <m:ctrlPr>
-                        <w:rPr>
-                          <w:rFonts w:ascii="Cambria Math" w:hAnsi="Cambria Math"/>
-                          <w:i/>
-                          <w:iCs/>
-                          <w:color w:val="ED7D31" w:themeColor="accent2"/>
-                          <w:spacing w:val="7"/>
-                          <w14:textFill>
-                            <w14:solidFill>
-                              <w14:schemeClr w14:val="accent2"/>
-                            </w14:solidFill>
-                          </w14:textFill>
-                        </w:rPr>
-                      </m:ctrlPr>
-                    </m:fPr>
-                    <m:num>
-                      <m:sSup>
-                        <m:sSupPr>
-                          <m:ctrlPr>
-                            <w:rPr>
-                              <w:rFonts w:ascii="Cambria Math" w:hAnsi="Cambria Math"/>
-                              <w:i/>
-                              <w:iCs/>
-                              <w:color w:val="ED7D31" w:themeColor="accent2"/>
-                              <w:spacing w:val="7"/>
-                              <w14:textFill>
-                                <w14:solidFill>
-                                  <w14:schemeClr w14:val="accent2"/>
-                                </w14:solidFill>
-                              </w14:textFill>
-                            </w:rPr>
-                          </m:ctrlPr>
-                        </m:sSupPr>
-                        <m:e>
-                          <m:r>
-                            <m:rPr>
-                              <m:sty m:val="bi"/>
-                            </m:rPr>
-                            <w:rPr>
-                              <w:rFonts w:ascii="Cambria Math" w:hAnsi="Cambria Math"/>
-                              <w:color w:val="ED7D31" w:themeColor="accent2"/>
-                              <w:spacing w:val="7"/>
-                              <w14:textFill>
-                                <w14:solidFill>
-                                  <w14:schemeClr w14:val="accent2"/>
-                                </w14:solidFill>
-                              </w14:textFill>
-                            </w:rPr>
-                            <m:t>e</m:t>
-                          </m:r>
-                          <m:ctrlPr>
-                            <w:rPr>
-                              <w:rFonts w:ascii="Cambria Math" w:hAnsi="Cambria Math"/>
-                              <w:i/>
-                              <w:iCs/>
-                              <w:color w:val="ED7D31" w:themeColor="accent2"/>
-                              <w:spacing w:val="7"/>
-                              <w14:textFill>
-                                <w14:solidFill>
-                                  <w14:schemeClr w14:val="accent2"/>
-                                </w14:solidFill>
-                              </w14:textFill>
-                            </w:rPr>
-                          </m:ctrlPr>
-                        </m:e>
-                        <m:sup>
-                          <m:r>
-                            <m:rPr>
-                              <m:sty m:val="bi"/>
-                            </m:rPr>
-                            <w:rPr>
-                              <w:rFonts w:ascii="Cambria Math" w:hAnsi="Cambria Math"/>
-                              <w:color w:val="ED7D31" w:themeColor="accent2"/>
-                              <w:spacing w:val="7"/>
-                              <w14:textFill>
-                                <w14:solidFill>
-                                  <w14:schemeClr w14:val="accent2"/>
-                                </w14:solidFill>
-                              </w14:textFill>
-                            </w:rPr>
-                            <m:t>x</m:t>
-                          </m:r>
-                          <m:ctrlPr>
-                            <w:rPr>
-                              <w:rFonts w:ascii="Cambria Math" w:hAnsi="Cambria Math"/>
-                              <w:i/>
-                              <w:iCs/>
-                              <w:color w:val="ED7D31" w:themeColor="accent2"/>
-                              <w:spacing w:val="7"/>
-                              <w14:textFill>
-                                <w14:solidFill>
-                                  <w14:schemeClr w14:val="accent2"/>
-                                </w14:solidFill>
-                              </w14:textFill>
-                            </w:rPr>
-                          </m:ctrlPr>
-                        </m:sup>
-                      </m:sSup>
-                      <m:ctrlPr>
-                        <w:rPr>
-                          <w:rFonts w:ascii="Cambria Math" w:hAnsi="Cambria Math"/>
-                          <w:i/>
-                          <w:iCs/>
-                          <w:color w:val="ED7D31" w:themeColor="accent2"/>
-                          <w:spacing w:val="7"/>
-                          <w14:textFill>
-                            <w14:solidFill>
-                              <w14:schemeClr w14:val="accent2"/>
-                            </w14:solidFill>
-                          </w14:textFill>
-                        </w:rPr>
-                      </m:ctrlPr>
-                    </m:num>
-                    <m:den>
-                      <m:nary>
-                        <m:naryPr>
-                          <m:chr m:val="∑"/>
-                          <m:limLoc m:val="undOvr"/>
-                          <m:subHide m:val="1"/>
-                          <m:supHide m:val="1"/>
-                          <m:ctrlPr>
-                            <w:rPr>
-                              <w:rFonts w:ascii="Cambria Math" w:hAnsi="Cambria Math"/>
-                              <w:i/>
-                              <w:iCs/>
-                              <w:color w:val="ED7D31" w:themeColor="accent2"/>
-                              <w:spacing w:val="7"/>
-                              <w14:textFill>
-                                <w14:solidFill>
-                                  <w14:schemeClr w14:val="accent2"/>
-                                </w14:solidFill>
-                              </w14:textFill>
-                            </w:rPr>
-                          </m:ctrlPr>
-                        </m:naryPr>
-                        <m:sub>
-                          <m:ctrlPr>
-                            <w:rPr>
-                              <w:rFonts w:ascii="Cambria Math" w:hAnsi="Cambria Math"/>
-                              <w:i/>
-                              <w:iCs/>
-                              <w:color w:val="ED7D31" w:themeColor="accent2"/>
-                              <w:spacing w:val="7"/>
-                              <w14:textFill>
-                                <w14:solidFill>
-                                  <w14:schemeClr w14:val="accent2"/>
-                                </w14:solidFill>
-                              </w14:textFill>
-                            </w:rPr>
-                          </m:ctrlPr>
-                        </m:sub>
-                        <m:sup>
-                          <m:ctrlPr>
-                            <w:rPr>
-                              <w:rFonts w:ascii="Cambria Math" w:hAnsi="Cambria Math"/>
-                              <w:i/>
-                              <w:iCs/>
-                              <w:color w:val="ED7D31" w:themeColor="accent2"/>
-                              <w:spacing w:val="7"/>
-                              <w14:textFill>
-                                <w14:solidFill>
-                                  <w14:schemeClr w14:val="accent2"/>
-                                </w14:solidFill>
-                              </w14:textFill>
-                            </w:rPr>
-                          </m:ctrlPr>
-                        </m:sup>
-                        <m:e>
-                          <m:sSup>
-                            <m:sSupPr>
-                              <m:ctrlPr>
-                                <w:rPr>
-                                  <w:rFonts w:ascii="Cambria Math" w:hAnsi="Cambria Math"/>
-                                  <w:i/>
-                                  <w:iCs/>
-                                  <w:color w:val="ED7D31" w:themeColor="accent2"/>
-                                  <w:spacing w:val="7"/>
-                                  <w14:textFill>
-                                    <w14:solidFill>
-                                      <w14:schemeClr w14:val="accent2"/>
-                                    </w14:solidFill>
-                                  </w14:textFill>
-                                </w:rPr>
-                              </m:ctrlPr>
-                            </m:sSupPr>
-                            <m:e>
-                              <m:r>
-                                <m:rPr>
-                                  <m:sty m:val="bi"/>
-                                </m:rPr>
-                                <w:rPr>
-                                  <w:rFonts w:ascii="Cambria Math" w:hAnsi="Cambria Math"/>
-                                  <w:color w:val="ED7D31" w:themeColor="accent2"/>
-                                  <w:spacing w:val="7"/>
-                                  <w14:textFill>
-                                    <w14:solidFill>
-                                      <w14:schemeClr w14:val="accent2"/>
-                                    </w14:solidFill>
-                                  </w14:textFill>
-                                </w:rPr>
-                                <m:t>e</m:t>
-                              </m:r>
-                              <m:ctrlPr>
-                                <w:rPr>
-                                  <w:rFonts w:ascii="Cambria Math" w:hAnsi="Cambria Math"/>
-                                  <w:i/>
-                                  <w:iCs/>
-                                  <w:color w:val="ED7D31" w:themeColor="accent2"/>
-                                  <w:spacing w:val="7"/>
-                                  <w14:textFill>
-                                    <w14:solidFill>
-                                      <w14:schemeClr w14:val="accent2"/>
-                                    </w14:solidFill>
-                                  </w14:textFill>
-                                </w:rPr>
-                              </m:ctrlPr>
-                            </m:e>
-                            <m:sup>
-                              <m:r>
-                                <m:rPr>
-                                  <m:sty m:val="bi"/>
-                                </m:rPr>
-                                <w:rPr>
-                                  <w:rFonts w:ascii="Cambria Math" w:hAnsi="Cambria Math"/>
-                                  <w:color w:val="ED7D31" w:themeColor="accent2"/>
-                                  <w:spacing w:val="7"/>
-                                  <w14:textFill>
-                                    <w14:solidFill>
-                                      <w14:schemeClr w14:val="accent2"/>
-                                    </w14:solidFill>
-                                  </w14:textFill>
-                                </w:rPr>
-                                <m:t>x</m:t>
-                              </m:r>
-                              <m:ctrlPr>
-                                <w:rPr>
-                                  <w:rFonts w:ascii="Cambria Math" w:hAnsi="Cambria Math"/>
-                                  <w:i/>
-                                  <w:iCs/>
-                                  <w:color w:val="ED7D31" w:themeColor="accent2"/>
-                                  <w:spacing w:val="7"/>
-                                  <w14:textFill>
-                                    <w14:solidFill>
-                                      <w14:schemeClr w14:val="accent2"/>
-                                    </w14:solidFill>
-                                  </w14:textFill>
-                                </w:rPr>
-                              </m:ctrlPr>
-                            </m:sup>
-                          </m:sSup>
-                          <m:ctrlPr>
-                            <w:rPr>
-                              <w:rFonts w:ascii="Cambria Math" w:hAnsi="Cambria Math"/>
-                              <w:i/>
-                              <w:iCs/>
-                              <w:color w:val="ED7D31" w:themeColor="accent2"/>
-                              <w:spacing w:val="7"/>
-                              <w14:textFill>
-                                <w14:solidFill>
-                                  <w14:schemeClr w14:val="accent2"/>
-                                </w14:solidFill>
-                              </w14:textFill>
-                            </w:rPr>
-                          </m:ctrlPr>
-                        </m:e>
-                      </m:nary>
-                      <m:ctrlPr>
-                        <w:rPr>
-                          <w:rFonts w:ascii="Cambria Math" w:hAnsi="Cambria Math"/>
-                          <w:i/>
-                          <w:iCs/>
-                          <w:color w:val="ED7D31" w:themeColor="accent2"/>
-                          <w:spacing w:val="7"/>
-                          <w14:textFill>
-                            <w14:solidFill>
-                              <w14:schemeClr w14:val="accent2"/>
-                            </w14:solidFill>
-                          </w14:textFill>
-                        </w:rPr>
-                      </m:ctrlPr>
-                    </m:den>
-                  </m:f>
-                  <m:ctrlPr>
-                    <w:rPr>
-                      <w:rFonts w:hint="eastAsia" w:ascii="Cambria Math" w:hAnsi="Cambria Math"/>
-                      <w:i/>
-                      <w:iCs/>
-                      <w:color w:val="ED7D31" w:themeColor="accent2"/>
-                      <w:spacing w:val="7"/>
-                      <w14:textFill>
-                        <w14:solidFill>
-                          <w14:schemeClr w14:val="accent2"/>
-                        </w14:solidFill>
-                      </w14:textFill>
-                    </w:rPr>
-                  </m:ctrlPr>
-                </m:e>
-              </m:func>
-            </m:oMath>
-          </w:p>
-        </w:tc>
-      </w:tr>
-      <w:tr>
-        <w:tblPrEx>
-          <w:tblBorders>
-            <w:top w:val="single" w:color="auto" w:sz="4" w:space="0"/>
-            <w:left w:val="single" w:color="auto" w:sz="4" w:space="0"/>
-            <w:bottom w:val="single" w:color="auto" w:sz="4" w:space="0"/>
-            <w:right w:val="single" w:color="auto" w:sz="4" w:space="0"/>
-            <w:insideH w:val="single" w:color="auto" w:sz="4" w:space="0"/>
-            <w:insideV w:val="single" w:color="auto" w:sz="4" w:space="0"/>
-          </w:tblBorders>
-          <w:tblCellMar>
-            <w:top w:w="0" w:type="dxa"/>
-            <w:left w:w="108" w:type="dxa"/>
-            <w:bottom w:w="0" w:type="dxa"/>
-            <w:right w:w="108" w:type="dxa"/>
-          </w:tblCellMar>
-        </w:tblPrEx>
-        <w:tc>
-          <w:tcPr>
-            <w:tcW w:w="0" w:type="auto"/>
-            <w:vAlign w:val="center"/>
-          </w:tcPr>
-          <w:p>
-            <w:pPr>
-              <w:rPr>
-                <w:color w:val="FF0000"/>
-                <w:spacing w:val="7"/>
-              </w:rPr>
-            </w:pPr>
+            <w:bookmarkStart w:id="28" w:name="_GoBack"/>
+            <w:bookmarkEnd w:id="28"/>
             <w:r>
               <w:rPr>
                 <w:rFonts w:hint="eastAsia"/>
@@ -22076,22 +20199,49 @@
           <w:p>
             <w:pPr>
               <w:rPr>
-                <w:color w:val="ED7D31" w:themeColor="accent2"/>
-                <w:spacing w:val="7"/>
-                <w14:textFill>
-                  <w14:solidFill>
-                    <w14:schemeClr w14:val="accent2"/>
-                  </w14:solidFill>
-                </w14:textFill>
-              </w:rPr>
-            </w:pPr>
-            <w:r>
-              <w:rPr>
-                <w:rFonts w:hint="eastAsia"/>
-                <w:color w:val="FF0000"/>
-                <w:spacing w:val="7"/>
-              </w:rPr>
-              <w:t>binary_cross_entropy(x, y)</w:t>
+                <w:rFonts w:hint="eastAsia"/>
+                <w:color w:val="FF0000"/>
+                <w:spacing w:val="7"/>
+                <w:lang w:val="en-US" w:eastAsia="zh-CN"/>
+              </w:rPr>
+            </w:pPr>
+            <w:r>
+              <w:rPr>
+                <w:rFonts w:hint="eastAsia"/>
+                <w:color w:val="FF0000"/>
+                <w:spacing w:val="7"/>
+              </w:rPr>
+              <w:t>binary_cross_entropy</w:t>
+            </w:r>
+            <w:r>
+              <w:rPr>
+                <w:rFonts w:hint="eastAsia"/>
+                <w:color w:val="FF0000"/>
+                <w:spacing w:val="7"/>
+                <w:lang w:val="en-US" w:eastAsia="zh-CN"/>
+              </w:rPr>
+              <w:t xml:space="preserve"> /</w:t>
+            </w:r>
+          </w:p>
+          <w:p>
+            <w:pPr>
+              <w:rPr>
+                <w:color w:val="ED7D31" w:themeColor="accent2"/>
+                <w:spacing w:val="7"/>
+                <w14:textFill>
+                  <w14:solidFill>
+                    <w14:schemeClr w14:val="accent2"/>
+                  </w14:solidFill>
+                </w14:textFill>
+              </w:rPr>
+            </w:pPr>
+            <w:r>
+              <w:rPr>
+                <w:rFonts w:hint="eastAsia"/>
+                <w:color w:val="FF0000"/>
+                <w:spacing w:val="7"/>
+              </w:rPr>
+              <w:t>binary_cross_entropy_with_logits(x, y)</w:t>
             </w:r>
           </w:p>
         </w:tc>
@@ -22427,17 +20577,20 @@
           <w:p>
             <w:pPr>
               <w:rPr>
-                <w:color w:val="FF0000"/>
-                <w:spacing w:val="7"/>
-              </w:rPr>
-            </w:pPr>
-            <w:r>
-              <w:rPr>
-                <w:rFonts w:hint="eastAsia"/>
-                <w:color w:val="FF0000"/>
-                <w:spacing w:val="7"/>
-              </w:rPr>
-              <w:t>binary_cross_entropy_with_logits(x, y)</w:t>
+                <w:rFonts w:hint="default" w:eastAsia="华文中宋"/>
+                <w:color w:val="FF0000"/>
+                <w:spacing w:val="7"/>
+                <w:lang w:val="en-US" w:eastAsia="zh-CN"/>
+              </w:rPr>
+            </w:pPr>
+            <w:r>
+              <w:rPr>
+                <w:rFonts w:hint="eastAsia"/>
+                <w:color w:val="FF0000"/>
+                <w:spacing w:val="7"/>
+                <w:lang w:val="en-US" w:eastAsia="zh-CN"/>
+              </w:rPr>
+              <w:t>kl_div(log_Q, P)</w:t>
             </w:r>
           </w:p>
         </w:tc>
@@ -22449,22 +20602,20 @@
           <w:p>
             <w:pPr>
               <w:rPr>
-                <w:color w:val="ED7D31" w:themeColor="accent2"/>
-                <w14:textFill>
-                  <w14:solidFill>
-                    <w14:schemeClr w14:val="accent2"/>
-                  </w14:solidFill>
-                </w14:textFill>
-                <w:oMath/>
-              </w:rPr>
-            </w:pPr>
-            <w:r>
-              <w:rPr>
-                <w:rFonts w:hint="eastAsia"/>
+                <w:rFonts w:hint="default" w:eastAsia="华文中宋"/>
                 <w:color w:val="EA82F1"/>
                 <w:spacing w:val="7"/>
-              </w:rPr>
-              <w:t>二元交叉熵</w:t>
+                <w:lang w:val="en-US" w:eastAsia="zh-CN"/>
+              </w:rPr>
+            </w:pPr>
+            <w:r>
+              <w:rPr>
+                <w:rFonts w:hint="eastAsia"/>
+                <w:color w:val="EA82F1"/>
+                <w:spacing w:val="7"/>
+                <w:lang w:val="en-US" w:eastAsia="zh-CN"/>
+              </w:rPr>
+              <w:t>KL散度</w:t>
             </w:r>
             <w:r>
               <w:rPr>
@@ -22480,28 +20631,20 @@
               <w:t>：</w:t>
             </w:r>
             <m:oMath>
-              <m:r>
-                <m:rPr>
-                  <m:sty m:val="b"/>
-                </m:rPr>
-                <w:rPr>
-                  <w:rFonts w:ascii="Cambria Math" w:hAnsi="Cambria Math"/>
-                  <w:color w:val="ED7D31" w:themeColor="accent2"/>
-                  <w14:textFill>
-                    <w14:solidFill>
-                      <w14:schemeClr w14:val="accent2"/>
-                    </w14:solidFill>
-                  </w14:textFill>
-                </w:rPr>
-                <m:t>−[</m:t>
-              </m:r>
-              <m:sSub>
-                <m:sSubPr>
+              <m:nary>
+                <m:naryPr>
+                  <m:chr m:val="∑"/>
+                  <m:limLoc m:val="undOvr"/>
+                  <m:subHide m:val="1"/>
+                  <m:supHide m:val="1"/>
                   <m:ctrlPr>
                     <w:rPr>
                       <w:rFonts w:ascii="Cambria Math" w:hAnsi="Cambria Math"/>
+                      <w:b/>
+                      <w:bCs/>
                       <w:i/>
                       <w:color w:val="ED7D31" w:themeColor="accent2"/>
+                      <w:spacing w:val="7"/>
                       <w14:textFill>
                         <w14:solidFill>
                           <w14:schemeClr w14:val="accent2"/>
@@ -22509,28 +20652,235 @@
                       </w14:textFill>
                     </w:rPr>
                   </m:ctrlPr>
-                </m:sSubPr>
+                </m:naryPr>
+                <m:sub>
+                  <m:ctrlPr>
+                    <w:rPr>
+                      <w:rFonts w:ascii="Cambria Math" w:hAnsi="Cambria Math"/>
+                      <w:b/>
+                      <w:bCs/>
+                      <w:i/>
+                      <w:color w:val="ED7D31" w:themeColor="accent2"/>
+                      <w:spacing w:val="7"/>
+                      <w14:textFill>
+                        <w14:solidFill>
+                          <w14:schemeClr w14:val="accent2"/>
+                        </w14:solidFill>
+                      </w14:textFill>
+                    </w:rPr>
+                  </m:ctrlPr>
+                </m:sub>
+                <m:sup>
+                  <m:ctrlPr>
+                    <w:rPr>
+                      <w:rFonts w:ascii="Cambria Math" w:hAnsi="Cambria Math"/>
+                      <w:b/>
+                      <w:bCs/>
+                      <w:i/>
+                      <w:color w:val="ED7D31" w:themeColor="accent2"/>
+                      <w:spacing w:val="7"/>
+                      <w14:textFill>
+                        <w14:solidFill>
+                          <w14:schemeClr w14:val="accent2"/>
+                        </w14:solidFill>
+                      </w14:textFill>
+                    </w:rPr>
+                  </m:ctrlPr>
+                </m:sup>
                 <m:e>
                   <m:r>
                     <m:rPr>
                       <m:sty m:val="bi"/>
                     </m:rPr>
                     <w:rPr>
-                      <w:rFonts w:ascii="Cambria Math" w:hAnsi="Cambria Math"/>
+                      <w:rFonts w:hint="default" w:ascii="Cambria Math" w:hAnsi="Cambria Math"/>
                       <w:color w:val="ED7D31" w:themeColor="accent2"/>
+                      <w:spacing w:val="7"/>
+                      <w:lang w:val="en-US" w:eastAsia="zh-CN"/>
                       <w14:textFill>
                         <w14:solidFill>
                           <w14:schemeClr w14:val="accent2"/>
                         </w14:solidFill>
                       </w14:textFill>
                     </w:rPr>
-                    <m:t>y</m:t>
+                    <m:t xml:space="preserve">P </m:t>
                   </m:r>
+                  <m:func>
+                    <m:funcPr>
+                      <m:ctrlPr>
+                        <m:rPr/>
+                        <w:rPr>
+                          <w:rFonts w:hint="default" w:ascii="Cambria Math" w:hAnsi="Cambria Math"/>
+                          <w:b/>
+                          <w:bCs/>
+                          <w:color w:val="ED7D31" w:themeColor="accent2"/>
+                          <w:spacing w:val="7"/>
+                          <w:lang w:val="en-US" w:eastAsia="zh-CN"/>
+                          <w14:textFill>
+                            <w14:solidFill>
+                              <w14:schemeClr w14:val="accent2"/>
+                            </w14:solidFill>
+                          </w14:textFill>
+                        </w:rPr>
+                      </m:ctrlPr>
+                    </m:funcPr>
+                    <m:fName>
+                      <m:r>
+                        <m:rPr>
+                          <m:sty m:val="b"/>
+                        </m:rPr>
+                        <w:rPr>
+                          <w:rFonts w:hint="default" w:ascii="Cambria Math" w:hAnsi="Cambria Math"/>
+                          <w:color w:val="ED7D31" w:themeColor="accent2"/>
+                          <w:spacing w:val="7"/>
+                          <w:lang w:val="en-US"/>
+                          <w14:textFill>
+                            <w14:solidFill>
+                              <w14:schemeClr w14:val="accent2"/>
+                            </w14:solidFill>
+                          </w14:textFill>
+                        </w:rPr>
+                        <m:t>log</m:t>
+                      </m:r>
+                      <m:ctrlPr>
+                        <m:rPr/>
+                        <w:rPr>
+                          <w:rFonts w:hint="default" w:ascii="Cambria Math" w:hAnsi="Cambria Math"/>
+                          <w:b/>
+                          <w:bCs/>
+                          <w:i/>
+                          <w:color w:val="ED7D31" w:themeColor="accent2"/>
+                          <w:spacing w:val="7"/>
+                          <w:lang w:val="en-US" w:eastAsia="zh-CN"/>
+                          <w14:textFill>
+                            <w14:solidFill>
+                              <w14:schemeClr w14:val="accent2"/>
+                            </w14:solidFill>
+                          </w14:textFill>
+                        </w:rPr>
+                      </m:ctrlPr>
+                    </m:fName>
+                    <m:e>
+                      <m:f>
+                        <m:fPr>
+                          <m:ctrlPr>
+                            <m:rPr/>
+                            <w:rPr>
+                              <w:rFonts w:hint="default" w:ascii="Cambria Math" w:hAnsi="Cambria Math"/>
+                              <w:b/>
+                              <w:bCs/>
+                              <w:i/>
+                              <w:color w:val="ED7D31" w:themeColor="accent2"/>
+                              <w:spacing w:val="7"/>
+                              <w:lang w:val="en-US" w:eastAsia="zh-CN"/>
+                              <w14:textFill>
+                                <w14:solidFill>
+                                  <w14:schemeClr w14:val="accent2"/>
+                                </w14:solidFill>
+                              </w14:textFill>
+                            </w:rPr>
+                          </m:ctrlPr>
+                        </m:fPr>
+                        <m:num>
+                          <m:r>
+                            <m:rPr>
+                              <m:sty m:val="bi"/>
+                            </m:rPr>
+                            <w:rPr>
+                              <w:rFonts w:hint="default" w:ascii="Cambria Math" w:hAnsi="Cambria Math"/>
+                              <w:color w:val="ED7D31" w:themeColor="accent2"/>
+                              <w:spacing w:val="7"/>
+                              <w:lang w:val="en-US" w:eastAsia="zh-CN"/>
+                              <w14:textFill>
+                                <w14:solidFill>
+                                  <w14:schemeClr w14:val="accent2"/>
+                                </w14:solidFill>
+                              </w14:textFill>
+                            </w:rPr>
+                            <m:t>P</m:t>
+                          </m:r>
+                          <m:ctrlPr>
+                            <m:rPr/>
+                            <w:rPr>
+                              <w:rFonts w:hint="default" w:ascii="Cambria Math" w:hAnsi="Cambria Math"/>
+                              <w:b/>
+                              <w:bCs/>
+                              <w:i/>
+                              <w:color w:val="ED7D31" w:themeColor="accent2"/>
+                              <w:spacing w:val="7"/>
+                              <w:lang w:val="en-US" w:eastAsia="zh-CN"/>
+                              <w14:textFill>
+                                <w14:solidFill>
+                                  <w14:schemeClr w14:val="accent2"/>
+                                </w14:solidFill>
+                              </w14:textFill>
+                            </w:rPr>
+                          </m:ctrlPr>
+                        </m:num>
+                        <m:den>
+                          <m:r>
+                            <m:rPr>
+                              <m:sty m:val="bi"/>
+                            </m:rPr>
+                            <w:rPr>
+                              <w:rFonts w:hint="default" w:ascii="Cambria Math" w:hAnsi="Cambria Math"/>
+                              <w:color w:val="ED7D31" w:themeColor="accent2"/>
+                              <w:spacing w:val="7"/>
+                              <w:lang w:val="en-US" w:eastAsia="zh-CN"/>
+                              <w14:textFill>
+                                <w14:solidFill>
+                                  <w14:schemeClr w14:val="accent2"/>
+                                </w14:solidFill>
+                              </w14:textFill>
+                            </w:rPr>
+                            <m:t>Q</m:t>
+                          </m:r>
+                          <m:ctrlPr>
+                            <m:rPr/>
+                            <w:rPr>
+                              <w:rFonts w:hint="default" w:ascii="Cambria Math" w:hAnsi="Cambria Math"/>
+                              <w:b/>
+                              <w:bCs/>
+                              <w:i/>
+                              <w:color w:val="ED7D31" w:themeColor="accent2"/>
+                              <w:spacing w:val="7"/>
+                              <w:lang w:val="en-US" w:eastAsia="zh-CN"/>
+                              <w14:textFill>
+                                <w14:solidFill>
+                                  <w14:schemeClr w14:val="accent2"/>
+                                </w14:solidFill>
+                              </w14:textFill>
+                            </w:rPr>
+                          </m:ctrlPr>
+                        </m:den>
+                      </m:f>
+                      <m:ctrlPr>
+                        <m:rPr/>
+                        <w:rPr>
+                          <w:rFonts w:hint="default" w:ascii="Cambria Math" w:hAnsi="Cambria Math"/>
+                          <w:b/>
+                          <w:bCs/>
+                          <w:i/>
+                          <w:color w:val="ED7D31" w:themeColor="accent2"/>
+                          <w:spacing w:val="7"/>
+                          <w:lang w:val="en-US" w:eastAsia="zh-CN"/>
+                          <w14:textFill>
+                            <w14:solidFill>
+                              <w14:schemeClr w14:val="accent2"/>
+                            </w14:solidFill>
+                          </w14:textFill>
+                        </w:rPr>
+                      </m:ctrlPr>
+                    </m:e>
+                  </m:func>
                   <m:ctrlPr>
                     <w:rPr>
                       <w:rFonts w:ascii="Cambria Math" w:hAnsi="Cambria Math"/>
+                      <w:b/>
+                      <w:bCs/>
                       <w:i/>
                       <w:color w:val="ED7D31" w:themeColor="accent2"/>
+                      <w:spacing w:val="7"/>
                       <w14:textFill>
                         <w14:solidFill>
                           <w14:schemeClr w14:val="accent2"/>
@@ -22539,27 +20889,59 @@
                     </w:rPr>
                   </m:ctrlPr>
                 </m:e>
-                <m:sub>
-                  <m:r>
-                    <m:rPr>
-                      <m:sty m:val="bi"/>
-                    </m:rPr>
+              </m:nary>
+              <m:r>
+                <m:rPr>
+                  <m:sty m:val="bi"/>
+                </m:rPr>
+                <w:rPr>
+                  <w:rFonts w:hint="default" w:ascii="Cambria Math" w:hAnsi="Cambria Math"/>
+                  <w:color w:val="ED7D31" w:themeColor="accent2"/>
+                  <w:spacing w:val="7"/>
+                  <w:lang w:val="en-US" w:eastAsia="zh-CN"/>
+                  <w14:textFill>
+                    <w14:solidFill>
+                      <w14:schemeClr w14:val="accent2"/>
+                    </w14:solidFill>
+                  </w14:textFill>
+                </w:rPr>
+                <m:t>=C−</m:t>
+              </m:r>
+              <m:nary>
+                <m:naryPr>
+                  <m:chr m:val="∑"/>
+                  <m:limLoc m:val="undOvr"/>
+                  <m:subHide m:val="1"/>
+                  <m:supHide m:val="1"/>
+                  <m:ctrlPr>
+                    <m:rPr/>
                     <w:rPr>
-                      <w:rFonts w:ascii="Cambria Math" w:hAnsi="Cambria Math"/>
+                      <w:rFonts w:hint="default" w:ascii="Cambria Math" w:hAnsi="Cambria Math"/>
+                      <w:b/>
+                      <w:bCs/>
+                      <w:i/>
                       <w:color w:val="ED7D31" w:themeColor="accent2"/>
+                      <w:spacing w:val="7"/>
+                      <w:lang w:val="en-US" w:eastAsia="zh-CN"/>
                       <w14:textFill>
                         <w14:solidFill>
                           <w14:schemeClr w14:val="accent2"/>
                         </w14:solidFill>
                       </w14:textFill>
                     </w:rPr>
-                    <m:t>c</m:t>
-                  </m:r>
+                  </m:ctrlPr>
+                </m:naryPr>
+                <m:sub>
                   <m:ctrlPr>
+                    <m:rPr/>
                     <w:rPr>
-                      <w:rFonts w:ascii="Cambria Math" w:hAnsi="Cambria Math"/>
+                      <w:rFonts w:hint="default" w:ascii="Cambria Math" w:hAnsi="Cambria Math"/>
+                      <w:b/>
+                      <w:bCs/>
                       <w:i/>
                       <w:color w:val="ED7D31" w:themeColor="accent2"/>
+                      <w:spacing w:val="7"/>
+                      <w:lang w:val="en-US" w:eastAsia="zh-CN"/>
                       <w14:textFill>
                         <w14:solidFill>
                           <w14:schemeClr w14:val="accent2"/>
@@ -22568,29 +20950,17 @@
                     </w:rPr>
                   </m:ctrlPr>
                 </m:sub>
-              </m:sSub>
-              <m:r>
-                <m:rPr>
-                  <m:sty m:val="bi"/>
-                </m:rPr>
-                <w:rPr>
-                  <w:rFonts w:hint="eastAsia" w:ascii="Cambria Math" w:hAnsi="Cambria Math"/>
-                  <w:color w:val="ED7D31" w:themeColor="accent2"/>
-                  <w14:textFill>
-                    <w14:solidFill>
-                      <w14:schemeClr w14:val="accent2"/>
-                    </w14:solidFill>
-                  </w14:textFill>
-                </w:rPr>
-                <m:t>·</m:t>
-              </m:r>
-              <m:func>
-                <m:funcPr>
+                <m:sup>
                   <m:ctrlPr>
+                    <m:rPr/>
                     <w:rPr>
-                      <w:rFonts w:hint="eastAsia" w:ascii="Cambria Math" w:hAnsi="Cambria Math"/>
+                      <w:rFonts w:hint="default" w:ascii="Cambria Math" w:hAnsi="Cambria Math"/>
+                      <w:b/>
+                      <w:bCs/>
                       <w:i/>
                       <w:color w:val="ED7D31" w:themeColor="accent2"/>
+                      <w:spacing w:val="7"/>
+                      <w:lang w:val="en-US" w:eastAsia="zh-CN"/>
                       <w14:textFill>
                         <w14:solidFill>
                           <w14:schemeClr w14:val="accent2"/>
@@ -22598,60 +20968,36 @@
                       </w14:textFill>
                     </w:rPr>
                   </m:ctrlPr>
-                </m:funcPr>
-                <m:fName>
+                </m:sup>
+                <m:e>
                   <m:r>
                     <m:rPr>
-                      <m:sty m:val="b"/>
+                      <m:sty m:val="bi"/>
                     </m:rPr>
                     <w:rPr>
                       <w:rFonts w:hint="default" w:ascii="Cambria Math" w:hAnsi="Cambria Math"/>
                       <w:color w:val="ED7D31" w:themeColor="accent2"/>
                       <w:spacing w:val="7"/>
+                      <w:lang w:val="en-US" w:eastAsia="zh-CN"/>
                       <w14:textFill>
                         <w14:solidFill>
                           <w14:schemeClr w14:val="accent2"/>
                         </w14:solidFill>
                       </w14:textFill>
                     </w:rPr>
-                    <m:t>ln</m:t>
+                    <m:t xml:space="preserve">P </m:t>
                   </m:r>
-                  <m:ctrlPr>
-                    <w:rPr>
-                      <w:rFonts w:hint="eastAsia" w:ascii="Cambria Math" w:hAnsi="Cambria Math"/>
-                      <w:i/>
-                      <w:color w:val="ED7D31" w:themeColor="accent2"/>
-                      <w14:textFill>
-                        <w14:solidFill>
-                          <w14:schemeClr w14:val="accent2"/>
-                        </w14:solidFill>
-                      </w14:textFill>
-                    </w:rPr>
-                  </m:ctrlPr>
-                </m:fName>
-                <m:e>
-                  <m:r>
-                    <m:rPr>
-                      <m:sty m:val="bi"/>
-                    </m:rPr>
-                    <w:rPr>
-                      <w:rFonts w:ascii="Cambria Math" w:hAnsi="Cambria Math"/>
-                      <w:color w:val="ED7D31" w:themeColor="accent2"/>
-                      <w14:textFill>
-                        <w14:solidFill>
-                          <w14:schemeClr w14:val="accent2"/>
-                        </w14:solidFill>
-                      </w14:textFill>
-                    </w:rPr>
-                    <m:t>σ(</m:t>
-                  </m:r>
-                  <m:sSub>
-                    <m:sSubPr>
+                  <m:func>
+                    <m:funcPr>
                       <m:ctrlPr>
+                        <m:rPr/>
                         <w:rPr>
-                          <w:rFonts w:ascii="Cambria Math" w:hAnsi="Cambria Math"/>
-                          <w:i/>
+                          <w:rFonts w:hint="default" w:ascii="Cambria Math" w:hAnsi="Cambria Math"/>
+                          <w:b/>
+                          <w:bCs/>
                           <w:color w:val="ED7D31" w:themeColor="accent2"/>
+                          <w:spacing w:val="7"/>
+                          <w:lang w:val="en-US" w:eastAsia="zh-CN"/>
                           <w14:textFill>
                             <w14:solidFill>
                               <w14:schemeClr w14:val="accent2"/>
@@ -22659,28 +21005,71 @@
                           </w14:textFill>
                         </w:rPr>
                       </m:ctrlPr>
-                    </m:sSubPr>
+                    </m:funcPr>
+                    <m:fName>
+                      <m:r>
+                        <m:rPr>
+                          <m:sty m:val="b"/>
+                        </m:rPr>
+                        <w:rPr>
+                          <w:rFonts w:hint="default" w:ascii="Cambria Math" w:hAnsi="Cambria Math"/>
+                          <w:color w:val="ED7D31" w:themeColor="accent2"/>
+                          <w:spacing w:val="7"/>
+                          <w:lang w:val="en-US"/>
+                          <w14:textFill>
+                            <w14:solidFill>
+                              <w14:schemeClr w14:val="accent2"/>
+                            </w14:solidFill>
+                          </w14:textFill>
+                        </w:rPr>
+                        <m:t>log</m:t>
+                      </m:r>
+                      <m:ctrlPr>
+                        <m:rPr/>
+                        <w:rPr>
+                          <w:rFonts w:hint="default" w:ascii="Cambria Math" w:hAnsi="Cambria Math"/>
+                          <w:b/>
+                          <w:bCs/>
+                          <w:i/>
+                          <w:color w:val="ED7D31" w:themeColor="accent2"/>
+                          <w:spacing w:val="7"/>
+                          <w:lang w:val="en-US" w:eastAsia="zh-CN"/>
+                          <w14:textFill>
+                            <w14:solidFill>
+                              <w14:schemeClr w14:val="accent2"/>
+                            </w14:solidFill>
+                          </w14:textFill>
+                        </w:rPr>
+                      </m:ctrlPr>
+                    </m:fName>
                     <m:e>
                       <m:r>
                         <m:rPr>
                           <m:sty m:val="bi"/>
                         </m:rPr>
                         <w:rPr>
-                          <w:rFonts w:ascii="Cambria Math" w:hAnsi="Cambria Math"/>
+                          <w:rFonts w:hint="default" w:ascii="Cambria Math" w:hAnsi="Cambria Math"/>
                           <w:color w:val="ED7D31" w:themeColor="accent2"/>
+                          <w:spacing w:val="7"/>
+                          <w:lang w:val="en-US" w:eastAsia="zh-CN"/>
                           <w14:textFill>
                             <w14:solidFill>
                               <w14:schemeClr w14:val="accent2"/>
                             </w14:solidFill>
                           </w14:textFill>
                         </w:rPr>
-                        <m:t>p</m:t>
+                        <m:t>Q</m:t>
                       </m:r>
                       <m:ctrlPr>
+                        <m:rPr/>
                         <w:rPr>
-                          <w:rFonts w:ascii="Cambria Math" w:hAnsi="Cambria Math"/>
+                          <w:rFonts w:hint="default" w:ascii="Cambria Math" w:hAnsi="Cambria Math"/>
+                          <w:b/>
+                          <w:bCs/>
                           <w:i/>
                           <w:color w:val="ED7D31" w:themeColor="accent2"/>
+                          <w:spacing w:val="7"/>
+                          <w:lang w:val="en-US" w:eastAsia="zh-CN"/>
                           <w14:textFill>
                             <w14:solidFill>
                               <w14:schemeClr w14:val="accent2"/>
@@ -22689,56 +21078,17 @@
                         </w:rPr>
                       </m:ctrlPr>
                     </m:e>
-                    <m:sub>
-                      <m:r>
-                        <m:rPr>
-                          <m:sty m:val="bi"/>
-                        </m:rPr>
-                        <w:rPr>
-                          <w:rFonts w:ascii="Cambria Math" w:hAnsi="Cambria Math"/>
-                          <w:color w:val="ED7D31" w:themeColor="accent2"/>
-                          <w14:textFill>
-                            <w14:solidFill>
-                              <w14:schemeClr w14:val="accent2"/>
-                            </w14:solidFill>
-                          </w14:textFill>
-                        </w:rPr>
-                        <m:t>c</m:t>
-                      </m:r>
-                      <m:ctrlPr>
-                        <w:rPr>
-                          <w:rFonts w:ascii="Cambria Math" w:hAnsi="Cambria Math"/>
-                          <w:i/>
-                          <w:color w:val="ED7D31" w:themeColor="accent2"/>
-                          <w14:textFill>
-                            <w14:solidFill>
-                              <w14:schemeClr w14:val="accent2"/>
-                            </w14:solidFill>
-                          </w14:textFill>
-                        </w:rPr>
-                      </m:ctrlPr>
-                    </m:sub>
-                  </m:sSub>
-                  <m:r>
-                    <m:rPr>
-                      <m:sty m:val="bi"/>
-                    </m:rPr>
+                  </m:func>
+                  <m:ctrlPr>
+                    <m:rPr/>
                     <w:rPr>
-                      <w:rFonts w:ascii="Cambria Math" w:hAnsi="Cambria Math"/>
-                      <w:color w:val="ED7D31" w:themeColor="accent2"/>
-                      <w14:textFill>
-                        <w14:solidFill>
-                          <w14:schemeClr w14:val="accent2"/>
-                        </w14:solidFill>
-                      </w14:textFill>
-                    </w:rPr>
-                    <m:t>)</m:t>
-                  </m:r>
-                  <m:ctrlPr>
-                    <w:rPr>
-                      <w:rFonts w:hint="eastAsia" w:ascii="Cambria Math" w:hAnsi="Cambria Math"/>
+                      <w:rFonts w:hint="default" w:ascii="Cambria Math" w:hAnsi="Cambria Math"/>
+                      <w:b/>
+                      <w:bCs/>
                       <w:i/>
                       <w:color w:val="ED7D31" w:themeColor="accent2"/>
+                      <w:spacing w:val="7"/>
+                      <w:lang w:val="en-US" w:eastAsia="zh-CN"/>
                       <w14:textFill>
                         <w14:solidFill>
                           <w14:schemeClr w14:val="accent2"/>
@@ -22747,305 +21097,7 @@
                     </w:rPr>
                   </m:ctrlPr>
                 </m:e>
-              </m:func>
-              <m:r>
-                <m:rPr>
-                  <m:sty m:val="bi"/>
-                </m:rPr>
-                <w:rPr>
-                  <w:rFonts w:ascii="Cambria Math" w:hAnsi="Cambria Math"/>
-                  <w:color w:val="ED7D31" w:themeColor="accent2"/>
-                  <w14:textFill>
-                    <w14:solidFill>
-                      <w14:schemeClr w14:val="accent2"/>
-                    </w14:solidFill>
-                  </w14:textFill>
-                </w:rPr>
-                <m:t>+(1−</m:t>
-              </m:r>
-              <m:sSub>
-                <m:sSubPr>
-                  <m:ctrlPr>
-                    <w:rPr>
-                      <w:rFonts w:ascii="Cambria Math" w:hAnsi="Cambria Math"/>
-                      <w:i/>
-                      <w:color w:val="ED7D31" w:themeColor="accent2"/>
-                      <w14:textFill>
-                        <w14:solidFill>
-                          <w14:schemeClr w14:val="accent2"/>
-                        </w14:solidFill>
-                      </w14:textFill>
-                    </w:rPr>
-                  </m:ctrlPr>
-                </m:sSubPr>
-                <m:e>
-                  <m:r>
-                    <m:rPr>
-                      <m:sty m:val="bi"/>
-                    </m:rPr>
-                    <w:rPr>
-                      <w:rFonts w:ascii="Cambria Math" w:hAnsi="Cambria Math"/>
-                      <w:color w:val="ED7D31" w:themeColor="accent2"/>
-                      <w14:textFill>
-                        <w14:solidFill>
-                          <w14:schemeClr w14:val="accent2"/>
-                        </w14:solidFill>
-                      </w14:textFill>
-                    </w:rPr>
-                    <m:t>y</m:t>
-                  </m:r>
-                  <m:ctrlPr>
-                    <w:rPr>
-                      <w:rFonts w:ascii="Cambria Math" w:hAnsi="Cambria Math"/>
-                      <w:i/>
-                      <w:color w:val="ED7D31" w:themeColor="accent2"/>
-                      <w14:textFill>
-                        <w14:solidFill>
-                          <w14:schemeClr w14:val="accent2"/>
-                        </w14:solidFill>
-                      </w14:textFill>
-                    </w:rPr>
-                  </m:ctrlPr>
-                </m:e>
-                <m:sub>
-                  <m:r>
-                    <m:rPr>
-                      <m:sty m:val="bi"/>
-                    </m:rPr>
-                    <w:rPr>
-                      <w:rFonts w:ascii="Cambria Math" w:hAnsi="Cambria Math"/>
-                      <w:color w:val="ED7D31" w:themeColor="accent2"/>
-                      <w14:textFill>
-                        <w14:solidFill>
-                          <w14:schemeClr w14:val="accent2"/>
-                        </w14:solidFill>
-                      </w14:textFill>
-                    </w:rPr>
-                    <m:t>c</m:t>
-                  </m:r>
-                  <m:ctrlPr>
-                    <w:rPr>
-                      <w:rFonts w:ascii="Cambria Math" w:hAnsi="Cambria Math"/>
-                      <w:i/>
-                      <w:color w:val="ED7D31" w:themeColor="accent2"/>
-                      <w14:textFill>
-                        <w14:solidFill>
-                          <w14:schemeClr w14:val="accent2"/>
-                        </w14:solidFill>
-                      </w14:textFill>
-                    </w:rPr>
-                  </m:ctrlPr>
-                </m:sub>
-              </m:sSub>
-              <m:r>
-                <m:rPr>
-                  <m:sty m:val="bi"/>
-                </m:rPr>
-                <w:rPr>
-                  <w:rFonts w:ascii="Cambria Math" w:hAnsi="Cambria Math"/>
-                  <w:color w:val="ED7D31" w:themeColor="accent2"/>
-                  <w14:textFill>
-                    <w14:solidFill>
-                      <w14:schemeClr w14:val="accent2"/>
-                    </w14:solidFill>
-                  </w14:textFill>
-                </w:rPr>
-                <m:t>)</m:t>
-              </m:r>
-              <m:r>
-                <m:rPr>
-                  <m:sty m:val="bi"/>
-                </m:rPr>
-                <w:rPr>
-                  <w:rFonts w:hint="eastAsia" w:ascii="Cambria Math" w:hAnsi="Cambria Math"/>
-                  <w:color w:val="ED7D31" w:themeColor="accent2"/>
-                  <w14:textFill>
-                    <w14:solidFill>
-                      <w14:schemeClr w14:val="accent2"/>
-                    </w14:solidFill>
-                  </w14:textFill>
-                </w:rPr>
-                <m:t>·</m:t>
-              </m:r>
-              <m:func>
-                <m:funcPr>
-                  <m:ctrlPr>
-                    <w:rPr>
-                      <w:rFonts w:hint="eastAsia" w:ascii="Cambria Math" w:hAnsi="Cambria Math"/>
-                      <w:i/>
-                      <w:color w:val="ED7D31" w:themeColor="accent2"/>
-                      <w14:textFill>
-                        <w14:solidFill>
-                          <w14:schemeClr w14:val="accent2"/>
-                        </w14:solidFill>
-                      </w14:textFill>
-                    </w:rPr>
-                  </m:ctrlPr>
-                </m:funcPr>
-                <m:fName>
-                  <m:r>
-                    <m:rPr>
-                      <m:sty m:val="b"/>
-                    </m:rPr>
-                    <w:rPr>
-                      <w:rFonts w:hint="default" w:ascii="Cambria Math" w:hAnsi="Cambria Math"/>
-                      <w:color w:val="ED7D31" w:themeColor="accent2"/>
-                      <w:spacing w:val="7"/>
-                      <w14:textFill>
-                        <w14:solidFill>
-                          <w14:schemeClr w14:val="accent2"/>
-                        </w14:solidFill>
-                      </w14:textFill>
-                    </w:rPr>
-                    <m:t>ln</m:t>
-                  </m:r>
-                  <m:ctrlPr>
-                    <w:rPr>
-                      <w:rFonts w:hint="eastAsia" w:ascii="Cambria Math" w:hAnsi="Cambria Math"/>
-                      <w:i/>
-                      <w:color w:val="ED7D31" w:themeColor="accent2"/>
-                      <w14:textFill>
-                        <w14:solidFill>
-                          <w14:schemeClr w14:val="accent2"/>
-                        </w14:solidFill>
-                      </w14:textFill>
-                    </w:rPr>
-                  </m:ctrlPr>
-                </m:fName>
-                <m:e>
-                  <m:r>
-                    <m:rPr>
-                      <m:sty m:val="bi"/>
-                    </m:rPr>
-                    <w:rPr>
-                      <w:rFonts w:ascii="Cambria Math" w:hAnsi="Cambria Math"/>
-                      <w:color w:val="ED7D31" w:themeColor="accent2"/>
-                      <w14:textFill>
-                        <w14:solidFill>
-                          <w14:schemeClr w14:val="accent2"/>
-                        </w14:solidFill>
-                      </w14:textFill>
-                    </w:rPr>
-                    <m:t>(1−σ(</m:t>
-                  </m:r>
-                  <m:sSub>
-                    <m:sSubPr>
-                      <m:ctrlPr>
-                        <w:rPr>
-                          <w:rFonts w:ascii="Cambria Math" w:hAnsi="Cambria Math"/>
-                          <w:i/>
-                          <w:color w:val="ED7D31" w:themeColor="accent2"/>
-                          <w14:textFill>
-                            <w14:solidFill>
-                              <w14:schemeClr w14:val="accent2"/>
-                            </w14:solidFill>
-                          </w14:textFill>
-                        </w:rPr>
-                      </m:ctrlPr>
-                    </m:sSubPr>
-                    <m:e>
-                      <m:r>
-                        <m:rPr>
-                          <m:sty m:val="bi"/>
-                        </m:rPr>
-                        <w:rPr>
-                          <w:rFonts w:ascii="Cambria Math" w:hAnsi="Cambria Math"/>
-                          <w:color w:val="ED7D31" w:themeColor="accent2"/>
-                          <w14:textFill>
-                            <w14:solidFill>
-                              <w14:schemeClr w14:val="accent2"/>
-                            </w14:solidFill>
-                          </w14:textFill>
-                        </w:rPr>
-                        <m:t>p</m:t>
-                      </m:r>
-                      <m:ctrlPr>
-                        <w:rPr>
-                          <w:rFonts w:ascii="Cambria Math" w:hAnsi="Cambria Math"/>
-                          <w:i/>
-                          <w:color w:val="ED7D31" w:themeColor="accent2"/>
-                          <w14:textFill>
-                            <w14:solidFill>
-                              <w14:schemeClr w14:val="accent2"/>
-                            </w14:solidFill>
-                          </w14:textFill>
-                        </w:rPr>
-                      </m:ctrlPr>
-                    </m:e>
-                    <m:sub>
-                      <m:r>
-                        <m:rPr>
-                          <m:sty m:val="bi"/>
-                        </m:rPr>
-                        <w:rPr>
-                          <w:rFonts w:ascii="Cambria Math" w:hAnsi="Cambria Math"/>
-                          <w:color w:val="ED7D31" w:themeColor="accent2"/>
-                          <w14:textFill>
-                            <w14:solidFill>
-                              <w14:schemeClr w14:val="accent2"/>
-                            </w14:solidFill>
-                          </w14:textFill>
-                        </w:rPr>
-                        <m:t>c</m:t>
-                      </m:r>
-                      <m:ctrlPr>
-                        <w:rPr>
-                          <w:rFonts w:ascii="Cambria Math" w:hAnsi="Cambria Math"/>
-                          <w:i/>
-                          <w:color w:val="ED7D31" w:themeColor="accent2"/>
-                          <w14:textFill>
-                            <w14:solidFill>
-                              <w14:schemeClr w14:val="accent2"/>
-                            </w14:solidFill>
-                          </w14:textFill>
-                        </w:rPr>
-                      </m:ctrlPr>
-                    </m:sub>
-                  </m:sSub>
-                  <m:r>
-                    <m:rPr>
-                      <m:sty m:val="bi"/>
-                    </m:rPr>
-                    <w:rPr>
-                      <w:rFonts w:ascii="Cambria Math" w:hAnsi="Cambria Math"/>
-                      <w:color w:val="ED7D31" w:themeColor="accent2"/>
-                      <w14:textFill>
-                        <w14:solidFill>
-                          <w14:schemeClr w14:val="accent2"/>
-                        </w14:solidFill>
-                      </w14:textFill>
-                    </w:rPr>
-                    <m:t>))</m:t>
-                  </m:r>
-                  <m:ctrlPr>
-                    <w:rPr>
-                      <w:rFonts w:hint="eastAsia" w:ascii="Cambria Math" w:hAnsi="Cambria Math"/>
-                      <w:i/>
-                      <w:color w:val="ED7D31" w:themeColor="accent2"/>
-                      <w14:textFill>
-                        <w14:solidFill>
-                          <w14:schemeClr w14:val="accent2"/>
-                        </w14:solidFill>
-                      </w14:textFill>
-                    </w:rPr>
-                  </m:ctrlPr>
-                </m:e>
-              </m:func>
-              <m:r>
-                <m:rPr>
-                  <m:sty m:val="bi"/>
-                </m:rPr>
-                <w:rPr>
-                  <w:rFonts w:ascii="Cambria Math" w:hAnsi="Cambria Math"/>
-                  <w:color w:val="ED7D31" w:themeColor="accent2"/>
-                  <w14:textFill>
-                    <w14:solidFill>
-                      <w14:schemeClr w14:val="accent2"/>
-                    </w14:solidFill>
-                  </w14:textFill>
-                </w:rPr>
-                <m:t>]</m:t>
-              </m:r>
+              </m:nary>
             </m:oMath>
           </w:p>
         </w:tc>
@@ -23919,6 +21971,12 @@
             <w:insideH w:val="single" w:color="auto" w:sz="4" w:space="0"/>
             <w:insideV w:val="single" w:color="auto" w:sz="4" w:space="0"/>
           </w:tblBorders>
+          <w:tblCellMar>
+            <w:top w:w="0" w:type="dxa"/>
+            <w:left w:w="108" w:type="dxa"/>
+            <w:bottom w:w="0" w:type="dxa"/>
+            <w:right w:w="108" w:type="dxa"/>
+          </w:tblCellMar>
         </w:tblPrEx>
         <w:tc>
           <w:tcPr>
@@ -26894,8 +24952,6 @@
         </w:rPr>
         <w:t>_geometric</w:t>
       </w:r>
-      <w:bookmarkStart w:id="28" w:name="_GoBack"/>
-      <w:bookmarkEnd w:id="28"/>
       <w:r>
         <w:rPr>
           <w:rFonts w:hint="eastAsia"/>
@@ -26910,6 +24966,737 @@
         </w:rPr>
       </w:pPr>
     </w:p>
+    <w:p>
+      <w:pPr>
+        <w:pStyle w:val="18"/>
+        <w:bidi w:val="0"/>
+      </w:pPr>
+      <w:r>
+        <w:rPr>
+          <w:rFonts w:hint="eastAsia"/>
+          <w:lang w:val="en-US" w:eastAsia="zh-CN"/>
+        </w:rPr>
+        <w:t>数据data</w:t>
+      </w:r>
+      <w:r>
+        <w:rPr>
+          <w:rFonts w:hint="eastAsia"/>
+        </w:rPr>
+        <w:t>：</w:t>
+      </w:r>
+    </w:p>
+    <w:tbl>
+      <w:tblPr>
+        <w:tblStyle w:val="12"/>
+        <w:tblW w:w="0" w:type="auto"/>
+        <w:tblInd w:w="0" w:type="dxa"/>
+        <w:tblBorders>
+          <w:top w:val="single" w:color="auto" w:sz="4" w:space="0"/>
+          <w:left w:val="single" w:color="auto" w:sz="4" w:space="0"/>
+          <w:bottom w:val="single" w:color="auto" w:sz="4" w:space="0"/>
+          <w:right w:val="single" w:color="auto" w:sz="4" w:space="0"/>
+          <w:insideH w:val="single" w:color="auto" w:sz="4" w:space="0"/>
+          <w:insideV w:val="single" w:color="auto" w:sz="4" w:space="0"/>
+        </w:tblBorders>
+        <w:tblLayout w:type="autofit"/>
+        <w:tblCellMar>
+          <w:top w:w="0" w:type="dxa"/>
+          <w:left w:w="108" w:type="dxa"/>
+          <w:bottom w:w="0" w:type="dxa"/>
+          <w:right w:w="108" w:type="dxa"/>
+        </w:tblCellMar>
+      </w:tblPr>
+      <w:tblGrid>
+        <w:gridCol w:w="3542"/>
+        <w:gridCol w:w="847"/>
+      </w:tblGrid>
+      <w:tr>
+        <w:tblPrEx>
+          <w:tblBorders>
+            <w:top w:val="single" w:color="auto" w:sz="4" w:space="0"/>
+            <w:left w:val="single" w:color="auto" w:sz="4" w:space="0"/>
+            <w:bottom w:val="single" w:color="auto" w:sz="4" w:space="0"/>
+            <w:right w:val="single" w:color="auto" w:sz="4" w:space="0"/>
+            <w:insideH w:val="single" w:color="auto" w:sz="4" w:space="0"/>
+            <w:insideV w:val="single" w:color="auto" w:sz="4" w:space="0"/>
+          </w:tblBorders>
+          <w:tblCellMar>
+            <w:top w:w="0" w:type="dxa"/>
+            <w:left w:w="108" w:type="dxa"/>
+            <w:bottom w:w="0" w:type="dxa"/>
+            <w:right w:w="108" w:type="dxa"/>
+          </w:tblCellMar>
+        </w:tblPrEx>
+        <w:trPr>
+          <w:trHeight w:val="90" w:hRule="atLeast"/>
+        </w:trPr>
+        <w:tc>
+          <w:tcPr>
+            <w:tcW w:w="0" w:type="auto"/>
+          </w:tcPr>
+          <w:p>
+            <w:pPr>
+              <w:rPr>
+                <w:rFonts w:hint="default" w:eastAsia="华文中宋"/>
+                <w:color w:val="FF0000"/>
+                <w:lang w:val="en-US" w:eastAsia="zh-CN"/>
+              </w:rPr>
+            </w:pPr>
+            <w:r>
+              <w:rPr>
+                <w:rFonts w:hint="eastAsia"/>
+                <w:color w:val="FF0000"/>
+                <w:lang w:val="en-US" w:eastAsia="zh-CN"/>
+              </w:rPr>
+              <w:t>Data(x, edge_index, edge_attr, y)</w:t>
+            </w:r>
+          </w:p>
+        </w:tc>
+        <w:tc>
+          <w:tcPr>
+            <w:tcW w:w="0" w:type="auto"/>
+          </w:tcPr>
+          <w:p>
+            <w:pPr>
+              <w:rPr>
+                <w:rFonts w:hint="default" w:eastAsia="华文中宋"/>
+                <w:color w:val="ED7D31" w:themeColor="accent2"/>
+                <w:lang w:val="en-US" w:eastAsia="zh-CN"/>
+                <w14:textFill>
+                  <w14:solidFill>
+                    <w14:schemeClr w14:val="accent2"/>
+                  </w14:solidFill>
+                </w14:textFill>
+              </w:rPr>
+            </w:pPr>
+            <w:r>
+              <w:rPr>
+                <w:rFonts w:hint="eastAsia"/>
+                <w:color w:val="EA82F1"/>
+                <w:szCs w:val="24"/>
+                <w:lang w:val="en-US" w:eastAsia="zh-CN"/>
+              </w:rPr>
+              <w:t>图数据</w:t>
+            </w:r>
+          </w:p>
+        </w:tc>
+      </w:tr>
+    </w:tbl>
+    <w:p/>
+    <w:tbl>
+      <w:tblPr>
+        <w:tblStyle w:val="12"/>
+        <w:tblW w:w="0" w:type="auto"/>
+        <w:tblInd w:w="0" w:type="dxa"/>
+        <w:tblBorders>
+          <w:top w:val="single" w:color="auto" w:sz="4" w:space="0"/>
+          <w:left w:val="single" w:color="auto" w:sz="4" w:space="0"/>
+          <w:bottom w:val="single" w:color="auto" w:sz="4" w:space="0"/>
+          <w:right w:val="single" w:color="auto" w:sz="4" w:space="0"/>
+          <w:insideH w:val="single" w:color="auto" w:sz="4" w:space="0"/>
+          <w:insideV w:val="single" w:color="auto" w:sz="4" w:space="0"/>
+        </w:tblBorders>
+        <w:tblLayout w:type="autofit"/>
+        <w:tblCellMar>
+          <w:top w:w="0" w:type="dxa"/>
+          <w:left w:w="108" w:type="dxa"/>
+          <w:bottom w:w="0" w:type="dxa"/>
+          <w:right w:w="108" w:type="dxa"/>
+        </w:tblCellMar>
+      </w:tblPr>
+      <w:tblGrid>
+        <w:gridCol w:w="1057"/>
+        <w:gridCol w:w="2675"/>
+        <w:gridCol w:w="1338"/>
+      </w:tblGrid>
+      <w:tr>
+        <w:tblPrEx>
+          <w:tblBorders>
+            <w:top w:val="single" w:color="auto" w:sz="4" w:space="0"/>
+            <w:left w:val="single" w:color="auto" w:sz="4" w:space="0"/>
+            <w:bottom w:val="single" w:color="auto" w:sz="4" w:space="0"/>
+            <w:right w:val="single" w:color="auto" w:sz="4" w:space="0"/>
+            <w:insideH w:val="single" w:color="auto" w:sz="4" w:space="0"/>
+            <w:insideV w:val="single" w:color="auto" w:sz="4" w:space="0"/>
+          </w:tblBorders>
+          <w:tblCellMar>
+            <w:top w:w="0" w:type="dxa"/>
+            <w:left w:w="108" w:type="dxa"/>
+            <w:bottom w:w="0" w:type="dxa"/>
+            <w:right w:w="108" w:type="dxa"/>
+          </w:tblCellMar>
+        </w:tblPrEx>
+        <w:trPr>
+          <w:trHeight w:val="162" w:hRule="atLeast"/>
+        </w:trPr>
+        <w:tc>
+          <w:tcPr>
+            <w:tcW w:w="0" w:type="auto"/>
+            <w:gridSpan w:val="2"/>
+          </w:tcPr>
+          <w:p>
+            <w:pPr>
+              <w:rPr>
+                <w:rFonts w:hint="default"/>
+                <w:color w:val="FF0000"/>
+                <w:lang w:val="en-US" w:eastAsia="zh-CN"/>
+              </w:rPr>
+            </w:pPr>
+            <w:r>
+              <w:rPr>
+                <w:rFonts w:hint="eastAsia"/>
+                <w:color w:val="FF0000"/>
+                <w:lang w:val="en-US" w:eastAsia="zh-CN"/>
+              </w:rPr>
+              <w:t>Batch</w:t>
+            </w:r>
+          </w:p>
+        </w:tc>
+        <w:tc>
+          <w:tcPr>
+            <w:tcW w:w="0" w:type="auto"/>
+          </w:tcPr>
+          <w:p>
+            <w:pPr>
+              <w:rPr>
+                <w:rFonts w:hint="default" w:eastAsia="华文中宋"/>
+                <w:color w:val="EA82F1"/>
+                <w:szCs w:val="24"/>
+                <w:lang w:val="en-US" w:eastAsia="zh-CN"/>
+              </w:rPr>
+            </w:pPr>
+            <w:r>
+              <w:rPr>
+                <w:rFonts w:hint="eastAsia"/>
+                <w:color w:val="EA82F1"/>
+                <w:szCs w:val="24"/>
+                <w:lang w:val="en-US" w:eastAsia="zh-CN"/>
+              </w:rPr>
+              <w:t>批</w:t>
+            </w:r>
+          </w:p>
+        </w:tc>
+      </w:tr>
+      <w:tr>
+        <w:tblPrEx>
+          <w:tblBorders>
+            <w:top w:val="single" w:color="auto" w:sz="4" w:space="0"/>
+            <w:left w:val="single" w:color="auto" w:sz="4" w:space="0"/>
+            <w:bottom w:val="single" w:color="auto" w:sz="4" w:space="0"/>
+            <w:right w:val="single" w:color="auto" w:sz="4" w:space="0"/>
+            <w:insideH w:val="single" w:color="auto" w:sz="4" w:space="0"/>
+            <w:insideV w:val="single" w:color="auto" w:sz="4" w:space="0"/>
+          </w:tblBorders>
+          <w:tblCellMar>
+            <w:top w:w="0" w:type="dxa"/>
+            <w:left w:w="108" w:type="dxa"/>
+            <w:bottom w:w="0" w:type="dxa"/>
+            <w:right w:w="108" w:type="dxa"/>
+          </w:tblCellMar>
+        </w:tblPrEx>
+        <w:trPr>
+          <w:trHeight w:val="162" w:hRule="atLeast"/>
+        </w:trPr>
+        <w:tc>
+          <w:tcPr>
+            <w:tcW w:w="0" w:type="auto"/>
+          </w:tcPr>
+          <w:p>
+            <w:pPr>
+              <w:rPr>
+                <w:rFonts w:hint="default"/>
+                <w:color w:val="FF0000"/>
+                <w:lang w:val="en-US" w:eastAsia="zh-CN"/>
+              </w:rPr>
+            </w:pPr>
+            <w:r>
+              <w:rPr>
+                <w:rFonts w:hint="eastAsia"/>
+                <w:color w:val="ED7D31" w:themeColor="accent2"/>
+                <w:lang w:val="en-US" w:eastAsia="zh-CN"/>
+                <w14:textFill>
+                  <w14:solidFill>
+                    <w14:schemeClr w14:val="accent2"/>
+                  </w14:solidFill>
+                </w14:textFill>
+              </w:rPr>
+              <w:t>类方法</w:t>
+            </w:r>
+          </w:p>
+        </w:tc>
+        <w:tc>
+          <w:tcPr>
+            <w:tcW w:w="0" w:type="auto"/>
+          </w:tcPr>
+          <w:p>
+            <w:pPr>
+              <w:rPr>
+                <w:rFonts w:hint="eastAsia"/>
+                <w:color w:val="FF0000"/>
+                <w:lang w:val="en-US" w:eastAsia="zh-CN"/>
+              </w:rPr>
+            </w:pPr>
+            <w:r>
+              <w:rPr>
+                <w:rFonts w:hint="eastAsia"/>
+                <w:color w:val="FF0000"/>
+                <w:lang w:val="en-US" w:eastAsia="zh-CN"/>
+              </w:rPr>
+              <w:t>from_data_list(data_list)</w:t>
+            </w:r>
+          </w:p>
+        </w:tc>
+        <w:tc>
+          <w:tcPr>
+            <w:tcW w:w="0" w:type="auto"/>
+          </w:tcPr>
+          <w:p>
+            <w:pPr>
+              <w:rPr>
+                <w:rFonts w:hint="eastAsia"/>
+                <w:color w:val="EA82F1"/>
+                <w:spacing w:val="7"/>
+                <w:lang w:val="en-US" w:eastAsia="zh-CN"/>
+              </w:rPr>
+            </w:pPr>
+            <w:r>
+              <w:rPr>
+                <w:rFonts w:hint="eastAsia"/>
+                <w:color w:val="EA82F1"/>
+                <w:spacing w:val="7"/>
+                <w:lang w:val="en-US" w:eastAsia="zh-CN"/>
+              </w:rPr>
+              <w:t>合并独立图</w:t>
+            </w:r>
+          </w:p>
+        </w:tc>
+      </w:tr>
+      <w:tr>
+        <w:tblPrEx>
+          <w:tblBorders>
+            <w:top w:val="single" w:color="auto" w:sz="4" w:space="0"/>
+            <w:left w:val="single" w:color="auto" w:sz="4" w:space="0"/>
+            <w:bottom w:val="single" w:color="auto" w:sz="4" w:space="0"/>
+            <w:right w:val="single" w:color="auto" w:sz="4" w:space="0"/>
+            <w:insideH w:val="single" w:color="auto" w:sz="4" w:space="0"/>
+            <w:insideV w:val="single" w:color="auto" w:sz="4" w:space="0"/>
+          </w:tblBorders>
+          <w:tblCellMar>
+            <w:top w:w="0" w:type="dxa"/>
+            <w:left w:w="108" w:type="dxa"/>
+            <w:bottom w:w="0" w:type="dxa"/>
+            <w:right w:w="108" w:type="dxa"/>
+          </w:tblCellMar>
+        </w:tblPrEx>
+        <w:trPr>
+          <w:trHeight w:val="162" w:hRule="atLeast"/>
+        </w:trPr>
+        <w:tc>
+          <w:tcPr>
+            <w:tcW w:w="0" w:type="auto"/>
+          </w:tcPr>
+          <w:p>
+            <w:pPr>
+              <w:rPr>
+                <w:rFonts w:hint="default"/>
+                <w:color w:val="ED7D31" w:themeColor="accent2"/>
+                <w:lang w:val="en-US" w:eastAsia="zh-CN"/>
+                <w14:textFill>
+                  <w14:solidFill>
+                    <w14:schemeClr w14:val="accent2"/>
+                  </w14:solidFill>
+                </w14:textFill>
+              </w:rPr>
+            </w:pPr>
+            <w:r>
+              <w:rPr>
+                <w:rFonts w:hint="eastAsia"/>
+                <w:color w:val="ED7D31" w:themeColor="accent2"/>
+                <w:lang w:val="en-US" w:eastAsia="zh-CN"/>
+                <w14:textFill>
+                  <w14:solidFill>
+                    <w14:schemeClr w14:val="accent2"/>
+                  </w14:solidFill>
+                </w14:textFill>
+              </w:rPr>
+              <w:t>实例方法</w:t>
+            </w:r>
+          </w:p>
+        </w:tc>
+        <w:tc>
+          <w:tcPr>
+            <w:tcW w:w="0" w:type="auto"/>
+          </w:tcPr>
+          <w:p>
+            <w:pPr>
+              <w:rPr>
+                <w:rFonts w:hint="default"/>
+                <w:color w:val="FF0000"/>
+                <w:lang w:val="en-US" w:eastAsia="zh-CN"/>
+              </w:rPr>
+            </w:pPr>
+            <w:r>
+              <w:rPr>
+                <w:rFonts w:hint="eastAsia"/>
+                <w:color w:val="FF0000"/>
+                <w:lang w:val="en-US" w:eastAsia="zh-CN"/>
+              </w:rPr>
+              <w:t>to_data_list()</w:t>
+            </w:r>
+          </w:p>
+        </w:tc>
+        <w:tc>
+          <w:tcPr>
+            <w:tcW w:w="0" w:type="auto"/>
+          </w:tcPr>
+          <w:p>
+            <w:pPr>
+              <w:rPr>
+                <w:rFonts w:hint="default"/>
+                <w:color w:val="EA82F1"/>
+                <w:spacing w:val="7"/>
+                <w:lang w:val="en-US" w:eastAsia="zh-CN"/>
+              </w:rPr>
+            </w:pPr>
+            <w:r>
+              <w:rPr>
+                <w:rFonts w:hint="eastAsia"/>
+                <w:color w:val="EA82F1"/>
+                <w:spacing w:val="7"/>
+                <w:lang w:val="en-US" w:eastAsia="zh-CN"/>
+              </w:rPr>
+              <w:t>还原</w:t>
+            </w:r>
+          </w:p>
+        </w:tc>
+      </w:tr>
+    </w:tbl>
+    <w:p>
+      <w:pPr>
+        <w:rPr>
+          <w:color w:val="00B0F0"/>
+        </w:rPr>
+      </w:pPr>
+    </w:p>
+    <w:p>
+      <w:pPr>
+        <w:rPr>
+          <w:color w:val="00B0F0"/>
+        </w:rPr>
+      </w:pPr>
+    </w:p>
+    <w:p>
+      <w:pPr>
+        <w:pStyle w:val="18"/>
+        <w:bidi w:val="0"/>
+      </w:pPr>
+      <w:r>
+        <w:rPr>
+          <w:rFonts w:hint="eastAsia"/>
+          <w:lang w:val="en-US" w:eastAsia="zh-CN"/>
+        </w:rPr>
+        <w:t>网络nn</w:t>
+      </w:r>
+      <w:r>
+        <w:rPr>
+          <w:rFonts w:hint="eastAsia"/>
+        </w:rPr>
+        <w:t>：</w:t>
+      </w:r>
+    </w:p>
+    <w:tbl>
+      <w:tblPr>
+        <w:tblStyle w:val="12"/>
+        <w:tblW w:w="0" w:type="auto"/>
+        <w:tblInd w:w="0" w:type="dxa"/>
+        <w:tblBorders>
+          <w:top w:val="single" w:color="auto" w:sz="4" w:space="0"/>
+          <w:left w:val="single" w:color="auto" w:sz="4" w:space="0"/>
+          <w:bottom w:val="single" w:color="auto" w:sz="4" w:space="0"/>
+          <w:right w:val="single" w:color="auto" w:sz="4" w:space="0"/>
+          <w:insideH w:val="single" w:color="auto" w:sz="4" w:space="0"/>
+          <w:insideV w:val="single" w:color="auto" w:sz="4" w:space="0"/>
+        </w:tblBorders>
+        <w:tblLayout w:type="autofit"/>
+        <w:tblCellMar>
+          <w:top w:w="0" w:type="dxa"/>
+          <w:left w:w="108" w:type="dxa"/>
+          <w:bottom w:w="0" w:type="dxa"/>
+          <w:right w:w="108" w:type="dxa"/>
+        </w:tblCellMar>
+      </w:tblPr>
+      <w:tblGrid>
+        <w:gridCol w:w="2519"/>
+        <w:gridCol w:w="1113"/>
+      </w:tblGrid>
+      <w:tr>
+        <w:tblPrEx>
+          <w:tblBorders>
+            <w:top w:val="single" w:color="auto" w:sz="4" w:space="0"/>
+            <w:left w:val="single" w:color="auto" w:sz="4" w:space="0"/>
+            <w:bottom w:val="single" w:color="auto" w:sz="4" w:space="0"/>
+            <w:right w:val="single" w:color="auto" w:sz="4" w:space="0"/>
+            <w:insideH w:val="single" w:color="auto" w:sz="4" w:space="0"/>
+            <w:insideV w:val="single" w:color="auto" w:sz="4" w:space="0"/>
+          </w:tblBorders>
+          <w:tblCellMar>
+            <w:top w:w="0" w:type="dxa"/>
+            <w:left w:w="108" w:type="dxa"/>
+            <w:bottom w:w="0" w:type="dxa"/>
+            <w:right w:w="108" w:type="dxa"/>
+          </w:tblCellMar>
+        </w:tblPrEx>
+        <w:trPr>
+          <w:trHeight w:val="162" w:hRule="atLeast"/>
+        </w:trPr>
+        <w:tc>
+          <w:tcPr>
+            <w:tcW w:w="0" w:type="auto"/>
+          </w:tcPr>
+          <w:p>
+            <w:pPr>
+              <w:rPr>
+                <w:rFonts w:hint="default" w:eastAsia="华文中宋"/>
+                <w:color w:val="FF0000"/>
+                <w:lang w:val="en-US" w:eastAsia="zh-CN"/>
+              </w:rPr>
+            </w:pPr>
+            <w:r>
+              <w:rPr>
+                <w:rFonts w:hint="eastAsia"/>
+                <w:color w:val="FF0000"/>
+                <w:lang w:val="en-US" w:eastAsia="zh-CN"/>
+              </w:rPr>
+              <w:t>GCNConv(c1, c2, bias)</w:t>
+            </w:r>
+          </w:p>
+        </w:tc>
+        <w:tc>
+          <w:tcPr>
+            <w:tcW w:w="0" w:type="auto"/>
+          </w:tcPr>
+          <w:p>
+            <w:pPr>
+              <w:rPr>
+                <w:rFonts w:hint="default" w:eastAsia="华文中宋"/>
+                <w:color w:val="ED7D31" w:themeColor="accent2"/>
+                <w:lang w:val="en-US" w:eastAsia="zh-CN"/>
+                <w14:textFill>
+                  <w14:solidFill>
+                    <w14:schemeClr w14:val="accent2"/>
+                  </w14:solidFill>
+                </w14:textFill>
+              </w:rPr>
+            </w:pPr>
+            <w:r>
+              <w:rPr>
+                <w:rFonts w:hint="eastAsia"/>
+                <w:color w:val="EA82F1"/>
+                <w:szCs w:val="24"/>
+                <w:lang w:val="en-US" w:eastAsia="zh-CN"/>
+              </w:rPr>
+              <w:t>图卷积</w:t>
+            </w:r>
+          </w:p>
+        </w:tc>
+      </w:tr>
+      <w:tr>
+        <w:tblPrEx>
+          <w:tblBorders>
+            <w:top w:val="single" w:color="auto" w:sz="4" w:space="0"/>
+            <w:left w:val="single" w:color="auto" w:sz="4" w:space="0"/>
+            <w:bottom w:val="single" w:color="auto" w:sz="4" w:space="0"/>
+            <w:right w:val="single" w:color="auto" w:sz="4" w:space="0"/>
+            <w:insideH w:val="single" w:color="auto" w:sz="4" w:space="0"/>
+            <w:insideV w:val="single" w:color="auto" w:sz="4" w:space="0"/>
+          </w:tblBorders>
+          <w:tblCellMar>
+            <w:top w:w="0" w:type="dxa"/>
+            <w:left w:w="108" w:type="dxa"/>
+            <w:bottom w:w="0" w:type="dxa"/>
+            <w:right w:w="108" w:type="dxa"/>
+          </w:tblCellMar>
+        </w:tblPrEx>
+        <w:trPr>
+          <w:trHeight w:val="162" w:hRule="atLeast"/>
+        </w:trPr>
+        <w:tc>
+          <w:tcPr>
+            <w:tcW w:w="0" w:type="auto"/>
+          </w:tcPr>
+          <w:p>
+            <w:pPr>
+              <w:rPr>
+                <w:rFonts w:hint="default"/>
+                <w:color w:val="FF0000"/>
+                <w:lang w:val="en-US" w:eastAsia="zh-CN"/>
+              </w:rPr>
+            </w:pPr>
+            <w:r>
+              <w:rPr>
+                <w:rFonts w:hint="eastAsia"/>
+                <w:color w:val="FF0000"/>
+                <w:lang w:val="en-US" w:eastAsia="zh-CN"/>
+              </w:rPr>
+              <w:t>BatchNorm(c1)</w:t>
+            </w:r>
+          </w:p>
+        </w:tc>
+        <w:tc>
+          <w:tcPr>
+            <w:tcW w:w="0" w:type="auto"/>
+          </w:tcPr>
+          <w:p>
+            <w:pPr>
+              <w:rPr>
+                <w:rFonts w:hint="eastAsia"/>
+                <w:color w:val="EA82F1"/>
+                <w:szCs w:val="24"/>
+                <w:lang w:val="en-US" w:eastAsia="zh-CN"/>
+              </w:rPr>
+            </w:pPr>
+            <w:r>
+              <w:rPr>
+                <w:rFonts w:hint="eastAsia"/>
+                <w:color w:val="EA82F1"/>
+                <w:spacing w:val="7"/>
+              </w:rPr>
+              <w:t>批标准化</w:t>
+            </w:r>
+          </w:p>
+        </w:tc>
+      </w:tr>
+    </w:tbl>
+    <w:p>
+      <w:pPr>
+        <w:rPr>
+          <w:color w:val="00B0F0"/>
+        </w:rPr>
+      </w:pPr>
+    </w:p>
+    <w:p>
+      <w:pPr>
+        <w:rPr>
+          <w:color w:val="00B0F0"/>
+        </w:rPr>
+      </w:pPr>
+    </w:p>
+    <w:p>
+      <w:pPr>
+        <w:pStyle w:val="18"/>
+        <w:bidi w:val="0"/>
+      </w:pPr>
+      <w:r>
+        <w:rPr>
+          <w:rFonts w:hint="eastAsia"/>
+          <w:lang w:val="en-US" w:eastAsia="zh-CN"/>
+        </w:rPr>
+        <w:t>通用utils</w:t>
+      </w:r>
+      <w:r>
+        <w:rPr>
+          <w:rFonts w:hint="eastAsia"/>
+        </w:rPr>
+        <w:t>：</w:t>
+      </w:r>
+    </w:p>
+    <w:tbl>
+      <w:tblPr>
+        <w:tblStyle w:val="12"/>
+        <w:tblW w:w="0" w:type="auto"/>
+        <w:tblInd w:w="0" w:type="dxa"/>
+        <w:tblBorders>
+          <w:top w:val="single" w:color="auto" w:sz="4" w:space="0"/>
+          <w:left w:val="single" w:color="auto" w:sz="4" w:space="0"/>
+          <w:bottom w:val="single" w:color="auto" w:sz="4" w:space="0"/>
+          <w:right w:val="single" w:color="auto" w:sz="4" w:space="0"/>
+          <w:insideH w:val="single" w:color="auto" w:sz="4" w:space="0"/>
+          <w:insideV w:val="single" w:color="auto" w:sz="4" w:space="0"/>
+        </w:tblBorders>
+        <w:tblLayout w:type="autofit"/>
+        <w:tblCellMar>
+          <w:top w:w="0" w:type="dxa"/>
+          <w:left w:w="108" w:type="dxa"/>
+          <w:bottom w:w="0" w:type="dxa"/>
+          <w:right w:w="108" w:type="dxa"/>
+        </w:tblCellMar>
+      </w:tblPr>
+      <w:tblGrid>
+        <w:gridCol w:w="3958"/>
+        <w:gridCol w:w="1268"/>
+      </w:tblGrid>
+      <w:tr>
+        <w:tblPrEx>
+          <w:tblBorders>
+            <w:top w:val="single" w:color="auto" w:sz="4" w:space="0"/>
+            <w:left w:val="single" w:color="auto" w:sz="4" w:space="0"/>
+            <w:bottom w:val="single" w:color="auto" w:sz="4" w:space="0"/>
+            <w:right w:val="single" w:color="auto" w:sz="4" w:space="0"/>
+            <w:insideH w:val="single" w:color="auto" w:sz="4" w:space="0"/>
+            <w:insideV w:val="single" w:color="auto" w:sz="4" w:space="0"/>
+          </w:tblBorders>
+          <w:tblCellMar>
+            <w:top w:w="0" w:type="dxa"/>
+            <w:left w:w="108" w:type="dxa"/>
+            <w:bottom w:w="0" w:type="dxa"/>
+            <w:right w:w="108" w:type="dxa"/>
+          </w:tblCellMar>
+        </w:tblPrEx>
+        <w:trPr>
+          <w:trHeight w:val="162" w:hRule="atLeast"/>
+        </w:trPr>
+        <w:tc>
+          <w:tcPr>
+            <w:tcW w:w="0" w:type="auto"/>
+          </w:tcPr>
+          <w:p>
+            <w:pPr>
+              <w:rPr>
+                <w:rFonts w:hint="default" w:eastAsia="华文中宋"/>
+                <w:color w:val="FF0000"/>
+                <w:lang w:val="en-US" w:eastAsia="zh-CN"/>
+              </w:rPr>
+            </w:pPr>
+            <w:r>
+              <w:rPr>
+                <w:rFonts w:hint="eastAsia"/>
+                <w:color w:val="FF0000"/>
+                <w:lang w:val="en-US" w:eastAsia="zh-CN"/>
+              </w:rPr>
+              <w:t>to_undirected(edge_index, edge_attr)</w:t>
+            </w:r>
+          </w:p>
+        </w:tc>
+        <w:tc>
+          <w:tcPr>
+            <w:tcW w:w="0" w:type="auto"/>
+          </w:tcPr>
+          <w:p>
+            <w:pPr>
+              <w:rPr>
+                <w:rFonts w:hint="default" w:eastAsia="华文中宋"/>
+                <w:color w:val="ED7D31" w:themeColor="accent2"/>
+                <w:lang w:val="en-US" w:eastAsia="zh-CN"/>
+                <w14:textFill>
+                  <w14:solidFill>
+                    <w14:schemeClr w14:val="accent2"/>
+                  </w14:solidFill>
+                </w14:textFill>
+              </w:rPr>
+            </w:pPr>
+            <w:r>
+              <w:rPr>
+                <w:rFonts w:hint="eastAsia"/>
+                <w:color w:val="EA82F1"/>
+                <w:szCs w:val="24"/>
+                <w:lang w:val="en-US" w:eastAsia="zh-CN"/>
+              </w:rPr>
+              <w:t>转成无向图</w:t>
+            </w:r>
+          </w:p>
+        </w:tc>
+      </w:tr>
+    </w:tbl>
     <w:p>
       <w:pPr>
         <w:rPr>
@@ -27567,6 +26354,12 @@
             <w:insideH w:val="single" w:color="auto" w:sz="4" w:space="0"/>
             <w:insideV w:val="single" w:color="auto" w:sz="4" w:space="0"/>
           </w:tblBorders>
+          <w:tblCellMar>
+            <w:top w:w="0" w:type="dxa"/>
+            <w:left w:w="108" w:type="dxa"/>
+            <w:bottom w:w="0" w:type="dxa"/>
+            <w:right w:w="108" w:type="dxa"/>
+          </w:tblCellMar>
         </w:tblPrEx>
         <w:tc>
           <w:tcPr>
@@ -30397,12 +29190,6 @@
             <w:insideH w:val="single" w:color="auto" w:sz="4" w:space="0"/>
             <w:insideV w:val="single" w:color="auto" w:sz="4" w:space="0"/>
           </w:tblBorders>
-          <w:tblCellMar>
-            <w:top w:w="0" w:type="dxa"/>
-            <w:left w:w="108" w:type="dxa"/>
-            <w:bottom w:w="0" w:type="dxa"/>
-            <w:right w:w="108" w:type="dxa"/>
-          </w:tblCellMar>
         </w:tblPrEx>
         <w:tc>
           <w:tcPr>
@@ -33840,12 +32627,6 @@
             <w:insideH w:val="single" w:color="auto" w:sz="4" w:space="0"/>
             <w:insideV w:val="single" w:color="auto" w:sz="4" w:space="0"/>
           </w:tblBorders>
-          <w:tblCellMar>
-            <w:top w:w="0" w:type="dxa"/>
-            <w:left w:w="108" w:type="dxa"/>
-            <w:bottom w:w="0" w:type="dxa"/>
-            <w:right w:w="108" w:type="dxa"/>
-          </w:tblCellMar>
         </w:tblPrEx>
         <w:tc>
           <w:tcPr>
@@ -36914,6 +35695,12 @@
             <w:insideH w:val="single" w:color="auto" w:sz="4" w:space="0"/>
             <w:insideV w:val="single" w:color="auto" w:sz="4" w:space="0"/>
           </w:tblBorders>
+          <w:tblCellMar>
+            <w:top w:w="0" w:type="dxa"/>
+            <w:left w:w="108" w:type="dxa"/>
+            <w:bottom w:w="0" w:type="dxa"/>
+            <w:right w:w="108" w:type="dxa"/>
+          </w:tblCellMar>
         </w:tblPrEx>
         <w:tc>
           <w:tcPr>
@@ -37913,12 +36700,6 @@
             <w:insideH w:val="single" w:color="auto" w:sz="4" w:space="0"/>
             <w:insideV w:val="single" w:color="auto" w:sz="4" w:space="0"/>
           </w:tblBorders>
-          <w:tblCellMar>
-            <w:top w:w="0" w:type="dxa"/>
-            <w:left w:w="108" w:type="dxa"/>
-            <w:bottom w:w="0" w:type="dxa"/>
-            <w:right w:w="108" w:type="dxa"/>
-          </w:tblCellMar>
         </w:tblPrEx>
         <w:tc>
           <w:tcPr>
@@ -38931,6 +37712,12 @@
             <w:insideH w:val="single" w:color="auto" w:sz="4" w:space="0"/>
             <w:insideV w:val="single" w:color="auto" w:sz="4" w:space="0"/>
           </w:tblBorders>
+          <w:tblCellMar>
+            <w:top w:w="0" w:type="dxa"/>
+            <w:left w:w="108" w:type="dxa"/>
+            <w:bottom w:w="0" w:type="dxa"/>
+            <w:right w:w="108" w:type="dxa"/>
+          </w:tblCellMar>
         </w:tblPrEx>
         <w:tc>
           <w:tcPr>

--- a/py - torch.docx
+++ b/py - torch.docx
@@ -5425,6 +5425,346 @@
         </w:tblCellMar>
       </w:tblPr>
       <w:tblGrid>
+        <w:gridCol w:w="1057"/>
+        <w:gridCol w:w="3949"/>
+        <w:gridCol w:w="2244"/>
+      </w:tblGrid>
+      <w:tr>
+        <w:tblPrEx>
+          <w:tblBorders>
+            <w:top w:val="single" w:color="auto" w:sz="4" w:space="0"/>
+            <w:left w:val="single" w:color="auto" w:sz="4" w:space="0"/>
+            <w:bottom w:val="single" w:color="auto" w:sz="4" w:space="0"/>
+            <w:right w:val="single" w:color="auto" w:sz="4" w:space="0"/>
+            <w:insideH w:val="single" w:color="auto" w:sz="4" w:space="0"/>
+            <w:insideV w:val="single" w:color="auto" w:sz="4" w:space="0"/>
+          </w:tblBorders>
+        </w:tblPrEx>
+        <w:tc>
+          <w:tcPr>
+            <w:tcW w:w="0" w:type="auto"/>
+            <w:gridSpan w:val="2"/>
+            <w:vAlign w:val="center"/>
+          </w:tcPr>
+          <w:p>
+            <w:pPr>
+              <w:pStyle w:val="26"/>
+              <w:bidi w:val="0"/>
+              <w:jc w:val="both"/>
+              <w:rPr>
+                <w:rFonts w:hint="default"/>
+                <w:lang w:val="en-US" w:eastAsia="zh-CN"/>
+              </w:rPr>
+            </w:pPr>
+            <w:r>
+              <w:rPr>
+                <w:rFonts w:hint="eastAsia" w:cs="华文中宋"/>
+                <w:b/>
+                <w:bCs/>
+                <w:color w:val="FF0000"/>
+                <w:kern w:val="2"/>
+                <w:sz w:val="21"/>
+                <w:szCs w:val="21"/>
+                <w:lang w:val="en-US" w:eastAsia="zh-CN" w:bidi="ar-SA"/>
+              </w:rPr>
+              <w:t>HyperparametersMixin</w:t>
+            </w:r>
+          </w:p>
+        </w:tc>
+        <w:tc>
+          <w:tcPr>
+            <w:tcW w:w="0" w:type="auto"/>
+            <w:vAlign w:val="center"/>
+          </w:tcPr>
+          <w:p>
+            <w:pPr>
+              <w:pStyle w:val="27"/>
+              <w:bidi w:val="0"/>
+              <w:jc w:val="both"/>
+              <w:rPr>
+                <w:rFonts w:hint="default"/>
+                <w:vertAlign w:val="baseline"/>
+                <w:lang w:val="en-US" w:eastAsia="zh-CN"/>
+              </w:rPr>
+            </w:pPr>
+            <w:r>
+              <w:rPr>
+                <w:rFonts w:hint="eastAsia"/>
+                <w:vertAlign w:val="baseline"/>
+                <w:lang w:val="en-US" w:eastAsia="zh-CN"/>
+              </w:rPr>
+              <w:t>超参数</w:t>
+            </w:r>
+          </w:p>
+        </w:tc>
+      </w:tr>
+      <w:tr>
+        <w:tblPrEx>
+          <w:tblBorders>
+            <w:top w:val="single" w:color="auto" w:sz="4" w:space="0"/>
+            <w:left w:val="single" w:color="auto" w:sz="4" w:space="0"/>
+            <w:bottom w:val="single" w:color="auto" w:sz="4" w:space="0"/>
+            <w:right w:val="single" w:color="auto" w:sz="4" w:space="0"/>
+            <w:insideH w:val="single" w:color="auto" w:sz="4" w:space="0"/>
+            <w:insideV w:val="single" w:color="auto" w:sz="4" w:space="0"/>
+          </w:tblBorders>
+          <w:tblCellMar>
+            <w:top w:w="0" w:type="dxa"/>
+            <w:left w:w="108" w:type="dxa"/>
+            <w:bottom w:w="0" w:type="dxa"/>
+            <w:right w:w="108" w:type="dxa"/>
+          </w:tblCellMar>
+        </w:tblPrEx>
+        <w:tc>
+          <w:tcPr>
+            <w:tcW w:w="0" w:type="auto"/>
+            <w:vAlign w:val="center"/>
+          </w:tcPr>
+          <w:p>
+            <w:pPr>
+              <w:pStyle w:val="26"/>
+              <w:bidi w:val="0"/>
+              <w:jc w:val="both"/>
+              <w:rPr>
+                <w:rFonts w:hint="default" w:ascii="华文中宋" w:hAnsi="华文中宋" w:eastAsia="华文中宋" w:cs="华文中宋"/>
+                <w:b/>
+                <w:bCs/>
+                <w:color w:val="FF0000"/>
+                <w:kern w:val="2"/>
+                <w:sz w:val="21"/>
+                <w:szCs w:val="21"/>
+                <w:lang w:val="en-US" w:eastAsia="zh-CN" w:bidi="ar-SA"/>
+              </w:rPr>
+            </w:pPr>
+            <w:r>
+              <w:rPr>
+                <w:rFonts w:hint="eastAsia" w:cs="华文中宋"/>
+                <w:b/>
+                <w:bCs/>
+                <w:color w:val="ED7D31"/>
+                <w:kern w:val="2"/>
+                <w:sz w:val="21"/>
+                <w:szCs w:val="21"/>
+                <w:vertAlign w:val="baseline"/>
+                <w:lang w:val="en-US" w:eastAsia="zh-CN" w:bidi="ar-SA"/>
+              </w:rPr>
+              <w:t>实例属性</w:t>
+            </w:r>
+          </w:p>
+        </w:tc>
+        <w:tc>
+          <w:tcPr>
+            <w:tcW w:w="0" w:type="auto"/>
+            <w:vAlign w:val="center"/>
+          </w:tcPr>
+          <w:p>
+            <w:pPr>
+              <w:pStyle w:val="26"/>
+              <w:bidi w:val="0"/>
+              <w:jc w:val="both"/>
+              <w:rPr>
+                <w:rFonts w:hint="default" w:cs="华文中宋"/>
+                <w:b/>
+                <w:bCs/>
+                <w:color w:val="FF0000"/>
+                <w:kern w:val="2"/>
+                <w:sz w:val="21"/>
+                <w:szCs w:val="21"/>
+                <w:lang w:val="en-US" w:eastAsia="zh-CN" w:bidi="ar-SA"/>
+              </w:rPr>
+            </w:pPr>
+            <w:r>
+              <w:rPr>
+                <w:rFonts w:hint="eastAsia" w:cs="华文中宋"/>
+                <w:b/>
+                <w:bCs/>
+                <w:color w:val="FF0000"/>
+                <w:kern w:val="2"/>
+                <w:sz w:val="21"/>
+                <w:szCs w:val="21"/>
+                <w:lang w:val="en-US" w:eastAsia="zh-CN" w:bidi="ar-SA"/>
+              </w:rPr>
+              <w:t>hparam</w:t>
+            </w:r>
+          </w:p>
+        </w:tc>
+        <w:tc>
+          <w:tcPr>
+            <w:tcW w:w="0" w:type="auto"/>
+            <w:vAlign w:val="center"/>
+          </w:tcPr>
+          <w:p>
+            <w:pPr>
+              <w:pStyle w:val="27"/>
+              <w:bidi w:val="0"/>
+              <w:jc w:val="both"/>
+              <w:rPr>
+                <w:rFonts w:hint="default"/>
+                <w:vertAlign w:val="baseline"/>
+                <w:lang w:val="en-US" w:eastAsia="zh-CN"/>
+              </w:rPr>
+            </w:pPr>
+            <w:r>
+              <w:rPr>
+                <w:rFonts w:hint="eastAsia"/>
+                <w:vertAlign w:val="baseline"/>
+                <w:lang w:val="en-US" w:eastAsia="zh-CN"/>
+              </w:rPr>
+              <w:t>字典</w:t>
+            </w:r>
+          </w:p>
+        </w:tc>
+      </w:tr>
+      <w:tr>
+        <w:tblPrEx>
+          <w:tblBorders>
+            <w:top w:val="single" w:color="auto" w:sz="4" w:space="0"/>
+            <w:left w:val="single" w:color="auto" w:sz="4" w:space="0"/>
+            <w:bottom w:val="single" w:color="auto" w:sz="4" w:space="0"/>
+            <w:right w:val="single" w:color="auto" w:sz="4" w:space="0"/>
+            <w:insideH w:val="single" w:color="auto" w:sz="4" w:space="0"/>
+            <w:insideV w:val="single" w:color="auto" w:sz="4" w:space="0"/>
+          </w:tblBorders>
+          <w:tblCellMar>
+            <w:top w:w="0" w:type="dxa"/>
+            <w:left w:w="108" w:type="dxa"/>
+            <w:bottom w:w="0" w:type="dxa"/>
+            <w:right w:w="108" w:type="dxa"/>
+          </w:tblCellMar>
+        </w:tblPrEx>
+        <w:tc>
+          <w:tcPr>
+            <w:tcW w:w="0" w:type="auto"/>
+            <w:vAlign w:val="center"/>
+          </w:tcPr>
+          <w:p>
+            <w:pPr>
+              <w:pStyle w:val="26"/>
+              <w:bidi w:val="0"/>
+              <w:jc w:val="both"/>
+              <w:rPr>
+                <w:rFonts w:hint="default" w:cs="华文中宋"/>
+                <w:b/>
+                <w:bCs/>
+                <w:color w:val="ED7D31"/>
+                <w:kern w:val="2"/>
+                <w:sz w:val="21"/>
+                <w:szCs w:val="21"/>
+                <w:vertAlign w:val="baseline"/>
+                <w:lang w:val="en-US" w:eastAsia="zh-CN" w:bidi="ar-SA"/>
+              </w:rPr>
+            </w:pPr>
+            <w:r>
+              <w:rPr>
+                <w:rFonts w:hint="eastAsia" w:cs="华文中宋"/>
+                <w:b/>
+                <w:bCs/>
+                <w:color w:val="ED7D31"/>
+                <w:kern w:val="2"/>
+                <w:sz w:val="21"/>
+                <w:szCs w:val="21"/>
+                <w:vertAlign w:val="baseline"/>
+                <w:lang w:val="en-US" w:eastAsia="zh-CN" w:bidi="ar-SA"/>
+              </w:rPr>
+              <w:t>实例方法</w:t>
+            </w:r>
+          </w:p>
+        </w:tc>
+        <w:tc>
+          <w:tcPr>
+            <w:tcW w:w="0" w:type="auto"/>
+            <w:vAlign w:val="center"/>
+          </w:tcPr>
+          <w:p>
+            <w:pPr>
+              <w:pStyle w:val="26"/>
+              <w:bidi w:val="0"/>
+              <w:jc w:val="both"/>
+              <w:rPr>
+                <w:rFonts w:hint="default" w:cs="华文中宋"/>
+                <w:b/>
+                <w:bCs/>
+                <w:color w:val="FF0000"/>
+                <w:kern w:val="2"/>
+                <w:sz w:val="21"/>
+                <w:szCs w:val="21"/>
+                <w:lang w:val="en-US" w:eastAsia="zh-CN" w:bidi="ar-SA"/>
+              </w:rPr>
+            </w:pPr>
+            <w:r>
+              <w:rPr>
+                <w:rFonts w:hint="eastAsia" w:cs="华文中宋"/>
+                <w:b/>
+                <w:bCs/>
+                <w:color w:val="FF0000"/>
+                <w:kern w:val="2"/>
+                <w:sz w:val="21"/>
+                <w:szCs w:val="21"/>
+                <w:lang w:val="en-US" w:eastAsia="zh-CN" w:bidi="ar-SA"/>
+              </w:rPr>
+              <w:t>save_hyperparameters(*args, ignore)</w:t>
+            </w:r>
+          </w:p>
+        </w:tc>
+        <w:tc>
+          <w:tcPr>
+            <w:tcW w:w="0" w:type="auto"/>
+            <w:vAlign w:val="center"/>
+          </w:tcPr>
+          <w:p>
+            <w:pPr>
+              <w:pStyle w:val="27"/>
+              <w:bidi w:val="0"/>
+              <w:jc w:val="both"/>
+              <w:rPr>
+                <w:rFonts w:hint="default"/>
+                <w:vertAlign w:val="baseline"/>
+                <w:lang w:val="en-US" w:eastAsia="zh-CN"/>
+              </w:rPr>
+            </w:pPr>
+            <w:r>
+              <w:rPr>
+                <w:rFonts w:hint="eastAsia"/>
+                <w:vertAlign w:val="baseline"/>
+                <w:lang w:val="en-US" w:eastAsia="zh-CN"/>
+              </w:rPr>
+              <w:t>保存__init__的超参数</w:t>
+            </w:r>
+          </w:p>
+        </w:tc>
+      </w:tr>
+    </w:tbl>
+    <w:p>
+      <w:pPr>
+        <w:outlineLvl w:val="9"/>
+        <w:rPr>
+          <w:rFonts w:hint="eastAsia"/>
+          <w:color w:val="0070C0"/>
+        </w:rPr>
+      </w:pPr>
+    </w:p>
+    <w:tbl>
+      <w:tblPr>
+        <w:tblStyle w:val="12"/>
+        <w:tblW w:w="0" w:type="auto"/>
+        <w:tblInd w:w="0" w:type="dxa"/>
+        <w:tblBorders>
+          <w:top w:val="single" w:color="auto" w:sz="4" w:space="0"/>
+          <w:left w:val="single" w:color="auto" w:sz="4" w:space="0"/>
+          <w:bottom w:val="single" w:color="auto" w:sz="4" w:space="0"/>
+          <w:right w:val="single" w:color="auto" w:sz="4" w:space="0"/>
+          <w:insideH w:val="single" w:color="auto" w:sz="4" w:space="0"/>
+          <w:insideV w:val="single" w:color="auto" w:sz="4" w:space="0"/>
+        </w:tblBorders>
+        <w:tblLayout w:type="autofit"/>
+        <w:tblCellMar>
+          <w:top w:w="0" w:type="dxa"/>
+          <w:left w:w="108" w:type="dxa"/>
+          <w:bottom w:w="0" w:type="dxa"/>
+          <w:right w:w="108" w:type="dxa"/>
+        </w:tblCellMar>
+      </w:tblPr>
+      <w:tblGrid>
         <w:gridCol w:w="847"/>
         <w:gridCol w:w="7397"/>
         <w:gridCol w:w="1268"/>
@@ -5491,7 +5831,7 @@
                   </w14:solidFill>
                 </w14:textFill>
               </w:rPr>
-              <w:t xml:space="preserve">&lt;- </w:t>
+              <w:t>&lt;- (</w:t>
             </w:r>
             <w:r>
               <w:rPr>
@@ -5510,7 +5850,7 @@
                   </w14:solidFill>
                 </w14:textFill>
               </w:rPr>
-              <w:t>DataHooks</w:t>
+              <w:t>DataHooks, HyperparametersMixin)</w:t>
             </w:r>
           </w:p>
         </w:tc>
@@ -5817,7 +6157,7 @@
                   </w14:solidFill>
                 </w14:textFill>
               </w:rPr>
-              <w:t>ModelHooks, nn.Module</w:t>
+              <w:t>ModelHooks, nn.Module, HyperparametersMixin</w:t>
             </w:r>
             <w:r>
               <w:rPr>
@@ -7630,6 +7970,113 @@
               </w:rPr>
               <w:t>主线程标志</w:t>
             </w:r>
+          </w:p>
+        </w:tc>
+      </w:tr>
+      <w:tr>
+        <w:tblPrEx>
+          <w:tblBorders>
+            <w:top w:val="single" w:color="auto" w:sz="4" w:space="0"/>
+            <w:left w:val="single" w:color="auto" w:sz="4" w:space="0"/>
+            <w:bottom w:val="single" w:color="auto" w:sz="4" w:space="0"/>
+            <w:right w:val="single" w:color="auto" w:sz="4" w:space="0"/>
+            <w:insideH w:val="single" w:color="auto" w:sz="4" w:space="0"/>
+            <w:insideV w:val="single" w:color="auto" w:sz="4" w:space="0"/>
+          </w:tblBorders>
+          <w:tblCellMar>
+            <w:top w:w="0" w:type="dxa"/>
+            <w:left w:w="108" w:type="dxa"/>
+            <w:bottom w:w="0" w:type="dxa"/>
+            <w:right w:w="108" w:type="dxa"/>
+          </w:tblCellMar>
+        </w:tblPrEx>
+        <w:tc>
+          <w:tcPr>
+            <w:tcW w:w="0" w:type="auto"/>
+            <w:vMerge w:val="continue"/>
+            <w:vAlign w:val="center"/>
+          </w:tcPr>
+          <w:p>
+            <w:pPr>
+              <w:pStyle w:val="26"/>
+              <w:bidi w:val="0"/>
+              <w:jc w:val="both"/>
+              <w:rPr>
+                <w:rFonts w:hint="eastAsia" w:cs="华文中宋"/>
+                <w:b/>
+                <w:bCs/>
+                <w:color w:val="ED7D31"/>
+                <w:kern w:val="2"/>
+                <w:sz w:val="21"/>
+                <w:szCs w:val="21"/>
+                <w:vertAlign w:val="baseline"/>
+                <w:lang w:val="en-US" w:eastAsia="zh-CN" w:bidi="ar-SA"/>
+              </w:rPr>
+            </w:pPr>
+          </w:p>
+        </w:tc>
+        <w:tc>
+          <w:tcPr>
+            <w:tcW w:w="0" w:type="auto"/>
+            <w:vAlign w:val="center"/>
+          </w:tcPr>
+          <w:p>
+            <w:pPr>
+              <w:pStyle w:val="26"/>
+              <w:bidi w:val="0"/>
+              <w:jc w:val="both"/>
+              <w:rPr>
+                <w:rFonts w:hint="default" w:cs="华文中宋"/>
+                <w:b/>
+                <w:bCs/>
+                <w:color w:val="FF0000"/>
+                <w:kern w:val="2"/>
+                <w:sz w:val="21"/>
+                <w:szCs w:val="21"/>
+                <w:lang w:val="en-US" w:eastAsia="zh-CN" w:bidi="ar-SA"/>
+              </w:rPr>
+            </w:pPr>
+            <w:r>
+              <w:rPr>
+                <w:rFonts w:hint="eastAsia" w:cs="华文中宋"/>
+                <w:b/>
+                <w:bCs/>
+                <w:color w:val="FF0000"/>
+                <w:kern w:val="2"/>
+                <w:sz w:val="21"/>
+                <w:szCs w:val="21"/>
+                <w:lang w:val="en-US" w:eastAsia="zh-CN" w:bidi="ar-SA"/>
+              </w:rPr>
+              <w:t>world_size</w:t>
+            </w:r>
+          </w:p>
+        </w:tc>
+        <w:tc>
+          <w:tcPr>
+            <w:tcW w:w="0" w:type="auto"/>
+            <w:vAlign w:val="center"/>
+          </w:tcPr>
+          <w:p>
+            <w:pPr>
+              <w:pStyle w:val="27"/>
+              <w:bidi w:val="0"/>
+              <w:jc w:val="both"/>
+              <w:rPr>
+                <w:rFonts w:hint="default"/>
+                <w:vertAlign w:val="baseline"/>
+                <w:lang w:val="en-US" w:eastAsia="zh-CN"/>
+              </w:rPr>
+            </w:pPr>
+            <w:r>
+              <w:rPr>
+                <w:rFonts w:hint="eastAsia"/>
+                <w:vertAlign w:val="baseline"/>
+                <w:lang w:val="en-US" w:eastAsia="zh-CN"/>
+              </w:rPr>
+              <w:t>进程数</w:t>
+            </w:r>
+            <w:bookmarkStart w:id="28" w:name="_GoBack"/>
+            <w:bookmarkEnd w:id="28"/>
           </w:p>
         </w:tc>
       </w:tr>
@@ -7940,12 +8387,6 @@
             <w:insideH w:val="single" w:color="auto" w:sz="4" w:space="0"/>
             <w:insideV w:val="single" w:color="auto" w:sz="4" w:space="0"/>
           </w:tblBorders>
-          <w:tblCellMar>
-            <w:top w:w="0" w:type="dxa"/>
-            <w:left w:w="108" w:type="dxa"/>
-            <w:bottom w:w="0" w:type="dxa"/>
-            <w:right w:w="108" w:type="dxa"/>
-          </w:tblCellMar>
         </w:tblPrEx>
         <w:tc>
           <w:tcPr>
@@ -8365,6 +8806,295 @@
                 <w:lang w:val="en-US" w:eastAsia="zh-CN"/>
               </w:rPr>
               <w:t>tqdm(...)</w:t>
+            </w:r>
+          </w:p>
+        </w:tc>
+      </w:tr>
+    </w:tbl>
+    <w:p>
+      <w:pPr>
+        <w:rPr>
+          <w:color w:val="ED7D31" w:themeColor="accent2"/>
+          <w14:textFill>
+            <w14:solidFill>
+              <w14:schemeClr w14:val="accent2"/>
+            </w14:solidFill>
+          </w14:textFill>
+        </w:rPr>
+      </w:pPr>
+    </w:p>
+    <w:p>
+      <w:pPr>
+        <w:rPr>
+          <w:color w:val="ED7D31" w:themeColor="accent2"/>
+          <w14:textFill>
+            <w14:solidFill>
+              <w14:schemeClr w14:val="accent2"/>
+            </w14:solidFill>
+          </w14:textFill>
+        </w:rPr>
+      </w:pPr>
+    </w:p>
+    <w:p>
+      <w:pPr>
+        <w:rPr>
+          <w:color w:val="ED7D31" w:themeColor="accent2"/>
+          <w14:textFill>
+            <w14:solidFill>
+              <w14:schemeClr w14:val="accent2"/>
+            </w14:solidFill>
+          </w14:textFill>
+        </w:rPr>
+      </w:pPr>
+    </w:p>
+    <w:p>
+      <w:pPr>
+        <w:outlineLvl w:val="0"/>
+        <w:rPr>
+          <w:rFonts w:hint="default"/>
+          <w:color w:val="70AD47" w:themeColor="accent6"/>
+          <w:lang w:val="en-US" w:eastAsia="zh-CN"/>
+          <w14:textFill>
+            <w14:solidFill>
+              <w14:schemeClr w14:val="accent6"/>
+            </w14:solidFill>
+          </w14:textFill>
+        </w:rPr>
+      </w:pPr>
+      <w:r>
+        <w:rPr>
+          <w:rFonts w:hint="eastAsia"/>
+          <w:color w:val="70AD47" w:themeColor="accent6"/>
+          <w:lang w:val="en-US" w:eastAsia="zh-CN"/>
+          <w14:textFill>
+            <w14:solidFill>
+              <w14:schemeClr w14:val="accent6"/>
+            </w14:solidFill>
+          </w14:textFill>
+        </w:rPr>
+        <w:t>日志tbparse：</w:t>
+      </w:r>
+    </w:p>
+    <w:tbl>
+      <w:tblPr>
+        <w:tblStyle w:val="12"/>
+        <w:tblW w:w="0" w:type="auto"/>
+        <w:tblInd w:w="0" w:type="dxa"/>
+        <w:tblBorders>
+          <w:top w:val="single" w:color="auto" w:sz="4" w:space="0"/>
+          <w:left w:val="single" w:color="auto" w:sz="4" w:space="0"/>
+          <w:bottom w:val="single" w:color="auto" w:sz="4" w:space="0"/>
+          <w:right w:val="single" w:color="auto" w:sz="4" w:space="0"/>
+          <w:insideH w:val="single" w:color="auto" w:sz="4" w:space="0"/>
+          <w:insideV w:val="single" w:color="auto" w:sz="4" w:space="0"/>
+        </w:tblBorders>
+        <w:tblLayout w:type="autofit"/>
+        <w:tblCellMar>
+          <w:top w:w="0" w:type="dxa"/>
+          <w:left w:w="108" w:type="dxa"/>
+          <w:bottom w:w="0" w:type="dxa"/>
+          <w:right w:w="108" w:type="dxa"/>
+        </w:tblCellMar>
+      </w:tblPr>
+      <w:tblGrid>
+        <w:gridCol w:w="1915"/>
+        <w:gridCol w:w="2438"/>
+        <w:gridCol w:w="1838"/>
+      </w:tblGrid>
+      <w:tr>
+        <w:tblPrEx>
+          <w:tblBorders>
+            <w:top w:val="single" w:color="auto" w:sz="4" w:space="0"/>
+            <w:left w:val="single" w:color="auto" w:sz="4" w:space="0"/>
+            <w:bottom w:val="single" w:color="auto" w:sz="4" w:space="0"/>
+            <w:right w:val="single" w:color="auto" w:sz="4" w:space="0"/>
+            <w:insideH w:val="single" w:color="auto" w:sz="4" w:space="0"/>
+            <w:insideV w:val="single" w:color="auto" w:sz="4" w:space="0"/>
+          </w:tblBorders>
+          <w:tblCellMar>
+            <w:top w:w="0" w:type="dxa"/>
+            <w:left w:w="108" w:type="dxa"/>
+            <w:bottom w:w="0" w:type="dxa"/>
+            <w:right w:w="108" w:type="dxa"/>
+          </w:tblCellMar>
+        </w:tblPrEx>
+        <w:tc>
+          <w:tcPr>
+            <w:tcW w:w="0" w:type="auto"/>
+            <w:gridSpan w:val="2"/>
+            <w:vAlign w:val="center"/>
+          </w:tcPr>
+          <w:p>
+            <w:pPr>
+              <w:pStyle w:val="26"/>
+              <w:bidi w:val="0"/>
+              <w:jc w:val="both"/>
+              <w:rPr>
+                <w:rFonts w:hint="default"/>
+                <w:lang w:val="en-US" w:eastAsia="zh-CN"/>
+              </w:rPr>
+            </w:pPr>
+            <w:r>
+              <w:rPr>
+                <w:rFonts w:hint="eastAsia" w:cs="华文中宋"/>
+                <w:b/>
+                <w:bCs/>
+                <w:color w:val="FF0000"/>
+                <w:kern w:val="2"/>
+                <w:sz w:val="21"/>
+                <w:szCs w:val="21"/>
+                <w:lang w:val="en-US" w:eastAsia="zh-CN" w:bidi="ar-SA"/>
+              </w:rPr>
+              <w:t>SummaryReader(log_path, extra_events)</w:t>
+            </w:r>
+          </w:p>
+        </w:tc>
+        <w:tc>
+          <w:tcPr>
+            <w:tcW w:w="0" w:type="auto"/>
+            <w:vAlign w:val="center"/>
+          </w:tcPr>
+          <w:p>
+            <w:pPr>
+              <w:pStyle w:val="27"/>
+              <w:bidi w:val="0"/>
+              <w:jc w:val="both"/>
+              <w:rPr>
+                <w:rFonts w:hint="default"/>
+                <w:vertAlign w:val="baseline"/>
+                <w:lang w:val="en-US" w:eastAsia="zh-CN"/>
+              </w:rPr>
+            </w:pPr>
+            <w:r>
+              <w:rPr>
+                <w:rFonts w:hint="eastAsia"/>
+                <w:vertAlign w:val="baseline"/>
+                <w:lang w:val="en-US" w:eastAsia="zh-CN"/>
+              </w:rPr>
+              <w:t>事件解析器</w:t>
+            </w:r>
+          </w:p>
+        </w:tc>
+      </w:tr>
+      <w:tr>
+        <w:tblPrEx>
+          <w:tblBorders>
+            <w:top w:val="single" w:color="auto" w:sz="4" w:space="0"/>
+            <w:left w:val="single" w:color="auto" w:sz="4" w:space="0"/>
+            <w:bottom w:val="single" w:color="auto" w:sz="4" w:space="0"/>
+            <w:right w:val="single" w:color="auto" w:sz="4" w:space="0"/>
+            <w:insideH w:val="single" w:color="auto" w:sz="4" w:space="0"/>
+            <w:insideV w:val="single" w:color="auto" w:sz="4" w:space="0"/>
+          </w:tblBorders>
+          <w:tblCellMar>
+            <w:top w:w="0" w:type="dxa"/>
+            <w:left w:w="108" w:type="dxa"/>
+            <w:bottom w:w="0" w:type="dxa"/>
+            <w:right w:w="108" w:type="dxa"/>
+          </w:tblCellMar>
+        </w:tblPrEx>
+        <w:tc>
+          <w:tcPr>
+            <w:tcW w:w="0" w:type="auto"/>
+            <w:vAlign w:val="center"/>
+          </w:tcPr>
+          <w:p>
+            <w:pPr>
+              <w:pStyle w:val="26"/>
+              <w:bidi w:val="0"/>
+              <w:jc w:val="both"/>
+              <w:rPr>
+                <w:rFonts w:hint="default" w:cs="华文中宋"/>
+                <w:b/>
+                <w:bCs/>
+                <w:color w:val="FF0000"/>
+                <w:kern w:val="2"/>
+                <w:sz w:val="21"/>
+                <w:szCs w:val="21"/>
+                <w:lang w:val="en-US" w:eastAsia="zh-CN" w:bidi="ar-SA"/>
+              </w:rPr>
+            </w:pPr>
+            <w:r>
+              <w:rPr>
+                <w:rFonts w:hint="eastAsia" w:cs="华文中宋"/>
+                <w:b/>
+                <w:bCs/>
+                <w:color w:val="ED7D31"/>
+                <w:kern w:val="2"/>
+                <w:sz w:val="21"/>
+                <w:szCs w:val="21"/>
+                <w:vertAlign w:val="baseline"/>
+                <w:lang w:val="en-US" w:eastAsia="zh-CN" w:bidi="ar-SA"/>
+              </w:rPr>
+              <w:t>实例属性</w:t>
+            </w:r>
+          </w:p>
+        </w:tc>
+        <w:tc>
+          <w:tcPr>
+            <w:tcW w:w="0" w:type="auto"/>
+            <w:vAlign w:val="center"/>
+          </w:tcPr>
+          <w:p>
+            <w:pPr>
+              <w:pStyle w:val="26"/>
+              <w:bidi w:val="0"/>
+              <w:jc w:val="both"/>
+              <w:rPr>
+                <w:rFonts w:hint="default" w:cs="华文中宋"/>
+                <w:b/>
+                <w:bCs/>
+                <w:color w:val="FF0000"/>
+                <w:kern w:val="2"/>
+                <w:sz w:val="21"/>
+                <w:szCs w:val="21"/>
+                <w:lang w:val="en-US" w:eastAsia="zh-CN" w:bidi="ar-SA"/>
+              </w:rPr>
+            </w:pPr>
+            <w:r>
+              <w:rPr>
+                <w:rFonts w:hint="eastAsia" w:cs="华文中宋"/>
+                <w:b/>
+                <w:bCs/>
+                <w:color w:val="FF0000"/>
+                <w:kern w:val="2"/>
+                <w:sz w:val="21"/>
+                <w:szCs w:val="21"/>
+                <w:lang w:val="en-US" w:eastAsia="zh-CN" w:bidi="ar-SA"/>
+              </w:rPr>
+              <w:t>scalars</w:t>
+            </w:r>
+          </w:p>
+        </w:tc>
+        <w:tc>
+          <w:tcPr>
+            <w:tcW w:w="0" w:type="auto"/>
+            <w:vAlign w:val="center"/>
+          </w:tcPr>
+          <w:p>
+            <w:pPr>
+              <w:pStyle w:val="27"/>
+              <w:bidi w:val="0"/>
+              <w:jc w:val="both"/>
+              <w:rPr>
+                <w:rFonts w:hint="default"/>
+                <w:vertAlign w:val="baseline"/>
+                <w:lang w:val="en-US" w:eastAsia="zh-CN"/>
+              </w:rPr>
+            </w:pPr>
+            <w:r>
+              <w:rPr>
+                <w:rFonts w:hint="eastAsia" w:cs="华文中宋"/>
+                <w:b/>
+                <w:bCs/>
+                <w:color w:val="ED7D31"/>
+                <w:kern w:val="2"/>
+                <w:sz w:val="21"/>
+                <w:szCs w:val="21"/>
+                <w:vertAlign w:val="baseline"/>
+                <w:lang w:val="en-US" w:eastAsia="zh-CN" w:bidi="ar-SA"/>
+              </w:rPr>
+              <w:t>标量DataFrame</w:t>
             </w:r>
           </w:p>
         </w:tc>
@@ -8776,6 +9506,12 @@
             <w:insideH w:val="single" w:color="auto" w:sz="4" w:space="0"/>
             <w:insideV w:val="single" w:color="auto" w:sz="4" w:space="0"/>
           </w:tblBorders>
+          <w:tblCellMar>
+            <w:top w:w="0" w:type="dxa"/>
+            <w:left w:w="108" w:type="dxa"/>
+            <w:bottom w:w="0" w:type="dxa"/>
+            <w:right w:w="108" w:type="dxa"/>
+          </w:tblCellMar>
         </w:tblPrEx>
         <w:tc>
           <w:tcPr>
@@ -9301,12 +10037,6 @@
             <w:insideH w:val="single" w:color="auto" w:sz="4" w:space="0"/>
             <w:insideV w:val="single" w:color="auto" w:sz="4" w:space="0"/>
           </w:tblBorders>
-          <w:tblCellMar>
-            <w:top w:w="0" w:type="dxa"/>
-            <w:left w:w="108" w:type="dxa"/>
-            <w:bottom w:w="0" w:type="dxa"/>
-            <w:right w:w="108" w:type="dxa"/>
-          </w:tblCellMar>
         </w:tblPrEx>
         <w:trPr>
           <w:trHeight w:val="90" w:hRule="atLeast"/>
@@ -17190,8 +17920,8 @@
         </w:tblCellMar>
       </w:tblPr>
       <w:tblGrid>
-        <w:gridCol w:w="6038"/>
-        <w:gridCol w:w="4644"/>
+        <w:gridCol w:w="5449"/>
+        <w:gridCol w:w="4834"/>
       </w:tblGrid>
       <w:tr>
         <w:tblPrEx>
@@ -17544,6 +18274,25 @@
           <w:p>
             <w:pPr>
               <w:rPr>
+                <w:rFonts w:hint="eastAsia"/>
+                <w:color w:val="FF0000"/>
+                <w:spacing w:val="7"/>
+                <w:lang w:val="en-US" w:eastAsia="zh-CN"/>
+              </w:rPr>
+            </w:pPr>
+            <w:r>
+              <w:rPr>
+                <w:rFonts w:hint="eastAsia"/>
+                <w:color w:val="FF0000"/>
+                <w:spacing w:val="7"/>
+                <w:lang w:val="en-US" w:eastAsia="zh-CN"/>
+              </w:rPr>
+              <w:t xml:space="preserve">unfold(x, kernel_size, dilation=1, </w:t>
+            </w:r>
+          </w:p>
+          <w:p>
+            <w:pPr>
+              <w:rPr>
                 <w:rFonts w:hint="default"/>
                 <w:color w:val="FF0000"/>
                 <w:spacing w:val="7"/>
@@ -17557,7 +18306,7 @@
                 <w:spacing w:val="7"/>
                 <w:lang w:val="en-US" w:eastAsia="zh-CN"/>
               </w:rPr>
-              <w:t>unfold(x, kernel_size, dilation=1, padding=0, stride=1)</w:t>
+              <w:t>padding=0, stride=1)</w:t>
             </w:r>
           </w:p>
         </w:tc>
@@ -18355,7 +19104,7 @@
         <w:tc>
           <w:tcPr>
             <w:tcW w:w="3529" w:type="dxa"/>
-            <w:shd w:val="clear"/>
+            <w:shd w:val="clear" w:color="auto" w:fill="auto"/>
             <w:vAlign w:val="center"/>
           </w:tcPr>
           <w:p>
@@ -18402,7 +19151,7 @@
         <w:tc>
           <w:tcPr>
             <w:tcW w:w="3732" w:type="dxa"/>
-            <w:shd w:val="clear"/>
+            <w:shd w:val="clear" w:color="auto" w:fill="auto"/>
             <w:vAlign w:val="center"/>
           </w:tcPr>
           <w:p>
@@ -18706,7 +19455,6 @@
           <w:tcPr>
             <w:tcW w:w="2160" w:type="dxa"/>
             <w:vMerge w:val="continue"/>
-            <w:tcBorders/>
             <w:vAlign w:val="center"/>
           </w:tcPr>
           <w:p>
@@ -19532,7 +20280,6 @@
           <w:tcPr>
             <w:tcW w:w="2160" w:type="dxa"/>
             <w:vMerge w:val="continue"/>
-            <w:tcBorders/>
             <w:vAlign w:val="center"/>
           </w:tcPr>
           <w:p>
@@ -19685,7 +20432,6 @@
           <w:tcPr>
             <w:tcW w:w="2160" w:type="dxa"/>
             <w:vMerge w:val="continue"/>
-            <w:tcBorders/>
             <w:vAlign w:val="center"/>
           </w:tcPr>
           <w:p>
@@ -19822,8 +20568,6 @@
                 <w:spacing w:val="7"/>
               </w:rPr>
             </w:pPr>
-            <w:bookmarkStart w:id="28" w:name="_GoBack"/>
-            <w:bookmarkEnd w:id="28"/>
             <w:r>
               <w:rPr>
                 <w:rFonts w:hint="eastAsia"/>
@@ -20708,7 +21452,6 @@
                   <m:func>
                     <m:funcPr>
                       <m:ctrlPr>
-                        <m:rPr/>
                         <w:rPr>
                           <w:rFonts w:hint="default" w:ascii="Cambria Math" w:hAnsi="Cambria Math"/>
                           <w:b/>
@@ -20743,7 +21486,6 @@
                         <m:t>log</m:t>
                       </m:r>
                       <m:ctrlPr>
-                        <m:rPr/>
                         <w:rPr>
                           <w:rFonts w:hint="default" w:ascii="Cambria Math" w:hAnsi="Cambria Math"/>
                           <w:b/>
@@ -20764,7 +21506,6 @@
                       <m:f>
                         <m:fPr>
                           <m:ctrlPr>
-                            <m:rPr/>
                             <w:rPr>
                               <w:rFonts w:hint="default" w:ascii="Cambria Math" w:hAnsi="Cambria Math"/>
                               <w:b/>
@@ -20800,7 +21541,6 @@
                             <m:t>P</m:t>
                           </m:r>
                           <m:ctrlPr>
-                            <m:rPr/>
                             <w:rPr>
                               <w:rFonts w:hint="default" w:ascii="Cambria Math" w:hAnsi="Cambria Math"/>
                               <w:b/>
@@ -20836,7 +21576,6 @@
                             <m:t>Q</m:t>
                           </m:r>
                           <m:ctrlPr>
-                            <m:rPr/>
                             <w:rPr>
                               <w:rFonts w:hint="default" w:ascii="Cambria Math" w:hAnsi="Cambria Math"/>
                               <w:b/>
@@ -20855,7 +21594,6 @@
                         </m:den>
                       </m:f>
                       <m:ctrlPr>
-                        <m:rPr/>
                         <w:rPr>
                           <w:rFonts w:hint="default" w:ascii="Cambria Math" w:hAnsi="Cambria Math"/>
                           <w:b/>
@@ -20914,7 +21652,6 @@
                   <m:subHide m:val="1"/>
                   <m:supHide m:val="1"/>
                   <m:ctrlPr>
-                    <m:rPr/>
                     <w:rPr>
                       <w:rFonts w:hint="default" w:ascii="Cambria Math" w:hAnsi="Cambria Math"/>
                       <w:b/>
@@ -20933,7 +21670,6 @@
                 </m:naryPr>
                 <m:sub>
                   <m:ctrlPr>
-                    <m:rPr/>
                     <w:rPr>
                       <w:rFonts w:hint="default" w:ascii="Cambria Math" w:hAnsi="Cambria Math"/>
                       <w:b/>
@@ -20952,7 +21688,6 @@
                 </m:sub>
                 <m:sup>
                   <m:ctrlPr>
-                    <m:rPr/>
                     <w:rPr>
                       <w:rFonts w:hint="default" w:ascii="Cambria Math" w:hAnsi="Cambria Math"/>
                       <w:b/>
@@ -20990,7 +21725,6 @@
                   <m:func>
                     <m:funcPr>
                       <m:ctrlPr>
-                        <m:rPr/>
                         <w:rPr>
                           <w:rFonts w:hint="default" w:ascii="Cambria Math" w:hAnsi="Cambria Math"/>
                           <w:b/>
@@ -21025,7 +21759,6 @@
                         <m:t>log</m:t>
                       </m:r>
                       <m:ctrlPr>
-                        <m:rPr/>
                         <w:rPr>
                           <w:rFonts w:hint="default" w:ascii="Cambria Math" w:hAnsi="Cambria Math"/>
                           <w:b/>
@@ -21061,7 +21794,6 @@
                         <m:t>Q</m:t>
                       </m:r>
                       <m:ctrlPr>
-                        <m:rPr/>
                         <w:rPr>
                           <w:rFonts w:hint="default" w:ascii="Cambria Math" w:hAnsi="Cambria Math"/>
                           <w:b/>
@@ -21080,7 +21812,6 @@
                     </m:e>
                   </m:func>
                   <m:ctrlPr>
-                    <m:rPr/>
                     <w:rPr>
                       <w:rFonts w:hint="default" w:ascii="Cambria Math" w:hAnsi="Cambria Math"/>
                       <w:b/>
@@ -24071,6 +24802,13 @@
     </w:p>
     <w:p>
       <w:pPr>
+        <w:rPr>
+          <w:color w:val="00B0F0"/>
+        </w:rPr>
+      </w:pPr>
+    </w:p>
+    <w:p>
+      <w:pPr>
         <w:outlineLvl w:val="2"/>
         <w:rPr>
           <w:color w:val="00B0F0"/>
@@ -24246,12 +24984,6 @@
             <w:insideH w:val="single" w:color="auto" w:sz="4" w:space="0"/>
             <w:insideV w:val="single" w:color="auto" w:sz="4" w:space="0"/>
           </w:tblBorders>
-          <w:tblCellMar>
-            <w:top w:w="0" w:type="dxa"/>
-            <w:left w:w="108" w:type="dxa"/>
-            <w:bottom w:w="0" w:type="dxa"/>
-            <w:right w:w="108" w:type="dxa"/>
-          </w:tblCellMar>
         </w:tblPrEx>
         <w:trPr>
           <w:trHeight w:val="162" w:hRule="atLeast"/>
@@ -24899,6 +25631,227 @@
                 </w14:textFill>
               </w:rPr>
             </w:pPr>
+          </w:p>
+        </w:tc>
+      </w:tr>
+    </w:tbl>
+    <w:p>
+      <w:pPr>
+        <w:rPr>
+          <w:color w:val="00B0F0"/>
+        </w:rPr>
+      </w:pPr>
+    </w:p>
+    <w:p>
+      <w:pPr>
+        <w:rPr>
+          <w:color w:val="00B0F0"/>
+        </w:rPr>
+      </w:pPr>
+    </w:p>
+    <w:p>
+      <w:pPr>
+        <w:outlineLvl w:val="2"/>
+        <w:rPr>
+          <w:rFonts w:hint="default"/>
+          <w:color w:val="0070C0"/>
+          <w:lang w:val="en-US" w:eastAsia="zh-CN"/>
+        </w:rPr>
+      </w:pPr>
+      <w:r>
+        <w:rPr>
+          <w:rFonts w:hint="eastAsia"/>
+          <w:color w:val="0070C0"/>
+          <w:lang w:val="en-US" w:eastAsia="zh-CN"/>
+        </w:rPr>
+        <w:t>日志tensorboard：</w:t>
+      </w:r>
+    </w:p>
+    <w:tbl>
+      <w:tblPr>
+        <w:tblStyle w:val="12"/>
+        <w:tblW w:w="0" w:type="auto"/>
+        <w:tblInd w:w="0" w:type="dxa"/>
+        <w:tblBorders>
+          <w:top w:val="single" w:color="auto" w:sz="4" w:space="0"/>
+          <w:left w:val="single" w:color="auto" w:sz="4" w:space="0"/>
+          <w:bottom w:val="single" w:color="auto" w:sz="4" w:space="0"/>
+          <w:right w:val="single" w:color="auto" w:sz="4" w:space="0"/>
+          <w:insideH w:val="single" w:color="auto" w:sz="4" w:space="0"/>
+          <w:insideV w:val="single" w:color="auto" w:sz="4" w:space="0"/>
+        </w:tblBorders>
+        <w:tblLayout w:type="autofit"/>
+        <w:tblCellMar>
+          <w:top w:w="0" w:type="dxa"/>
+          <w:left w:w="108" w:type="dxa"/>
+          <w:bottom w:w="0" w:type="dxa"/>
+          <w:right w:w="108" w:type="dxa"/>
+        </w:tblCellMar>
+      </w:tblPr>
+      <w:tblGrid>
+        <w:gridCol w:w="1057"/>
+        <w:gridCol w:w="5449"/>
+        <w:gridCol w:w="1268"/>
+      </w:tblGrid>
+      <w:tr>
+        <w:tblPrEx>
+          <w:tblBorders>
+            <w:top w:val="single" w:color="auto" w:sz="4" w:space="0"/>
+            <w:left w:val="single" w:color="auto" w:sz="4" w:space="0"/>
+            <w:bottom w:val="single" w:color="auto" w:sz="4" w:space="0"/>
+            <w:right w:val="single" w:color="auto" w:sz="4" w:space="0"/>
+            <w:insideH w:val="single" w:color="auto" w:sz="4" w:space="0"/>
+            <w:insideV w:val="single" w:color="auto" w:sz="4" w:space="0"/>
+          </w:tblBorders>
+          <w:tblCellMar>
+            <w:top w:w="0" w:type="dxa"/>
+            <w:left w:w="108" w:type="dxa"/>
+            <w:bottom w:w="0" w:type="dxa"/>
+            <w:right w:w="108" w:type="dxa"/>
+          </w:tblCellMar>
+        </w:tblPrEx>
+        <w:trPr>
+          <w:trHeight w:val="162" w:hRule="atLeast"/>
+        </w:trPr>
+        <w:tc>
+          <w:tcPr>
+            <w:tcW w:w="0" w:type="auto"/>
+            <w:gridSpan w:val="2"/>
+          </w:tcPr>
+          <w:p>
+            <w:pPr>
+              <w:rPr>
+                <w:rFonts w:hint="default"/>
+                <w:color w:val="FF0000"/>
+                <w:lang w:val="en-US" w:eastAsia="zh-CN"/>
+              </w:rPr>
+            </w:pPr>
+            <w:r>
+              <w:rPr>
+                <w:rFonts w:hint="eastAsia"/>
+                <w:color w:val="FF0000"/>
+                <w:lang w:val="en-US" w:eastAsia="zh-CN"/>
+              </w:rPr>
+              <w:t>SummaryWriter(log_dir, comment)</w:t>
+            </w:r>
+          </w:p>
+        </w:tc>
+        <w:tc>
+          <w:tcPr>
+            <w:tcW w:w="0" w:type="auto"/>
+          </w:tcPr>
+          <w:p>
+            <w:pPr>
+              <w:rPr>
+                <w:rFonts w:hint="default" w:eastAsia="华文中宋"/>
+                <w:color w:val="EA82F1"/>
+                <w:szCs w:val="24"/>
+                <w:lang w:val="en-US" w:eastAsia="zh-CN"/>
+              </w:rPr>
+            </w:pPr>
+            <w:r>
+              <w:rPr>
+                <w:rFonts w:hint="eastAsia"/>
+                <w:color w:val="EA82F1"/>
+                <w:szCs w:val="24"/>
+                <w:lang w:val="en-US" w:eastAsia="zh-CN"/>
+              </w:rPr>
+              <w:t>摘要写入器</w:t>
+            </w:r>
+          </w:p>
+        </w:tc>
+      </w:tr>
+      <w:tr>
+        <w:tblPrEx>
+          <w:tblBorders>
+            <w:top w:val="single" w:color="auto" w:sz="4" w:space="0"/>
+            <w:left w:val="single" w:color="auto" w:sz="4" w:space="0"/>
+            <w:bottom w:val="single" w:color="auto" w:sz="4" w:space="0"/>
+            <w:right w:val="single" w:color="auto" w:sz="4" w:space="0"/>
+            <w:insideH w:val="single" w:color="auto" w:sz="4" w:space="0"/>
+            <w:insideV w:val="single" w:color="auto" w:sz="4" w:space="0"/>
+          </w:tblBorders>
+          <w:tblCellMar>
+            <w:top w:w="0" w:type="dxa"/>
+            <w:left w:w="108" w:type="dxa"/>
+            <w:bottom w:w="0" w:type="dxa"/>
+            <w:right w:w="108" w:type="dxa"/>
+          </w:tblCellMar>
+        </w:tblPrEx>
+        <w:trPr>
+          <w:trHeight w:val="162" w:hRule="atLeast"/>
+        </w:trPr>
+        <w:tc>
+          <w:tcPr>
+            <w:tcW w:w="0" w:type="auto"/>
+          </w:tcPr>
+          <w:p>
+            <w:pPr>
+              <w:rPr>
+                <w:rFonts w:hint="default"/>
+                <w:color w:val="FF0000"/>
+                <w:lang w:val="en-US" w:eastAsia="zh-CN"/>
+              </w:rPr>
+            </w:pPr>
+            <w:r>
+              <w:rPr>
+                <w:rFonts w:hint="eastAsia"/>
+                <w:color w:val="ED7D31" w:themeColor="accent2"/>
+                <w:lang w:val="en-US" w:eastAsia="zh-CN"/>
+                <w14:textFill>
+                  <w14:solidFill>
+                    <w14:schemeClr w14:val="accent2"/>
+                  </w14:solidFill>
+                </w14:textFill>
+              </w:rPr>
+              <w:t>实例方法</w:t>
+            </w:r>
+          </w:p>
+        </w:tc>
+        <w:tc>
+          <w:tcPr>
+            <w:tcW w:w="0" w:type="auto"/>
+          </w:tcPr>
+          <w:p>
+            <w:pPr>
+              <w:rPr>
+                <w:rFonts w:hint="default"/>
+                <w:color w:val="FF0000"/>
+                <w:lang w:val="en-US" w:eastAsia="zh-CN"/>
+              </w:rPr>
+            </w:pPr>
+            <w:r>
+              <w:rPr>
+                <w:rFonts w:hint="eastAsia"/>
+                <w:color w:val="FF0000"/>
+                <w:lang w:val="en-US" w:eastAsia="zh-CN"/>
+              </w:rPr>
+              <w:t>add_scalar(tag, scalar_value, global_step, walltime)</w:t>
+            </w:r>
+          </w:p>
+        </w:tc>
+        <w:tc>
+          <w:tcPr>
+            <w:tcW w:w="0" w:type="auto"/>
+          </w:tcPr>
+          <w:p>
+            <w:pPr>
+              <w:rPr>
+                <w:rFonts w:hint="default"/>
+                <w:color w:val="EA82F1"/>
+                <w:spacing w:val="7"/>
+                <w:lang w:val="en-US" w:eastAsia="zh-CN"/>
+              </w:rPr>
+            </w:pPr>
+            <w:r>
+              <w:rPr>
+                <w:rFonts w:hint="eastAsia"/>
+                <w:color w:val="EA82F1"/>
+                <w:spacing w:val="7"/>
+                <w:lang w:val="en-US" w:eastAsia="zh-CN"/>
+              </w:rPr>
+              <w:t>写入标量</w:t>
+            </w:r>
           </w:p>
         </w:tc>
       </w:tr>
@@ -28967,12 +29920,6 @@
             <w:insideH w:val="single" w:color="auto" w:sz="4" w:space="0"/>
             <w:insideV w:val="single" w:color="auto" w:sz="4" w:space="0"/>
           </w:tblBorders>
-          <w:tblCellMar>
-            <w:top w:w="0" w:type="dxa"/>
-            <w:left w:w="108" w:type="dxa"/>
-            <w:bottom w:w="0" w:type="dxa"/>
-            <w:right w:w="108" w:type="dxa"/>
-          </w:tblCellMar>
         </w:tblPrEx>
         <w:tc>
           <w:tcPr>
@@ -29190,6 +30137,12 @@
             <w:insideH w:val="single" w:color="auto" w:sz="4" w:space="0"/>
             <w:insideV w:val="single" w:color="auto" w:sz="4" w:space="0"/>
           </w:tblBorders>
+          <w:tblCellMar>
+            <w:top w:w="0" w:type="dxa"/>
+            <w:left w:w="108" w:type="dxa"/>
+            <w:bottom w:w="0" w:type="dxa"/>
+            <w:right w:w="108" w:type="dxa"/>
+          </w:tblCellMar>
         </w:tblPrEx>
         <w:tc>
           <w:tcPr>
@@ -32627,6 +33580,12 @@
             <w:insideH w:val="single" w:color="auto" w:sz="4" w:space="0"/>
             <w:insideV w:val="single" w:color="auto" w:sz="4" w:space="0"/>
           </w:tblBorders>
+          <w:tblCellMar>
+            <w:top w:w="0" w:type="dxa"/>
+            <w:left w:w="108" w:type="dxa"/>
+            <w:bottom w:w="0" w:type="dxa"/>
+            <w:right w:w="108" w:type="dxa"/>
+          </w:tblCellMar>
         </w:tblPrEx>
         <w:tc>
           <w:tcPr>
@@ -33726,7 +34685,6 @@
         </w:rPr>
       </w:pPr>
     </w:p>
-    <w:bookmarkEnd w:id="25"/>
     <w:p>
       <w:pPr>
         <w:rPr>
@@ -33736,6 +34694,1885 @@
               <w14:schemeClr w14:val="accent6"/>
             </w14:solidFill>
           </w14:textFill>
+        </w:rPr>
+      </w:pPr>
+    </w:p>
+    <w:p>
+      <w:pPr>
+        <w:rPr>
+          <w:color w:val="70AD47" w:themeColor="accent6"/>
+          <w14:textFill>
+            <w14:solidFill>
+              <w14:schemeClr w14:val="accent6"/>
+            </w14:solidFill>
+          </w14:textFill>
+        </w:rPr>
+      </w:pPr>
+    </w:p>
+    <w:p>
+      <w:pPr>
+        <w:outlineLvl w:val="0"/>
+        <w:rPr>
+          <w:rFonts w:hint="default" w:eastAsia="华文中宋"/>
+          <w:color w:val="70AD47" w:themeColor="accent6"/>
+          <w:lang w:val="en-US" w:eastAsia="zh-CN"/>
+          <w14:textFill>
+            <w14:solidFill>
+              <w14:schemeClr w14:val="accent6"/>
+            </w14:solidFill>
+          </w14:textFill>
+        </w:rPr>
+      </w:pPr>
+      <w:r>
+        <w:rPr>
+          <w:rFonts w:hint="eastAsia"/>
+          <w:color w:val="70AD47" w:themeColor="accent6"/>
+          <w:lang w:val="en-US" w:eastAsia="zh-CN"/>
+          <w14:textFill>
+            <w14:solidFill>
+              <w14:schemeClr w14:val="accent6"/>
+            </w14:solidFill>
+          </w14:textFill>
+        </w:rPr>
+        <w:t>模型&lt;model&gt;：</w:t>
+      </w:r>
+    </w:p>
+    <w:bookmarkEnd w:id="25"/>
+    <w:p/>
+    <w:p>
+      <w:pPr>
+        <w:outlineLvl w:val="1"/>
+      </w:pPr>
+      <w:r>
+        <w:rPr>
+          <w:rFonts w:hint="eastAsia" w:ascii="华文中宋" w:hAnsi="华文中宋" w:eastAsia="华文中宋" w:cs="华文中宋"/>
+          <w:b/>
+          <w:bCs/>
+          <w:color w:val="00B0F0"/>
+          <w:spacing w:val="7"/>
+          <w:kern w:val="2"/>
+          <w:sz w:val="21"/>
+          <w:szCs w:val="21"/>
+          <w:lang w:val="en-US" w:eastAsia="zh-CN" w:bidi="ar-SA"/>
+        </w:rPr>
+        <w:t>分割segmentation_models_pytorch</w:t>
+      </w:r>
+      <w:r>
+        <w:rPr>
+          <w:rFonts w:hint="eastAsia" w:cs="华文中宋"/>
+          <w:b/>
+          <w:bCs/>
+          <w:color w:val="00B0F0"/>
+          <w:spacing w:val="7"/>
+          <w:kern w:val="2"/>
+          <w:sz w:val="21"/>
+          <w:szCs w:val="21"/>
+          <w:lang w:val="en-US" w:eastAsia="zh-CN" w:bidi="ar-SA"/>
+        </w:rPr>
+        <w:t>：</w:t>
+      </w:r>
+    </w:p>
+    <w:tbl>
+      <w:tblPr>
+        <w:tblStyle w:val="12"/>
+        <w:tblW w:w="0" w:type="auto"/>
+        <w:tblInd w:w="0" w:type="dxa"/>
+        <w:tblBorders>
+          <w:top w:val="single" w:color="auto" w:sz="4" w:space="0"/>
+          <w:left w:val="single" w:color="auto" w:sz="4" w:space="0"/>
+          <w:bottom w:val="single" w:color="auto" w:sz="4" w:space="0"/>
+          <w:right w:val="single" w:color="auto" w:sz="4" w:space="0"/>
+          <w:insideH w:val="single" w:color="auto" w:sz="4" w:space="0"/>
+          <w:insideV w:val="single" w:color="auto" w:sz="4" w:space="0"/>
+        </w:tblBorders>
+        <w:tblLayout w:type="autofit"/>
+        <w:tblCellMar>
+          <w:top w:w="0" w:type="dxa"/>
+          <w:left w:w="108" w:type="dxa"/>
+          <w:bottom w:w="0" w:type="dxa"/>
+          <w:right w:w="108" w:type="dxa"/>
+        </w:tblCellMar>
+      </w:tblPr>
+      <w:tblGrid>
+        <w:gridCol w:w="3848"/>
+        <w:gridCol w:w="5841"/>
+      </w:tblGrid>
+      <w:tr>
+        <w:tblPrEx>
+          <w:tblBorders>
+            <w:top w:val="single" w:color="auto" w:sz="4" w:space="0"/>
+            <w:left w:val="single" w:color="auto" w:sz="4" w:space="0"/>
+            <w:bottom w:val="single" w:color="auto" w:sz="4" w:space="0"/>
+            <w:right w:val="single" w:color="auto" w:sz="4" w:space="0"/>
+            <w:insideH w:val="single" w:color="auto" w:sz="4" w:space="0"/>
+            <w:insideV w:val="single" w:color="auto" w:sz="4" w:space="0"/>
+          </w:tblBorders>
+          <w:tblCellMar>
+            <w:top w:w="0" w:type="dxa"/>
+            <w:left w:w="108" w:type="dxa"/>
+            <w:bottom w:w="0" w:type="dxa"/>
+            <w:right w:w="108" w:type="dxa"/>
+          </w:tblCellMar>
+        </w:tblPrEx>
+        <w:tc>
+          <w:tcPr>
+            <w:tcW w:w="0" w:type="auto"/>
+            <w:gridSpan w:val="2"/>
+            <w:vAlign w:val="center"/>
+          </w:tcPr>
+          <w:p>
+            <w:pPr>
+              <w:rPr>
+                <w:color w:val="00B0F0"/>
+              </w:rPr>
+            </w:pPr>
+            <w:r>
+              <w:rPr>
+                <w:rFonts w:hint="eastAsia"/>
+                <w:color w:val="ED7D31" w:themeColor="accent2"/>
+                <w:spacing w:val="7"/>
+                <w14:textFill>
+                  <w14:solidFill>
+                    <w14:schemeClr w14:val="accent2"/>
+                  </w14:solidFill>
+                </w14:textFill>
+              </w:rPr>
+              <w:t>l</w:t>
+            </w:r>
+            <w:r>
+              <w:rPr>
+                <w:rFonts w:hint="eastAsia"/>
+                <w:color w:val="ED7D31" w:themeColor="accent2"/>
+                <w:spacing w:val="7"/>
+                <w:lang w:val="en-US" w:eastAsia="zh-CN"/>
+                <w14:textFill>
+                  <w14:solidFill>
+                    <w14:schemeClr w14:val="accent2"/>
+                  </w14:solidFill>
+                </w14:textFill>
+              </w:rPr>
+              <w:t>osses</w:t>
+            </w:r>
+            <w:r>
+              <w:rPr>
+                <w:rFonts w:hint="eastAsia"/>
+                <w:color w:val="ED7D31" w:themeColor="accent2"/>
+                <w:spacing w:val="7"/>
+                <w14:textFill>
+                  <w14:solidFill>
+                    <w14:schemeClr w14:val="accent2"/>
+                  </w14:solidFill>
+                </w14:textFill>
+              </w:rPr>
+              <w:t>：</w:t>
+            </w:r>
+          </w:p>
+        </w:tc>
+      </w:tr>
+      <w:tr>
+        <w:tblPrEx>
+          <w:tblBorders>
+            <w:top w:val="single" w:color="auto" w:sz="4" w:space="0"/>
+            <w:left w:val="single" w:color="auto" w:sz="4" w:space="0"/>
+            <w:bottom w:val="single" w:color="auto" w:sz="4" w:space="0"/>
+            <w:right w:val="single" w:color="auto" w:sz="4" w:space="0"/>
+            <w:insideH w:val="single" w:color="auto" w:sz="4" w:space="0"/>
+            <w:insideV w:val="single" w:color="auto" w:sz="4" w:space="0"/>
+          </w:tblBorders>
+          <w:tblCellMar>
+            <w:top w:w="0" w:type="dxa"/>
+            <w:left w:w="108" w:type="dxa"/>
+            <w:bottom w:w="0" w:type="dxa"/>
+            <w:right w:w="108" w:type="dxa"/>
+          </w:tblCellMar>
+        </w:tblPrEx>
+        <w:trPr>
+          <w:trHeight w:val="313" w:hRule="atLeast"/>
+        </w:trPr>
+        <w:tc>
+          <w:tcPr>
+            <w:tcW w:w="0" w:type="auto"/>
+            <w:shd w:val="clear" w:color="auto" w:fill="auto"/>
+            <w:vAlign w:val="center"/>
+          </w:tcPr>
+          <w:p>
+            <w:pPr>
+              <w:rPr>
+                <w:rFonts w:hint="default"/>
+                <w:color w:val="FF0000"/>
+                <w:spacing w:val="7"/>
+                <w:lang w:val="en-US" w:eastAsia="zh-CN"/>
+              </w:rPr>
+            </w:pPr>
+            <w:r>
+              <w:rPr>
+                <w:rFonts w:hint="eastAsia"/>
+                <w:color w:val="FF0000"/>
+                <w:spacing w:val="7"/>
+                <w:lang w:val="en-US" w:eastAsia="zh-CN"/>
+              </w:rPr>
+              <w:t>TverskyLoss(..., alpha, beta)</w:t>
+            </w:r>
+          </w:p>
+        </w:tc>
+        <w:tc>
+          <w:tcPr>
+            <w:tcW w:w="0" w:type="auto"/>
+            <w:shd w:val="clear" w:color="auto" w:fill="auto"/>
+            <w:vAlign w:val="center"/>
+          </w:tcPr>
+          <w:p>
+            <w:pPr>
+              <w:rPr>
+                <w:rFonts w:hint="eastAsia"/>
+                <w:color w:val="ED7D31" w:themeColor="accent2"/>
+                <w:spacing w:val="7"/>
+                <w:lang w:val="en-US" w:eastAsia="zh-CN"/>
+                <w14:textFill>
+                  <w14:solidFill>
+                    <w14:schemeClr w14:val="accent2"/>
+                  </w14:solidFill>
+                </w14:textFill>
+              </w:rPr>
+            </w:pPr>
+            <w:r>
+              <w:rPr>
+                <w:rFonts w:hint="eastAsia"/>
+                <w:color w:val="EA82F1"/>
+                <w:szCs w:val="24"/>
+                <w:lang w:val="en-US" w:eastAsia="zh-CN"/>
+              </w:rPr>
+              <w:t>Tversky损失</w:t>
+            </w:r>
+            <w:r>
+              <w:rPr>
+                <w:rFonts w:hint="eastAsia"/>
+                <w:color w:val="ED7D31" w:themeColor="accent2"/>
+                <w:spacing w:val="7"/>
+                <w:lang w:val="en-US" w:eastAsia="zh-CN"/>
+                <w14:textFill>
+                  <w14:solidFill>
+                    <w14:schemeClr w14:val="accent2"/>
+                  </w14:solidFill>
+                </w14:textFill>
+              </w:rPr>
+              <w:t>：</w:t>
+            </w:r>
+          </w:p>
+          <w:p>
+            <w:pPr>
+              <w:rPr>
+                <w:rFonts w:hint="default" w:eastAsia="华文中宋"/>
+                <w:color w:val="ED7D31" w:themeColor="accent2"/>
+                <w:spacing w:val="7"/>
+                <w:lang w:val="en-US" w:eastAsia="zh-CN"/>
+                <w14:textFill>
+                  <w14:solidFill>
+                    <w14:schemeClr w14:val="accent2"/>
+                  </w14:solidFill>
+                </w14:textFill>
+              </w:rPr>
+            </w:pPr>
+            <m:oMathPara>
+              <m:oMath>
+                <m:f>
+                  <m:fPr>
+                    <m:ctrlPr>
+                      <w:rPr>
+                        <w:rFonts w:ascii="Cambria Math" w:hAnsi="Cambria Math"/>
+                        <w:b/>
+                        <w:bCs/>
+                        <w:i w:val="0"/>
+                        <w:iCs/>
+                        <w:color w:val="ED7D31" w:themeColor="accent2"/>
+                        <w:spacing w:val="7"/>
+                        <w:lang w:val="en-US"/>
+                        <w14:textFill>
+                          <w14:solidFill>
+                            <w14:schemeClr w14:val="accent2"/>
+                          </w14:solidFill>
+                        </w14:textFill>
+                      </w:rPr>
+                    </m:ctrlPr>
+                  </m:fPr>
+                  <m:num>
+                    <m:r>
+                      <m:rPr>
+                        <m:sty m:val="b"/>
+                      </m:rPr>
+                      <w:rPr>
+                        <w:rFonts w:hint="default" w:ascii="Cambria Math" w:hAnsi="Cambria Math"/>
+                        <w:color w:val="ED7D31" w:themeColor="accent2"/>
+                        <w:spacing w:val="7"/>
+                        <w:lang w:val="en-US" w:eastAsia="zh-CN"/>
+                        <w14:textFill>
+                          <w14:solidFill>
+                            <w14:schemeClr w14:val="accent2"/>
+                          </w14:solidFill>
+                        </w14:textFill>
+                      </w:rPr>
+                      <m:t>TP</m:t>
+                    </m:r>
+                    <m:ctrlPr>
+                      <w:rPr>
+                        <w:rFonts w:ascii="Cambria Math" w:hAnsi="Cambria Math"/>
+                        <w:b/>
+                        <w:bCs/>
+                        <w:i w:val="0"/>
+                        <w:iCs/>
+                        <w:color w:val="ED7D31" w:themeColor="accent2"/>
+                        <w:spacing w:val="7"/>
+                        <w:lang w:val="en-US"/>
+                        <w14:textFill>
+                          <w14:solidFill>
+                            <w14:schemeClr w14:val="accent2"/>
+                          </w14:solidFill>
+                        </w14:textFill>
+                      </w:rPr>
+                    </m:ctrlPr>
+                  </m:num>
+                  <m:den>
+                    <m:r>
+                      <m:rPr>
+                        <m:sty m:val="b"/>
+                      </m:rPr>
+                      <w:rPr>
+                        <w:rFonts w:hint="default" w:ascii="Cambria Math" w:hAnsi="Cambria Math"/>
+                        <w:color w:val="ED7D31" w:themeColor="accent2"/>
+                        <w:spacing w:val="7"/>
+                        <w:lang w:val="en-US" w:eastAsia="zh-CN"/>
+                        <w14:textFill>
+                          <w14:solidFill>
+                            <w14:schemeClr w14:val="accent2"/>
+                          </w14:solidFill>
+                        </w14:textFill>
+                      </w:rPr>
+                      <m:t>TP+</m:t>
+                    </m:r>
+                    <m:r>
+                      <m:rPr>
+                        <m:sty m:val="bi"/>
+                      </m:rPr>
+                      <w:rPr>
+                        <w:rFonts w:hint="default" w:ascii="Cambria Math" w:hAnsi="Cambria Math"/>
+                        <w:color w:val="ED7D31" w:themeColor="accent2"/>
+                        <w:spacing w:val="7"/>
+                        <w:lang w:val="en-US" w:eastAsia="zh-CN"/>
+                        <w14:textFill>
+                          <w14:solidFill>
+                            <w14:schemeClr w14:val="accent2"/>
+                          </w14:solidFill>
+                        </w14:textFill>
+                      </w:rPr>
+                      <m:t>α</m:t>
+                    </m:r>
+                    <m:r>
+                      <m:rPr>
+                        <m:sty m:val="b"/>
+                      </m:rPr>
+                      <w:rPr>
+                        <w:rFonts w:hint="eastAsia" w:ascii="Cambria Math" w:hAnsi="Cambria Math"/>
+                        <w:color w:val="ED7D31" w:themeColor="accent2"/>
+                        <w:spacing w:val="7"/>
+                        <w:lang w:val="en-US" w:eastAsia="zh-CN"/>
+                        <w14:textFill>
+                          <w14:solidFill>
+                            <w14:schemeClr w14:val="accent2"/>
+                          </w14:solidFill>
+                        </w14:textFill>
+                      </w:rPr>
+                      <m:t>·</m:t>
+                    </m:r>
+                    <m:r>
+                      <m:rPr>
+                        <m:sty m:val="b"/>
+                      </m:rPr>
+                      <w:rPr>
+                        <w:rFonts w:hint="default" w:ascii="Cambria Math" w:hAnsi="Cambria Math"/>
+                        <w:color w:val="ED7D31" w:themeColor="accent2"/>
+                        <w:spacing w:val="7"/>
+                        <w:lang w:val="en-US" w:eastAsia="zh-CN"/>
+                        <w14:textFill>
+                          <w14:solidFill>
+                            <w14:schemeClr w14:val="accent2"/>
+                          </w14:solidFill>
+                        </w14:textFill>
+                      </w:rPr>
+                      <m:t>FP+</m:t>
+                    </m:r>
+                    <m:r>
+                      <m:rPr>
+                        <m:sty m:val="bi"/>
+                      </m:rPr>
+                      <w:rPr>
+                        <w:rFonts w:hint="default" w:ascii="Cambria Math" w:hAnsi="Cambria Math"/>
+                        <w:color w:val="ED7D31" w:themeColor="accent2"/>
+                        <w:spacing w:val="7"/>
+                        <w:lang w:val="en-US" w:eastAsia="zh-CN"/>
+                        <w14:textFill>
+                          <w14:solidFill>
+                            <w14:schemeClr w14:val="accent2"/>
+                          </w14:solidFill>
+                        </w14:textFill>
+                      </w:rPr>
+                      <m:t>β</m:t>
+                    </m:r>
+                    <m:r>
+                      <m:rPr>
+                        <m:sty m:val="b"/>
+                      </m:rPr>
+                      <w:rPr>
+                        <w:rFonts w:hint="eastAsia" w:ascii="Cambria Math" w:hAnsi="Cambria Math"/>
+                        <w:color w:val="ED7D31" w:themeColor="accent2"/>
+                        <w:spacing w:val="7"/>
+                        <w:lang w:val="en-US" w:eastAsia="zh-CN"/>
+                        <w14:textFill>
+                          <w14:solidFill>
+                            <w14:schemeClr w14:val="accent2"/>
+                          </w14:solidFill>
+                        </w14:textFill>
+                      </w:rPr>
+                      <m:t>·</m:t>
+                    </m:r>
+                    <m:r>
+                      <m:rPr>
+                        <m:sty m:val="b"/>
+                      </m:rPr>
+                      <w:rPr>
+                        <w:rFonts w:hint="default" w:ascii="Cambria Math" w:hAnsi="Cambria Math"/>
+                        <w:color w:val="ED7D31" w:themeColor="accent2"/>
+                        <w:spacing w:val="7"/>
+                        <w:lang w:val="en-US" w:eastAsia="zh-CN"/>
+                        <w14:textFill>
+                          <w14:solidFill>
+                            <w14:schemeClr w14:val="accent2"/>
+                          </w14:solidFill>
+                        </w14:textFill>
+                      </w:rPr>
+                      <m:t>FN</m:t>
+                    </m:r>
+                    <m:ctrlPr>
+                      <w:rPr>
+                        <w:rFonts w:ascii="Cambria Math" w:hAnsi="Cambria Math"/>
+                        <w:b/>
+                        <w:bCs/>
+                        <w:i w:val="0"/>
+                        <w:iCs/>
+                        <w:color w:val="ED7D31" w:themeColor="accent2"/>
+                        <w:spacing w:val="7"/>
+                        <w:lang w:val="en-US"/>
+                        <w14:textFill>
+                          <w14:solidFill>
+                            <w14:schemeClr w14:val="accent2"/>
+                          </w14:solidFill>
+                        </w14:textFill>
+                      </w:rPr>
+                    </m:ctrlPr>
+                  </m:den>
+                </m:f>
+                <m:r>
+                  <m:rPr>
+                    <m:sty m:val="b"/>
+                  </m:rPr>
+                  <w:rPr>
+                    <w:rFonts w:hint="default" w:ascii="Cambria Math" w:hAnsi="Cambria Math"/>
+                    <w:color w:val="ED7D31" w:themeColor="accent2"/>
+                    <w:spacing w:val="7"/>
+                    <w:lang w:val="en-US" w:eastAsia="zh-CN"/>
+                    <w14:textFill>
+                      <w14:solidFill>
+                        <w14:schemeClr w14:val="accent2"/>
+                      </w14:solidFill>
+                    </w14:textFill>
+                  </w:rPr>
+                  <m:t xml:space="preserve">, </m:t>
+                </m:r>
+                <m:d>
+                  <m:dPr>
+                    <m:begChr m:val="{"/>
+                    <m:endChr m:val=""/>
+                    <m:ctrlPr>
+                      <w:rPr>
+                        <w:rFonts w:hint="default" w:ascii="Cambria Math" w:hAnsi="Cambria Math"/>
+                        <w:b/>
+                        <w:bCs/>
+                        <w:i w:val="0"/>
+                        <w:iCs/>
+                        <w:color w:val="ED7D31" w:themeColor="accent2"/>
+                        <w:spacing w:val="7"/>
+                        <w:lang w:val="en-US" w:eastAsia="zh-CN"/>
+                        <w14:textFill>
+                          <w14:solidFill>
+                            <w14:schemeClr w14:val="accent2"/>
+                          </w14:solidFill>
+                        </w14:textFill>
+                      </w:rPr>
+                    </m:ctrlPr>
+                  </m:dPr>
+                  <m:e>
+                    <m:eqArr>
+                      <m:eqArrPr>
+                        <m:ctrlPr>
+                          <w:rPr>
+                            <w:rFonts w:hint="default" w:ascii="Cambria Math" w:hAnsi="Cambria Math"/>
+                            <w:b/>
+                            <w:bCs/>
+                            <w:i w:val="0"/>
+                            <w:iCs/>
+                            <w:color w:val="ED7D31" w:themeColor="accent2"/>
+                            <w:spacing w:val="7"/>
+                            <w:lang w:val="en-US" w:eastAsia="zh-CN"/>
+                            <w14:textFill>
+                              <w14:solidFill>
+                                <w14:schemeClr w14:val="accent2"/>
+                              </w14:solidFill>
+                            </w14:textFill>
+                          </w:rPr>
+                        </m:ctrlPr>
+                      </m:eqArrPr>
+                      <m:e>
+                        <m:r>
+                          <m:rPr>
+                            <m:sty m:val="b"/>
+                          </m:rPr>
+                          <w:rPr>
+                            <w:rFonts w:hint="default" w:ascii="Cambria Math" w:hAnsi="Cambria Math"/>
+                            <w:color w:val="ED7D31" w:themeColor="accent2"/>
+                            <w:spacing w:val="7"/>
+                            <w:lang w:val="en-US" w:eastAsia="zh-CN"/>
+                            <w14:textFill>
+                              <w14:solidFill>
+                                <w14:schemeClr w14:val="accent2"/>
+                              </w14:solidFill>
+                            </w14:textFill>
+                          </w:rPr>
+                          <m:t>TP=</m:t>
+                        </m:r>
+                        <m:f>
+                          <m:fPr>
+                            <m:ctrlPr>
+                              <w:rPr>
+                                <w:rFonts w:hint="default" w:ascii="Cambria Math" w:hAnsi="Cambria Math"/>
+                                <w:b/>
+                                <w:bCs/>
+                                <w:i w:val="0"/>
+                                <w:iCs/>
+                                <w:color w:val="ED7D31" w:themeColor="accent2"/>
+                                <w:spacing w:val="7"/>
+                                <w:lang w:val="en-US" w:eastAsia="zh-CN"/>
+                                <w14:textFill>
+                                  <w14:solidFill>
+                                    <w14:schemeClr w14:val="accent2"/>
+                                  </w14:solidFill>
+                                </w14:textFill>
+                              </w:rPr>
+                            </m:ctrlPr>
+                          </m:fPr>
+                          <m:num>
+                            <m:nary>
+                              <m:naryPr>
+                                <m:chr m:val="∑"/>
+                                <m:limLoc m:val="undOvr"/>
+                                <m:subHide m:val="1"/>
+                                <m:supHide m:val="1"/>
+                                <m:ctrlPr>
+                                  <w:rPr>
+                                    <w:rFonts w:hint="default" w:ascii="Cambria Math" w:hAnsi="Cambria Math"/>
+                                    <w:b/>
+                                    <w:bCs/>
+                                    <w:i/>
+                                    <w:iCs w:val="0"/>
+                                    <w:color w:val="ED7D31" w:themeColor="accent2"/>
+                                    <w:spacing w:val="7"/>
+                                    <w:lang w:val="en-US" w:eastAsia="zh-CN"/>
+                                    <w14:textFill>
+                                      <w14:solidFill>
+                                        <w14:schemeClr w14:val="accent2"/>
+                                      </w14:solidFill>
+                                    </w14:textFill>
+                                  </w:rPr>
+                                </m:ctrlPr>
+                              </m:naryPr>
+                              <m:sub>
+                                <m:ctrlPr>
+                                  <w:rPr>
+                                    <w:rFonts w:hint="default" w:ascii="Cambria Math" w:hAnsi="Cambria Math"/>
+                                    <w:b/>
+                                    <w:bCs/>
+                                    <w:i/>
+                                    <w:iCs w:val="0"/>
+                                    <w:color w:val="ED7D31" w:themeColor="accent2"/>
+                                    <w:spacing w:val="7"/>
+                                    <w:lang w:val="en-US" w:eastAsia="zh-CN"/>
+                                    <w14:textFill>
+                                      <w14:solidFill>
+                                        <w14:schemeClr w14:val="accent2"/>
+                                      </w14:solidFill>
+                                    </w14:textFill>
+                                  </w:rPr>
+                                </m:ctrlPr>
+                              </m:sub>
+                              <m:sup>
+                                <m:ctrlPr>
+                                  <w:rPr>
+                                    <w:rFonts w:hint="default" w:ascii="Cambria Math" w:hAnsi="Cambria Math"/>
+                                    <w:b/>
+                                    <w:bCs/>
+                                    <w:i/>
+                                    <w:iCs w:val="0"/>
+                                    <w:color w:val="ED7D31" w:themeColor="accent2"/>
+                                    <w:spacing w:val="7"/>
+                                    <w:lang w:val="en-US" w:eastAsia="zh-CN"/>
+                                    <w14:textFill>
+                                      <w14:solidFill>
+                                        <w14:schemeClr w14:val="accent2"/>
+                                      </w14:solidFill>
+                                    </w14:textFill>
+                                  </w:rPr>
+                                </m:ctrlPr>
+                              </m:sup>
+                              <m:e>
+                                <m:r>
+                                  <m:rPr>
+                                    <m:sty m:val="bi"/>
+                                  </m:rPr>
+                                  <w:rPr>
+                                    <w:rFonts w:hint="default" w:ascii="Cambria Math" w:hAnsi="Cambria Math"/>
+                                    <w:color w:val="ED7D31" w:themeColor="accent2"/>
+                                    <w:spacing w:val="7"/>
+                                    <w:lang w:val="en-US" w:eastAsia="zh-CN"/>
+                                    <w14:textFill>
+                                      <w14:solidFill>
+                                        <w14:schemeClr w14:val="accent2"/>
+                                      </w14:solidFill>
+                                    </w14:textFill>
+                                  </w:rPr>
+                                  <m:t>p</m:t>
+                                </m:r>
+                                <m:ctrlPr>
+                                  <w:rPr>
+                                    <w:rFonts w:hint="default" w:ascii="Cambria Math" w:hAnsi="Cambria Math"/>
+                                    <w:b/>
+                                    <w:bCs/>
+                                    <w:i/>
+                                    <w:iCs w:val="0"/>
+                                    <w:color w:val="ED7D31" w:themeColor="accent2"/>
+                                    <w:spacing w:val="7"/>
+                                    <w:lang w:val="en-US" w:eastAsia="zh-CN"/>
+                                    <w14:textFill>
+                                      <w14:solidFill>
+                                        <w14:schemeClr w14:val="accent2"/>
+                                      </w14:solidFill>
+                                    </w14:textFill>
+                                  </w:rPr>
+                                </m:ctrlPr>
+                              </m:e>
+                            </m:nary>
+                            <m:r>
+                              <m:rPr>
+                                <m:sty m:val="bi"/>
+                              </m:rPr>
+                              <w:rPr>
+                                <w:rFonts w:hint="default" w:ascii="Cambria Math" w:hAnsi="Cambria Math"/>
+                                <w:color w:val="ED7D31" w:themeColor="accent2"/>
+                                <w:spacing w:val="7"/>
+                                <w:lang w:val="en-US" w:eastAsia="zh-CN"/>
+                                <w14:textFill>
+                                  <w14:solidFill>
+                                    <w14:schemeClr w14:val="accent2"/>
+                                  </w14:solidFill>
+                                </w14:textFill>
+                              </w:rPr>
+                              <m:t>+</m:t>
+                            </m:r>
+                            <m:nary>
+                              <m:naryPr>
+                                <m:chr m:val="∑"/>
+                                <m:limLoc m:val="undOvr"/>
+                                <m:subHide m:val="1"/>
+                                <m:supHide m:val="1"/>
+                                <m:ctrlPr>
+                                  <w:rPr>
+                                    <w:rFonts w:hint="default" w:ascii="Cambria Math" w:hAnsi="Cambria Math"/>
+                                    <w:b/>
+                                    <w:bCs/>
+                                    <w:i/>
+                                    <w:iCs w:val="0"/>
+                                    <w:color w:val="ED7D31" w:themeColor="accent2"/>
+                                    <w:spacing w:val="7"/>
+                                    <w:lang w:val="en-US" w:eastAsia="zh-CN"/>
+                                    <w14:textFill>
+                                      <w14:solidFill>
+                                        <w14:schemeClr w14:val="accent2"/>
+                                      </w14:solidFill>
+                                    </w14:textFill>
+                                  </w:rPr>
+                                </m:ctrlPr>
+                              </m:naryPr>
+                              <m:sub>
+                                <m:ctrlPr>
+                                  <w:rPr>
+                                    <w:rFonts w:hint="default" w:ascii="Cambria Math" w:hAnsi="Cambria Math"/>
+                                    <w:b/>
+                                    <w:bCs/>
+                                    <w:i/>
+                                    <w:iCs w:val="0"/>
+                                    <w:color w:val="ED7D31" w:themeColor="accent2"/>
+                                    <w:spacing w:val="7"/>
+                                    <w:lang w:val="en-US" w:eastAsia="zh-CN"/>
+                                    <w14:textFill>
+                                      <w14:solidFill>
+                                        <w14:schemeClr w14:val="accent2"/>
+                                      </w14:solidFill>
+                                    </w14:textFill>
+                                  </w:rPr>
+                                </m:ctrlPr>
+                              </m:sub>
+                              <m:sup>
+                                <m:ctrlPr>
+                                  <w:rPr>
+                                    <w:rFonts w:hint="default" w:ascii="Cambria Math" w:hAnsi="Cambria Math"/>
+                                    <w:b/>
+                                    <w:bCs/>
+                                    <w:i/>
+                                    <w:iCs w:val="0"/>
+                                    <w:color w:val="ED7D31" w:themeColor="accent2"/>
+                                    <w:spacing w:val="7"/>
+                                    <w:lang w:val="en-US" w:eastAsia="zh-CN"/>
+                                    <w14:textFill>
+                                      <w14:solidFill>
+                                        <w14:schemeClr w14:val="accent2"/>
+                                      </w14:solidFill>
+                                    </w14:textFill>
+                                  </w:rPr>
+                                </m:ctrlPr>
+                              </m:sup>
+                              <m:e>
+                                <m:r>
+                                  <m:rPr>
+                                    <m:sty m:val="bi"/>
+                                  </m:rPr>
+                                  <w:rPr>
+                                    <w:rFonts w:hint="default" w:ascii="Cambria Math" w:hAnsi="Cambria Math"/>
+                                    <w:color w:val="ED7D31" w:themeColor="accent2"/>
+                                    <w:spacing w:val="7"/>
+                                    <w:lang w:val="en-US" w:eastAsia="zh-CN"/>
+                                    <w14:textFill>
+                                      <w14:solidFill>
+                                        <w14:schemeClr w14:val="accent2"/>
+                                      </w14:solidFill>
+                                    </w14:textFill>
+                                  </w:rPr>
+                                  <m:t>y</m:t>
+                                </m:r>
+                                <m:ctrlPr>
+                                  <w:rPr>
+                                    <w:rFonts w:hint="default" w:ascii="Cambria Math" w:hAnsi="Cambria Math"/>
+                                    <w:b/>
+                                    <w:bCs/>
+                                    <w:i/>
+                                    <w:iCs w:val="0"/>
+                                    <w:color w:val="ED7D31" w:themeColor="accent2"/>
+                                    <w:spacing w:val="7"/>
+                                    <w:lang w:val="en-US" w:eastAsia="zh-CN"/>
+                                    <w14:textFill>
+                                      <w14:solidFill>
+                                        <w14:schemeClr w14:val="accent2"/>
+                                      </w14:solidFill>
+                                    </w14:textFill>
+                                  </w:rPr>
+                                </m:ctrlPr>
+                              </m:e>
+                            </m:nary>
+                            <m:r>
+                              <m:rPr>
+                                <m:sty m:val="bi"/>
+                              </m:rPr>
+                              <w:rPr>
+                                <w:rFonts w:hint="default" w:ascii="Cambria Math" w:hAnsi="Cambria Math"/>
+                                <w:color w:val="ED7D31" w:themeColor="accent2"/>
+                                <w:spacing w:val="7"/>
+                                <w:lang w:val="en-US" w:eastAsia="zh-CN"/>
+                                <w14:textFill>
+                                  <w14:solidFill>
+                                    <w14:schemeClr w14:val="accent2"/>
+                                  </w14:solidFill>
+                                </w14:textFill>
+                              </w:rPr>
+                              <m:t>−</m:t>
+                            </m:r>
+                            <m:nary>
+                              <m:naryPr>
+                                <m:chr m:val="∑"/>
+                                <m:limLoc m:val="undOvr"/>
+                                <m:subHide m:val="1"/>
+                                <m:supHide m:val="1"/>
+                                <m:ctrlPr>
+                                  <w:rPr>
+                                    <w:rFonts w:hint="default" w:ascii="Cambria Math" w:hAnsi="Cambria Math"/>
+                                    <w:b/>
+                                    <w:bCs/>
+                                    <w:i/>
+                                    <w:iCs w:val="0"/>
+                                    <w:color w:val="ED7D31" w:themeColor="accent2"/>
+                                    <w:spacing w:val="7"/>
+                                    <w:lang w:val="en-US" w:eastAsia="zh-CN"/>
+                                    <w14:textFill>
+                                      <w14:solidFill>
+                                        <w14:schemeClr w14:val="accent2"/>
+                                      </w14:solidFill>
+                                    </w14:textFill>
+                                  </w:rPr>
+                                </m:ctrlPr>
+                              </m:naryPr>
+                              <m:sub>
+                                <m:ctrlPr>
+                                  <w:rPr>
+                                    <w:rFonts w:hint="default" w:ascii="Cambria Math" w:hAnsi="Cambria Math"/>
+                                    <w:b/>
+                                    <w:bCs/>
+                                    <w:i/>
+                                    <w:iCs w:val="0"/>
+                                    <w:color w:val="ED7D31" w:themeColor="accent2"/>
+                                    <w:spacing w:val="7"/>
+                                    <w:lang w:val="en-US" w:eastAsia="zh-CN"/>
+                                    <w14:textFill>
+                                      <w14:solidFill>
+                                        <w14:schemeClr w14:val="accent2"/>
+                                      </w14:solidFill>
+                                    </w14:textFill>
+                                  </w:rPr>
+                                </m:ctrlPr>
+                              </m:sub>
+                              <m:sup>
+                                <m:ctrlPr>
+                                  <w:rPr>
+                                    <w:rFonts w:hint="default" w:ascii="Cambria Math" w:hAnsi="Cambria Math"/>
+                                    <w:b/>
+                                    <w:bCs/>
+                                    <w:i/>
+                                    <w:iCs w:val="0"/>
+                                    <w:color w:val="ED7D31" w:themeColor="accent2"/>
+                                    <w:spacing w:val="7"/>
+                                    <w:lang w:val="en-US" w:eastAsia="zh-CN"/>
+                                    <w14:textFill>
+                                      <w14:solidFill>
+                                        <w14:schemeClr w14:val="accent2"/>
+                                      </w14:solidFill>
+                                    </w14:textFill>
+                                  </w:rPr>
+                                </m:ctrlPr>
+                              </m:sup>
+                              <m:e>
+                                <m:d>
+                                  <m:dPr>
+                                    <m:begChr m:val="|"/>
+                                    <m:endChr m:val="|"/>
+                                    <m:ctrlPr>
+                                      <w:rPr>
+                                        <w:rFonts w:hint="default" w:ascii="Cambria Math" w:hAnsi="Cambria Math"/>
+                                        <w:b/>
+                                        <w:bCs/>
+                                        <w:i/>
+                                        <w:iCs w:val="0"/>
+                                        <w:color w:val="ED7D31" w:themeColor="accent2"/>
+                                        <w:spacing w:val="7"/>
+                                        <w:lang w:val="en-US" w:eastAsia="zh-CN"/>
+                                        <w14:textFill>
+                                          <w14:solidFill>
+                                            <w14:schemeClr w14:val="accent2"/>
+                                          </w14:solidFill>
+                                        </w14:textFill>
+                                      </w:rPr>
+                                    </m:ctrlPr>
+                                  </m:dPr>
+                                  <m:e>
+                                    <m:r>
+                                      <m:rPr>
+                                        <m:sty m:val="bi"/>
+                                      </m:rPr>
+                                      <w:rPr>
+                                        <w:rFonts w:hint="default" w:ascii="Cambria Math" w:hAnsi="Cambria Math"/>
+                                        <w:color w:val="ED7D31" w:themeColor="accent2"/>
+                                        <w:spacing w:val="7"/>
+                                        <w:lang w:val="en-US" w:eastAsia="zh-CN"/>
+                                        <w14:textFill>
+                                          <w14:solidFill>
+                                            <w14:schemeClr w14:val="accent2"/>
+                                          </w14:solidFill>
+                                        </w14:textFill>
+                                      </w:rPr>
+                                      <m:t>p−y</m:t>
+                                    </m:r>
+                                    <m:ctrlPr>
+                                      <w:rPr>
+                                        <w:rFonts w:hint="default" w:ascii="Cambria Math" w:hAnsi="Cambria Math"/>
+                                        <w:b/>
+                                        <w:bCs/>
+                                        <w:i/>
+                                        <w:iCs w:val="0"/>
+                                        <w:color w:val="ED7D31" w:themeColor="accent2"/>
+                                        <w:spacing w:val="7"/>
+                                        <w:lang w:val="en-US" w:eastAsia="zh-CN"/>
+                                        <w14:textFill>
+                                          <w14:solidFill>
+                                            <w14:schemeClr w14:val="accent2"/>
+                                          </w14:solidFill>
+                                        </w14:textFill>
+                                      </w:rPr>
+                                    </m:ctrlPr>
+                                  </m:e>
+                                </m:d>
+                                <m:ctrlPr>
+                                  <w:rPr>
+                                    <w:rFonts w:hint="default" w:ascii="Cambria Math" w:hAnsi="Cambria Math"/>
+                                    <w:b/>
+                                    <w:bCs/>
+                                    <w:i/>
+                                    <w:iCs w:val="0"/>
+                                    <w:color w:val="ED7D31" w:themeColor="accent2"/>
+                                    <w:spacing w:val="7"/>
+                                    <w:lang w:val="en-US" w:eastAsia="zh-CN"/>
+                                    <w14:textFill>
+                                      <w14:solidFill>
+                                        <w14:schemeClr w14:val="accent2"/>
+                                      </w14:solidFill>
+                                    </w14:textFill>
+                                  </w:rPr>
+                                </m:ctrlPr>
+                              </m:e>
+                            </m:nary>
+                            <m:ctrlPr>
+                              <w:rPr>
+                                <w:rFonts w:hint="default" w:ascii="Cambria Math" w:hAnsi="Cambria Math"/>
+                                <w:b/>
+                                <w:bCs/>
+                                <w:i w:val="0"/>
+                                <w:iCs/>
+                                <w:color w:val="ED7D31" w:themeColor="accent2"/>
+                                <w:spacing w:val="7"/>
+                                <w:lang w:val="en-US" w:eastAsia="zh-CN"/>
+                                <w14:textFill>
+                                  <w14:solidFill>
+                                    <w14:schemeClr w14:val="accent2"/>
+                                  </w14:solidFill>
+                                </w14:textFill>
+                              </w:rPr>
+                            </m:ctrlPr>
+                          </m:num>
+                          <m:den>
+                            <m:r>
+                              <m:rPr>
+                                <m:sty m:val="b"/>
+                              </m:rPr>
+                              <w:rPr>
+                                <w:rFonts w:hint="default" w:ascii="Cambria Math" w:hAnsi="Cambria Math"/>
+                                <w:color w:val="ED7D31" w:themeColor="accent2"/>
+                                <w:spacing w:val="7"/>
+                                <w:lang w:val="en-US" w:eastAsia="zh-CN"/>
+                                <w14:textFill>
+                                  <w14:solidFill>
+                                    <w14:schemeClr w14:val="accent2"/>
+                                  </w14:solidFill>
+                                </w14:textFill>
+                              </w:rPr>
+                              <m:t>2</m:t>
+                            </m:r>
+                            <m:ctrlPr>
+                              <w:rPr>
+                                <w:rFonts w:hint="default" w:ascii="Cambria Math" w:hAnsi="Cambria Math"/>
+                                <w:b/>
+                                <w:bCs/>
+                                <w:i w:val="0"/>
+                                <w:iCs/>
+                                <w:color w:val="ED7D31" w:themeColor="accent2"/>
+                                <w:spacing w:val="7"/>
+                                <w:lang w:val="en-US" w:eastAsia="zh-CN"/>
+                                <w14:textFill>
+                                  <w14:solidFill>
+                                    <w14:schemeClr w14:val="accent2"/>
+                                  </w14:solidFill>
+                                </w14:textFill>
+                              </w:rPr>
+                            </m:ctrlPr>
+                          </m:den>
+                        </m:f>
+                        <m:ctrlPr>
+                          <w:rPr>
+                            <w:rFonts w:hint="default" w:ascii="Cambria Math" w:hAnsi="Cambria Math"/>
+                            <w:b/>
+                            <w:bCs/>
+                            <w:i w:val="0"/>
+                            <w:iCs/>
+                            <w:color w:val="ED7D31" w:themeColor="accent2"/>
+                            <w:spacing w:val="7"/>
+                            <w:lang w:val="en-US" w:eastAsia="zh-CN"/>
+                            <w14:textFill>
+                              <w14:solidFill>
+                                <w14:schemeClr w14:val="accent2"/>
+                              </w14:solidFill>
+                            </w14:textFill>
+                          </w:rPr>
+                        </m:ctrlPr>
+                      </m:e>
+                      <m:e>
+                        <m:r>
+                          <m:rPr>
+                            <m:sty m:val="b"/>
+                          </m:rPr>
+                          <w:rPr>
+                            <w:rFonts w:hint="default" w:ascii="Cambria Math" w:hAnsi="Cambria Math"/>
+                            <w:color w:val="ED7D31" w:themeColor="accent2"/>
+                            <w:spacing w:val="7"/>
+                            <w:lang w:val="en-US" w:eastAsia="zh-CN"/>
+                            <w14:textFill>
+                              <w14:solidFill>
+                                <w14:schemeClr w14:val="accent2"/>
+                              </w14:solidFill>
+                            </w14:textFill>
+                          </w:rPr>
+                          <m:t>FP=</m:t>
+                        </m:r>
+                        <m:nary>
+                          <m:naryPr>
+                            <m:chr m:val="∑"/>
+                            <m:limLoc m:val="undOvr"/>
+                            <m:subHide m:val="1"/>
+                            <m:supHide m:val="1"/>
+                            <m:ctrlPr>
+                              <w:rPr>
+                                <w:rFonts w:hint="default" w:ascii="Cambria Math" w:hAnsi="Cambria Math"/>
+                                <w:b/>
+                                <w:bCs/>
+                                <w:i/>
+                                <w:iCs w:val="0"/>
+                                <w:color w:val="ED7D31" w:themeColor="accent2"/>
+                                <w:spacing w:val="7"/>
+                                <w:lang w:val="en-US" w:eastAsia="zh-CN"/>
+                                <w14:textFill>
+                                  <w14:solidFill>
+                                    <w14:schemeClr w14:val="accent2"/>
+                                  </w14:solidFill>
+                                </w14:textFill>
+                              </w:rPr>
+                            </m:ctrlPr>
+                          </m:naryPr>
+                          <m:sub>
+                            <m:ctrlPr>
+                              <w:rPr>
+                                <w:rFonts w:hint="default" w:ascii="Cambria Math" w:hAnsi="Cambria Math"/>
+                                <w:b/>
+                                <w:bCs/>
+                                <w:i/>
+                                <w:iCs w:val="0"/>
+                                <w:color w:val="ED7D31" w:themeColor="accent2"/>
+                                <w:spacing w:val="7"/>
+                                <w:lang w:val="en-US" w:eastAsia="zh-CN"/>
+                                <w14:textFill>
+                                  <w14:solidFill>
+                                    <w14:schemeClr w14:val="accent2"/>
+                                  </w14:solidFill>
+                                </w14:textFill>
+                              </w:rPr>
+                            </m:ctrlPr>
+                          </m:sub>
+                          <m:sup>
+                            <m:ctrlPr>
+                              <w:rPr>
+                                <w:rFonts w:hint="default" w:ascii="Cambria Math" w:hAnsi="Cambria Math"/>
+                                <w:b/>
+                                <w:bCs/>
+                                <w:i/>
+                                <w:iCs w:val="0"/>
+                                <w:color w:val="ED7D31" w:themeColor="accent2"/>
+                                <w:spacing w:val="7"/>
+                                <w:lang w:val="en-US" w:eastAsia="zh-CN"/>
+                                <w14:textFill>
+                                  <w14:solidFill>
+                                    <w14:schemeClr w14:val="accent2"/>
+                                  </w14:solidFill>
+                                </w14:textFill>
+                              </w:rPr>
+                            </m:ctrlPr>
+                          </m:sup>
+                          <m:e>
+                            <m:r>
+                              <m:rPr>
+                                <m:sty m:val="bi"/>
+                              </m:rPr>
+                              <w:rPr>
+                                <w:rFonts w:hint="default" w:ascii="Cambria Math" w:hAnsi="Cambria Math"/>
+                                <w:color w:val="ED7D31" w:themeColor="accent2"/>
+                                <w:spacing w:val="7"/>
+                                <w:lang w:val="en-US" w:eastAsia="zh-CN"/>
+                                <w14:textFill>
+                                  <w14:solidFill>
+                                    <w14:schemeClr w14:val="accent2"/>
+                                  </w14:solidFill>
+                                </w14:textFill>
+                              </w:rPr>
+                              <m:t>p</m:t>
+                            </m:r>
+                            <m:ctrlPr>
+                              <w:rPr>
+                                <w:rFonts w:hint="default" w:ascii="Cambria Math" w:hAnsi="Cambria Math"/>
+                                <w:b/>
+                                <w:bCs/>
+                                <w:i/>
+                                <w:iCs w:val="0"/>
+                                <w:color w:val="ED7D31" w:themeColor="accent2"/>
+                                <w:spacing w:val="7"/>
+                                <w:lang w:val="en-US" w:eastAsia="zh-CN"/>
+                                <w14:textFill>
+                                  <w14:solidFill>
+                                    <w14:schemeClr w14:val="accent2"/>
+                                  </w14:solidFill>
+                                </w14:textFill>
+                              </w:rPr>
+                            </m:ctrlPr>
+                          </m:e>
+                        </m:nary>
+                        <m:r>
+                          <m:rPr>
+                            <m:sty m:val="bi"/>
+                          </m:rPr>
+                          <w:rPr>
+                            <w:rFonts w:hint="default" w:ascii="Cambria Math" w:hAnsi="Cambria Math"/>
+                            <w:color w:val="ED7D31" w:themeColor="accent2"/>
+                            <w:spacing w:val="7"/>
+                            <w:lang w:val="en-US" w:eastAsia="zh-CN"/>
+                            <w14:textFill>
+                              <w14:solidFill>
+                                <w14:schemeClr w14:val="accent2"/>
+                              </w14:solidFill>
+                            </w14:textFill>
+                          </w:rPr>
+                          <m:t>−</m:t>
+                        </m:r>
+                        <m:r>
+                          <m:rPr>
+                            <m:sty m:val="b"/>
+                          </m:rPr>
+                          <w:rPr>
+                            <w:rFonts w:hint="default" w:ascii="Cambria Math" w:hAnsi="Cambria Math"/>
+                            <w:color w:val="ED7D31" w:themeColor="accent2"/>
+                            <w:spacing w:val="7"/>
+                            <w:lang w:val="en-US" w:eastAsia="zh-CN"/>
+                            <w14:textFill>
+                              <w14:solidFill>
+                                <w14:schemeClr w14:val="accent2"/>
+                              </w14:solidFill>
+                            </w14:textFill>
+                          </w:rPr>
+                          <m:t>TP</m:t>
+                        </m:r>
+                        <m:ctrlPr>
+                          <w:rPr>
+                            <w:rFonts w:hint="default" w:ascii="Cambria Math" w:hAnsi="Cambria Math"/>
+                            <w:b/>
+                            <w:bCs/>
+                            <w:i w:val="0"/>
+                            <w:iCs/>
+                            <w:color w:val="ED7D31" w:themeColor="accent2"/>
+                            <w:spacing w:val="7"/>
+                            <w:lang w:val="en-US" w:eastAsia="zh-CN"/>
+                            <w14:textFill>
+                              <w14:solidFill>
+                                <w14:schemeClr w14:val="accent2"/>
+                              </w14:solidFill>
+                            </w14:textFill>
+                          </w:rPr>
+                        </m:ctrlPr>
+                      </m:e>
+                      <m:e>
+                        <m:r>
+                          <m:rPr>
+                            <m:sty m:val="b"/>
+                          </m:rPr>
+                          <w:rPr>
+                            <w:rFonts w:hint="default" w:ascii="Cambria Math" w:hAnsi="Cambria Math"/>
+                            <w:color w:val="ED7D31" w:themeColor="accent2"/>
+                            <w:spacing w:val="7"/>
+                            <w:lang w:val="en-US" w:eastAsia="zh-CN"/>
+                            <w14:textFill>
+                              <w14:solidFill>
+                                <w14:schemeClr w14:val="accent2"/>
+                              </w14:solidFill>
+                            </w14:textFill>
+                          </w:rPr>
+                          <m:t>FN=</m:t>
+                        </m:r>
+                        <m:nary>
+                          <m:naryPr>
+                            <m:chr m:val="∑"/>
+                            <m:limLoc m:val="undOvr"/>
+                            <m:subHide m:val="1"/>
+                            <m:supHide m:val="1"/>
+                            <m:ctrlPr>
+                              <w:rPr>
+                                <w:rFonts w:hint="default" w:ascii="Cambria Math" w:hAnsi="Cambria Math"/>
+                                <w:b/>
+                                <w:bCs/>
+                                <w:i/>
+                                <w:iCs w:val="0"/>
+                                <w:color w:val="ED7D31" w:themeColor="accent2"/>
+                                <w:spacing w:val="7"/>
+                                <w:lang w:val="en-US" w:eastAsia="zh-CN"/>
+                                <w14:textFill>
+                                  <w14:solidFill>
+                                    <w14:schemeClr w14:val="accent2"/>
+                                  </w14:solidFill>
+                                </w14:textFill>
+                              </w:rPr>
+                            </m:ctrlPr>
+                          </m:naryPr>
+                          <m:sub>
+                            <m:ctrlPr>
+                              <w:rPr>
+                                <w:rFonts w:hint="default" w:ascii="Cambria Math" w:hAnsi="Cambria Math"/>
+                                <w:b/>
+                                <w:bCs/>
+                                <w:i/>
+                                <w:iCs w:val="0"/>
+                                <w:color w:val="ED7D31" w:themeColor="accent2"/>
+                                <w:spacing w:val="7"/>
+                                <w:lang w:val="en-US" w:eastAsia="zh-CN"/>
+                                <w14:textFill>
+                                  <w14:solidFill>
+                                    <w14:schemeClr w14:val="accent2"/>
+                                  </w14:solidFill>
+                                </w14:textFill>
+                              </w:rPr>
+                            </m:ctrlPr>
+                          </m:sub>
+                          <m:sup>
+                            <m:ctrlPr>
+                              <w:rPr>
+                                <w:rFonts w:hint="default" w:ascii="Cambria Math" w:hAnsi="Cambria Math"/>
+                                <w:b/>
+                                <w:bCs/>
+                                <w:i/>
+                                <w:iCs w:val="0"/>
+                                <w:color w:val="ED7D31" w:themeColor="accent2"/>
+                                <w:spacing w:val="7"/>
+                                <w:lang w:val="en-US" w:eastAsia="zh-CN"/>
+                                <w14:textFill>
+                                  <w14:solidFill>
+                                    <w14:schemeClr w14:val="accent2"/>
+                                  </w14:solidFill>
+                                </w14:textFill>
+                              </w:rPr>
+                            </m:ctrlPr>
+                          </m:sup>
+                          <m:e>
+                            <m:r>
+                              <m:rPr>
+                                <m:sty m:val="bi"/>
+                              </m:rPr>
+                              <w:rPr>
+                                <w:rFonts w:hint="default" w:ascii="Cambria Math" w:hAnsi="Cambria Math"/>
+                                <w:color w:val="ED7D31" w:themeColor="accent2"/>
+                                <w:spacing w:val="7"/>
+                                <w:lang w:val="en-US" w:eastAsia="zh-CN"/>
+                                <w14:textFill>
+                                  <w14:solidFill>
+                                    <w14:schemeClr w14:val="accent2"/>
+                                  </w14:solidFill>
+                                </w14:textFill>
+                              </w:rPr>
+                              <m:t>y</m:t>
+                            </m:r>
+                            <m:ctrlPr>
+                              <w:rPr>
+                                <w:rFonts w:hint="default" w:ascii="Cambria Math" w:hAnsi="Cambria Math"/>
+                                <w:b/>
+                                <w:bCs/>
+                                <w:i/>
+                                <w:iCs w:val="0"/>
+                                <w:color w:val="ED7D31" w:themeColor="accent2"/>
+                                <w:spacing w:val="7"/>
+                                <w:lang w:val="en-US" w:eastAsia="zh-CN"/>
+                                <w14:textFill>
+                                  <w14:solidFill>
+                                    <w14:schemeClr w14:val="accent2"/>
+                                  </w14:solidFill>
+                                </w14:textFill>
+                              </w:rPr>
+                            </m:ctrlPr>
+                          </m:e>
+                        </m:nary>
+                        <m:r>
+                          <m:rPr>
+                            <m:sty m:val="bi"/>
+                          </m:rPr>
+                          <w:rPr>
+                            <w:rFonts w:hint="default" w:ascii="Cambria Math" w:hAnsi="Cambria Math"/>
+                            <w:color w:val="ED7D31" w:themeColor="accent2"/>
+                            <w:spacing w:val="7"/>
+                            <w:lang w:val="en-US" w:eastAsia="zh-CN"/>
+                            <w14:textFill>
+                              <w14:solidFill>
+                                <w14:schemeClr w14:val="accent2"/>
+                              </w14:solidFill>
+                            </w14:textFill>
+                          </w:rPr>
+                          <m:t>−</m:t>
+                        </m:r>
+                        <m:r>
+                          <m:rPr>
+                            <m:sty m:val="b"/>
+                          </m:rPr>
+                          <w:rPr>
+                            <w:rFonts w:hint="default" w:ascii="Cambria Math" w:hAnsi="Cambria Math"/>
+                            <w:color w:val="ED7D31" w:themeColor="accent2"/>
+                            <w:spacing w:val="7"/>
+                            <w:lang w:val="en-US" w:eastAsia="zh-CN"/>
+                            <w14:textFill>
+                              <w14:solidFill>
+                                <w14:schemeClr w14:val="accent2"/>
+                              </w14:solidFill>
+                            </w14:textFill>
+                          </w:rPr>
+                          <m:t>TP</m:t>
+                        </m:r>
+                        <m:ctrlPr>
+                          <w:rPr>
+                            <w:rFonts w:hint="default" w:ascii="Cambria Math" w:hAnsi="Cambria Math"/>
+                            <w:b/>
+                            <w:bCs/>
+                            <w:i w:val="0"/>
+                            <w:iCs/>
+                            <w:color w:val="ED7D31" w:themeColor="accent2"/>
+                            <w:spacing w:val="7"/>
+                            <w:lang w:val="en-US" w:eastAsia="zh-CN"/>
+                            <w14:textFill>
+                              <w14:solidFill>
+                                <w14:schemeClr w14:val="accent2"/>
+                              </w14:solidFill>
+                            </w14:textFill>
+                          </w:rPr>
+                        </m:ctrlPr>
+                      </m:e>
+                    </m:eqArr>
+                    <m:ctrlPr>
+                      <w:rPr>
+                        <w:rFonts w:hint="default" w:ascii="Cambria Math" w:hAnsi="Cambria Math"/>
+                        <w:b/>
+                        <w:bCs/>
+                        <w:i w:val="0"/>
+                        <w:iCs/>
+                        <w:color w:val="ED7D31" w:themeColor="accent2"/>
+                        <w:spacing w:val="7"/>
+                        <w:lang w:val="en-US" w:eastAsia="zh-CN"/>
+                        <w14:textFill>
+                          <w14:solidFill>
+                            <w14:schemeClr w14:val="accent2"/>
+                          </w14:solidFill>
+                        </w14:textFill>
+                      </w:rPr>
+                    </m:ctrlPr>
+                  </m:e>
+                </m:d>
+              </m:oMath>
+            </m:oMathPara>
+          </w:p>
+        </w:tc>
+      </w:tr>
+      <w:tr>
+        <w:tblPrEx>
+          <w:tblBorders>
+            <w:top w:val="single" w:color="auto" w:sz="4" w:space="0"/>
+            <w:left w:val="single" w:color="auto" w:sz="4" w:space="0"/>
+            <w:bottom w:val="single" w:color="auto" w:sz="4" w:space="0"/>
+            <w:right w:val="single" w:color="auto" w:sz="4" w:space="0"/>
+            <w:insideH w:val="single" w:color="auto" w:sz="4" w:space="0"/>
+            <w:insideV w:val="single" w:color="auto" w:sz="4" w:space="0"/>
+          </w:tblBorders>
+          <w:tblCellMar>
+            <w:top w:w="0" w:type="dxa"/>
+            <w:left w:w="108" w:type="dxa"/>
+            <w:bottom w:w="0" w:type="dxa"/>
+            <w:right w:w="108" w:type="dxa"/>
+          </w:tblCellMar>
+        </w:tblPrEx>
+        <w:trPr>
+          <w:trHeight w:val="313" w:hRule="atLeast"/>
+        </w:trPr>
+        <w:tc>
+          <w:tcPr>
+            <w:tcW w:w="0" w:type="auto"/>
+            <w:shd w:val="clear" w:color="auto" w:fill="auto"/>
+            <w:vAlign w:val="center"/>
+          </w:tcPr>
+          <w:p>
+            <w:pPr>
+              <w:rPr>
+                <w:rFonts w:hint="eastAsia"/>
+                <w:color w:val="FF0000"/>
+                <w:spacing w:val="7"/>
+                <w:lang w:val="en-US" w:eastAsia="zh-CN"/>
+              </w:rPr>
+            </w:pPr>
+            <w:r>
+              <w:rPr>
+                <w:rFonts w:hint="eastAsia"/>
+                <w:color w:val="FF0000"/>
+                <w:spacing w:val="7"/>
+                <w:lang w:val="en-US" w:eastAsia="zh-CN"/>
+              </w:rPr>
+              <w:t xml:space="preserve">DiceLoss(mode, classes, log_loss, </w:t>
+            </w:r>
+          </w:p>
+          <w:p>
+            <w:pPr>
+              <w:rPr>
+                <w:rFonts w:hint="eastAsia" w:ascii="华文中宋" w:hAnsi="华文中宋" w:eastAsia="华文中宋" w:cs="华文中宋"/>
+                <w:b/>
+                <w:bCs/>
+                <w:color w:val="FF0000"/>
+                <w:spacing w:val="7"/>
+                <w:kern w:val="2"/>
+                <w:sz w:val="21"/>
+                <w:szCs w:val="21"/>
+                <w:lang w:val="en-US" w:eastAsia="zh-CN" w:bidi="ar-SA"/>
+              </w:rPr>
+            </w:pPr>
+            <w:r>
+              <w:rPr>
+                <w:rFonts w:hint="eastAsia"/>
+                <w:color w:val="FF0000"/>
+                <w:spacing w:val="7"/>
+                <w:lang w:val="en-US" w:eastAsia="zh-CN"/>
+              </w:rPr>
+              <w:t>from_logits)</w:t>
+            </w:r>
+          </w:p>
+        </w:tc>
+        <w:tc>
+          <w:tcPr>
+            <w:tcW w:w="0" w:type="auto"/>
+            <w:shd w:val="clear" w:color="auto" w:fill="auto"/>
+            <w:vAlign w:val="center"/>
+          </w:tcPr>
+          <w:p>
+            <w:pPr>
+              <w:rPr>
+                <w:rFonts w:hint="default" w:ascii="华文中宋" w:hAnsi="华文中宋" w:eastAsia="华文中宋" w:cs="华文中宋"/>
+                <w:b/>
+                <w:bCs/>
+                <w:color w:val="ED7D31" w:themeColor="accent2"/>
+                <w:spacing w:val="7"/>
+                <w:kern w:val="2"/>
+                <w:sz w:val="21"/>
+                <w:szCs w:val="21"/>
+                <w:lang w:val="en-US" w:eastAsia="zh-CN" w:bidi="ar-SA"/>
+                <w14:textFill>
+                  <w14:solidFill>
+                    <w14:schemeClr w14:val="accent2"/>
+                  </w14:solidFill>
+                </w14:textFill>
+                <w:oMath/>
+              </w:rPr>
+            </w:pPr>
+            <w:r>
+              <w:rPr>
+                <w:rFonts w:hint="eastAsia"/>
+                <w:color w:val="EA82F1"/>
+                <w:szCs w:val="24"/>
+                <w:lang w:val="en-US" w:eastAsia="zh-CN"/>
+              </w:rPr>
+              <w:t>Dice损失</w:t>
+            </w:r>
+            <w:r>
+              <w:rPr>
+                <w:rFonts w:hint="eastAsia"/>
+                <w:color w:val="ED7D31" w:themeColor="accent2"/>
+                <w:spacing w:val="7"/>
+                <w:lang w:val="en-US" w:eastAsia="zh-CN"/>
+                <w14:textFill>
+                  <w14:solidFill>
+                    <w14:schemeClr w14:val="accent2"/>
+                  </w14:solidFill>
+                </w14:textFill>
+              </w:rPr>
+              <w:t>：Tversky(..., alpha=.5, beta=.5)</w:t>
+            </w:r>
+          </w:p>
+        </w:tc>
+      </w:tr>
+    </w:tbl>
+    <w:p/>
+    <w:p/>
+    <w:p/>
+    <w:p>
+      <w:pPr>
+        <w:pStyle w:val="18"/>
+        <w:bidi w:val="0"/>
+        <w:rPr>
+          <w:rFonts w:hint="eastAsia"/>
+          <w:lang w:val="en-US" w:eastAsia="zh-CN"/>
+        </w:rPr>
+      </w:pPr>
+      <w:r>
+        <w:rPr>
+          <w:rFonts w:hint="eastAsia"/>
+          <w:lang w:eastAsia="zh-CN"/>
+        </w:rPr>
+        <w:t>图像</w:t>
+      </w:r>
+      <w:r>
+        <w:rPr>
+          <w:rFonts w:hint="eastAsia"/>
+        </w:rPr>
+        <w:t>t</w:t>
+      </w:r>
+      <w:r>
+        <w:rPr>
+          <w:rFonts w:hint="eastAsia"/>
+          <w:lang w:val="en-US" w:eastAsia="zh-CN"/>
+        </w:rPr>
+        <w:t>imm</w:t>
+      </w:r>
+      <w:r>
+        <w:rPr>
+          <w:rFonts w:hint="eastAsia"/>
+        </w:rPr>
+        <w:t>：</w:t>
+      </w:r>
+    </w:p>
+    <w:tbl>
+      <w:tblPr>
+        <w:tblStyle w:val="12"/>
+        <w:tblW w:w="0" w:type="auto"/>
+        <w:tblInd w:w="0" w:type="dxa"/>
+        <w:tblBorders>
+          <w:top w:val="single" w:color="auto" w:sz="4" w:space="0"/>
+          <w:left w:val="single" w:color="auto" w:sz="4" w:space="0"/>
+          <w:bottom w:val="single" w:color="auto" w:sz="4" w:space="0"/>
+          <w:right w:val="single" w:color="auto" w:sz="4" w:space="0"/>
+          <w:insideH w:val="single" w:color="auto" w:sz="4" w:space="0"/>
+          <w:insideV w:val="single" w:color="auto" w:sz="4" w:space="0"/>
+        </w:tblBorders>
+        <w:tblLayout w:type="autofit"/>
+        <w:tblCellMar>
+          <w:top w:w="0" w:type="dxa"/>
+          <w:left w:w="108" w:type="dxa"/>
+          <w:bottom w:w="0" w:type="dxa"/>
+          <w:right w:w="108" w:type="dxa"/>
+        </w:tblCellMar>
+      </w:tblPr>
+      <w:tblGrid>
+        <w:gridCol w:w="5388"/>
+        <w:gridCol w:w="1926"/>
+      </w:tblGrid>
+      <w:tr>
+        <w:tblPrEx>
+          <w:tblBorders>
+            <w:top w:val="single" w:color="auto" w:sz="4" w:space="0"/>
+            <w:left w:val="single" w:color="auto" w:sz="4" w:space="0"/>
+            <w:bottom w:val="single" w:color="auto" w:sz="4" w:space="0"/>
+            <w:right w:val="single" w:color="auto" w:sz="4" w:space="0"/>
+            <w:insideH w:val="single" w:color="auto" w:sz="4" w:space="0"/>
+            <w:insideV w:val="single" w:color="auto" w:sz="4" w:space="0"/>
+          </w:tblBorders>
+        </w:tblPrEx>
+        <w:tc>
+          <w:tcPr>
+            <w:tcW w:w="0" w:type="auto"/>
+            <w:gridSpan w:val="2"/>
+            <w:vAlign w:val="center"/>
+          </w:tcPr>
+          <w:p>
+            <w:pPr>
+              <w:rPr>
+                <w:color w:val="00B0F0"/>
+              </w:rPr>
+            </w:pPr>
+            <w:r>
+              <w:rPr>
+                <w:rFonts w:hint="eastAsia"/>
+                <w:color w:val="ED7D31" w:themeColor="accent2"/>
+                <w:spacing w:val="7"/>
+                <w14:textFill>
+                  <w14:solidFill>
+                    <w14:schemeClr w14:val="accent2"/>
+                  </w14:solidFill>
+                </w14:textFill>
+              </w:rPr>
+              <w:t>layers：</w:t>
+            </w:r>
+          </w:p>
+        </w:tc>
+      </w:tr>
+      <w:tr>
+        <w:tblPrEx>
+          <w:tblBorders>
+            <w:top w:val="single" w:color="auto" w:sz="4" w:space="0"/>
+            <w:left w:val="single" w:color="auto" w:sz="4" w:space="0"/>
+            <w:bottom w:val="single" w:color="auto" w:sz="4" w:space="0"/>
+            <w:right w:val="single" w:color="auto" w:sz="4" w:space="0"/>
+            <w:insideH w:val="single" w:color="auto" w:sz="4" w:space="0"/>
+            <w:insideV w:val="single" w:color="auto" w:sz="4" w:space="0"/>
+          </w:tblBorders>
+          <w:tblCellMar>
+            <w:top w:w="0" w:type="dxa"/>
+            <w:left w:w="108" w:type="dxa"/>
+            <w:bottom w:w="0" w:type="dxa"/>
+            <w:right w:w="108" w:type="dxa"/>
+          </w:tblCellMar>
+        </w:tblPrEx>
+        <w:trPr>
+          <w:trHeight w:val="313" w:hRule="atLeast"/>
+        </w:trPr>
+        <w:tc>
+          <w:tcPr>
+            <w:tcW w:w="0" w:type="auto"/>
+            <w:vAlign w:val="center"/>
+          </w:tcPr>
+          <w:p>
+            <w:pPr>
+              <w:rPr>
+                <w:color w:val="FF0000"/>
+                <w:spacing w:val="7"/>
+              </w:rPr>
+            </w:pPr>
+            <w:r>
+              <w:rPr>
+                <w:rFonts w:hint="eastAsia"/>
+                <w:color w:val="FF0000"/>
+                <w:spacing w:val="7"/>
+              </w:rPr>
+              <w:t>to_2tuple(x)</w:t>
+            </w:r>
+          </w:p>
+        </w:tc>
+        <w:tc>
+          <w:tcPr>
+            <w:tcW w:w="0" w:type="auto"/>
+            <w:vAlign w:val="center"/>
+          </w:tcPr>
+          <w:p>
+            <w:pPr>
+              <w:rPr>
+                <w:color w:val="ED7D31" w:themeColor="accent2"/>
+                <w:spacing w:val="7"/>
+                <w14:textFill>
+                  <w14:solidFill>
+                    <w14:schemeClr w14:val="accent2"/>
+                  </w14:solidFill>
+                </w14:textFill>
+              </w:rPr>
+            </w:pPr>
+            <w:r>
+              <w:rPr>
+                <w:rFonts w:hint="eastAsia"/>
+                <w:color w:val="ED7D31" w:themeColor="accent2"/>
+                <w:spacing w:val="7"/>
+                <w14:textFill>
+                  <w14:solidFill>
+                    <w14:schemeClr w14:val="accent2"/>
+                  </w14:solidFill>
+                </w14:textFill>
+              </w:rPr>
+              <w:t>转化成</w:t>
+            </w:r>
+            <w:r>
+              <w:rPr>
+                <w:rFonts w:hint="eastAsia"/>
+                <w:color w:val="EA82F1"/>
+                <w:szCs w:val="24"/>
+              </w:rPr>
+              <w:t>二元组</w:t>
+            </w:r>
+          </w:p>
+        </w:tc>
+      </w:tr>
+      <w:tr>
+        <w:tblPrEx>
+          <w:tblBorders>
+            <w:top w:val="single" w:color="auto" w:sz="4" w:space="0"/>
+            <w:left w:val="single" w:color="auto" w:sz="4" w:space="0"/>
+            <w:bottom w:val="single" w:color="auto" w:sz="4" w:space="0"/>
+            <w:right w:val="single" w:color="auto" w:sz="4" w:space="0"/>
+            <w:insideH w:val="single" w:color="auto" w:sz="4" w:space="0"/>
+            <w:insideV w:val="single" w:color="auto" w:sz="4" w:space="0"/>
+          </w:tblBorders>
+          <w:tblCellMar>
+            <w:top w:w="0" w:type="dxa"/>
+            <w:left w:w="108" w:type="dxa"/>
+            <w:bottom w:w="0" w:type="dxa"/>
+            <w:right w:w="108" w:type="dxa"/>
+          </w:tblCellMar>
+        </w:tblPrEx>
+        <w:trPr>
+          <w:trHeight w:val="313" w:hRule="atLeast"/>
+        </w:trPr>
+        <w:tc>
+          <w:tcPr>
+            <w:tcW w:w="0" w:type="auto"/>
+            <w:vAlign w:val="center"/>
+          </w:tcPr>
+          <w:p>
+            <w:pPr>
+              <w:rPr>
+                <w:color w:val="FF0000"/>
+                <w:spacing w:val="7"/>
+              </w:rPr>
+            </w:pPr>
+            <w:r>
+              <w:rPr>
+                <w:rFonts w:hint="eastAsia"/>
+                <w:color w:val="FF0000"/>
+                <w:spacing w:val="7"/>
+              </w:rPr>
+              <w:t>DropPath(drop_prob)</w:t>
+            </w:r>
+          </w:p>
+        </w:tc>
+        <w:tc>
+          <w:tcPr>
+            <w:tcW w:w="0" w:type="auto"/>
+            <w:vAlign w:val="center"/>
+          </w:tcPr>
+          <w:p>
+            <w:pPr>
+              <w:rPr>
+                <w:color w:val="ED7D31" w:themeColor="accent2"/>
+                <w:spacing w:val="7"/>
+                <w14:textFill>
+                  <w14:solidFill>
+                    <w14:schemeClr w14:val="accent2"/>
+                  </w14:solidFill>
+                </w14:textFill>
+              </w:rPr>
+            </w:pPr>
+            <w:r>
+              <w:rPr>
+                <w:rFonts w:hint="eastAsia"/>
+                <w:color w:val="ED7D31" w:themeColor="accent2"/>
+                <w:spacing w:val="7"/>
+                <w14:textFill>
+                  <w14:solidFill>
+                    <w14:schemeClr w14:val="accent2"/>
+                  </w14:solidFill>
+                </w14:textFill>
+              </w:rPr>
+              <w:t>随机</w:t>
+            </w:r>
+            <w:r>
+              <w:rPr>
+                <w:rFonts w:hint="eastAsia"/>
+                <w:color w:val="EA82F1"/>
+                <w:szCs w:val="24"/>
+              </w:rPr>
+              <w:t>置零样本</w:t>
+            </w:r>
+          </w:p>
+        </w:tc>
+      </w:tr>
+      <w:tr>
+        <w:tblPrEx>
+          <w:tblBorders>
+            <w:top w:val="single" w:color="auto" w:sz="4" w:space="0"/>
+            <w:left w:val="single" w:color="auto" w:sz="4" w:space="0"/>
+            <w:bottom w:val="single" w:color="auto" w:sz="4" w:space="0"/>
+            <w:right w:val="single" w:color="auto" w:sz="4" w:space="0"/>
+            <w:insideH w:val="single" w:color="auto" w:sz="4" w:space="0"/>
+            <w:insideV w:val="single" w:color="auto" w:sz="4" w:space="0"/>
+          </w:tblBorders>
+          <w:tblCellMar>
+            <w:top w:w="0" w:type="dxa"/>
+            <w:left w:w="108" w:type="dxa"/>
+            <w:bottom w:w="0" w:type="dxa"/>
+            <w:right w:w="108" w:type="dxa"/>
+          </w:tblCellMar>
+        </w:tblPrEx>
+        <w:trPr>
+          <w:trHeight w:val="313" w:hRule="atLeast"/>
+        </w:trPr>
+        <w:tc>
+          <w:tcPr>
+            <w:tcW w:w="0" w:type="auto"/>
+            <w:vAlign w:val="center"/>
+          </w:tcPr>
+          <w:p>
+            <w:pPr>
+              <w:rPr>
+                <w:color w:val="FF0000"/>
+                <w:spacing w:val="7"/>
+              </w:rPr>
+            </w:pPr>
+            <w:r>
+              <w:rPr>
+                <w:rFonts w:hint="eastAsia"/>
+                <w:color w:val="FF0000"/>
+                <w:spacing w:val="7"/>
+              </w:rPr>
+              <w:t>DropBlock2d(drop_prob, block_size, batchwise)</w:t>
+            </w:r>
+          </w:p>
+        </w:tc>
+        <w:tc>
+          <w:tcPr>
+            <w:tcW w:w="0" w:type="auto"/>
+            <w:vAlign w:val="center"/>
+          </w:tcPr>
+          <w:p>
+            <w:pPr>
+              <w:rPr>
+                <w:color w:val="ED7D31" w:themeColor="accent2"/>
+                <w:spacing w:val="7"/>
+                <w14:textFill>
+                  <w14:solidFill>
+                    <w14:schemeClr w14:val="accent2"/>
+                  </w14:solidFill>
+                </w14:textFill>
+              </w:rPr>
+            </w:pPr>
+            <w:r>
+              <w:rPr>
+                <w:rFonts w:hint="eastAsia"/>
+                <w:color w:val="ED7D31" w:themeColor="accent2"/>
+                <w:spacing w:val="7"/>
+                <w14:textFill>
+                  <w14:solidFill>
+                    <w14:schemeClr w14:val="accent2"/>
+                  </w14:solidFill>
+                </w14:textFill>
+              </w:rPr>
+              <w:t>随机</w:t>
+            </w:r>
+            <w:r>
+              <w:rPr>
+                <w:rFonts w:hint="eastAsia"/>
+                <w:color w:val="EA82F1"/>
+                <w:szCs w:val="24"/>
+              </w:rPr>
+              <w:t>置零连续区域</w:t>
+            </w:r>
+          </w:p>
+        </w:tc>
+      </w:tr>
+    </w:tbl>
+    <w:p>
+      <w:pPr>
+        <w:jc w:val="both"/>
+        <w:rPr>
+          <w:rFonts w:hint="eastAsia"/>
+          <w:color w:val="FF0000"/>
+          <w:spacing w:val="7"/>
+          <w:lang w:val="en-US" w:eastAsia="zh-CN"/>
+        </w:rPr>
+      </w:pPr>
+    </w:p>
+    <w:p>
+      <w:pPr>
+        <w:jc w:val="both"/>
+        <w:rPr>
+          <w:rFonts w:hint="eastAsia"/>
+          <w:color w:val="FF0000"/>
+          <w:spacing w:val="7"/>
+          <w:lang w:val="en-US" w:eastAsia="zh-CN"/>
         </w:rPr>
       </w:pPr>
     </w:p>
@@ -35967,385 +38804,6 @@
         <w:pStyle w:val="18"/>
         <w:bidi w:val="0"/>
         <w:rPr>
-          <w:rFonts w:hint="eastAsia"/>
-          <w:lang w:val="en-US" w:eastAsia="zh-CN"/>
-        </w:rPr>
-      </w:pPr>
-      <w:r>
-        <w:rPr>
-          <w:rFonts w:hint="eastAsia"/>
-          <w:lang w:eastAsia="zh-CN"/>
-        </w:rPr>
-        <w:t>图像</w:t>
-      </w:r>
-      <w:r>
-        <w:rPr>
-          <w:rFonts w:hint="eastAsia"/>
-        </w:rPr>
-        <w:t>t</w:t>
-      </w:r>
-      <w:r>
-        <w:rPr>
-          <w:rFonts w:hint="eastAsia"/>
-          <w:lang w:val="en-US" w:eastAsia="zh-CN"/>
-        </w:rPr>
-        <w:t>imm</w:t>
-      </w:r>
-      <w:r>
-        <w:rPr>
-          <w:rFonts w:hint="eastAsia"/>
-        </w:rPr>
-        <w:t>：</w:t>
-      </w:r>
-    </w:p>
-    <w:tbl>
-      <w:tblPr>
-        <w:tblStyle w:val="12"/>
-        <w:tblW w:w="0" w:type="auto"/>
-        <w:tblInd w:w="0" w:type="dxa"/>
-        <w:tblBorders>
-          <w:top w:val="single" w:color="auto" w:sz="4" w:space="0"/>
-          <w:left w:val="single" w:color="auto" w:sz="4" w:space="0"/>
-          <w:bottom w:val="single" w:color="auto" w:sz="4" w:space="0"/>
-          <w:right w:val="single" w:color="auto" w:sz="4" w:space="0"/>
-          <w:insideH w:val="single" w:color="auto" w:sz="4" w:space="0"/>
-          <w:insideV w:val="single" w:color="auto" w:sz="4" w:space="0"/>
-        </w:tblBorders>
-        <w:tblLayout w:type="autofit"/>
-        <w:tblCellMar>
-          <w:top w:w="0" w:type="dxa"/>
-          <w:left w:w="108" w:type="dxa"/>
-          <w:bottom w:w="0" w:type="dxa"/>
-          <w:right w:w="108" w:type="dxa"/>
-        </w:tblCellMar>
-      </w:tblPr>
-      <w:tblGrid>
-        <w:gridCol w:w="5388"/>
-        <w:gridCol w:w="1926"/>
-      </w:tblGrid>
-      <w:tr>
-        <w:tblPrEx>
-          <w:tblBorders>
-            <w:top w:val="single" w:color="auto" w:sz="4" w:space="0"/>
-            <w:left w:val="single" w:color="auto" w:sz="4" w:space="0"/>
-            <w:bottom w:val="single" w:color="auto" w:sz="4" w:space="0"/>
-            <w:right w:val="single" w:color="auto" w:sz="4" w:space="0"/>
-            <w:insideH w:val="single" w:color="auto" w:sz="4" w:space="0"/>
-            <w:insideV w:val="single" w:color="auto" w:sz="4" w:space="0"/>
-          </w:tblBorders>
-          <w:tblCellMar>
-            <w:top w:w="0" w:type="dxa"/>
-            <w:left w:w="108" w:type="dxa"/>
-            <w:bottom w:w="0" w:type="dxa"/>
-            <w:right w:w="108" w:type="dxa"/>
-          </w:tblCellMar>
-        </w:tblPrEx>
-        <w:tc>
-          <w:tcPr>
-            <w:tcW w:w="0" w:type="auto"/>
-            <w:gridSpan w:val="2"/>
-            <w:vAlign w:val="center"/>
-          </w:tcPr>
-          <w:p>
-            <w:pPr>
-              <w:rPr>
-                <w:color w:val="00B0F0"/>
-              </w:rPr>
-            </w:pPr>
-            <w:r>
-              <w:rPr>
-                <w:rFonts w:hint="eastAsia"/>
-                <w:color w:val="ED7D31" w:themeColor="accent2"/>
-                <w:spacing w:val="7"/>
-                <w14:textFill>
-                  <w14:solidFill>
-                    <w14:schemeClr w14:val="accent2"/>
-                  </w14:solidFill>
-                </w14:textFill>
-              </w:rPr>
-              <w:t>layers：</w:t>
-            </w:r>
-          </w:p>
-        </w:tc>
-      </w:tr>
-      <w:tr>
-        <w:tblPrEx>
-          <w:tblBorders>
-            <w:top w:val="single" w:color="auto" w:sz="4" w:space="0"/>
-            <w:left w:val="single" w:color="auto" w:sz="4" w:space="0"/>
-            <w:bottom w:val="single" w:color="auto" w:sz="4" w:space="0"/>
-            <w:right w:val="single" w:color="auto" w:sz="4" w:space="0"/>
-            <w:insideH w:val="single" w:color="auto" w:sz="4" w:space="0"/>
-            <w:insideV w:val="single" w:color="auto" w:sz="4" w:space="0"/>
-          </w:tblBorders>
-          <w:tblCellMar>
-            <w:top w:w="0" w:type="dxa"/>
-            <w:left w:w="108" w:type="dxa"/>
-            <w:bottom w:w="0" w:type="dxa"/>
-            <w:right w:w="108" w:type="dxa"/>
-          </w:tblCellMar>
-        </w:tblPrEx>
-        <w:trPr>
-          <w:trHeight w:val="313" w:hRule="atLeast"/>
-        </w:trPr>
-        <w:tc>
-          <w:tcPr>
-            <w:tcW w:w="0" w:type="auto"/>
-            <w:vAlign w:val="center"/>
-          </w:tcPr>
-          <w:p>
-            <w:pPr>
-              <w:rPr>
-                <w:color w:val="FF0000"/>
-                <w:spacing w:val="7"/>
-              </w:rPr>
-            </w:pPr>
-            <w:r>
-              <w:rPr>
-                <w:rFonts w:hint="eastAsia"/>
-                <w:color w:val="FF0000"/>
-                <w:spacing w:val="7"/>
-              </w:rPr>
-              <w:t>to_2tuple(x)</w:t>
-            </w:r>
-          </w:p>
-        </w:tc>
-        <w:tc>
-          <w:tcPr>
-            <w:tcW w:w="0" w:type="auto"/>
-            <w:vAlign w:val="center"/>
-          </w:tcPr>
-          <w:p>
-            <w:pPr>
-              <w:rPr>
-                <w:color w:val="ED7D31" w:themeColor="accent2"/>
-                <w:spacing w:val="7"/>
-                <w14:textFill>
-                  <w14:solidFill>
-                    <w14:schemeClr w14:val="accent2"/>
-                  </w14:solidFill>
-                </w14:textFill>
-              </w:rPr>
-            </w:pPr>
-            <w:r>
-              <w:rPr>
-                <w:rFonts w:hint="eastAsia"/>
-                <w:color w:val="ED7D31" w:themeColor="accent2"/>
-                <w:spacing w:val="7"/>
-                <w14:textFill>
-                  <w14:solidFill>
-                    <w14:schemeClr w14:val="accent2"/>
-                  </w14:solidFill>
-                </w14:textFill>
-              </w:rPr>
-              <w:t>转化成</w:t>
-            </w:r>
-            <w:r>
-              <w:rPr>
-                <w:rFonts w:hint="eastAsia"/>
-                <w:color w:val="EA82F1"/>
-                <w:szCs w:val="24"/>
-              </w:rPr>
-              <w:t>二元组</w:t>
-            </w:r>
-          </w:p>
-        </w:tc>
-      </w:tr>
-      <w:tr>
-        <w:tblPrEx>
-          <w:tblBorders>
-            <w:top w:val="single" w:color="auto" w:sz="4" w:space="0"/>
-            <w:left w:val="single" w:color="auto" w:sz="4" w:space="0"/>
-            <w:bottom w:val="single" w:color="auto" w:sz="4" w:space="0"/>
-            <w:right w:val="single" w:color="auto" w:sz="4" w:space="0"/>
-            <w:insideH w:val="single" w:color="auto" w:sz="4" w:space="0"/>
-            <w:insideV w:val="single" w:color="auto" w:sz="4" w:space="0"/>
-          </w:tblBorders>
-          <w:tblCellMar>
-            <w:top w:w="0" w:type="dxa"/>
-            <w:left w:w="108" w:type="dxa"/>
-            <w:bottom w:w="0" w:type="dxa"/>
-            <w:right w:w="108" w:type="dxa"/>
-          </w:tblCellMar>
-        </w:tblPrEx>
-        <w:trPr>
-          <w:trHeight w:val="313" w:hRule="atLeast"/>
-        </w:trPr>
-        <w:tc>
-          <w:tcPr>
-            <w:tcW w:w="0" w:type="auto"/>
-            <w:vAlign w:val="center"/>
-          </w:tcPr>
-          <w:p>
-            <w:pPr>
-              <w:rPr>
-                <w:color w:val="FF0000"/>
-                <w:spacing w:val="7"/>
-              </w:rPr>
-            </w:pPr>
-            <w:r>
-              <w:rPr>
-                <w:rFonts w:hint="eastAsia"/>
-                <w:color w:val="FF0000"/>
-                <w:spacing w:val="7"/>
-              </w:rPr>
-              <w:t>DropPath(drop_prob)</w:t>
-            </w:r>
-          </w:p>
-        </w:tc>
-        <w:tc>
-          <w:tcPr>
-            <w:tcW w:w="0" w:type="auto"/>
-            <w:vAlign w:val="center"/>
-          </w:tcPr>
-          <w:p>
-            <w:pPr>
-              <w:rPr>
-                <w:color w:val="ED7D31" w:themeColor="accent2"/>
-                <w:spacing w:val="7"/>
-                <w14:textFill>
-                  <w14:solidFill>
-                    <w14:schemeClr w14:val="accent2"/>
-                  </w14:solidFill>
-                </w14:textFill>
-              </w:rPr>
-            </w:pPr>
-            <w:r>
-              <w:rPr>
-                <w:rFonts w:hint="eastAsia"/>
-                <w:color w:val="ED7D31" w:themeColor="accent2"/>
-                <w:spacing w:val="7"/>
-                <w14:textFill>
-                  <w14:solidFill>
-                    <w14:schemeClr w14:val="accent2"/>
-                  </w14:solidFill>
-                </w14:textFill>
-              </w:rPr>
-              <w:t>随机</w:t>
-            </w:r>
-            <w:r>
-              <w:rPr>
-                <w:rFonts w:hint="eastAsia"/>
-                <w:color w:val="EA82F1"/>
-                <w:szCs w:val="24"/>
-              </w:rPr>
-              <w:t>置零样本</w:t>
-            </w:r>
-          </w:p>
-        </w:tc>
-      </w:tr>
-      <w:tr>
-        <w:tblPrEx>
-          <w:tblBorders>
-            <w:top w:val="single" w:color="auto" w:sz="4" w:space="0"/>
-            <w:left w:val="single" w:color="auto" w:sz="4" w:space="0"/>
-            <w:bottom w:val="single" w:color="auto" w:sz="4" w:space="0"/>
-            <w:right w:val="single" w:color="auto" w:sz="4" w:space="0"/>
-            <w:insideH w:val="single" w:color="auto" w:sz="4" w:space="0"/>
-            <w:insideV w:val="single" w:color="auto" w:sz="4" w:space="0"/>
-          </w:tblBorders>
-          <w:tblCellMar>
-            <w:top w:w="0" w:type="dxa"/>
-            <w:left w:w="108" w:type="dxa"/>
-            <w:bottom w:w="0" w:type="dxa"/>
-            <w:right w:w="108" w:type="dxa"/>
-          </w:tblCellMar>
-        </w:tblPrEx>
-        <w:trPr>
-          <w:trHeight w:val="313" w:hRule="atLeast"/>
-        </w:trPr>
-        <w:tc>
-          <w:tcPr>
-            <w:tcW w:w="0" w:type="auto"/>
-            <w:vAlign w:val="center"/>
-          </w:tcPr>
-          <w:p>
-            <w:pPr>
-              <w:rPr>
-                <w:color w:val="FF0000"/>
-                <w:spacing w:val="7"/>
-              </w:rPr>
-            </w:pPr>
-            <w:r>
-              <w:rPr>
-                <w:rFonts w:hint="eastAsia"/>
-                <w:color w:val="FF0000"/>
-                <w:spacing w:val="7"/>
-              </w:rPr>
-              <w:t>DropBlock2d(drop_prob, block_size, batchwise)</w:t>
-            </w:r>
-          </w:p>
-        </w:tc>
-        <w:tc>
-          <w:tcPr>
-            <w:tcW w:w="0" w:type="auto"/>
-            <w:vAlign w:val="center"/>
-          </w:tcPr>
-          <w:p>
-            <w:pPr>
-              <w:rPr>
-                <w:color w:val="ED7D31" w:themeColor="accent2"/>
-                <w:spacing w:val="7"/>
-                <w14:textFill>
-                  <w14:solidFill>
-                    <w14:schemeClr w14:val="accent2"/>
-                  </w14:solidFill>
-                </w14:textFill>
-              </w:rPr>
-            </w:pPr>
-            <w:r>
-              <w:rPr>
-                <w:rFonts w:hint="eastAsia"/>
-                <w:color w:val="ED7D31" w:themeColor="accent2"/>
-                <w:spacing w:val="7"/>
-                <w14:textFill>
-                  <w14:solidFill>
-                    <w14:schemeClr w14:val="accent2"/>
-                  </w14:solidFill>
-                </w14:textFill>
-              </w:rPr>
-              <w:t>随机</w:t>
-            </w:r>
-            <w:r>
-              <w:rPr>
-                <w:rFonts w:hint="eastAsia"/>
-                <w:color w:val="EA82F1"/>
-                <w:szCs w:val="24"/>
-              </w:rPr>
-              <w:t>置零连续区域</w:t>
-            </w:r>
-          </w:p>
-        </w:tc>
-      </w:tr>
-    </w:tbl>
-    <w:p>
-      <w:pPr>
-        <w:jc w:val="both"/>
-        <w:rPr>
-          <w:rFonts w:hint="eastAsia"/>
-          <w:color w:val="FF0000"/>
-          <w:spacing w:val="7"/>
-          <w:lang w:val="en-US" w:eastAsia="zh-CN"/>
-        </w:rPr>
-      </w:pPr>
-    </w:p>
-    <w:p>
-      <w:pPr>
-        <w:jc w:val="both"/>
-        <w:rPr>
-          <w:rFonts w:hint="eastAsia"/>
-          <w:color w:val="FF0000"/>
-          <w:spacing w:val="7"/>
-          <w:lang w:val="en-US" w:eastAsia="zh-CN"/>
-        </w:rPr>
-      </w:pPr>
-    </w:p>
-    <w:p/>
-    <w:p>
-      <w:pPr>
-        <w:pStyle w:val="18"/>
-        <w:bidi w:val="0"/>
-        <w:rPr>
           <w:rFonts w:hint="default"/>
           <w:lang w:val="en-US" w:eastAsia="zh-CN"/>
         </w:rPr>
@@ -36700,6 +39158,12 @@
             <w:insideH w:val="single" w:color="auto" w:sz="4" w:space="0"/>
             <w:insideV w:val="single" w:color="auto" w:sz="4" w:space="0"/>
           </w:tblBorders>
+          <w:tblCellMar>
+            <w:top w:w="0" w:type="dxa"/>
+            <w:left w:w="108" w:type="dxa"/>
+            <w:bottom w:w="0" w:type="dxa"/>
+            <w:right w:w="108" w:type="dxa"/>
+          </w:tblCellMar>
         </w:tblPrEx>
         <w:tc>
           <w:tcPr>

--- a/py - torch.docx
+++ b/py - torch.docx
@@ -132,12 +132,6 @@
             <w:insideH w:val="single" w:color="auto" w:sz="4" w:space="0"/>
             <w:insideV w:val="single" w:color="auto" w:sz="4" w:space="0"/>
           </w:tblBorders>
-          <w:tblCellMar>
-            <w:top w:w="0" w:type="dxa"/>
-            <w:left w:w="108" w:type="dxa"/>
-            <w:bottom w:w="0" w:type="dxa"/>
-            <w:right w:w="108" w:type="dxa"/>
-          </w:tblCellMar>
         </w:tblPrEx>
         <w:tc>
           <w:tcPr>
@@ -2061,12 +2055,6 @@
             <w:insideH w:val="single" w:color="auto" w:sz="4" w:space="0"/>
             <w:insideV w:val="single" w:color="auto" w:sz="4" w:space="0"/>
           </w:tblBorders>
-          <w:tblCellMar>
-            <w:top w:w="0" w:type="dxa"/>
-            <w:left w:w="108" w:type="dxa"/>
-            <w:bottom w:w="0" w:type="dxa"/>
-            <w:right w:w="108" w:type="dxa"/>
-          </w:tblCellMar>
         </w:tblPrEx>
         <w:tc>
           <w:tcPr>
@@ -8075,8 +8063,6 @@
               </w:rPr>
               <w:t>进程数</w:t>
             </w:r>
-            <w:bookmarkStart w:id="28" w:name="_GoBack"/>
-            <w:bookmarkEnd w:id="28"/>
           </w:p>
         </w:tc>
       </w:tr>
@@ -8387,6 +8373,12 @@
             <w:insideH w:val="single" w:color="auto" w:sz="4" w:space="0"/>
             <w:insideV w:val="single" w:color="auto" w:sz="4" w:space="0"/>
           </w:tblBorders>
+          <w:tblCellMar>
+            <w:top w:w="0" w:type="dxa"/>
+            <w:left w:w="108" w:type="dxa"/>
+            <w:bottom w:w="0" w:type="dxa"/>
+            <w:right w:w="108" w:type="dxa"/>
+          </w:tblCellMar>
         </w:tblPrEx>
         <w:tc>
           <w:tcPr>
@@ -10037,6 +10029,12 @@
             <w:insideH w:val="single" w:color="auto" w:sz="4" w:space="0"/>
             <w:insideV w:val="single" w:color="auto" w:sz="4" w:space="0"/>
           </w:tblBorders>
+          <w:tblCellMar>
+            <w:top w:w="0" w:type="dxa"/>
+            <w:left w:w="108" w:type="dxa"/>
+            <w:bottom w:w="0" w:type="dxa"/>
+            <w:right w:w="108" w:type="dxa"/>
+          </w:tblCellMar>
         </w:tblPrEx>
         <w:trPr>
           <w:trHeight w:val="90" w:hRule="atLeast"/>
@@ -24639,6 +24637,386 @@
           <w:color w:val="00B0F0"/>
         </w:rPr>
       </w:pPr>
+      <w:r>
+        <w:rPr>
+          <w:rFonts w:hint="eastAsia"/>
+          <w:color w:val="00B0F0"/>
+          <w:lang w:val="en-US" w:eastAsia="zh-CN"/>
+        </w:rPr>
+        <w:t>分析profiler</w:t>
+      </w:r>
+      <w:r>
+        <w:rPr>
+          <w:rFonts w:hint="eastAsia"/>
+          <w:color w:val="00B0F0"/>
+        </w:rPr>
+        <w:t>：</w:t>
+      </w:r>
+    </w:p>
+    <w:tbl>
+      <w:tblPr>
+        <w:tblStyle w:val="12"/>
+        <w:tblW w:w="0" w:type="auto"/>
+        <w:tblInd w:w="0" w:type="dxa"/>
+        <w:tblBorders>
+          <w:top w:val="single" w:color="auto" w:sz="4" w:space="0"/>
+          <w:left w:val="single" w:color="auto" w:sz="4" w:space="0"/>
+          <w:bottom w:val="single" w:color="auto" w:sz="4" w:space="0"/>
+          <w:right w:val="single" w:color="auto" w:sz="4" w:space="0"/>
+          <w:insideH w:val="single" w:color="auto" w:sz="4" w:space="0"/>
+          <w:insideV w:val="single" w:color="auto" w:sz="4" w:space="0"/>
+        </w:tblBorders>
+        <w:tblLayout w:type="autofit"/>
+        <w:tblCellMar>
+          <w:top w:w="0" w:type="dxa"/>
+          <w:left w:w="108" w:type="dxa"/>
+          <w:bottom w:w="0" w:type="dxa"/>
+          <w:right w:w="108" w:type="dxa"/>
+        </w:tblCellMar>
+      </w:tblPr>
+      <w:tblGrid>
+        <w:gridCol w:w="2674"/>
+        <w:gridCol w:w="1688"/>
+      </w:tblGrid>
+      <w:tr>
+        <w:tblPrEx>
+          <w:tblBorders>
+            <w:top w:val="single" w:color="auto" w:sz="4" w:space="0"/>
+            <w:left w:val="single" w:color="auto" w:sz="4" w:space="0"/>
+            <w:bottom w:val="single" w:color="auto" w:sz="4" w:space="0"/>
+            <w:right w:val="single" w:color="auto" w:sz="4" w:space="0"/>
+            <w:insideH w:val="single" w:color="auto" w:sz="4" w:space="0"/>
+            <w:insideV w:val="single" w:color="auto" w:sz="4" w:space="0"/>
+          </w:tblBorders>
+          <w:tblCellMar>
+            <w:top w:w="0" w:type="dxa"/>
+            <w:left w:w="108" w:type="dxa"/>
+            <w:bottom w:w="0" w:type="dxa"/>
+            <w:right w:w="108" w:type="dxa"/>
+          </w:tblCellMar>
+        </w:tblPrEx>
+        <w:tc>
+          <w:tcPr>
+            <w:tcW w:w="0" w:type="auto"/>
+            <w:vAlign w:val="center"/>
+          </w:tcPr>
+          <w:p>
+            <w:pPr>
+              <w:rPr>
+                <w:rFonts w:hint="default" w:eastAsia="华文中宋"/>
+                <w:color w:val="FF0000"/>
+                <w:spacing w:val="7"/>
+                <w:lang w:val="en-US" w:eastAsia="zh-CN"/>
+              </w:rPr>
+            </w:pPr>
+            <w:r>
+              <w:rPr>
+                <w:rFonts w:hint="eastAsia"/>
+                <w:color w:val="FF0000"/>
+                <w:spacing w:val="7"/>
+                <w:lang w:val="en-US" w:eastAsia="zh-CN"/>
+              </w:rPr>
+              <w:t>record_function(name)</w:t>
+            </w:r>
+          </w:p>
+        </w:tc>
+        <w:tc>
+          <w:tcPr>
+            <w:tcW w:w="0" w:type="auto"/>
+            <w:vAlign w:val="center"/>
+          </w:tcPr>
+          <w:p>
+            <w:pPr>
+              <w:rPr>
+                <w:rFonts w:hint="eastAsia" w:eastAsia="华文中宋"/>
+                <w:color w:val="ED7D31" w:themeColor="accent2"/>
+                <w:lang w:val="en-US" w:eastAsia="zh-CN"/>
+                <w14:textFill>
+                  <w14:solidFill>
+                    <w14:schemeClr w14:val="accent2"/>
+                  </w14:solidFill>
+                </w14:textFill>
+              </w:rPr>
+            </w:pPr>
+            <w:r>
+              <w:rPr>
+                <w:rFonts w:hint="eastAsia"/>
+                <w:color w:val="EA82F1"/>
+                <w:szCs w:val="24"/>
+                <w:lang w:val="en-US" w:eastAsia="zh-CN"/>
+              </w:rPr>
+              <w:t>分析片段</w:t>
+            </w:r>
+            <w:r>
+              <w:rPr>
+                <w:rFonts w:hint="eastAsia"/>
+                <w:color w:val="ED7D31" w:themeColor="accent2"/>
+                <w:lang w:val="en-US" w:eastAsia="zh-CN"/>
+                <w14:textFill>
+                  <w14:solidFill>
+                    <w14:schemeClr w14:val="accent2"/>
+                  </w14:solidFill>
+                </w14:textFill>
+              </w:rPr>
+              <w:t>修饰器</w:t>
+            </w:r>
+          </w:p>
+        </w:tc>
+      </w:tr>
+    </w:tbl>
+    <w:p>
+      <w:pPr>
+        <w:rPr>
+          <w:color w:val="70AD47" w:themeColor="accent6"/>
+          <w14:textFill>
+            <w14:solidFill>
+              <w14:schemeClr w14:val="accent6"/>
+            </w14:solidFill>
+          </w14:textFill>
+        </w:rPr>
+      </w:pPr>
+    </w:p>
+    <w:tbl>
+      <w:tblPr>
+        <w:tblStyle w:val="12"/>
+        <w:tblW w:w="0" w:type="auto"/>
+        <w:tblInd w:w="0" w:type="dxa"/>
+        <w:tblBorders>
+          <w:top w:val="single" w:color="auto" w:sz="4" w:space="0"/>
+          <w:left w:val="single" w:color="auto" w:sz="4" w:space="0"/>
+          <w:bottom w:val="single" w:color="auto" w:sz="4" w:space="0"/>
+          <w:right w:val="single" w:color="auto" w:sz="4" w:space="0"/>
+          <w:insideH w:val="single" w:color="auto" w:sz="4" w:space="0"/>
+          <w:insideV w:val="single" w:color="auto" w:sz="4" w:space="0"/>
+        </w:tblBorders>
+        <w:tblLayout w:type="autofit"/>
+        <w:tblCellMar>
+          <w:top w:w="0" w:type="dxa"/>
+          <w:left w:w="108" w:type="dxa"/>
+          <w:bottom w:w="0" w:type="dxa"/>
+          <w:right w:w="108" w:type="dxa"/>
+        </w:tblCellMar>
+      </w:tblPr>
+      <w:tblGrid>
+        <w:gridCol w:w="1057"/>
+        <w:gridCol w:w="1787"/>
+        <w:gridCol w:w="1268"/>
+      </w:tblGrid>
+      <w:tr>
+        <w:tblPrEx>
+          <w:tblBorders>
+            <w:top w:val="single" w:color="auto" w:sz="4" w:space="0"/>
+            <w:left w:val="single" w:color="auto" w:sz="4" w:space="0"/>
+            <w:bottom w:val="single" w:color="auto" w:sz="4" w:space="0"/>
+            <w:right w:val="single" w:color="auto" w:sz="4" w:space="0"/>
+            <w:insideH w:val="single" w:color="auto" w:sz="4" w:space="0"/>
+            <w:insideV w:val="single" w:color="auto" w:sz="4" w:space="0"/>
+          </w:tblBorders>
+          <w:tblCellMar>
+            <w:top w:w="0" w:type="dxa"/>
+            <w:left w:w="108" w:type="dxa"/>
+            <w:bottom w:w="0" w:type="dxa"/>
+            <w:right w:w="108" w:type="dxa"/>
+          </w:tblCellMar>
+        </w:tblPrEx>
+        <w:tc>
+          <w:tcPr>
+            <w:tcW w:w="0" w:type="auto"/>
+            <w:gridSpan w:val="2"/>
+            <w:vAlign w:val="center"/>
+          </w:tcPr>
+          <w:p>
+            <w:pPr>
+              <w:rPr>
+                <w:rFonts w:hint="default" w:eastAsia="华文中宋"/>
+                <w:color w:val="FF0000"/>
+                <w:spacing w:val="7"/>
+                <w:lang w:val="en-US" w:eastAsia="zh-CN"/>
+              </w:rPr>
+            </w:pPr>
+            <w:r>
+              <w:rPr>
+                <w:rFonts w:hint="eastAsia"/>
+                <w:color w:val="FF0000"/>
+                <w:spacing w:val="7"/>
+                <w:lang w:val="en-US" w:eastAsia="zh-CN"/>
+              </w:rPr>
+              <w:t>profile()</w:t>
+            </w:r>
+          </w:p>
+        </w:tc>
+        <w:tc>
+          <w:tcPr>
+            <w:tcW w:w="0" w:type="auto"/>
+            <w:vAlign w:val="center"/>
+          </w:tcPr>
+          <w:p>
+            <w:pPr>
+              <w:rPr>
+                <w:color w:val="ED7D31" w:themeColor="accent2"/>
+                <w14:textFill>
+                  <w14:solidFill>
+                    <w14:schemeClr w14:val="accent2"/>
+                  </w14:solidFill>
+                </w14:textFill>
+              </w:rPr>
+            </w:pPr>
+            <w:r>
+              <w:rPr>
+                <w:rFonts w:hint="eastAsia"/>
+                <w:color w:val="EA82F1"/>
+                <w:szCs w:val="24"/>
+                <w:lang w:val="en-US" w:eastAsia="zh-CN"/>
+              </w:rPr>
+              <w:t>分析记录</w:t>
+            </w:r>
+            <w:r>
+              <w:rPr>
+                <w:rFonts w:hint="eastAsia"/>
+                <w:color w:val="ED7D31" w:themeColor="accent2"/>
+                <w14:textFill>
+                  <w14:solidFill>
+                    <w14:schemeClr w14:val="accent2"/>
+                  </w14:solidFill>
+                </w14:textFill>
+              </w:rPr>
+              <w:t>器</w:t>
+            </w:r>
+          </w:p>
+        </w:tc>
+      </w:tr>
+      <w:tr>
+        <w:tblPrEx>
+          <w:tblBorders>
+            <w:top w:val="single" w:color="auto" w:sz="4" w:space="0"/>
+            <w:left w:val="single" w:color="auto" w:sz="4" w:space="0"/>
+            <w:bottom w:val="single" w:color="auto" w:sz="4" w:space="0"/>
+            <w:right w:val="single" w:color="auto" w:sz="4" w:space="0"/>
+            <w:insideH w:val="single" w:color="auto" w:sz="4" w:space="0"/>
+            <w:insideV w:val="single" w:color="auto" w:sz="4" w:space="0"/>
+          </w:tblBorders>
+          <w:tblCellMar>
+            <w:top w:w="0" w:type="dxa"/>
+            <w:left w:w="108" w:type="dxa"/>
+            <w:bottom w:w="0" w:type="dxa"/>
+            <w:right w:w="108" w:type="dxa"/>
+          </w:tblCellMar>
+        </w:tblPrEx>
+        <w:tc>
+          <w:tcPr>
+            <w:tcW w:w="0" w:type="auto"/>
+            <w:vAlign w:val="center"/>
+          </w:tcPr>
+          <w:p>
+            <w:pPr>
+              <w:rPr>
+                <w:color w:val="FF0000"/>
+                <w:spacing w:val="7"/>
+              </w:rPr>
+            </w:pPr>
+            <w:r>
+              <w:rPr>
+                <w:rFonts w:hint="eastAsia"/>
+                <w:color w:val="ED7D31" w:themeColor="accent2"/>
+                <w14:textFill>
+                  <w14:solidFill>
+                    <w14:schemeClr w14:val="accent2"/>
+                  </w14:solidFill>
+                </w14:textFill>
+              </w:rPr>
+              <w:t>实例方法</w:t>
+            </w:r>
+          </w:p>
+        </w:tc>
+        <w:tc>
+          <w:tcPr>
+            <w:tcW w:w="0" w:type="auto"/>
+            <w:vAlign w:val="center"/>
+          </w:tcPr>
+          <w:p>
+            <w:pPr>
+              <w:rPr>
+                <w:rFonts w:hint="default" w:eastAsia="华文中宋"/>
+                <w:color w:val="FF0000"/>
+                <w:spacing w:val="7"/>
+                <w:lang w:val="en-US" w:eastAsia="zh-CN"/>
+              </w:rPr>
+            </w:pPr>
+            <w:r>
+              <w:rPr>
+                <w:rFonts w:hint="eastAsia"/>
+                <w:color w:val="FF0000"/>
+                <w:spacing w:val="7"/>
+                <w:lang w:val="en-US" w:eastAsia="zh-CN"/>
+              </w:rPr>
+              <w:t>key_averages()</w:t>
+            </w:r>
+          </w:p>
+        </w:tc>
+        <w:tc>
+          <w:tcPr>
+            <w:tcW w:w="0" w:type="auto"/>
+            <w:vAlign w:val="center"/>
+          </w:tcPr>
+          <w:p>
+            <w:pPr>
+              <w:rPr>
+                <w:rFonts w:hint="default" w:eastAsia="华文中宋"/>
+                <w:color w:val="70AD47" w:themeColor="accent6"/>
+                <w:lang w:val="en-US" w:eastAsia="zh-CN"/>
+                <w14:textFill>
+                  <w14:solidFill>
+                    <w14:schemeClr w14:val="accent6"/>
+                  </w14:solidFill>
+                </w14:textFill>
+              </w:rPr>
+            </w:pPr>
+            <w:bookmarkStart w:id="28" w:name="_GoBack"/>
+            <w:bookmarkEnd w:id="28"/>
+            <w:r>
+              <w:rPr>
+                <w:rFonts w:hint="eastAsia"/>
+                <w:color w:val="EA82F1"/>
+                <w:szCs w:val="24"/>
+                <w:lang w:val="en-US" w:eastAsia="zh-CN"/>
+              </w:rPr>
+              <w:t>结果</w:t>
+            </w:r>
+          </w:p>
+        </w:tc>
+      </w:tr>
+    </w:tbl>
+    <w:p>
+      <w:pPr>
+        <w:rPr>
+          <w:color w:val="70AD47" w:themeColor="accent6"/>
+          <w14:textFill>
+            <w14:solidFill>
+              <w14:schemeClr w14:val="accent6"/>
+            </w14:solidFill>
+          </w14:textFill>
+        </w:rPr>
+      </w:pPr>
+    </w:p>
+    <w:p>
+      <w:pPr>
+        <w:rPr>
+          <w:color w:val="70AD47" w:themeColor="accent6"/>
+          <w14:textFill>
+            <w14:solidFill>
+              <w14:schemeClr w14:val="accent6"/>
+            </w14:solidFill>
+          </w14:textFill>
+        </w:rPr>
+      </w:pPr>
+    </w:p>
+    <w:p>
+      <w:pPr>
+        <w:outlineLvl w:val="1"/>
+        <w:rPr>
+          <w:color w:val="00B0F0"/>
+        </w:rPr>
+      </w:pPr>
       <w:bookmarkStart w:id="10" w:name="_Toc9596"/>
       <w:r>
         <w:rPr>
@@ -24668,8 +25046,16 @@
         <w:rPr>
           <w:rFonts w:hint="eastAsia"/>
           <w:color w:val="0070C0"/>
+          <w:lang w:val="en-US" w:eastAsia="zh-CN"/>
         </w:rPr>
-        <w:t>关卡checkpoint：</w:t>
+        <w:t>断点</w:t>
+      </w:r>
+      <w:r>
+        <w:rPr>
+          <w:rFonts w:hint="eastAsia"/>
+          <w:color w:val="0070C0"/>
+        </w:rPr>
+        <w:t>checkpoint：</w:t>
       </w:r>
       <w:bookmarkEnd w:id="11"/>
     </w:p>
@@ -24984,6 +25370,12 @@
             <w:insideH w:val="single" w:color="auto" w:sz="4" w:space="0"/>
             <w:insideV w:val="single" w:color="auto" w:sz="4" w:space="0"/>
           </w:tblBorders>
+          <w:tblCellMar>
+            <w:top w:w="0" w:type="dxa"/>
+            <w:left w:w="108" w:type="dxa"/>
+            <w:bottom w:w="0" w:type="dxa"/>
+            <w:right w:w="108" w:type="dxa"/>
+          </w:tblCellMar>
         </w:tblPrEx>
         <w:trPr>
           <w:trHeight w:val="162" w:hRule="atLeast"/>
@@ -29920,6 +30312,12 @@
             <w:insideH w:val="single" w:color="auto" w:sz="4" w:space="0"/>
             <w:insideV w:val="single" w:color="auto" w:sz="4" w:space="0"/>
           </w:tblBorders>
+          <w:tblCellMar>
+            <w:top w:w="0" w:type="dxa"/>
+            <w:left w:w="108" w:type="dxa"/>
+            <w:bottom w:w="0" w:type="dxa"/>
+            <w:right w:w="108" w:type="dxa"/>
+          </w:tblCellMar>
         </w:tblPrEx>
         <w:tc>
           <w:tcPr>
@@ -36275,6 +36673,12 @@
             <w:insideH w:val="single" w:color="auto" w:sz="4" w:space="0"/>
             <w:insideV w:val="single" w:color="auto" w:sz="4" w:space="0"/>
           </w:tblBorders>
+          <w:tblCellMar>
+            <w:top w:w="0" w:type="dxa"/>
+            <w:left w:w="108" w:type="dxa"/>
+            <w:bottom w:w="0" w:type="dxa"/>
+            <w:right w:w="108" w:type="dxa"/>
+          </w:tblCellMar>
         </w:tblPrEx>
         <w:tc>
           <w:tcPr>
@@ -38852,12 +39256,6 @@
             <w:insideH w:val="single" w:color="auto" w:sz="4" w:space="0"/>
             <w:insideV w:val="single" w:color="auto" w:sz="4" w:space="0"/>
           </w:tblBorders>
-          <w:tblCellMar>
-            <w:top w:w="0" w:type="dxa"/>
-            <w:left w:w="108" w:type="dxa"/>
-            <w:bottom w:w="0" w:type="dxa"/>
-            <w:right w:w="108" w:type="dxa"/>
-          </w:tblCellMar>
         </w:tblPrEx>
         <w:tc>
           <w:tcPr>
